--- a/fuentes/CF_01_21710120.docx
+++ b/fuentes/CF_01_21710120.docx
@@ -1,6 +1,6 @@
 
 <file path=word/document.xml><?xml version="1.0" encoding="utf-8"?>
-<w:document xmlns:wpc="http://schemas.microsoft.com/office/word/2010/wordprocessingCanvas" xmlns:cx="http://schemas.microsoft.com/office/drawing/2014/chartex" xmlns:cx1="http://schemas.microsoft.com/office/drawing/2015/9/8/chartex" xmlns:cx2="http://schemas.microsoft.com/office/drawing/2015/10/21/chartex" xmlns:cx3="http://schemas.microsoft.com/office/drawing/2016/5/9/chartex" xmlns:cx4="http://schemas.microsoft.com/office/drawing/2016/5/10/chartex" xmlns:cx5="http://schemas.microsoft.com/office/drawing/2016/5/11/chartex" xmlns:cx6="http://schemas.microsoft.com/office/drawing/2016/5/12/chartex" xmlns:cx7="http://schemas.microsoft.com/office/drawing/2016/5/13/chartex" xmlns:cx8="http://schemas.microsoft.com/office/drawing/2016/5/14/chartex" xmlns:mc="http://schemas.openxmlformats.org/markup-compatibility/2006" xmlns:aink="http://schemas.microsoft.com/office/drawing/2016/ink" xmlns:am3d="http://schemas.microsoft.com/office/drawing/2017/model3d" xmlns:o="urn:schemas-microsoft-com:office:office" xmlns:r="http://schemas.openxmlformats.org/officeDocument/2006/relationships" xmlns:m="http://schemas.openxmlformats.org/officeDocument/2006/math" xmlns:v="urn:schemas-microsoft-com:vml" xmlns:wp14="http://schemas.microsoft.com/office/word/2010/wordprocessingDrawing" xmlns:wp="http://schemas.openxmlformats.org/drawingml/2006/wordprocessingDrawing" xmlns:w10="urn:schemas-microsoft-com:office:word" xmlns:w="http://schemas.openxmlformats.org/wordprocessingml/2006/main" xmlns:w14="http://schemas.microsoft.com/office/word/2010/wordml" xmlns:w15="http://schemas.microsoft.com/office/word/2012/wordml" xmlns:w16cex="http://schemas.microsoft.com/office/word/2018/wordml/cex" xmlns:w16cid="http://schemas.microsoft.com/office/word/2016/wordml/cid" xmlns:w16="http://schemas.microsoft.com/office/word/2018/wordml" xmlns:w16sdtdh="http://schemas.microsoft.com/office/word/2020/wordml/sdtdatahash" xmlns:w16se="http://schemas.microsoft.com/office/word/2015/wordml/symex" xmlns:wpg="http://schemas.microsoft.com/office/word/2010/wordprocessingGroup" xmlns:wpi="http://schemas.microsoft.com/office/word/2010/wordprocessingInk" xmlns:wne="http://schemas.microsoft.com/office/word/2006/wordml" xmlns:wps="http://schemas.microsoft.com/office/word/2010/wordprocessingShape" xmlns:a="http://schemas.openxmlformats.org/drawingml/2006/main" xmlns:pic="http://schemas.openxmlformats.org/drawingml/2006/picture" xmlns:a14="http://schemas.microsoft.com/office/drawing/2010/main" xmlns:dgm="http://schemas.openxmlformats.org/drawingml/2006/diagram" mc:Ignorable="w14 w15 w16se w16cid w16 w16cex w16sdtdh wp14">
+<w:document xmlns:wpc="http://schemas.microsoft.com/office/word/2010/wordprocessingCanvas" xmlns:cx="http://schemas.microsoft.com/office/drawing/2014/chartex" xmlns:cx1="http://schemas.microsoft.com/office/drawing/2015/9/8/chartex" xmlns:cx2="http://schemas.microsoft.com/office/drawing/2015/10/21/chartex" xmlns:cx3="http://schemas.microsoft.com/office/drawing/2016/5/9/chartex" xmlns:cx4="http://schemas.microsoft.com/office/drawing/2016/5/10/chartex" xmlns:cx5="http://schemas.microsoft.com/office/drawing/2016/5/11/chartex" xmlns:cx6="http://schemas.microsoft.com/office/drawing/2016/5/12/chartex" xmlns:cx7="http://schemas.microsoft.com/office/drawing/2016/5/13/chartex" xmlns:cx8="http://schemas.microsoft.com/office/drawing/2016/5/14/chartex" xmlns:mc="http://schemas.openxmlformats.org/markup-compatibility/2006" xmlns:aink="http://schemas.microsoft.com/office/drawing/2016/ink" xmlns:am3d="http://schemas.microsoft.com/office/drawing/2017/model3d" xmlns:o="urn:schemas-microsoft-com:office:office" xmlns:r="http://schemas.openxmlformats.org/officeDocument/2006/relationships" xmlns:m="http://schemas.openxmlformats.org/officeDocument/2006/math" xmlns:v="urn:schemas-microsoft-com:vml" xmlns:wp14="http://schemas.microsoft.com/office/word/2010/wordprocessingDrawing" xmlns:wp="http://schemas.openxmlformats.org/drawingml/2006/wordprocessingDrawing" xmlns:w10="urn:schemas-microsoft-com:office:word" xmlns:w="http://schemas.openxmlformats.org/wordprocessingml/2006/main" xmlns:w14="http://schemas.microsoft.com/office/word/2010/wordml" xmlns:w15="http://schemas.microsoft.com/office/word/2012/wordml" xmlns:w16cex="http://schemas.microsoft.com/office/word/2018/wordml/cex" xmlns:w16cid="http://schemas.microsoft.com/office/word/2016/wordml/cid" xmlns:w16="http://schemas.microsoft.com/office/word/2018/wordml" xmlns:w16sdtdh="http://schemas.microsoft.com/office/word/2020/wordml/sdtdatahash" xmlns:w16se="http://schemas.microsoft.com/office/word/2015/wordml/symex" xmlns:wpg="http://schemas.microsoft.com/office/word/2010/wordprocessingGroup" xmlns:wpi="http://schemas.microsoft.com/office/word/2010/wordprocessingInk" xmlns:wne="http://schemas.microsoft.com/office/word/2006/wordml" xmlns:wps="http://schemas.microsoft.com/office/word/2010/wordprocessingShape" mc:Ignorable="w14 w15 w16se w16cid w16 w16cex w16sdtdh wp14">
   <w:body>
     <w:p>
       <w:pPr>
@@ -42,12 +42,12 @@
         <w:tblW w:w="9962" w:type="dxa"/>
         <w:tblInd w:w="0" w:type="dxa"/>
         <w:tblBorders>
-          <w:top w:val="single" w:color="000000" w:sz="4" w:space="0"/>
-          <w:left w:val="single" w:color="000000" w:sz="4" w:space="0"/>
-          <w:bottom w:val="single" w:color="000000" w:sz="4" w:space="0"/>
-          <w:right w:val="single" w:color="000000" w:sz="4" w:space="0"/>
-          <w:insideH w:val="single" w:color="000000" w:sz="4" w:space="0"/>
-          <w:insideV w:val="single" w:color="000000" w:sz="4" w:space="0"/>
+          <w:top w:val="single" w:sz="4" w:space="0" w:color="000000"/>
+          <w:left w:val="single" w:sz="4" w:space="0" w:color="000000"/>
+          <w:bottom w:val="single" w:sz="4" w:space="0" w:color="000000"/>
+          <w:right w:val="single" w:sz="4" w:space="0" w:color="000000"/>
+          <w:insideH w:val="single" w:sz="4" w:space="0" w:color="000000"/>
+          <w:insideV w:val="single" w:sz="4" w:space="0" w:color="000000"/>
         </w:tblBorders>
         <w:tblLayout w:type="fixed"/>
         <w:tblLook w:val="0400" w:firstRow="0" w:lastRow="0" w:firstColumn="0" w:lastColumn="0" w:noHBand="0" w:noVBand="1"/>
@@ -131,12 +131,12 @@
         <w:tblW w:w="9962" w:type="dxa"/>
         <w:tblInd w:w="0" w:type="dxa"/>
         <w:tblBorders>
-          <w:top w:val="single" w:color="000000" w:sz="4" w:space="0"/>
-          <w:left w:val="single" w:color="000000" w:sz="4" w:space="0"/>
-          <w:bottom w:val="single" w:color="000000" w:sz="4" w:space="0"/>
-          <w:right w:val="single" w:color="000000" w:sz="4" w:space="0"/>
-          <w:insideH w:val="single" w:color="000000" w:sz="4" w:space="0"/>
-          <w:insideV w:val="single" w:color="000000" w:sz="4" w:space="0"/>
+          <w:top w:val="single" w:sz="4" w:space="0" w:color="000000"/>
+          <w:left w:val="single" w:sz="4" w:space="0" w:color="000000"/>
+          <w:bottom w:val="single" w:sz="4" w:space="0" w:color="000000"/>
+          <w:right w:val="single" w:sz="4" w:space="0" w:color="000000"/>
+          <w:insideH w:val="single" w:sz="4" w:space="0" w:color="000000"/>
+          <w:insideV w:val="single" w:sz="4" w:space="0" w:color="000000"/>
         </w:tblBorders>
         <w:tblLayout w:type="fixed"/>
         <w:tblLook w:val="0400" w:firstRow="0" w:lastRow="0" w:firstColumn="0" w:lastColumn="0" w:noHBand="0" w:noVBand="1"/>
@@ -350,12 +350,12 @@
         <w:tblW w:w="9962" w:type="dxa"/>
         <w:tblInd w:w="0" w:type="dxa"/>
         <w:tblBorders>
-          <w:top w:val="single" w:color="000000" w:sz="4" w:space="0"/>
-          <w:left w:val="single" w:color="000000" w:sz="4" w:space="0"/>
-          <w:bottom w:val="single" w:color="000000" w:sz="4" w:space="0"/>
-          <w:right w:val="single" w:color="000000" w:sz="4" w:space="0"/>
-          <w:insideH w:val="single" w:color="000000" w:sz="4" w:space="0"/>
-          <w:insideV w:val="single" w:color="000000" w:sz="4" w:space="0"/>
+          <w:top w:val="single" w:sz="4" w:space="0" w:color="000000"/>
+          <w:left w:val="single" w:sz="4" w:space="0" w:color="000000"/>
+          <w:bottom w:val="single" w:sz="4" w:space="0" w:color="000000"/>
+          <w:right w:val="single" w:sz="4" w:space="0" w:color="000000"/>
+          <w:insideH w:val="single" w:sz="4" w:space="0" w:color="000000"/>
+          <w:insideV w:val="single" w:sz="4" w:space="0" w:color="000000"/>
         </w:tblBorders>
         <w:tblLayout w:type="fixed"/>
         <w:tblLook w:val="0400" w:firstRow="0" w:lastRow="0" w:firstColumn="0" w:lastColumn="0" w:noHBand="0" w:noVBand="1"/>
@@ -371,7 +371,6 @@
         <w:tc>
           <w:tcPr>
             <w:tcW w:w="3397" w:type="dxa"/>
-            <w:tcMar/>
             <w:vAlign w:val="center"/>
           </w:tcPr>
           <w:p>
@@ -397,7 +396,6 @@
         <w:tc>
           <w:tcPr>
             <w:tcW w:w="6565" w:type="dxa"/>
-            <w:tcMar/>
             <w:vAlign w:val="center"/>
           </w:tcPr>
           <w:p>
@@ -440,7 +438,6 @@
         <w:tc>
           <w:tcPr>
             <w:tcW w:w="3397" w:type="dxa"/>
-            <w:tcMar/>
             <w:vAlign w:val="center"/>
           </w:tcPr>
           <w:p>
@@ -453,7 +450,7 @@
                 <w:lang w:val="es-ES_tradnl"/>
               </w:rPr>
             </w:pPr>
-            <w:bookmarkStart w:name="_Hlk200925613" w:id="0"/>
+            <w:bookmarkStart w:id="0" w:name="_Hlk200925613"/>
             <w:r>
               <w:rPr>
                 <w:sz w:val="20"/>
@@ -467,7 +464,6 @@
         <w:tc>
           <w:tcPr>
             <w:tcW w:w="6565" w:type="dxa"/>
-            <w:tcMar/>
             <w:vAlign w:val="center"/>
           </w:tcPr>
           <w:p>
@@ -482,7 +478,7 @@
                 <w:lang w:val="es-ES_tradnl"/>
               </w:rPr>
             </w:pPr>
-            <w:bookmarkStart w:name="_Hlk201361225" w:id="1"/>
+            <w:bookmarkStart w:id="1" w:name="_Hlk201361225"/>
             <w:r>
               <w:rPr>
                 <w:b w:val="0"/>
@@ -522,7 +518,6 @@
         <w:tc>
           <w:tcPr>
             <w:tcW w:w="3397" w:type="dxa"/>
-            <w:tcMar/>
             <w:vAlign w:val="center"/>
           </w:tcPr>
           <w:p>
@@ -548,29 +543,26 @@
         <w:tc>
           <w:tcPr>
             <w:tcW w:w="6565" w:type="dxa"/>
-            <w:tcMar/>
             <w:vAlign w:val="center"/>
           </w:tcPr>
-          <w:p w14:noSpellErr="1">
+          <w:p>
             <w:pPr>
               <w:pStyle w:val="Normal0"/>
               <w:spacing w:line="276" w:lineRule="auto"/>
               <w:jc w:val="both"/>
               <w:rPr>
                 <w:b w:val="0"/>
-                <w:bCs w:val="0"/>
                 <w:sz w:val="20"/>
                 <w:szCs w:val="20"/>
-                <w:lang w:val="es-ES"/>
+                <w:lang w:val="es-ES_tradnl"/>
               </w:rPr>
             </w:pPr>
             <w:r>
               <w:rPr>
                 <w:b w:val="0"/>
-                <w:bCs w:val="0"/>
                 <w:sz w:val="20"/>
                 <w:szCs w:val="20"/>
-                <w:lang w:val="es-ES"/>
+                <w:lang w:val="es-ES_tradnl"/>
               </w:rPr>
               <w:t xml:space="preserve">Este componente tiene como objetivo que los aprendices desarrollen habilidades técnicas para gestionar y transformar datos en conocimiento aplicable, preparándolos para un entorno de inteligencia artificial que se encuentra cada vez más presente en diversas áreas y entornos digitales. </w:t>
             </w:r>
@@ -598,7 +590,6 @@
         <w:tc>
           <w:tcPr>
             <w:tcW w:w="3397" w:type="dxa"/>
-            <w:tcMar/>
             <w:vAlign w:val="center"/>
           </w:tcPr>
           <w:p>
@@ -624,7 +615,6 @@
         <w:tc>
           <w:tcPr>
             <w:tcW w:w="6565" w:type="dxa"/>
-            <w:tcMar/>
             <w:vAlign w:val="center"/>
           </w:tcPr>
           <w:p>
@@ -702,12 +692,12 @@
         <w:tblW w:w="9962" w:type="dxa"/>
         <w:tblInd w:w="0" w:type="dxa"/>
         <w:tblBorders>
-          <w:top w:val="single" w:color="000000" w:sz="4" w:space="0"/>
-          <w:left w:val="single" w:color="000000" w:sz="4" w:space="0"/>
-          <w:bottom w:val="single" w:color="000000" w:sz="4" w:space="0"/>
-          <w:right w:val="single" w:color="000000" w:sz="4" w:space="0"/>
-          <w:insideH w:val="single" w:color="000000" w:sz="4" w:space="0"/>
-          <w:insideV w:val="single" w:color="000000" w:sz="4" w:space="0"/>
+          <w:top w:val="single" w:sz="4" w:space="0" w:color="000000"/>
+          <w:left w:val="single" w:sz="4" w:space="0" w:color="000000"/>
+          <w:bottom w:val="single" w:sz="4" w:space="0" w:color="000000"/>
+          <w:right w:val="single" w:sz="4" w:space="0" w:color="000000"/>
+          <w:insideH w:val="single" w:sz="4" w:space="0" w:color="000000"/>
+          <w:insideV w:val="single" w:sz="4" w:space="0" w:color="000000"/>
         </w:tblBorders>
         <w:tblLayout w:type="fixed"/>
         <w:tblLook w:val="0400" w:firstRow="0" w:lastRow="0" w:firstColumn="0" w:lastColumn="0" w:noHBand="0" w:noVBand="1"/>
@@ -1062,7 +1052,7 @@
     <w:sdt>
       <w:sdtPr>
         <w:rPr>
-          <w:rFonts w:ascii="Arial" w:hAnsi="Arial" w:eastAsia="Arial" w:cs="Arial"/>
+          <w:rFonts w:ascii="Arial" w:eastAsia="Arial" w:hAnsi="Arial" w:cs="Arial"/>
           <w:color w:val="auto"/>
           <w:sz w:val="22"/>
           <w:szCs w:val="22"/>
@@ -1076,13 +1066,8 @@
       </w:sdtPr>
       <w:sdtEndPr>
         <w:rPr>
-          <w:rFonts w:ascii="Arial" w:hAnsi="Arial" w:eastAsia="Arial" w:cs="Arial"/>
-          <w:b w:val="1"/>
-          <w:bCs w:val="1"/>
-          <w:color w:val="auto"/>
-          <w:sz w:val="22"/>
-          <w:szCs w:val="22"/>
-          <w:lang w:val="es-ES" w:eastAsia="ja-JP"/>
+          <w:b/>
+          <w:bCs/>
         </w:rPr>
       </w:sdtEndPr>
       <w:sdtContent>
@@ -1101,7 +1086,7 @@
           <w:pPr>
             <w:pStyle w:val="TDC1"/>
             <w:rPr>
-              <w:rFonts w:asciiTheme="minorHAnsi" w:hAnsiTheme="minorHAnsi" w:eastAsiaTheme="minorEastAsia" w:cstheme="minorBidi"/>
+              <w:rFonts w:asciiTheme="minorHAnsi" w:eastAsiaTheme="minorEastAsia" w:hAnsiTheme="minorHAnsi" w:cstheme="minorBidi"/>
               <w:lang w:eastAsia="es-CO"/>
             </w:rPr>
           </w:pPr>
@@ -1114,7 +1099,7 @@
           <w:r>
             <w:fldChar w:fldCharType="separate"/>
           </w:r>
-          <w:hyperlink w:history="1" w:anchor="_Toc201358720">
+          <w:hyperlink w:anchor="_Toc201358720" w:history="1">
             <w:r>
               <w:rPr>
                 <w:rStyle w:val="Hipervnculo"/>
@@ -1171,12 +1156,12 @@
               <w:tab w:val="right" w:leader="dot" w:pos="9962"/>
             </w:tabs>
             <w:rPr>
-              <w:rFonts w:asciiTheme="minorHAnsi" w:hAnsiTheme="minorHAnsi" w:eastAsiaTheme="minorEastAsia" w:cstheme="minorBidi"/>
+              <w:rFonts w:asciiTheme="minorHAnsi" w:eastAsiaTheme="minorEastAsia" w:hAnsiTheme="minorHAnsi" w:cstheme="minorBidi"/>
               <w:noProof/>
               <w:lang w:eastAsia="es-CO"/>
             </w:rPr>
           </w:pPr>
-          <w:hyperlink w:history="1" w:anchor="_Toc201358721">
+          <w:hyperlink w:anchor="_Toc201358721" w:history="1">
             <w:r>
               <w:rPr>
                 <w:rStyle w:val="Hipervnculo"/>
@@ -1242,12 +1227,12 @@
               <w:tab w:val="right" w:leader="dot" w:pos="9962"/>
             </w:tabs>
             <w:rPr>
-              <w:rFonts w:asciiTheme="minorHAnsi" w:hAnsiTheme="minorHAnsi" w:eastAsiaTheme="minorEastAsia" w:cstheme="minorBidi"/>
+              <w:rFonts w:asciiTheme="minorHAnsi" w:eastAsiaTheme="minorEastAsia" w:hAnsiTheme="minorHAnsi" w:cstheme="minorBidi"/>
               <w:noProof/>
               <w:lang w:eastAsia="es-CO"/>
             </w:rPr>
           </w:pPr>
-          <w:hyperlink w:history="1" w:anchor="_Toc201358722">
+          <w:hyperlink w:anchor="_Toc201358722" w:history="1">
             <w:r>
               <w:rPr>
                 <w:rStyle w:val="Hipervnculo"/>
@@ -1313,12 +1298,12 @@
               <w:tab w:val="right" w:leader="dot" w:pos="9962"/>
             </w:tabs>
             <w:rPr>
-              <w:rFonts w:asciiTheme="minorHAnsi" w:hAnsiTheme="minorHAnsi" w:eastAsiaTheme="minorEastAsia" w:cstheme="minorBidi"/>
+              <w:rFonts w:asciiTheme="minorHAnsi" w:eastAsiaTheme="minorEastAsia" w:hAnsiTheme="minorHAnsi" w:cstheme="minorBidi"/>
               <w:noProof/>
               <w:lang w:eastAsia="es-CO"/>
             </w:rPr>
           </w:pPr>
-          <w:hyperlink w:history="1" w:anchor="_Toc201358723">
+          <w:hyperlink w:anchor="_Toc201358723" w:history="1">
             <w:r>
               <w:rPr>
                 <w:rStyle w:val="Hipervnculo"/>
@@ -1381,11 +1366,11 @@
           <w:pPr>
             <w:pStyle w:val="TDC1"/>
             <w:rPr>
-              <w:rFonts w:asciiTheme="minorHAnsi" w:hAnsiTheme="minorHAnsi" w:eastAsiaTheme="minorEastAsia" w:cstheme="minorBidi"/>
+              <w:rFonts w:asciiTheme="minorHAnsi" w:eastAsiaTheme="minorEastAsia" w:hAnsiTheme="minorHAnsi" w:cstheme="minorBidi"/>
               <w:lang w:eastAsia="es-CO"/>
             </w:rPr>
           </w:pPr>
-          <w:hyperlink w:history="1" w:anchor="_Toc201358724">
+          <w:hyperlink w:anchor="_Toc201358724" w:history="1">
             <w:r>
               <w:rPr>
                 <w:rStyle w:val="Hipervnculo"/>
@@ -1442,12 +1427,12 @@
               <w:tab w:val="right" w:leader="dot" w:pos="9962"/>
             </w:tabs>
             <w:rPr>
-              <w:rFonts w:asciiTheme="minorHAnsi" w:hAnsiTheme="minorHAnsi" w:eastAsiaTheme="minorEastAsia" w:cstheme="minorBidi"/>
+              <w:rFonts w:asciiTheme="minorHAnsi" w:eastAsiaTheme="minorEastAsia" w:hAnsiTheme="minorHAnsi" w:cstheme="minorBidi"/>
               <w:noProof/>
               <w:lang w:eastAsia="es-CO"/>
             </w:rPr>
           </w:pPr>
-          <w:hyperlink w:history="1" w:anchor="_Toc201358725">
+          <w:hyperlink w:anchor="_Toc201358725" w:history="1">
             <w:r>
               <w:rPr>
                 <w:rStyle w:val="Hipervnculo"/>
@@ -1513,12 +1498,12 @@
               <w:tab w:val="right" w:leader="dot" w:pos="9962"/>
             </w:tabs>
             <w:rPr>
-              <w:rFonts w:asciiTheme="minorHAnsi" w:hAnsiTheme="minorHAnsi" w:eastAsiaTheme="minorEastAsia" w:cstheme="minorBidi"/>
+              <w:rFonts w:asciiTheme="minorHAnsi" w:eastAsiaTheme="minorEastAsia" w:hAnsiTheme="minorHAnsi" w:cstheme="minorBidi"/>
               <w:noProof/>
               <w:lang w:eastAsia="es-CO"/>
             </w:rPr>
           </w:pPr>
-          <w:hyperlink w:history="1" w:anchor="_Toc201358726">
+          <w:hyperlink w:anchor="_Toc201358726" w:history="1">
             <w:r>
               <w:rPr>
                 <w:rStyle w:val="Hipervnculo"/>
@@ -1584,12 +1569,12 @@
               <w:tab w:val="right" w:leader="dot" w:pos="9962"/>
             </w:tabs>
             <w:rPr>
-              <w:rFonts w:asciiTheme="minorHAnsi" w:hAnsiTheme="minorHAnsi" w:eastAsiaTheme="minorEastAsia" w:cstheme="minorBidi"/>
+              <w:rFonts w:asciiTheme="minorHAnsi" w:eastAsiaTheme="minorEastAsia" w:hAnsiTheme="minorHAnsi" w:cstheme="minorBidi"/>
               <w:noProof/>
               <w:lang w:eastAsia="es-CO"/>
             </w:rPr>
           </w:pPr>
-          <w:hyperlink w:history="1" w:anchor="_Toc201358727">
+          <w:hyperlink w:anchor="_Toc201358727" w:history="1">
             <w:r>
               <w:rPr>
                 <w:rStyle w:val="Hipervnculo"/>
@@ -1655,12 +1640,12 @@
               <w:tab w:val="right" w:leader="dot" w:pos="9962"/>
             </w:tabs>
             <w:rPr>
-              <w:rFonts w:asciiTheme="minorHAnsi" w:hAnsiTheme="minorHAnsi" w:eastAsiaTheme="minorEastAsia" w:cstheme="minorBidi"/>
+              <w:rFonts w:asciiTheme="minorHAnsi" w:eastAsiaTheme="minorEastAsia" w:hAnsiTheme="minorHAnsi" w:cstheme="minorBidi"/>
               <w:noProof/>
               <w:lang w:eastAsia="es-CO"/>
             </w:rPr>
           </w:pPr>
-          <w:hyperlink w:history="1" w:anchor="_Toc201358728">
+          <w:hyperlink w:anchor="_Toc201358728" w:history="1">
             <w:r>
               <w:rPr>
                 <w:rStyle w:val="Hipervnculo"/>
@@ -1723,13 +1708,13 @@
           <w:pPr>
             <w:pStyle w:val="TDC1"/>
             <w:rPr>
-              <w:rFonts w:asciiTheme="minorHAnsi" w:hAnsiTheme="minorHAnsi" w:eastAsiaTheme="minorEastAsia" w:cstheme="minorBidi"/>
+              <w:rFonts w:asciiTheme="minorHAnsi" w:eastAsiaTheme="minorEastAsia" w:hAnsiTheme="minorHAnsi" w:cstheme="minorBidi"/>
               <w:b/>
               <w:bCs/>
               <w:lang w:eastAsia="es-CO"/>
             </w:rPr>
           </w:pPr>
-          <w:hyperlink w:history="1" w:anchor="_Toc201358729">
+          <w:hyperlink w:anchor="_Toc201358729" w:history="1">
             <w:r>
               <w:rPr>
                 <w:rStyle w:val="Hipervnculo"/>
@@ -1794,12 +1779,12 @@
               <w:tab w:val="right" w:leader="dot" w:pos="9962"/>
             </w:tabs>
             <w:rPr>
-              <w:rFonts w:asciiTheme="minorHAnsi" w:hAnsiTheme="minorHAnsi" w:eastAsiaTheme="minorEastAsia" w:cstheme="minorBidi"/>
+              <w:rFonts w:asciiTheme="minorHAnsi" w:eastAsiaTheme="minorEastAsia" w:hAnsiTheme="minorHAnsi" w:cstheme="minorBidi"/>
               <w:noProof/>
               <w:lang w:eastAsia="es-CO"/>
             </w:rPr>
           </w:pPr>
-          <w:hyperlink w:history="1" w:anchor="_Toc201358730">
+          <w:hyperlink w:anchor="_Toc201358730" w:history="1">
             <w:r>
               <w:rPr>
                 <w:rStyle w:val="Hipervnculo"/>
@@ -1865,12 +1850,12 @@
               <w:tab w:val="right" w:leader="dot" w:pos="9962"/>
             </w:tabs>
             <w:rPr>
-              <w:rFonts w:asciiTheme="minorHAnsi" w:hAnsiTheme="minorHAnsi" w:eastAsiaTheme="minorEastAsia" w:cstheme="minorBidi"/>
+              <w:rFonts w:asciiTheme="minorHAnsi" w:eastAsiaTheme="minorEastAsia" w:hAnsiTheme="minorHAnsi" w:cstheme="minorBidi"/>
               <w:noProof/>
               <w:lang w:eastAsia="es-CO"/>
             </w:rPr>
           </w:pPr>
-          <w:hyperlink w:history="1" w:anchor="_Toc201358731">
+          <w:hyperlink w:anchor="_Toc201358731" w:history="1">
             <w:r>
               <w:rPr>
                 <w:rStyle w:val="Hipervnculo"/>
@@ -1936,12 +1921,12 @@
               <w:tab w:val="right" w:leader="dot" w:pos="9962"/>
             </w:tabs>
             <w:rPr>
-              <w:rFonts w:asciiTheme="minorHAnsi" w:hAnsiTheme="minorHAnsi" w:eastAsiaTheme="minorEastAsia" w:cstheme="minorBidi"/>
+              <w:rFonts w:asciiTheme="minorHAnsi" w:eastAsiaTheme="minorEastAsia" w:hAnsiTheme="minorHAnsi" w:cstheme="minorBidi"/>
               <w:noProof/>
               <w:lang w:eastAsia="es-CO"/>
             </w:rPr>
           </w:pPr>
-          <w:hyperlink w:history="1" w:anchor="_Toc201358732">
+          <w:hyperlink w:anchor="_Toc201358732" w:history="1">
             <w:r>
               <w:rPr>
                 <w:rStyle w:val="Hipervnculo"/>
@@ -2004,11 +1989,11 @@
           <w:pPr>
             <w:pStyle w:val="TDC1"/>
             <w:rPr>
-              <w:rFonts w:asciiTheme="minorHAnsi" w:hAnsiTheme="minorHAnsi" w:eastAsiaTheme="minorEastAsia" w:cstheme="minorBidi"/>
+              <w:rFonts w:asciiTheme="minorHAnsi" w:eastAsiaTheme="minorEastAsia" w:hAnsiTheme="minorHAnsi" w:cstheme="minorBidi"/>
               <w:lang w:eastAsia="es-CO"/>
             </w:rPr>
           </w:pPr>
-          <w:hyperlink w:history="1" w:anchor="_Toc201358733">
+          <w:hyperlink w:anchor="_Toc201358733" w:history="1">
             <w:r>
               <w:rPr>
                 <w:rStyle w:val="Hipervnculo"/>
@@ -2073,12 +2058,12 @@
               <w:tab w:val="right" w:leader="dot" w:pos="9962"/>
             </w:tabs>
             <w:rPr>
-              <w:rFonts w:asciiTheme="minorHAnsi" w:hAnsiTheme="minorHAnsi" w:eastAsiaTheme="minorEastAsia" w:cstheme="minorBidi"/>
+              <w:rFonts w:asciiTheme="minorHAnsi" w:eastAsiaTheme="minorEastAsia" w:hAnsiTheme="minorHAnsi" w:cstheme="minorBidi"/>
               <w:noProof/>
               <w:lang w:eastAsia="es-CO"/>
             </w:rPr>
           </w:pPr>
-          <w:hyperlink w:history="1" w:anchor="_Toc201358734">
+          <w:hyperlink w:anchor="_Toc201358734" w:history="1">
             <w:r>
               <w:rPr>
                 <w:rStyle w:val="Hipervnculo"/>
@@ -2144,12 +2129,12 @@
               <w:tab w:val="right" w:leader="dot" w:pos="9962"/>
             </w:tabs>
             <w:rPr>
-              <w:rFonts w:asciiTheme="minorHAnsi" w:hAnsiTheme="minorHAnsi" w:eastAsiaTheme="minorEastAsia" w:cstheme="minorBidi"/>
+              <w:rFonts w:asciiTheme="minorHAnsi" w:eastAsiaTheme="minorEastAsia" w:hAnsiTheme="minorHAnsi" w:cstheme="minorBidi"/>
               <w:noProof/>
               <w:lang w:eastAsia="es-CO"/>
             </w:rPr>
           </w:pPr>
-          <w:hyperlink w:history="1" w:anchor="_Toc201358735">
+          <w:hyperlink w:anchor="_Toc201358735" w:history="1">
             <w:r>
               <w:rPr>
                 <w:rStyle w:val="Hipervnculo"/>
@@ -2215,12 +2200,12 @@
               <w:tab w:val="right" w:leader="dot" w:pos="9962"/>
             </w:tabs>
             <w:rPr>
-              <w:rFonts w:asciiTheme="minorHAnsi" w:hAnsiTheme="minorHAnsi" w:eastAsiaTheme="minorEastAsia" w:cstheme="minorBidi"/>
+              <w:rFonts w:asciiTheme="minorHAnsi" w:eastAsiaTheme="minorEastAsia" w:hAnsiTheme="minorHAnsi" w:cstheme="minorBidi"/>
               <w:noProof/>
               <w:lang w:eastAsia="es-CO"/>
             </w:rPr>
           </w:pPr>
-          <w:hyperlink w:history="1" w:anchor="_Toc201358736">
+          <w:hyperlink w:anchor="_Toc201358736" w:history="1">
             <w:r>
               <w:rPr>
                 <w:rStyle w:val="Hipervnculo"/>
@@ -2665,60 +2650,66 @@
         </w:rPr>
       </w:pPr>
     </w:p>
-    <w:p w14:noSpellErr="1">
-      <w:pPr>
-        <w:pStyle w:val="Normal0"/>
-        <w:pBdr>
-          <w:top w:val="nil" w:color="000000" w:sz="0" w:space="0"/>
-          <w:left w:val="nil" w:color="000000" w:sz="0" w:space="0"/>
-          <w:bottom w:val="nil" w:color="000000" w:sz="0" w:space="0"/>
-          <w:right w:val="nil" w:color="000000" w:sz="0" w:space="0"/>
-          <w:between w:val="nil" w:color="000000" w:sz="0" w:space="0"/>
+    <w:p>
+      <w:pPr>
+        <w:pStyle w:val="Normal0"/>
+        <w:pBdr>
+          <w:top w:val="nil"/>
+          <w:left w:val="nil"/>
+          <w:bottom w:val="nil"/>
+          <w:right w:val="nil"/>
+          <w:between w:val="nil"/>
         </w:pBdr>
         <w:spacing w:line="360" w:lineRule="auto"/>
         <w:rPr>
-          <w:sz w:val="20"/>
-          <w:szCs w:val="20"/>
-          <w:lang w:val="es-ES"/>
-        </w:rPr>
-      </w:pPr>
-      <w:r>
-        <w:rPr>
-          <w:sz w:val="20"/>
-          <w:szCs w:val="20"/>
-          <w:lang w:val="es-ES"/>
+          <w:bCs/>
+          <w:sz w:val="20"/>
+          <w:szCs w:val="20"/>
+          <w:lang w:val="es-ES_tradnl"/>
+        </w:rPr>
+      </w:pPr>
+      <w:r>
+        <w:rPr>
+          <w:bCs/>
+          <w:sz w:val="20"/>
+          <w:szCs w:val="20"/>
+          <w:lang w:val="es-ES_tradnl"/>
         </w:rPr>
         <w:t>La sociedad actual vive una era caracterizada por una fuerza invisible</w:t>
       </w:r>
       <w:r>
         <w:rPr>
-          <w:sz w:val="20"/>
-          <w:szCs w:val="20"/>
-          <w:lang w:val="es-ES"/>
+          <w:bCs/>
+          <w:sz w:val="20"/>
+          <w:szCs w:val="20"/>
+          <w:lang w:val="es-ES_tradnl"/>
         </w:rPr>
         <w:t>,</w:t>
       </w:r>
       <w:r>
         <w:rPr>
-          <w:sz w:val="20"/>
-          <w:szCs w:val="20"/>
-          <w:lang w:val="es-ES"/>
+          <w:bCs/>
+          <w:sz w:val="20"/>
+          <w:szCs w:val="20"/>
+          <w:lang w:val="es-ES_tradnl"/>
         </w:rPr>
         <w:t xml:space="preserve"> pero omnipresente: los datos. Desde el momento en que elementos como despertadores inteligentes sugieren la hora óptima para levantar</w:t>
       </w:r>
       <w:r>
         <w:rPr>
-          <w:sz w:val="20"/>
-          <w:szCs w:val="20"/>
-          <w:lang w:val="es-ES"/>
+          <w:bCs/>
+          <w:sz w:val="20"/>
+          <w:szCs w:val="20"/>
+          <w:lang w:val="es-ES_tradnl"/>
         </w:rPr>
         <w:t>se</w:t>
       </w:r>
       <w:r>
         <w:rPr>
-          <w:sz w:val="20"/>
-          <w:szCs w:val="20"/>
-          <w:lang w:val="es-ES"/>
+          <w:bCs/>
+          <w:sz w:val="20"/>
+          <w:szCs w:val="20"/>
+          <w:lang w:val="es-ES_tradnl"/>
         </w:rPr>
         <w:t>, basándose en el tráfico y el calendario, hasta las recomendaciones de series que esperan en los hogares al final del día, los datos constituyen el motor que impulsa la maquinaria de la vida moderna. Se han convertido en el activo más valioso del siglo XXI, el nuevo petróleo, un recurso bruto que, una vez refinado, posee el poder de transformar industrias, redefinir la experiencia humana y acelerar la innovación a un ritmo sin precedentes.</w:t>
       </w:r>
@@ -2742,44 +2733,48 @@
         </w:rPr>
       </w:pPr>
     </w:p>
-    <w:p w14:noSpellErr="1">
-      <w:pPr>
-        <w:pStyle w:val="Normal0"/>
-        <w:pBdr>
-          <w:top w:val="nil" w:color="000000" w:sz="0" w:space="0"/>
-          <w:left w:val="nil" w:color="000000" w:sz="0" w:space="0"/>
-          <w:bottom w:val="nil" w:color="000000" w:sz="0" w:space="0"/>
-          <w:right w:val="nil" w:color="000000" w:sz="0" w:space="0"/>
-          <w:between w:val="nil" w:color="000000" w:sz="0" w:space="0"/>
+    <w:p>
+      <w:pPr>
+        <w:pStyle w:val="Normal0"/>
+        <w:pBdr>
+          <w:top w:val="nil"/>
+          <w:left w:val="nil"/>
+          <w:bottom w:val="nil"/>
+          <w:right w:val="nil"/>
+          <w:between w:val="nil"/>
         </w:pBdr>
         <w:spacing w:line="360" w:lineRule="auto"/>
         <w:rPr>
-          <w:sz w:val="20"/>
-          <w:szCs w:val="20"/>
-          <w:lang w:val="es-ES"/>
-        </w:rPr>
-      </w:pPr>
-      <w:r>
-        <w:rPr>
-          <w:sz w:val="20"/>
-          <w:szCs w:val="20"/>
-          <w:lang w:val="es-ES"/>
+          <w:bCs/>
+          <w:sz w:val="20"/>
+          <w:szCs w:val="20"/>
+          <w:lang w:val="es-ES_tradnl"/>
+        </w:rPr>
+      </w:pPr>
+      <w:r>
+        <w:rPr>
+          <w:bCs/>
+          <w:sz w:val="20"/>
+          <w:szCs w:val="20"/>
+          <w:lang w:val="es-ES_tradnl"/>
         </w:rPr>
         <w:t>No obstante, referirse a los "datos" como una entidad monolítica constituye una simplificación excesiva y peligrosa. El ámbito de los datos es extenso, diverso y complejo. No todos los datos son iguales en su origen; su naturaleza, estructura y valor intrínseco varían considerablemente. Un registro de ventas en una hoja de cálculo de Excel, una fotografía subida a una red social, un correo electrónico, una transacción financiera y los datos de un sensor del Internet de las Cosas (IoT)</w:t>
       </w:r>
       <w:r>
         <w:rPr>
-          <w:sz w:val="20"/>
-          <w:szCs w:val="20"/>
-          <w:lang w:val="es-ES"/>
+          <w:bCs/>
+          <w:sz w:val="20"/>
+          <w:szCs w:val="20"/>
+          <w:lang w:val="es-ES_tradnl"/>
         </w:rPr>
         <w:t>,</w:t>
       </w:r>
       <w:r>
         <w:rPr>
-          <w:sz w:val="20"/>
-          <w:szCs w:val="20"/>
-          <w:lang w:val="es-ES"/>
+          <w:bCs/>
+          <w:sz w:val="20"/>
+          <w:szCs w:val="20"/>
+          <w:lang w:val="es-ES_tradnl"/>
         </w:rPr>
         <w:t xml:space="preserve"> representan aspectos completamente distintos de este universo digital.</w:t>
       </w:r>
@@ -2803,60 +2798,66 @@
         </w:rPr>
       </w:pPr>
     </w:p>
-    <w:p w14:noSpellErr="1">
-      <w:pPr>
-        <w:pStyle w:val="Normal0"/>
-        <w:pBdr>
-          <w:top w:val="nil" w:color="000000" w:sz="0" w:space="0"/>
-          <w:left w:val="nil" w:color="000000" w:sz="0" w:space="0"/>
-          <w:bottom w:val="nil" w:color="000000" w:sz="0" w:space="0"/>
-          <w:right w:val="nil" w:color="000000" w:sz="0" w:space="0"/>
-          <w:between w:val="nil" w:color="000000" w:sz="0" w:space="0"/>
+    <w:p>
+      <w:pPr>
+        <w:pStyle w:val="Normal0"/>
+        <w:pBdr>
+          <w:top w:val="nil"/>
+          <w:left w:val="nil"/>
+          <w:bottom w:val="nil"/>
+          <w:right w:val="nil"/>
+          <w:between w:val="nil"/>
         </w:pBdr>
         <w:spacing w:line="360" w:lineRule="auto"/>
         <w:rPr>
-          <w:sz w:val="20"/>
-          <w:szCs w:val="20"/>
-          <w:lang w:val="es-ES"/>
-        </w:rPr>
-      </w:pPr>
-      <w:r>
-        <w:rPr>
-          <w:sz w:val="20"/>
-          <w:szCs w:val="20"/>
-          <w:lang w:val="es-ES"/>
+          <w:bCs/>
+          <w:sz w:val="20"/>
+          <w:szCs w:val="20"/>
+          <w:lang w:val="es-ES_tradnl"/>
+        </w:rPr>
+      </w:pPr>
+      <w:r>
+        <w:rPr>
+          <w:bCs/>
+          <w:sz w:val="20"/>
+          <w:szCs w:val="20"/>
+          <w:lang w:val="es-ES_tradnl"/>
         </w:rPr>
         <w:t>Comprender esta diversidad constituye el primer paso para su gestión efectiva. La verdadera complejidad, así como el auténtico desafío, reside en la manera en que se captura, almacena, procesa, modela y estructura los sistemas que otorgan significado a este flujo constante de información. La capacidad de una organización para innovar</w:t>
       </w:r>
       <w:r>
         <w:rPr>
-          <w:sz w:val="20"/>
-          <w:szCs w:val="20"/>
-          <w:lang w:val="es-ES"/>
+          <w:bCs/>
+          <w:sz w:val="20"/>
+          <w:szCs w:val="20"/>
+          <w:lang w:val="es-ES_tradnl"/>
         </w:rPr>
         <w:t>,</w:t>
       </w:r>
       <w:r>
         <w:rPr>
-          <w:sz w:val="20"/>
-          <w:szCs w:val="20"/>
-          <w:lang w:val="es-ES"/>
+          <w:bCs/>
+          <w:sz w:val="20"/>
+          <w:szCs w:val="20"/>
+          <w:lang w:val="es-ES_tradnl"/>
         </w:rPr>
         <w:t xml:space="preserve"> ya no depende exclusivamente del ingenio de sus ingenieros o de la visión de sus líderes, sino de la solidez y flexibilidad de su arquitectura de datos. Una estrategia de datos bien fundamentada es el andamiaje sobre el cual se construyen la inteligencia artificial</w:t>
       </w:r>
       <w:r>
         <w:rPr>
-          <w:sz w:val="20"/>
-          <w:szCs w:val="20"/>
-          <w:lang w:val="es-ES"/>
+          <w:bCs/>
+          <w:sz w:val="20"/>
+          <w:szCs w:val="20"/>
+          <w:lang w:val="es-ES_tradnl"/>
         </w:rPr>
         <w:t xml:space="preserve"> (IA)</w:t>
       </w:r>
       <w:r>
         <w:rPr>
-          <w:sz w:val="20"/>
-          <w:szCs w:val="20"/>
-          <w:lang w:val="es-ES"/>
+          <w:bCs/>
+          <w:sz w:val="20"/>
+          <w:szCs w:val="20"/>
+          <w:lang w:val="es-ES_tradnl"/>
         </w:rPr>
         <w:t>, el aprendizaje automático, el análisis predictivo y las experiencias de usuario personalizadas que caracterizan a las empresas líderes en la actualidad.</w:t>
       </w:r>
@@ -3380,8 +3381,8 @@
           </mc:Choice>
           <mc:Fallback>
             <w:pict>
-              <v:rect id="Rectángulo 249" style="width:426.15pt;height:57.65pt;visibility:visible;mso-wrap-style:square;mso-left-percent:-10001;mso-top-percent:-10001;mso-position-horizontal:absolute;mso-position-horizontal-relative:char;mso-position-vertical:absolute;mso-position-vertical-relative:line;mso-left-percent:-10001;mso-top-percent:-10001;v-text-anchor:middle" o:spid="_x0000_s1026" fillcolor="#39a900" strokecolor="#42719b" strokeweight="1pt" w14:anchorId="1831E66B" o:gfxdata="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">
-                <v:stroke miterlimit="5243f" startarrowwidth="narrow" startarrowlength="short" endarrowwidth="narrow" endarrowlength="short"/>
+              <v:rect w14:anchorId="1831E66B" id="Rectángulo 249" o:spid="_x0000_s1026" style="width:426.15pt;height:57.65pt;visibility:visible;mso-wrap-style:square;mso-left-percent:-10001;mso-top-percent:-10001;mso-position-horizontal:absolute;mso-position-horizontal-relative:char;mso-position-vertical:absolute;mso-position-vertical-relative:line;mso-left-percent:-10001;mso-top-percent:-10001;v-text-anchor:middle" o:gfxdata="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" fillcolor="#39a900" strokecolor="#42719b" strokeweight="1pt">
+                <v:stroke startarrowwidth="narrow" startarrowlength="short" endarrowwidth="narrow" endarrowlength="short" miterlimit="5243f"/>
                 <v:textbox inset="2.53958mm,1.2694mm,2.53958mm,1.2694mm">
                   <w:txbxContent>
                     <w:p>
@@ -3870,7 +3871,7 @@
           <w:lang w:val="es-ES_tradnl"/>
         </w:rPr>
       </w:pPr>
-      <w:bookmarkStart w:name="_Toc201358720" w:id="2"/>
+      <w:bookmarkStart w:id="2" w:name="_Toc201358720"/>
       <w:r>
         <w:rPr>
           <w:b/>
@@ -4345,7 +4346,7 @@
           <w:lang w:val="es-ES_tradnl"/>
         </w:rPr>
       </w:pPr>
-      <w:bookmarkStart w:name="_Toc201358721" w:id="4"/>
+      <w:bookmarkStart w:id="4" w:name="_Toc201358721"/>
       <w:r>
         <w:rPr>
           <w:b/>
@@ -4470,11 +4471,11 @@
       <w:pPr>
         <w:pStyle w:val="Normal0"/>
         <w:pBdr>
-          <w:top w:val="nil" w:color="000000" w:sz="0" w:space="0"/>
-          <w:left w:val="nil" w:color="000000" w:sz="0" w:space="0"/>
-          <w:bottom w:val="nil" w:color="000000" w:sz="0" w:space="0"/>
-          <w:right w:val="nil" w:color="000000" w:sz="0" w:space="0"/>
-          <w:between w:val="nil" w:color="000000" w:sz="0" w:space="0"/>
+          <w:top w:val="nil"/>
+          <w:left w:val="nil"/>
+          <w:bottom w:val="nil"/>
+          <w:right w:val="nil"/>
+          <w:between w:val="nil"/>
         </w:pBdr>
         <w:spacing w:line="360" w:lineRule="auto"/>
         <w:contextualSpacing/>
@@ -4483,14 +4484,14 @@
         <w:rPr>
           <w:sz w:val="20"/>
           <w:szCs w:val="20"/>
-          <w:lang w:val="es-ES"/>
-        </w:rPr>
-      </w:pPr>
-      <w:r>
-        <w:rPr>
-          <w:sz w:val="20"/>
-          <w:szCs w:val="20"/>
-          <w:lang w:val="es-ES"/>
+          <w:lang w:val="es-ES_tradnl"/>
+        </w:rPr>
+      </w:pPr>
+      <w:r>
+        <w:rPr>
+          <w:sz w:val="20"/>
+          <w:szCs w:val="20"/>
+          <w:lang w:val="es-ES_tradnl"/>
         </w:rPr>
         <w:t>Dentro de las características principales de este tipo de dato se tiene</w:t>
       </w:r>
@@ -4498,23 +4499,25 @@
         <w:rPr>
           <w:sz w:val="20"/>
           <w:szCs w:val="20"/>
-          <w:lang w:val="es-ES"/>
+          <w:lang w:val="es-ES_tradnl"/>
         </w:rPr>
         <w:t xml:space="preserve"> (</w:t>
       </w:r>
-      <w:r>
-        <w:rPr>
-          <w:sz w:val="20"/>
-          <w:szCs w:val="20"/>
-          <w:lang w:val="es-ES"/>
+      <w:proofErr w:type="spellStart"/>
+      <w:r>
+        <w:rPr>
+          <w:sz w:val="20"/>
+          <w:szCs w:val="20"/>
+          <w:lang w:val="es-ES_tradnl"/>
         </w:rPr>
         <w:t>Silberschatz</w:t>
       </w:r>
-      <w:r>
-        <w:rPr>
-          <w:sz w:val="20"/>
-          <w:szCs w:val="20"/>
-          <w:lang w:val="es-ES"/>
+      <w:proofErr w:type="spellEnd"/>
+      <w:r>
+        <w:rPr>
+          <w:sz w:val="20"/>
+          <w:szCs w:val="20"/>
+          <w:lang w:val="es-ES_tradnl"/>
         </w:rPr>
         <w:t xml:space="preserve">, </w:t>
       </w:r>
@@ -4523,7 +4526,7 @@
         <w:rPr>
           <w:sz w:val="20"/>
           <w:szCs w:val="20"/>
-          <w:lang w:val="es-ES"/>
+          <w:lang w:val="es-ES_tradnl"/>
         </w:rPr>
         <w:t xml:space="preserve">et al., </w:t>
       </w:r>
@@ -4531,7 +4534,7 @@
         <w:rPr>
           <w:sz w:val="20"/>
           <w:szCs w:val="20"/>
-          <w:lang w:val="es-ES"/>
+          <w:lang w:val="es-ES_tradnl"/>
         </w:rPr>
         <w:t>2011)</w:t>
       </w:r>
@@ -4539,14 +4542,14 @@
         <w:rPr>
           <w:sz w:val="20"/>
           <w:szCs w:val="20"/>
-          <w:lang w:val="es-ES"/>
+          <w:lang w:val="es-ES_tradnl"/>
         </w:rPr>
         <w:t>:</w:t>
       </w:r>
       <w:commentRangeEnd w:id="5"/>
       <w:r>
         <w:rPr>
-          <w:rStyle w:val="CommentReference"/>
+          <w:rStyle w:val="Refdecomentario"/>
         </w:rPr>
         <w:commentReference w:id="5"/>
       </w:r>
@@ -6041,12 +6044,12 @@
           </mc:Choice>
           <mc:Fallback>
             <w:pict>
-              <v:shapetype id="_x0000_t202" coordsize="21600,21600" o:spt="202" path="m,l,21600r21600,l21600,xe" w14:anchorId="51E31142">
+              <v:shapetype w14:anchorId="51E31142" id="_x0000_t202" coordsize="21600,21600" o:spt="202" path="m,l,21600r21600,l21600,xe">
                 <v:stroke joinstyle="miter"/>
                 <v:path gradientshapeok="t" o:connecttype="rect"/>
               </v:shapetype>
-              <v:shape id="Cuadro de texto 2" style="width:2in;height:2in;visibility:visible;mso-wrap-style:none;mso-left-percent:-10001;mso-top-percent:-10001;mso-position-horizontal:absolute;mso-position-horizontal-relative:char;mso-position-vertical:absolute;mso-position-vertical-relative:line;mso-left-percent:-10001;mso-top-percent:-10001;v-text-anchor:top" o:spid="_x0000_s1027" fillcolor="#4f81bd [3204]" strokecolor="white [3201]" strokeweight="3pt" type="#_x0000_t202" o:gfxdata="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">
-                <v:shadow on="t" color="black" opacity="24903f" offset="0,.55556mm" origin=",.5"/>
+              <v:shape id="Cuadro de texto 2" o:spid="_x0000_s1027" type="#_x0000_t202" style="width:2in;height:2in;visibility:visible;mso-wrap-style:none;mso-left-percent:-10001;mso-top-percent:-10001;mso-position-horizontal:absolute;mso-position-horizontal-relative:char;mso-position-vertical:absolute;mso-position-vertical-relative:line;mso-left-percent:-10001;mso-top-percent:-10001;v-text-anchor:top" o:gfxdata="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" fillcolor="#4f81bd [3204]" strokecolor="white [3201]" strokeweight="3pt">
+                <v:shadow on="t" color="black" opacity="24903f" origin=",.5" offset="0,.55556mm"/>
                 <v:textbox style="mso-fit-shape-to-text:t">
                   <w:txbxContent>
                     <w:p>
@@ -6162,7 +6165,7 @@
           <w:lang w:val="es-ES_tradnl"/>
         </w:rPr>
       </w:pPr>
-      <w:bookmarkStart w:name="_Toc201358722" w:id="8"/>
+      <w:bookmarkStart w:id="8" w:name="_Toc201358722"/>
       <w:r>
         <w:rPr>
           <w:b/>
@@ -7403,24 +7406,24 @@
       <w:pPr>
         <w:pStyle w:val="Normal0"/>
         <w:pBdr>
-          <w:top w:val="nil" w:color="000000" w:sz="0" w:space="0"/>
-          <w:left w:val="nil" w:color="000000" w:sz="0" w:space="0"/>
-          <w:bottom w:val="nil" w:color="000000" w:sz="0" w:space="0"/>
-          <w:right w:val="nil" w:color="000000" w:sz="0" w:space="0"/>
-          <w:between w:val="nil" w:color="000000" w:sz="0" w:space="0"/>
+          <w:top w:val="nil"/>
+          <w:left w:val="nil"/>
+          <w:bottom w:val="nil"/>
+          <w:right w:val="nil"/>
+          <w:between w:val="nil"/>
         </w:pBdr>
         <w:spacing w:line="360" w:lineRule="auto"/>
         <w:rPr>
           <w:sz w:val="20"/>
           <w:szCs w:val="20"/>
-          <w:lang w:val="es-ES"/>
-        </w:rPr>
-      </w:pPr>
-      <w:r>
-        <w:rPr>
-          <w:sz w:val="20"/>
-          <w:szCs w:val="20"/>
-          <w:lang w:val="es-ES"/>
+          <w:lang w:val="es-ES_tradnl"/>
+        </w:rPr>
+      </w:pPr>
+      <w:r>
+        <w:rPr>
+          <w:sz w:val="20"/>
+          <w:szCs w:val="20"/>
+          <w:lang w:val="es-ES_tradnl"/>
         </w:rPr>
         <w:t xml:space="preserve">A continuación, se presentan ejemplos típicos de dos de estos tipos de </w:t>
       </w:r>
@@ -7429,7 +7432,7 @@
         <w:rPr>
           <w:sz w:val="20"/>
           <w:szCs w:val="20"/>
-          <w:lang w:val="es-ES"/>
+          <w:lang w:val="es-ES_tradnl"/>
         </w:rPr>
         <w:t>datos</w:t>
       </w:r>
@@ -7437,23 +7440,25 @@
         <w:rPr>
           <w:sz w:val="20"/>
           <w:szCs w:val="20"/>
-          <w:lang w:val="es-ES"/>
+          <w:lang w:val="es-ES_tradnl"/>
         </w:rPr>
         <w:t xml:space="preserve"> (</w:t>
       </w:r>
-      <w:r>
-        <w:rPr>
-          <w:sz w:val="20"/>
-          <w:szCs w:val="20"/>
-          <w:lang w:val="es-ES"/>
+      <w:proofErr w:type="spellStart"/>
+      <w:r>
+        <w:rPr>
+          <w:sz w:val="20"/>
+          <w:szCs w:val="20"/>
+          <w:lang w:val="es-ES_tradnl"/>
         </w:rPr>
         <w:t>Abiteboul</w:t>
       </w:r>
-      <w:r>
-        <w:rPr>
-          <w:sz w:val="20"/>
-          <w:szCs w:val="20"/>
-          <w:lang w:val="es-ES"/>
+      <w:proofErr w:type="spellEnd"/>
+      <w:r>
+        <w:rPr>
+          <w:sz w:val="20"/>
+          <w:szCs w:val="20"/>
+          <w:lang w:val="es-ES_tradnl"/>
         </w:rPr>
         <w:t xml:space="preserve">, </w:t>
       </w:r>
@@ -7461,7 +7466,7 @@
         <w:rPr>
           <w:sz w:val="20"/>
           <w:szCs w:val="20"/>
-          <w:lang w:val="es-ES"/>
+          <w:lang w:val="es-ES_tradnl"/>
         </w:rPr>
         <w:t xml:space="preserve">et al., </w:t>
       </w:r>
@@ -7469,7 +7474,7 @@
         <w:rPr>
           <w:sz w:val="20"/>
           <w:szCs w:val="20"/>
-          <w:lang w:val="es-ES"/>
+          <w:lang w:val="es-ES_tradnl"/>
         </w:rPr>
         <w:t>2000)</w:t>
       </w:r>
@@ -7477,14 +7482,14 @@
         <w:rPr>
           <w:sz w:val="20"/>
           <w:szCs w:val="20"/>
-          <w:lang w:val="es-ES"/>
+          <w:lang w:val="es-ES_tradnl"/>
         </w:rPr>
         <w:t xml:space="preserve">: </w:t>
       </w:r>
       <w:commentRangeEnd w:id="11"/>
       <w:r>
         <w:rPr>
-          <w:rStyle w:val="CommentReference"/>
+          <w:rStyle w:val="Refdecomentario"/>
         </w:rPr>
         <w:commentReference w:id="11"/>
       </w:r>
@@ -7512,7 +7517,6 @@
           <w:lang w:val="es-ES_tradnl"/>
         </w:rPr>
       </w:pPr>
-      <w:proofErr w:type="gramStart"/>
       <w:r>
         <w:rPr>
           <w:b/>
@@ -7521,18 +7525,7 @@
           <w:szCs w:val="20"/>
           <w:lang w:val="es-ES_tradnl"/>
         </w:rPr>
-        <w:t>JSON(</w:t>
-      </w:r>
-      <w:proofErr w:type="gramEnd"/>
-      <w:r>
-        <w:rPr>
-          <w:b/>
-          <w:bCs/>
-          <w:sz w:val="20"/>
-          <w:szCs w:val="20"/>
-          <w:lang w:val="es-ES_tradnl"/>
-        </w:rPr>
-        <w:t xml:space="preserve">JavaScript </w:t>
+        <w:t xml:space="preserve">JSON(JavaScript </w:t>
       </w:r>
       <w:proofErr w:type="spellStart"/>
       <w:r>
@@ -7772,25 +7765,7 @@
           <w:szCs w:val="20"/>
           <w:lang w:val="es-ES_tradnl"/>
         </w:rPr>
-        <w:t xml:space="preserve">"empleado": </w:t>
-      </w:r>
-      <w:proofErr w:type="gramStart"/>
-      <w:r>
-        <w:rPr>
-          <w:sz w:val="20"/>
-          <w:szCs w:val="20"/>
-          <w:lang w:val="es-ES_tradnl"/>
-        </w:rPr>
-        <w:t>{ "</w:t>
-      </w:r>
-      <w:proofErr w:type="gramEnd"/>
-      <w:r>
-        <w:rPr>
-          <w:sz w:val="20"/>
-          <w:szCs w:val="20"/>
-          <w:lang w:val="es-ES_tradnl"/>
-        </w:rPr>
-        <w:t>id": 1,</w:t>
+        <w:t>"empleado": { "id": 1,</w:t>
       </w:r>
     </w:p>
     <w:p>
@@ -7916,25 +7891,7 @@
           <w:szCs w:val="20"/>
           <w:lang w:val="es-ES_tradnl"/>
         </w:rPr>
-        <w:t>"</w:t>
-      </w:r>
-      <w:proofErr w:type="gramStart"/>
-      <w:r>
-        <w:rPr>
-          <w:sz w:val="20"/>
-          <w:szCs w:val="20"/>
-          <w:lang w:val="es-ES_tradnl"/>
-        </w:rPr>
-        <w:t>] }</w:t>
-      </w:r>
-      <w:proofErr w:type="gramEnd"/>
-      <w:r>
-        <w:rPr>
-          <w:sz w:val="20"/>
-          <w:szCs w:val="20"/>
-          <w:lang w:val="es-ES_tradnl"/>
-        </w:rPr>
-        <w:t xml:space="preserve"> </w:t>
+        <w:t xml:space="preserve">"] } </w:t>
       </w:r>
     </w:p>
     <w:p>
@@ -8252,7 +8209,7 @@
         </w:rPr>
         <w:t>&lt;email&gt;</w:t>
       </w:r>
-      <w:hyperlink w:history="1" r:id="rId17">
+      <w:hyperlink r:id="rId17" w:history="1">
         <w:r>
           <w:rPr>
             <w:rStyle w:val="Hipervnculo"/>
@@ -8679,8 +8636,8 @@
           </mc:Choice>
           <mc:Fallback>
             <w:pict>
-              <v:shape id="Cuadro de texto 3" style="width:2in;height:2in;visibility:visible;mso-wrap-style:none;mso-left-percent:-10001;mso-top-percent:-10001;mso-position-horizontal:absolute;mso-position-horizontal-relative:char;mso-position-vertical:absolute;mso-position-vertical-relative:line;mso-left-percent:-10001;mso-top-percent:-10001;v-text-anchor:top" o:spid="_x0000_s1028" fillcolor="#4f81bd [3204]" strokecolor="white [3201]" strokeweight="3pt" type="#_x0000_t202" o:gfxdata="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" w14:anchorId="57ABF4EA">
-                <v:shadow on="t" color="black" opacity="24903f" offset="0,.55556mm" origin=",.5"/>
+              <v:shape w14:anchorId="57ABF4EA" id="Cuadro de texto 3" o:spid="_x0000_s1028" type="#_x0000_t202" style="width:2in;height:2in;visibility:visible;mso-wrap-style:none;mso-left-percent:-10001;mso-top-percent:-10001;mso-position-horizontal:absolute;mso-position-horizontal-relative:char;mso-position-vertical:absolute;mso-position-vertical-relative:line;mso-left-percent:-10001;mso-top-percent:-10001;v-text-anchor:top" o:gfxdata="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" fillcolor="#4f81bd [3204]" strokecolor="white [3201]" strokeweight="3pt">
+                <v:shadow on="t" color="black" opacity="24903f" origin=",.5" offset="0,.55556mm"/>
                 <v:textbox style="mso-fit-shape-to-text:t">
                   <w:txbxContent>
                     <w:p>
@@ -8785,7 +8742,7 @@
           <w:lang w:val="es-ES_tradnl"/>
         </w:rPr>
       </w:pPr>
-      <w:bookmarkStart w:name="_Toc201358723" w:id="12"/>
+      <w:bookmarkStart w:id="12" w:name="_Toc201358723"/>
       <w:r>
         <w:rPr>
           <w:b/>
@@ -8895,15 +8852,15 @@
         </w:rPr>
       </w:pPr>
     </w:p>
-    <w:p w14:noSpellErr="1">
-      <w:pPr>
-        <w:pStyle w:val="Normal0"/>
-        <w:pBdr>
-          <w:top w:val="nil" w:color="000000" w:sz="0" w:space="0"/>
-          <w:left w:val="nil" w:color="000000" w:sz="0" w:space="0"/>
-          <w:bottom w:val="nil" w:color="000000" w:sz="0" w:space="0"/>
-          <w:right w:val="nil" w:color="000000" w:sz="0" w:space="0"/>
-          <w:between w:val="nil" w:color="000000" w:sz="0" w:space="0"/>
+    <w:p>
+      <w:pPr>
+        <w:pStyle w:val="Normal0"/>
+        <w:pBdr>
+          <w:top w:val="nil"/>
+          <w:left w:val="nil"/>
+          <w:bottom w:val="nil"/>
+          <w:right w:val="nil"/>
+          <w:between w:val="nil"/>
         </w:pBdr>
         <w:spacing w:line="360" w:lineRule="auto"/>
         <w:contextualSpacing/>
@@ -8912,14 +8869,14 @@
         <w:rPr>
           <w:sz w:val="20"/>
           <w:szCs w:val="20"/>
-          <w:lang w:val="es-ES"/>
-        </w:rPr>
-      </w:pPr>
-      <w:r>
-        <w:rPr>
-          <w:sz w:val="20"/>
-          <w:szCs w:val="20"/>
-          <w:lang w:val="es-ES"/>
+          <w:lang w:val="es-ES_tradnl"/>
+        </w:rPr>
+      </w:pPr>
+      <w:r>
+        <w:rPr>
+          <w:sz w:val="20"/>
+          <w:szCs w:val="20"/>
+          <w:lang w:val="es-ES_tradnl"/>
         </w:rPr>
         <w:t xml:space="preserve">Debido a su naturaleza este tipo de datos presenta complejidad al momento de procesarlos. Dentro de las complejidades que se generan se </w:t>
       </w:r>
@@ -8928,14 +8885,14 @@
         <w:rPr>
           <w:sz w:val="20"/>
           <w:szCs w:val="20"/>
-          <w:lang w:val="es-ES"/>
+          <w:lang w:val="es-ES_tradnl"/>
         </w:rPr>
         <w:t>pueden encontrar:</w:t>
       </w:r>
       <w:commentRangeEnd w:id="13"/>
       <w:r>
         <w:rPr>
-          <w:rStyle w:val="CommentReference"/>
+          <w:rStyle w:val="Refdecomentario"/>
         </w:rPr>
         <w:commentReference w:id="13"/>
       </w:r>
@@ -9936,8 +9893,8 @@
           </mc:Choice>
           <mc:Fallback>
             <w:pict>
-              <v:shape id="Cuadro de texto 4" style="width:2in;height:2in;visibility:visible;mso-wrap-style:none;mso-left-percent:-10001;mso-top-percent:-10001;mso-position-horizontal:absolute;mso-position-horizontal-relative:char;mso-position-vertical:absolute;mso-position-vertical-relative:line;mso-left-percent:-10001;mso-top-percent:-10001;v-text-anchor:top" o:spid="_x0000_s1029" fillcolor="#4f81bd [3204]" strokecolor="white [3201]" strokeweight="3pt" type="#_x0000_t202" o:gfxdata="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" w14:anchorId="1D374569">
-                <v:shadow on="t" color="black" opacity="24903f" offset="0,.55556mm" origin=",.5"/>
+              <v:shape w14:anchorId="1D374569" id="Cuadro de texto 4" o:spid="_x0000_s1029" type="#_x0000_t202" style="width:2in;height:2in;visibility:visible;mso-wrap-style:none;mso-left-percent:-10001;mso-top-percent:-10001;mso-position-horizontal:absolute;mso-position-horizontal-relative:char;mso-position-vertical:absolute;mso-position-vertical-relative:line;mso-left-percent:-10001;mso-top-percent:-10001;v-text-anchor:top" o:gfxdata="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" fillcolor="#4f81bd [3204]" strokecolor="white [3201]" strokeweight="3pt">
+                <v:shadow on="t" color="black" opacity="24903f" origin=",.5" offset="0,.55556mm"/>
                 <v:textbox style="mso-fit-shape-to-text:t">
                   <w:txbxContent>
                     <w:p>
@@ -10637,7 +10594,6 @@
         </w:rPr>
         <w:t xml:space="preserve">Tabla 1. </w:t>
       </w:r>
-      <w:proofErr w:type="gramStart"/>
       <w:r>
         <w:rPr>
           <w:i/>
@@ -10646,18 +10602,7 @@
           <w:szCs w:val="20"/>
           <w:lang w:val="es-ES_tradnl"/>
         </w:rPr>
-        <w:t>Comparativo tipos</w:t>
-      </w:r>
-      <w:proofErr w:type="gramEnd"/>
-      <w:r>
-        <w:rPr>
-          <w:i/>
-          <w:iCs/>
-          <w:sz w:val="20"/>
-          <w:szCs w:val="20"/>
-          <w:lang w:val="es-ES_tradnl"/>
-        </w:rPr>
-        <w:t xml:space="preserve"> de datos</w:t>
+        <w:t>Comparativo tipos de datos</w:t>
       </w:r>
     </w:p>
     <w:p>
@@ -10704,10 +10649,10 @@
           <w:tcPr>
             <w:tcW w:w="2911" w:type="dxa"/>
             <w:tcBorders>
-              <w:top w:val="single" w:color="auto" w:sz="4" w:space="0"/>
-              <w:left w:val="single" w:color="auto" w:sz="4" w:space="0"/>
-              <w:bottom w:val="single" w:color="auto" w:sz="4" w:space="0"/>
-              <w:right w:val="single" w:color="auto" w:sz="4" w:space="0"/>
+              <w:top w:val="single" w:sz="4" w:space="0" w:color="auto"/>
+              <w:left w:val="single" w:sz="4" w:space="0" w:color="auto"/>
+              <w:bottom w:val="single" w:sz="4" w:space="0" w:color="auto"/>
+              <w:right w:val="single" w:sz="4" w:space="0" w:color="auto"/>
             </w:tcBorders>
             <w:shd w:val="clear" w:color="000000" w:fill="D9D9D9"/>
             <w:vAlign w:val="center"/>
@@ -10718,7 +10663,7 @@
               <w:spacing w:line="240" w:lineRule="auto"/>
               <w:jc w:val="center"/>
               <w:rPr>
-                <w:rFonts w:ascii="Caviar Dreams" w:hAnsi="Caviar Dreams" w:eastAsia="Times New Roman" w:cs="Times New Roman"/>
+                <w:rFonts w:ascii="Caviar Dreams" w:eastAsia="Times New Roman" w:hAnsi="Caviar Dreams" w:cs="Times New Roman"/>
                 <w:b/>
                 <w:bCs/>
                 <w:lang w:val="es-ES_tradnl" w:eastAsia="es-CO"/>
@@ -10726,7 +10671,7 @@
             </w:pPr>
             <w:r>
               <w:rPr>
-                <w:rFonts w:ascii="Caviar Dreams" w:hAnsi="Caviar Dreams" w:eastAsia="Times New Roman" w:cs="Times New Roman"/>
+                <w:rFonts w:ascii="Caviar Dreams" w:eastAsia="Times New Roman" w:hAnsi="Caviar Dreams" w:cs="Times New Roman"/>
                 <w:b/>
                 <w:bCs/>
                 <w:lang w:val="es-ES_tradnl" w:eastAsia="es-CO"/>
@@ -10739,10 +10684,10 @@
           <w:tcPr>
             <w:tcW w:w="2164" w:type="dxa"/>
             <w:tcBorders>
-              <w:top w:val="single" w:color="auto" w:sz="4" w:space="0"/>
+              <w:top w:val="single" w:sz="4" w:space="0" w:color="auto"/>
               <w:left w:val="nil"/>
-              <w:bottom w:val="single" w:color="auto" w:sz="4" w:space="0"/>
-              <w:right w:val="single" w:color="auto" w:sz="4" w:space="0"/>
+              <w:bottom w:val="single" w:sz="4" w:space="0" w:color="auto"/>
+              <w:right w:val="single" w:sz="4" w:space="0" w:color="auto"/>
             </w:tcBorders>
             <w:shd w:val="clear" w:color="000000" w:fill="D9D9D9"/>
             <w:vAlign w:val="center"/>
@@ -10753,7 +10698,7 @@
               <w:spacing w:line="240" w:lineRule="auto"/>
               <w:jc w:val="center"/>
               <w:rPr>
-                <w:rFonts w:ascii="Caviar Dreams" w:hAnsi="Caviar Dreams" w:eastAsia="Times New Roman" w:cs="Times New Roman"/>
+                <w:rFonts w:ascii="Caviar Dreams" w:eastAsia="Times New Roman" w:hAnsi="Caviar Dreams" w:cs="Times New Roman"/>
                 <w:b/>
                 <w:bCs/>
                 <w:lang w:val="es-ES_tradnl" w:eastAsia="es-CO"/>
@@ -10761,7 +10706,7 @@
             </w:pPr>
             <w:r>
               <w:rPr>
-                <w:rFonts w:ascii="Caviar Dreams" w:hAnsi="Caviar Dreams" w:eastAsia="Times New Roman" w:cs="Times New Roman"/>
+                <w:rFonts w:ascii="Caviar Dreams" w:eastAsia="Times New Roman" w:hAnsi="Caviar Dreams" w:cs="Times New Roman"/>
                 <w:b/>
                 <w:bCs/>
                 <w:lang w:val="es-ES_tradnl" w:eastAsia="es-CO"/>
@@ -10774,10 +10719,10 @@
           <w:tcPr>
             <w:tcW w:w="2547" w:type="dxa"/>
             <w:tcBorders>
-              <w:top w:val="single" w:color="auto" w:sz="4" w:space="0"/>
+              <w:top w:val="single" w:sz="4" w:space="0" w:color="auto"/>
               <w:left w:val="nil"/>
-              <w:bottom w:val="single" w:color="auto" w:sz="4" w:space="0"/>
-              <w:right w:val="single" w:color="auto" w:sz="4" w:space="0"/>
+              <w:bottom w:val="single" w:sz="4" w:space="0" w:color="auto"/>
+              <w:right w:val="single" w:sz="4" w:space="0" w:color="auto"/>
             </w:tcBorders>
             <w:shd w:val="clear" w:color="000000" w:fill="D9D9D9"/>
             <w:vAlign w:val="center"/>
@@ -10788,7 +10733,7 @@
               <w:spacing w:line="240" w:lineRule="auto"/>
               <w:jc w:val="center"/>
               <w:rPr>
-                <w:rFonts w:ascii="Caviar Dreams" w:hAnsi="Caviar Dreams" w:eastAsia="Times New Roman" w:cs="Times New Roman"/>
+                <w:rFonts w:ascii="Caviar Dreams" w:eastAsia="Times New Roman" w:hAnsi="Caviar Dreams" w:cs="Times New Roman"/>
                 <w:b/>
                 <w:bCs/>
                 <w:lang w:val="es-ES_tradnl" w:eastAsia="es-CO"/>
@@ -10796,7 +10741,7 @@
             </w:pPr>
             <w:r>
               <w:rPr>
-                <w:rFonts w:ascii="Caviar Dreams" w:hAnsi="Caviar Dreams" w:eastAsia="Times New Roman" w:cs="Times New Roman"/>
+                <w:rFonts w:ascii="Caviar Dreams" w:eastAsia="Times New Roman" w:hAnsi="Caviar Dreams" w:cs="Times New Roman"/>
                 <w:b/>
                 <w:bCs/>
                 <w:lang w:val="es-ES_tradnl" w:eastAsia="es-CO"/>
@@ -10809,10 +10754,10 @@
           <w:tcPr>
             <w:tcW w:w="2328" w:type="dxa"/>
             <w:tcBorders>
-              <w:top w:val="single" w:color="auto" w:sz="4" w:space="0"/>
+              <w:top w:val="single" w:sz="4" w:space="0" w:color="auto"/>
               <w:left w:val="nil"/>
-              <w:bottom w:val="single" w:color="auto" w:sz="4" w:space="0"/>
-              <w:right w:val="single" w:color="auto" w:sz="4" w:space="0"/>
+              <w:bottom w:val="single" w:sz="4" w:space="0" w:color="auto"/>
+              <w:right w:val="single" w:sz="4" w:space="0" w:color="auto"/>
             </w:tcBorders>
             <w:shd w:val="clear" w:color="000000" w:fill="D9D9D9"/>
             <w:vAlign w:val="center"/>
@@ -10823,7 +10768,7 @@
               <w:spacing w:line="240" w:lineRule="auto"/>
               <w:jc w:val="center"/>
               <w:rPr>
-                <w:rFonts w:ascii="Caviar Dreams" w:hAnsi="Caviar Dreams" w:eastAsia="Times New Roman" w:cs="Times New Roman"/>
+                <w:rFonts w:ascii="Caviar Dreams" w:eastAsia="Times New Roman" w:hAnsi="Caviar Dreams" w:cs="Times New Roman"/>
                 <w:b/>
                 <w:bCs/>
                 <w:lang w:val="es-ES_tradnl" w:eastAsia="es-CO"/>
@@ -10831,7 +10776,7 @@
             </w:pPr>
             <w:r>
               <w:rPr>
-                <w:rFonts w:ascii="Caviar Dreams" w:hAnsi="Caviar Dreams" w:eastAsia="Times New Roman" w:cs="Times New Roman"/>
+                <w:rFonts w:ascii="Caviar Dreams" w:eastAsia="Times New Roman" w:hAnsi="Caviar Dreams" w:cs="Times New Roman"/>
                 <w:b/>
                 <w:bCs/>
                 <w:lang w:val="es-ES_tradnl" w:eastAsia="es-CO"/>
@@ -10840,7 +10785,7 @@
             </w:r>
             <w:r>
               <w:rPr>
-                <w:rFonts w:ascii="Caviar Dreams" w:hAnsi="Caviar Dreams" w:eastAsia="Times New Roman" w:cs="Times New Roman"/>
+                <w:rFonts w:ascii="Caviar Dreams" w:eastAsia="Times New Roman" w:hAnsi="Caviar Dreams" w:cs="Times New Roman"/>
                 <w:b/>
                 <w:bCs/>
                 <w:lang w:val="es-ES_tradnl" w:eastAsia="es-CO"/>
@@ -10849,7 +10794,7 @@
             </w:r>
             <w:r>
               <w:rPr>
-                <w:rFonts w:ascii="Caviar Dreams" w:hAnsi="Caviar Dreams" w:eastAsia="Times New Roman" w:cs="Times New Roman"/>
+                <w:rFonts w:ascii="Caviar Dreams" w:eastAsia="Times New Roman" w:hAnsi="Caviar Dreams" w:cs="Times New Roman"/>
                 <w:b/>
                 <w:bCs/>
                 <w:lang w:val="es-ES_tradnl" w:eastAsia="es-CO"/>
@@ -10868,9 +10813,9 @@
             <w:tcW w:w="2911" w:type="dxa"/>
             <w:tcBorders>
               <w:top w:val="nil"/>
-              <w:left w:val="single" w:color="auto" w:sz="4" w:space="0"/>
-              <w:bottom w:val="single" w:color="auto" w:sz="4" w:space="0"/>
-              <w:right w:val="single" w:color="auto" w:sz="4" w:space="0"/>
+              <w:left w:val="single" w:sz="4" w:space="0" w:color="auto"/>
+              <w:bottom w:val="single" w:sz="4" w:space="0" w:color="auto"/>
+              <w:right w:val="single" w:sz="4" w:space="0" w:color="auto"/>
             </w:tcBorders>
             <w:shd w:val="clear" w:color="000000" w:fill="FFFFFF"/>
             <w:vAlign w:val="center"/>
@@ -10880,7 +10825,7 @@
             <w:pPr>
               <w:spacing w:line="240" w:lineRule="auto"/>
               <w:rPr>
-                <w:rFonts w:ascii="Caviar Dreams" w:hAnsi="Caviar Dreams" w:eastAsia="Times New Roman" w:cs="Times New Roman"/>
+                <w:rFonts w:ascii="Caviar Dreams" w:eastAsia="Times New Roman" w:hAnsi="Caviar Dreams" w:cs="Times New Roman"/>
                 <w:b/>
                 <w:bCs/>
                 <w:color w:val="000000"/>
@@ -10889,7 +10834,7 @@
             </w:pPr>
             <w:r>
               <w:rPr>
-                <w:rFonts w:ascii="Caviar Dreams" w:hAnsi="Caviar Dreams" w:eastAsia="Times New Roman" w:cs="Times New Roman"/>
+                <w:rFonts w:ascii="Caviar Dreams" w:eastAsia="Times New Roman" w:hAnsi="Caviar Dreams" w:cs="Times New Roman"/>
                 <w:b/>
                 <w:bCs/>
                 <w:color w:val="000000"/>
@@ -10905,8 +10850,8 @@
             <w:tcBorders>
               <w:top w:val="nil"/>
               <w:left w:val="nil"/>
-              <w:bottom w:val="single" w:color="auto" w:sz="4" w:space="0"/>
-              <w:right w:val="single" w:color="auto" w:sz="4" w:space="0"/>
+              <w:bottom w:val="single" w:sz="4" w:space="0" w:color="auto"/>
+              <w:right w:val="single" w:sz="4" w:space="0" w:color="auto"/>
             </w:tcBorders>
             <w:shd w:val="clear" w:color="000000" w:fill="FFFFFF"/>
             <w:vAlign w:val="center"/>
@@ -10916,14 +10861,14 @@
             <w:pPr>
               <w:spacing w:line="240" w:lineRule="auto"/>
               <w:rPr>
-                <w:rFonts w:ascii="Caviar Dreams" w:hAnsi="Caviar Dreams" w:eastAsia="Times New Roman" w:cs="Times New Roman"/>
+                <w:rFonts w:ascii="Caviar Dreams" w:eastAsia="Times New Roman" w:hAnsi="Caviar Dreams" w:cs="Times New Roman"/>
                 <w:color w:val="000000"/>
                 <w:lang w:val="es-ES_tradnl" w:eastAsia="es-CO"/>
               </w:rPr>
             </w:pPr>
             <w:r>
               <w:rPr>
-                <w:rFonts w:ascii="Caviar Dreams" w:hAnsi="Caviar Dreams" w:eastAsia="Times New Roman" w:cs="Times New Roman"/>
+                <w:rFonts w:ascii="Caviar Dreams" w:eastAsia="Times New Roman" w:hAnsi="Caviar Dreams" w:cs="Times New Roman"/>
                 <w:color w:val="000000"/>
                 <w:lang w:val="es-ES_tradnl" w:eastAsia="es-CO"/>
               </w:rPr>
@@ -10931,7 +10876,7 @@
             </w:r>
             <w:r>
               <w:rPr>
-                <w:rFonts w:ascii="Caviar Dreams" w:hAnsi="Caviar Dreams" w:eastAsia="Times New Roman" w:cs="Times New Roman"/>
+                <w:rFonts w:ascii="Caviar Dreams" w:eastAsia="Times New Roman" w:hAnsi="Caviar Dreams" w:cs="Times New Roman"/>
                 <w:color w:val="000000"/>
                 <w:lang w:val="es-ES_tradnl" w:eastAsia="es-CO"/>
               </w:rPr>
@@ -10942,7 +10887,7 @@
             <w:pPr>
               <w:spacing w:line="240" w:lineRule="auto"/>
               <w:rPr>
-                <w:rFonts w:ascii="Caviar Dreams" w:hAnsi="Caviar Dreams" w:eastAsia="Times New Roman" w:cs="Times New Roman"/>
+                <w:rFonts w:ascii="Caviar Dreams" w:eastAsia="Times New Roman" w:hAnsi="Caviar Dreams" w:cs="Times New Roman"/>
                 <w:color w:val="000000"/>
                 <w:lang w:val="es-ES_tradnl" w:eastAsia="es-CO"/>
               </w:rPr>
@@ -10955,8 +10900,8 @@
             <w:tcBorders>
               <w:top w:val="nil"/>
               <w:left w:val="nil"/>
-              <w:bottom w:val="single" w:color="auto" w:sz="4" w:space="0"/>
-              <w:right w:val="single" w:color="auto" w:sz="4" w:space="0"/>
+              <w:bottom w:val="single" w:sz="4" w:space="0" w:color="auto"/>
+              <w:right w:val="single" w:sz="4" w:space="0" w:color="auto"/>
             </w:tcBorders>
             <w:shd w:val="clear" w:color="000000" w:fill="FFFFFF"/>
             <w:vAlign w:val="center"/>
@@ -10966,14 +10911,14 @@
             <w:pPr>
               <w:spacing w:line="240" w:lineRule="auto"/>
               <w:rPr>
-                <w:rFonts w:ascii="Caviar Dreams" w:hAnsi="Caviar Dreams" w:eastAsia="Times New Roman" w:cs="Times New Roman"/>
+                <w:rFonts w:ascii="Caviar Dreams" w:eastAsia="Times New Roman" w:hAnsi="Caviar Dreams" w:cs="Times New Roman"/>
                 <w:color w:val="000000"/>
                 <w:lang w:val="es-ES_tradnl" w:eastAsia="es-CO"/>
               </w:rPr>
             </w:pPr>
             <w:r>
               <w:rPr>
-                <w:rFonts w:ascii="Caviar Dreams" w:hAnsi="Caviar Dreams" w:eastAsia="Times New Roman" w:cs="Times New Roman"/>
+                <w:rFonts w:ascii="Caviar Dreams" w:eastAsia="Times New Roman" w:hAnsi="Caviar Dreams" w:cs="Times New Roman"/>
                 <w:color w:val="000000"/>
                 <w:lang w:val="es-ES_tradnl" w:eastAsia="es-CO"/>
               </w:rPr>
@@ -10981,7 +10926,7 @@
             </w:r>
             <w:r>
               <w:rPr>
-                <w:rFonts w:ascii="Caviar Dreams" w:hAnsi="Caviar Dreams" w:eastAsia="Times New Roman" w:cs="Times New Roman"/>
+                <w:rFonts w:ascii="Caviar Dreams" w:eastAsia="Times New Roman" w:hAnsi="Caviar Dreams" w:cs="Times New Roman"/>
                 <w:color w:val="000000"/>
                 <w:lang w:val="es-ES_tradnl" w:eastAsia="es-CO"/>
               </w:rPr>
@@ -10995,8 +10940,8 @@
             <w:tcBorders>
               <w:top w:val="nil"/>
               <w:left w:val="nil"/>
-              <w:bottom w:val="single" w:color="auto" w:sz="4" w:space="0"/>
-              <w:right w:val="single" w:color="auto" w:sz="4" w:space="0"/>
+              <w:bottom w:val="single" w:sz="4" w:space="0" w:color="auto"/>
+              <w:right w:val="single" w:sz="4" w:space="0" w:color="auto"/>
             </w:tcBorders>
             <w:shd w:val="clear" w:color="000000" w:fill="FFFFFF"/>
             <w:vAlign w:val="center"/>
@@ -11006,14 +10951,14 @@
             <w:pPr>
               <w:spacing w:line="240" w:lineRule="auto"/>
               <w:rPr>
-                <w:rFonts w:ascii="Caviar Dreams" w:hAnsi="Caviar Dreams" w:eastAsia="Times New Roman" w:cs="Times New Roman"/>
+                <w:rFonts w:ascii="Caviar Dreams" w:eastAsia="Times New Roman" w:hAnsi="Caviar Dreams" w:cs="Times New Roman"/>
                 <w:color w:val="000000"/>
                 <w:lang w:val="es-ES_tradnl" w:eastAsia="es-CO"/>
               </w:rPr>
             </w:pPr>
             <w:r>
               <w:rPr>
-                <w:rFonts w:ascii="Caviar Dreams" w:hAnsi="Caviar Dreams" w:eastAsia="Times New Roman" w:cs="Times New Roman"/>
+                <w:rFonts w:ascii="Caviar Dreams" w:eastAsia="Times New Roman" w:hAnsi="Caviar Dreams" w:cs="Times New Roman"/>
                 <w:color w:val="000000"/>
                 <w:lang w:val="es-ES_tradnl" w:eastAsia="es-CO"/>
               </w:rPr>
@@ -11021,7 +10966,7 @@
             </w:r>
             <w:r>
               <w:rPr>
-                <w:rFonts w:ascii="Caviar Dreams" w:hAnsi="Caviar Dreams" w:eastAsia="Times New Roman" w:cs="Times New Roman"/>
+                <w:rFonts w:ascii="Caviar Dreams" w:eastAsia="Times New Roman" w:hAnsi="Caviar Dreams" w:cs="Times New Roman"/>
                 <w:color w:val="000000"/>
                 <w:lang w:val="es-ES_tradnl" w:eastAsia="es-CO"/>
               </w:rPr>
@@ -11039,9 +10984,9 @@
             <w:tcW w:w="2911" w:type="dxa"/>
             <w:tcBorders>
               <w:top w:val="nil"/>
-              <w:left w:val="single" w:color="auto" w:sz="4" w:space="0"/>
-              <w:bottom w:val="single" w:color="auto" w:sz="4" w:space="0"/>
-              <w:right w:val="single" w:color="auto" w:sz="4" w:space="0"/>
+              <w:left w:val="single" w:sz="4" w:space="0" w:color="auto"/>
+              <w:bottom w:val="single" w:sz="4" w:space="0" w:color="auto"/>
+              <w:right w:val="single" w:sz="4" w:space="0" w:color="auto"/>
             </w:tcBorders>
             <w:shd w:val="clear" w:color="000000" w:fill="FFFFFF"/>
             <w:vAlign w:val="center"/>
@@ -11051,7 +10996,7 @@
             <w:pPr>
               <w:spacing w:line="240" w:lineRule="auto"/>
               <w:rPr>
-                <w:rFonts w:ascii="Caviar Dreams" w:hAnsi="Caviar Dreams" w:eastAsia="Times New Roman" w:cs="Times New Roman"/>
+                <w:rFonts w:ascii="Caviar Dreams" w:eastAsia="Times New Roman" w:hAnsi="Caviar Dreams" w:cs="Times New Roman"/>
                 <w:b/>
                 <w:bCs/>
                 <w:color w:val="000000"/>
@@ -11060,7 +11005,7 @@
             </w:pPr>
             <w:r>
               <w:rPr>
-                <w:rFonts w:ascii="Caviar Dreams" w:hAnsi="Caviar Dreams" w:eastAsia="Times New Roman" w:cs="Times New Roman"/>
+                <w:rFonts w:ascii="Caviar Dreams" w:eastAsia="Times New Roman" w:hAnsi="Caviar Dreams" w:cs="Times New Roman"/>
                 <w:b/>
                 <w:bCs/>
                 <w:color w:val="000000"/>
@@ -11076,8 +11021,8 @@
             <w:tcBorders>
               <w:top w:val="nil"/>
               <w:left w:val="nil"/>
-              <w:bottom w:val="single" w:color="auto" w:sz="4" w:space="0"/>
-              <w:right w:val="single" w:color="auto" w:sz="4" w:space="0"/>
+              <w:bottom w:val="single" w:sz="4" w:space="0" w:color="auto"/>
+              <w:right w:val="single" w:sz="4" w:space="0" w:color="auto"/>
             </w:tcBorders>
             <w:shd w:val="clear" w:color="000000" w:fill="FFFFFF"/>
             <w:vAlign w:val="center"/>
@@ -11087,14 +11032,14 @@
             <w:pPr>
               <w:spacing w:line="240" w:lineRule="auto"/>
               <w:rPr>
-                <w:rFonts w:ascii="Caviar Dreams" w:hAnsi="Caviar Dreams" w:eastAsia="Times New Roman" w:cs="Times New Roman"/>
+                <w:rFonts w:ascii="Caviar Dreams" w:eastAsia="Times New Roman" w:hAnsi="Caviar Dreams" w:cs="Times New Roman"/>
                 <w:color w:val="000000"/>
                 <w:lang w:val="es-ES_tradnl" w:eastAsia="es-CO"/>
               </w:rPr>
             </w:pPr>
             <w:r>
               <w:rPr>
-                <w:rFonts w:ascii="Caviar Dreams" w:hAnsi="Caviar Dreams" w:eastAsia="Times New Roman" w:cs="Times New Roman"/>
+                <w:rFonts w:ascii="Caviar Dreams" w:eastAsia="Times New Roman" w:hAnsi="Caviar Dreams" w:cs="Times New Roman"/>
                 <w:color w:val="000000"/>
                 <w:lang w:val="es-ES_tradnl" w:eastAsia="es-CO"/>
               </w:rPr>
@@ -11102,7 +11047,7 @@
             </w:r>
             <w:r>
               <w:rPr>
-                <w:rFonts w:ascii="Caviar Dreams" w:hAnsi="Caviar Dreams" w:eastAsia="Times New Roman" w:cs="Times New Roman"/>
+                <w:rFonts w:ascii="Caviar Dreams" w:eastAsia="Times New Roman" w:hAnsi="Caviar Dreams" w:cs="Times New Roman"/>
                 <w:color w:val="000000"/>
                 <w:lang w:val="es-ES_tradnl" w:eastAsia="es-CO"/>
               </w:rPr>
@@ -11113,7 +11058,7 @@
             <w:pPr>
               <w:spacing w:line="240" w:lineRule="auto"/>
               <w:rPr>
-                <w:rFonts w:ascii="Caviar Dreams" w:hAnsi="Caviar Dreams" w:eastAsia="Times New Roman" w:cs="Times New Roman"/>
+                <w:rFonts w:ascii="Caviar Dreams" w:eastAsia="Times New Roman" w:hAnsi="Caviar Dreams" w:cs="Times New Roman"/>
                 <w:color w:val="000000"/>
                 <w:lang w:val="es-ES_tradnl" w:eastAsia="es-CO"/>
               </w:rPr>
@@ -11126,8 +11071,8 @@
             <w:tcBorders>
               <w:top w:val="nil"/>
               <w:left w:val="nil"/>
-              <w:bottom w:val="single" w:color="auto" w:sz="4" w:space="0"/>
-              <w:right w:val="single" w:color="auto" w:sz="4" w:space="0"/>
+              <w:bottom w:val="single" w:sz="4" w:space="0" w:color="auto"/>
+              <w:right w:val="single" w:sz="4" w:space="0" w:color="auto"/>
             </w:tcBorders>
             <w:shd w:val="clear" w:color="000000" w:fill="FFFFFF"/>
             <w:vAlign w:val="center"/>
@@ -11137,14 +11082,14 @@
             <w:pPr>
               <w:spacing w:line="240" w:lineRule="auto"/>
               <w:rPr>
-                <w:rFonts w:ascii="Caviar Dreams" w:hAnsi="Caviar Dreams" w:eastAsia="Times New Roman" w:cs="Times New Roman"/>
+                <w:rFonts w:ascii="Caviar Dreams" w:eastAsia="Times New Roman" w:hAnsi="Caviar Dreams" w:cs="Times New Roman"/>
                 <w:color w:val="000000"/>
                 <w:lang w:val="es-ES_tradnl" w:eastAsia="es-CO"/>
               </w:rPr>
             </w:pPr>
             <w:r>
               <w:rPr>
-                <w:rFonts w:ascii="Caviar Dreams" w:hAnsi="Caviar Dreams" w:eastAsia="Times New Roman" w:cs="Times New Roman"/>
+                <w:rFonts w:ascii="Caviar Dreams" w:eastAsia="Times New Roman" w:hAnsi="Caviar Dreams" w:cs="Times New Roman"/>
                 <w:color w:val="000000"/>
                 <w:lang w:val="es-ES_tradnl" w:eastAsia="es-CO"/>
               </w:rPr>
@@ -11152,7 +11097,7 @@
             </w:r>
             <w:r>
               <w:rPr>
-                <w:rFonts w:ascii="Caviar Dreams" w:hAnsi="Caviar Dreams" w:eastAsia="Times New Roman" w:cs="Times New Roman"/>
+                <w:rFonts w:ascii="Caviar Dreams" w:eastAsia="Times New Roman" w:hAnsi="Caviar Dreams" w:cs="Times New Roman"/>
                 <w:color w:val="000000"/>
                 <w:lang w:val="es-ES_tradnl" w:eastAsia="es-CO"/>
               </w:rPr>
@@ -11166,8 +11111,8 @@
             <w:tcBorders>
               <w:top w:val="nil"/>
               <w:left w:val="nil"/>
-              <w:bottom w:val="single" w:color="auto" w:sz="4" w:space="0"/>
-              <w:right w:val="single" w:color="auto" w:sz="4" w:space="0"/>
+              <w:bottom w:val="single" w:sz="4" w:space="0" w:color="auto"/>
+              <w:right w:val="single" w:sz="4" w:space="0" w:color="auto"/>
             </w:tcBorders>
             <w:shd w:val="clear" w:color="000000" w:fill="FFFFFF"/>
             <w:vAlign w:val="center"/>
@@ -11177,14 +11122,14 @@
             <w:pPr>
               <w:spacing w:line="240" w:lineRule="auto"/>
               <w:rPr>
-                <w:rFonts w:ascii="Caviar Dreams" w:hAnsi="Caviar Dreams" w:eastAsia="Times New Roman" w:cs="Times New Roman"/>
+                <w:rFonts w:ascii="Caviar Dreams" w:eastAsia="Times New Roman" w:hAnsi="Caviar Dreams" w:cs="Times New Roman"/>
                 <w:color w:val="000000"/>
                 <w:lang w:val="es-ES_tradnl" w:eastAsia="es-CO"/>
               </w:rPr>
             </w:pPr>
             <w:r>
               <w:rPr>
-                <w:rFonts w:ascii="Caviar Dreams" w:hAnsi="Caviar Dreams" w:eastAsia="Times New Roman" w:cs="Times New Roman"/>
+                <w:rFonts w:ascii="Caviar Dreams" w:eastAsia="Times New Roman" w:hAnsi="Caviar Dreams" w:cs="Times New Roman"/>
                 <w:i/>
                 <w:iCs/>
                 <w:color w:val="000000"/>
@@ -11195,7 +11140,7 @@
             <w:proofErr w:type="spellStart"/>
             <w:r>
               <w:rPr>
-                <w:rFonts w:ascii="Caviar Dreams" w:hAnsi="Caviar Dreams" w:eastAsia="Times New Roman" w:cs="Times New Roman"/>
+                <w:rFonts w:ascii="Caviar Dreams" w:eastAsia="Times New Roman" w:hAnsi="Caviar Dreams" w:cs="Times New Roman"/>
                 <w:i/>
                 <w:iCs/>
                 <w:color w:val="000000"/>
@@ -11206,7 +11151,7 @@
             <w:proofErr w:type="spellEnd"/>
             <w:r>
               <w:rPr>
-                <w:rFonts w:ascii="Caviar Dreams" w:hAnsi="Caviar Dreams" w:eastAsia="Times New Roman" w:cs="Times New Roman"/>
+                <w:rFonts w:ascii="Caviar Dreams" w:eastAsia="Times New Roman" w:hAnsi="Caviar Dreams" w:cs="Times New Roman"/>
                 <w:color w:val="000000"/>
                 <w:lang w:val="es-ES_tradnl" w:eastAsia="es-CO"/>
               </w:rPr>
@@ -11214,7 +11159,7 @@
             </w:r>
             <w:r>
               <w:rPr>
-                <w:rFonts w:ascii="Caviar Dreams" w:hAnsi="Caviar Dreams" w:eastAsia="Times New Roman" w:cs="Times New Roman"/>
+                <w:rFonts w:ascii="Caviar Dreams" w:eastAsia="Times New Roman" w:hAnsi="Caviar Dreams" w:cs="Times New Roman"/>
                 <w:color w:val="000000"/>
                 <w:lang w:val="es-ES_tradnl" w:eastAsia="es-CO"/>
               </w:rPr>
@@ -11232,9 +11177,9 @@
             <w:tcW w:w="2911" w:type="dxa"/>
             <w:tcBorders>
               <w:top w:val="nil"/>
-              <w:left w:val="single" w:color="auto" w:sz="4" w:space="0"/>
-              <w:bottom w:val="single" w:color="auto" w:sz="4" w:space="0"/>
-              <w:right w:val="single" w:color="auto" w:sz="4" w:space="0"/>
+              <w:left w:val="single" w:sz="4" w:space="0" w:color="auto"/>
+              <w:bottom w:val="single" w:sz="4" w:space="0" w:color="auto"/>
+              <w:right w:val="single" w:sz="4" w:space="0" w:color="auto"/>
             </w:tcBorders>
             <w:shd w:val="clear" w:color="000000" w:fill="FFFFFF"/>
             <w:vAlign w:val="center"/>
@@ -11244,7 +11189,7 @@
             <w:pPr>
               <w:spacing w:line="240" w:lineRule="auto"/>
               <w:rPr>
-                <w:rFonts w:ascii="Caviar Dreams" w:hAnsi="Caviar Dreams" w:eastAsia="Times New Roman" w:cs="Times New Roman"/>
+                <w:rFonts w:ascii="Caviar Dreams" w:eastAsia="Times New Roman" w:hAnsi="Caviar Dreams" w:cs="Times New Roman"/>
                 <w:b/>
                 <w:bCs/>
                 <w:color w:val="000000"/>
@@ -11253,7 +11198,7 @@
             </w:pPr>
             <w:r>
               <w:rPr>
-                <w:rFonts w:ascii="Caviar Dreams" w:hAnsi="Caviar Dreams" w:eastAsia="Times New Roman" w:cs="Times New Roman"/>
+                <w:rFonts w:ascii="Caviar Dreams" w:eastAsia="Times New Roman" w:hAnsi="Caviar Dreams" w:cs="Times New Roman"/>
                 <w:b/>
                 <w:bCs/>
                 <w:color w:val="000000"/>
@@ -11269,8 +11214,8 @@
             <w:tcBorders>
               <w:top w:val="nil"/>
               <w:left w:val="nil"/>
-              <w:bottom w:val="single" w:color="auto" w:sz="4" w:space="0"/>
-              <w:right w:val="single" w:color="auto" w:sz="4" w:space="0"/>
+              <w:bottom w:val="single" w:sz="4" w:space="0" w:color="auto"/>
+              <w:right w:val="single" w:sz="4" w:space="0" w:color="auto"/>
             </w:tcBorders>
             <w:shd w:val="clear" w:color="000000" w:fill="FFFFFF"/>
             <w:vAlign w:val="center"/>
@@ -11280,14 +11225,14 @@
             <w:pPr>
               <w:spacing w:line="240" w:lineRule="auto"/>
               <w:rPr>
-                <w:rFonts w:ascii="Caviar Dreams" w:hAnsi="Caviar Dreams" w:eastAsia="Times New Roman" w:cs="Times New Roman"/>
+                <w:rFonts w:ascii="Caviar Dreams" w:eastAsia="Times New Roman" w:hAnsi="Caviar Dreams" w:cs="Times New Roman"/>
                 <w:color w:val="000000"/>
                 <w:lang w:val="es-ES_tradnl" w:eastAsia="es-CO"/>
               </w:rPr>
             </w:pPr>
             <w:r>
               <w:rPr>
-                <w:rFonts w:ascii="Caviar Dreams" w:hAnsi="Caviar Dreams" w:eastAsia="Times New Roman" w:cs="Times New Roman"/>
+                <w:rFonts w:ascii="Caviar Dreams" w:eastAsia="Times New Roman" w:hAnsi="Caviar Dreams" w:cs="Times New Roman"/>
                 <w:color w:val="000000"/>
                 <w:lang w:val="es-ES_tradnl" w:eastAsia="es-CO"/>
               </w:rPr>
@@ -11295,7 +11240,7 @@
             </w:r>
             <w:r>
               <w:rPr>
-                <w:rFonts w:ascii="Caviar Dreams" w:hAnsi="Caviar Dreams" w:eastAsia="Times New Roman" w:cs="Times New Roman"/>
+                <w:rFonts w:ascii="Caviar Dreams" w:eastAsia="Times New Roman" w:hAnsi="Caviar Dreams" w:cs="Times New Roman"/>
                 <w:color w:val="000000"/>
                 <w:lang w:val="es-ES_tradnl" w:eastAsia="es-CO"/>
               </w:rPr>
@@ -11309,8 +11254,8 @@
             <w:tcBorders>
               <w:top w:val="nil"/>
               <w:left w:val="nil"/>
-              <w:bottom w:val="single" w:color="auto" w:sz="4" w:space="0"/>
-              <w:right w:val="single" w:color="auto" w:sz="4" w:space="0"/>
+              <w:bottom w:val="single" w:sz="4" w:space="0" w:color="auto"/>
+              <w:right w:val="single" w:sz="4" w:space="0" w:color="auto"/>
             </w:tcBorders>
             <w:shd w:val="clear" w:color="000000" w:fill="FFFFFF"/>
             <w:vAlign w:val="center"/>
@@ -11320,7 +11265,7 @@
             <w:pPr>
               <w:spacing w:line="240" w:lineRule="auto"/>
               <w:rPr>
-                <w:rFonts w:ascii="Caviar Dreams" w:hAnsi="Caviar Dreams" w:eastAsia="Times New Roman" w:cs="Times New Roman"/>
+                <w:rFonts w:ascii="Caviar Dreams" w:eastAsia="Times New Roman" w:hAnsi="Caviar Dreams" w:cs="Times New Roman"/>
                 <w:color w:val="000000"/>
                 <w:lang w:val="es-ES_tradnl" w:eastAsia="es-CO"/>
               </w:rPr>
@@ -11328,7 +11273,7 @@
             <w:proofErr w:type="spellStart"/>
             <w:r>
               <w:rPr>
-                <w:rFonts w:ascii="Caviar Dreams" w:hAnsi="Caviar Dreams" w:eastAsia="Times New Roman" w:cs="Times New Roman"/>
+                <w:rFonts w:ascii="Caviar Dreams" w:eastAsia="Times New Roman" w:hAnsi="Caviar Dreams" w:cs="Times New Roman"/>
                 <w:color w:val="000000"/>
                 <w:lang w:val="es-ES_tradnl" w:eastAsia="es-CO"/>
               </w:rPr>
@@ -11337,7 +11282,7 @@
             <w:proofErr w:type="spellEnd"/>
             <w:r>
               <w:rPr>
-                <w:rFonts w:ascii="Caviar Dreams" w:hAnsi="Caviar Dreams" w:eastAsia="Times New Roman" w:cs="Times New Roman"/>
+                <w:rFonts w:ascii="Caviar Dreams" w:eastAsia="Times New Roman" w:hAnsi="Caviar Dreams" w:cs="Times New Roman"/>
                 <w:color w:val="000000"/>
                 <w:lang w:val="es-ES_tradnl" w:eastAsia="es-CO"/>
               </w:rPr>
@@ -11346,7 +11291,7 @@
             <w:proofErr w:type="spellStart"/>
             <w:r>
               <w:rPr>
-                <w:rFonts w:ascii="Caviar Dreams" w:hAnsi="Caviar Dreams" w:eastAsia="Times New Roman" w:cs="Times New Roman"/>
+                <w:rFonts w:ascii="Caviar Dreams" w:eastAsia="Times New Roman" w:hAnsi="Caviar Dreams" w:cs="Times New Roman"/>
                 <w:i/>
                 <w:iCs/>
                 <w:color w:val="000000"/>
@@ -11357,7 +11302,7 @@
             <w:proofErr w:type="spellEnd"/>
             <w:r>
               <w:rPr>
-                <w:rFonts w:ascii="Caviar Dreams" w:hAnsi="Caviar Dreams" w:eastAsia="Times New Roman" w:cs="Times New Roman"/>
+                <w:rFonts w:ascii="Caviar Dreams" w:eastAsia="Times New Roman" w:hAnsi="Caviar Dreams" w:cs="Times New Roman"/>
                 <w:color w:val="000000"/>
                 <w:lang w:val="es-ES_tradnl" w:eastAsia="es-CO"/>
               </w:rPr>
@@ -11365,7 +11310,7 @@
             </w:r>
             <w:r>
               <w:rPr>
-                <w:rFonts w:ascii="Caviar Dreams" w:hAnsi="Caviar Dreams" w:eastAsia="Times New Roman" w:cs="Times New Roman"/>
+                <w:rFonts w:ascii="Caviar Dreams" w:eastAsia="Times New Roman" w:hAnsi="Caviar Dreams" w:cs="Times New Roman"/>
                 <w:color w:val="000000"/>
                 <w:lang w:val="es-ES_tradnl" w:eastAsia="es-CO"/>
               </w:rPr>
@@ -11379,8 +11324,8 @@
             <w:tcBorders>
               <w:top w:val="nil"/>
               <w:left w:val="nil"/>
-              <w:bottom w:val="single" w:color="auto" w:sz="4" w:space="0"/>
-              <w:right w:val="single" w:color="auto" w:sz="4" w:space="0"/>
+              <w:bottom w:val="single" w:sz="4" w:space="0" w:color="auto"/>
+              <w:right w:val="single" w:sz="4" w:space="0" w:color="auto"/>
             </w:tcBorders>
             <w:shd w:val="clear" w:color="000000" w:fill="FFFFFF"/>
             <w:vAlign w:val="center"/>
@@ -11390,14 +11335,14 @@
             <w:pPr>
               <w:spacing w:line="240" w:lineRule="auto"/>
               <w:rPr>
-                <w:rFonts w:ascii="Caviar Dreams" w:hAnsi="Caviar Dreams" w:eastAsia="Times New Roman" w:cs="Times New Roman"/>
+                <w:rFonts w:ascii="Caviar Dreams" w:eastAsia="Times New Roman" w:hAnsi="Caviar Dreams" w:cs="Times New Roman"/>
                 <w:color w:val="000000"/>
                 <w:lang w:val="es-ES_tradnl" w:eastAsia="es-CO"/>
               </w:rPr>
             </w:pPr>
             <w:r>
               <w:rPr>
-                <w:rFonts w:ascii="Caviar Dreams" w:hAnsi="Caviar Dreams" w:eastAsia="Times New Roman" w:cs="Times New Roman"/>
+                <w:rFonts w:ascii="Caviar Dreams" w:eastAsia="Times New Roman" w:hAnsi="Caviar Dreams" w:cs="Times New Roman"/>
                 <w:color w:val="000000"/>
                 <w:lang w:val="es-ES_tradnl" w:eastAsia="es-CO"/>
               </w:rPr>
@@ -11405,7 +11350,7 @@
             </w:r>
             <w:r>
               <w:rPr>
-                <w:rFonts w:ascii="Caviar Dreams" w:hAnsi="Caviar Dreams" w:eastAsia="Times New Roman" w:cs="Times New Roman"/>
+                <w:rFonts w:ascii="Caviar Dreams" w:eastAsia="Times New Roman" w:hAnsi="Caviar Dreams" w:cs="Times New Roman"/>
                 <w:color w:val="000000"/>
                 <w:lang w:val="es-ES_tradnl" w:eastAsia="es-CO"/>
               </w:rPr>
@@ -11423,9 +11368,9 @@
             <w:tcW w:w="2911" w:type="dxa"/>
             <w:tcBorders>
               <w:top w:val="nil"/>
-              <w:left w:val="single" w:color="auto" w:sz="4" w:space="0"/>
-              <w:bottom w:val="single" w:color="auto" w:sz="4" w:space="0"/>
-              <w:right w:val="single" w:color="auto" w:sz="4" w:space="0"/>
+              <w:left w:val="single" w:sz="4" w:space="0" w:color="auto"/>
+              <w:bottom w:val="single" w:sz="4" w:space="0" w:color="auto"/>
+              <w:right w:val="single" w:sz="4" w:space="0" w:color="auto"/>
             </w:tcBorders>
             <w:shd w:val="clear" w:color="000000" w:fill="FFFFFF"/>
             <w:vAlign w:val="center"/>
@@ -11435,7 +11380,7 @@
             <w:pPr>
               <w:spacing w:line="240" w:lineRule="auto"/>
               <w:rPr>
-                <w:rFonts w:ascii="Caviar Dreams" w:hAnsi="Caviar Dreams" w:eastAsia="Times New Roman" w:cs="Times New Roman"/>
+                <w:rFonts w:ascii="Caviar Dreams" w:eastAsia="Times New Roman" w:hAnsi="Caviar Dreams" w:cs="Times New Roman"/>
                 <w:b/>
                 <w:bCs/>
                 <w:color w:val="000000"/>
@@ -11444,7 +11389,7 @@
             </w:pPr>
             <w:r>
               <w:rPr>
-                <w:rFonts w:ascii="Caviar Dreams" w:hAnsi="Caviar Dreams" w:eastAsia="Times New Roman" w:cs="Times New Roman"/>
+                <w:rFonts w:ascii="Caviar Dreams" w:eastAsia="Times New Roman" w:hAnsi="Caviar Dreams" w:cs="Times New Roman"/>
                 <w:b/>
                 <w:bCs/>
                 <w:color w:val="000000"/>
@@ -11460,8 +11405,8 @@
             <w:tcBorders>
               <w:top w:val="nil"/>
               <w:left w:val="nil"/>
-              <w:bottom w:val="single" w:color="auto" w:sz="4" w:space="0"/>
-              <w:right w:val="single" w:color="auto" w:sz="4" w:space="0"/>
+              <w:bottom w:val="single" w:sz="4" w:space="0" w:color="auto"/>
+              <w:right w:val="single" w:sz="4" w:space="0" w:color="auto"/>
             </w:tcBorders>
             <w:shd w:val="clear" w:color="000000" w:fill="FFFFFF"/>
             <w:vAlign w:val="center"/>
@@ -11471,14 +11416,14 @@
             <w:pPr>
               <w:spacing w:line="240" w:lineRule="auto"/>
               <w:rPr>
-                <w:rFonts w:ascii="Caviar Dreams" w:hAnsi="Caviar Dreams" w:eastAsia="Times New Roman" w:cs="Times New Roman"/>
+                <w:rFonts w:ascii="Caviar Dreams" w:eastAsia="Times New Roman" w:hAnsi="Caviar Dreams" w:cs="Times New Roman"/>
                 <w:color w:val="000000"/>
                 <w:lang w:val="es-ES_tradnl" w:eastAsia="es-CO"/>
               </w:rPr>
             </w:pPr>
             <w:r>
               <w:rPr>
-                <w:rFonts w:ascii="Caviar Dreams" w:hAnsi="Caviar Dreams" w:eastAsia="Times New Roman" w:cs="Times New Roman"/>
+                <w:rFonts w:ascii="Caviar Dreams" w:eastAsia="Times New Roman" w:hAnsi="Caviar Dreams" w:cs="Times New Roman"/>
                 <w:color w:val="000000"/>
                 <w:lang w:val="es-ES_tradnl" w:eastAsia="es-CO"/>
               </w:rPr>
@@ -11486,7 +11431,7 @@
             </w:r>
             <w:r>
               <w:rPr>
-                <w:rFonts w:ascii="Caviar Dreams" w:hAnsi="Caviar Dreams" w:eastAsia="Times New Roman" w:cs="Times New Roman"/>
+                <w:rFonts w:ascii="Caviar Dreams" w:eastAsia="Times New Roman" w:hAnsi="Caviar Dreams" w:cs="Times New Roman"/>
                 <w:color w:val="000000"/>
                 <w:lang w:val="es-ES_tradnl" w:eastAsia="es-CO"/>
               </w:rPr>
@@ -11500,8 +11445,8 @@
             <w:tcBorders>
               <w:top w:val="nil"/>
               <w:left w:val="nil"/>
-              <w:bottom w:val="single" w:color="auto" w:sz="4" w:space="0"/>
-              <w:right w:val="single" w:color="auto" w:sz="4" w:space="0"/>
+              <w:bottom w:val="single" w:sz="4" w:space="0" w:color="auto"/>
+              <w:right w:val="single" w:sz="4" w:space="0" w:color="auto"/>
             </w:tcBorders>
             <w:shd w:val="clear" w:color="000000" w:fill="FFFFFF"/>
             <w:vAlign w:val="center"/>
@@ -11511,14 +11456,14 @@
             <w:pPr>
               <w:spacing w:line="240" w:lineRule="auto"/>
               <w:rPr>
-                <w:rFonts w:ascii="Caviar Dreams" w:hAnsi="Caviar Dreams" w:eastAsia="Times New Roman" w:cs="Times New Roman"/>
+                <w:rFonts w:ascii="Caviar Dreams" w:eastAsia="Times New Roman" w:hAnsi="Caviar Dreams" w:cs="Times New Roman"/>
                 <w:color w:val="000000"/>
                 <w:lang w:val="es-ES_tradnl" w:eastAsia="es-CO"/>
               </w:rPr>
             </w:pPr>
             <w:r>
               <w:rPr>
-                <w:rFonts w:ascii="Caviar Dreams" w:hAnsi="Caviar Dreams" w:eastAsia="Times New Roman" w:cs="Times New Roman"/>
+                <w:rFonts w:ascii="Caviar Dreams" w:eastAsia="Times New Roman" w:hAnsi="Caviar Dreams" w:cs="Times New Roman"/>
                 <w:color w:val="000000"/>
                 <w:lang w:val="es-ES_tradnl" w:eastAsia="es-CO"/>
               </w:rPr>
@@ -11526,7 +11471,7 @@
             </w:r>
             <w:r>
               <w:rPr>
-                <w:rFonts w:ascii="Caviar Dreams" w:hAnsi="Caviar Dreams" w:eastAsia="Times New Roman" w:cs="Times New Roman"/>
+                <w:rFonts w:ascii="Caviar Dreams" w:eastAsia="Times New Roman" w:hAnsi="Caviar Dreams" w:cs="Times New Roman"/>
                 <w:color w:val="000000"/>
                 <w:lang w:val="es-ES_tradnl" w:eastAsia="es-CO"/>
               </w:rPr>
@@ -11540,8 +11485,8 @@
             <w:tcBorders>
               <w:top w:val="nil"/>
               <w:left w:val="nil"/>
-              <w:bottom w:val="single" w:color="auto" w:sz="4" w:space="0"/>
-              <w:right w:val="single" w:color="auto" w:sz="4" w:space="0"/>
+              <w:bottom w:val="single" w:sz="4" w:space="0" w:color="auto"/>
+              <w:right w:val="single" w:sz="4" w:space="0" w:color="auto"/>
             </w:tcBorders>
             <w:shd w:val="clear" w:color="000000" w:fill="FFFFFF"/>
             <w:vAlign w:val="center"/>
@@ -11551,14 +11496,14 @@
             <w:pPr>
               <w:spacing w:line="240" w:lineRule="auto"/>
               <w:rPr>
-                <w:rFonts w:ascii="Caviar Dreams" w:hAnsi="Caviar Dreams" w:eastAsia="Times New Roman" w:cs="Times New Roman"/>
+                <w:rFonts w:ascii="Caviar Dreams" w:eastAsia="Times New Roman" w:hAnsi="Caviar Dreams" w:cs="Times New Roman"/>
                 <w:color w:val="000000"/>
                 <w:lang w:val="es-ES_tradnl" w:eastAsia="es-CO"/>
               </w:rPr>
             </w:pPr>
             <w:r>
               <w:rPr>
-                <w:rFonts w:ascii="Caviar Dreams" w:hAnsi="Caviar Dreams" w:eastAsia="Times New Roman" w:cs="Times New Roman"/>
+                <w:rFonts w:ascii="Caviar Dreams" w:eastAsia="Times New Roman" w:hAnsi="Caviar Dreams" w:cs="Times New Roman"/>
                 <w:color w:val="000000"/>
                 <w:lang w:val="es-ES_tradnl" w:eastAsia="es-CO"/>
               </w:rPr>
@@ -11566,7 +11511,7 @@
             </w:r>
             <w:r>
               <w:rPr>
-                <w:rFonts w:ascii="Caviar Dreams" w:hAnsi="Caviar Dreams" w:eastAsia="Times New Roman" w:cs="Times New Roman"/>
+                <w:rFonts w:ascii="Caviar Dreams" w:eastAsia="Times New Roman" w:hAnsi="Caviar Dreams" w:cs="Times New Roman"/>
                 <w:color w:val="000000"/>
                 <w:lang w:val="es-ES_tradnl" w:eastAsia="es-CO"/>
               </w:rPr>
@@ -11584,9 +11529,9 @@
             <w:tcW w:w="2911" w:type="dxa"/>
             <w:tcBorders>
               <w:top w:val="nil"/>
-              <w:left w:val="single" w:color="auto" w:sz="4" w:space="0"/>
-              <w:bottom w:val="single" w:color="auto" w:sz="4" w:space="0"/>
-              <w:right w:val="single" w:color="auto" w:sz="4" w:space="0"/>
+              <w:left w:val="single" w:sz="4" w:space="0" w:color="auto"/>
+              <w:bottom w:val="single" w:sz="4" w:space="0" w:color="auto"/>
+              <w:right w:val="single" w:sz="4" w:space="0" w:color="auto"/>
             </w:tcBorders>
             <w:shd w:val="clear" w:color="000000" w:fill="FFFFFF"/>
             <w:vAlign w:val="center"/>
@@ -11596,7 +11541,7 @@
             <w:pPr>
               <w:spacing w:line="240" w:lineRule="auto"/>
               <w:rPr>
-                <w:rFonts w:ascii="Caviar Dreams" w:hAnsi="Caviar Dreams" w:eastAsia="Times New Roman" w:cs="Times New Roman"/>
+                <w:rFonts w:ascii="Caviar Dreams" w:eastAsia="Times New Roman" w:hAnsi="Caviar Dreams" w:cs="Times New Roman"/>
                 <w:b/>
                 <w:bCs/>
                 <w:color w:val="000000"/>
@@ -11605,7 +11550,7 @@
             </w:pPr>
             <w:r>
               <w:rPr>
-                <w:rFonts w:ascii="Caviar Dreams" w:hAnsi="Caviar Dreams" w:eastAsia="Times New Roman" w:cs="Times New Roman"/>
+                <w:rFonts w:ascii="Caviar Dreams" w:eastAsia="Times New Roman" w:hAnsi="Caviar Dreams" w:cs="Times New Roman"/>
                 <w:b/>
                 <w:bCs/>
                 <w:color w:val="000000"/>
@@ -11621,8 +11566,8 @@
             <w:tcBorders>
               <w:top w:val="nil"/>
               <w:left w:val="nil"/>
-              <w:bottom w:val="single" w:color="auto" w:sz="4" w:space="0"/>
-              <w:right w:val="single" w:color="auto" w:sz="4" w:space="0"/>
+              <w:bottom w:val="single" w:sz="4" w:space="0" w:color="auto"/>
+              <w:right w:val="single" w:sz="4" w:space="0" w:color="auto"/>
             </w:tcBorders>
             <w:shd w:val="clear" w:color="000000" w:fill="FFFFFF"/>
             <w:vAlign w:val="center"/>
@@ -11632,14 +11577,14 @@
             <w:pPr>
               <w:spacing w:line="240" w:lineRule="auto"/>
               <w:rPr>
-                <w:rFonts w:ascii="Caviar Dreams" w:hAnsi="Caviar Dreams" w:eastAsia="Times New Roman" w:cs="Times New Roman"/>
+                <w:rFonts w:ascii="Caviar Dreams" w:eastAsia="Times New Roman" w:hAnsi="Caviar Dreams" w:cs="Times New Roman"/>
                 <w:color w:val="000000"/>
                 <w:lang w:val="es-ES_tradnl" w:eastAsia="es-CO"/>
               </w:rPr>
             </w:pPr>
             <w:r>
               <w:rPr>
-                <w:rFonts w:ascii="Caviar Dreams" w:hAnsi="Caviar Dreams" w:eastAsia="Times New Roman" w:cs="Times New Roman"/>
+                <w:rFonts w:ascii="Caviar Dreams" w:eastAsia="Times New Roman" w:hAnsi="Caviar Dreams" w:cs="Times New Roman"/>
                 <w:color w:val="000000"/>
                 <w:lang w:val="es-ES_tradnl" w:eastAsia="es-CO"/>
               </w:rPr>
@@ -11647,7 +11592,7 @@
             </w:r>
             <w:r>
               <w:rPr>
-                <w:rFonts w:ascii="Caviar Dreams" w:hAnsi="Caviar Dreams" w:eastAsia="Times New Roman" w:cs="Times New Roman"/>
+                <w:rFonts w:ascii="Caviar Dreams" w:eastAsia="Times New Roman" w:hAnsi="Caviar Dreams" w:cs="Times New Roman"/>
                 <w:color w:val="000000"/>
                 <w:lang w:val="es-ES_tradnl" w:eastAsia="es-CO"/>
               </w:rPr>
@@ -11658,7 +11603,7 @@
             <w:pPr>
               <w:spacing w:line="240" w:lineRule="auto"/>
               <w:rPr>
-                <w:rFonts w:ascii="Caviar Dreams" w:hAnsi="Caviar Dreams" w:eastAsia="Times New Roman" w:cs="Times New Roman"/>
+                <w:rFonts w:ascii="Caviar Dreams" w:eastAsia="Times New Roman" w:hAnsi="Caviar Dreams" w:cs="Times New Roman"/>
                 <w:color w:val="000000"/>
                 <w:lang w:val="es-ES_tradnl" w:eastAsia="es-CO"/>
               </w:rPr>
@@ -11671,8 +11616,8 @@
             <w:tcBorders>
               <w:top w:val="nil"/>
               <w:left w:val="nil"/>
-              <w:bottom w:val="single" w:color="auto" w:sz="4" w:space="0"/>
-              <w:right w:val="single" w:color="auto" w:sz="4" w:space="0"/>
+              <w:bottom w:val="single" w:sz="4" w:space="0" w:color="auto"/>
+              <w:right w:val="single" w:sz="4" w:space="0" w:color="auto"/>
             </w:tcBorders>
             <w:shd w:val="clear" w:color="000000" w:fill="FFFFFF"/>
             <w:vAlign w:val="center"/>
@@ -11682,14 +11627,14 @@
             <w:pPr>
               <w:spacing w:line="240" w:lineRule="auto"/>
               <w:rPr>
-                <w:rFonts w:ascii="Caviar Dreams" w:hAnsi="Caviar Dreams" w:eastAsia="Times New Roman" w:cs="Times New Roman"/>
+                <w:rFonts w:ascii="Caviar Dreams" w:eastAsia="Times New Roman" w:hAnsi="Caviar Dreams" w:cs="Times New Roman"/>
                 <w:color w:val="000000"/>
                 <w:lang w:val="es-ES_tradnl" w:eastAsia="es-CO"/>
               </w:rPr>
             </w:pPr>
             <w:r>
               <w:rPr>
-                <w:rFonts w:ascii="Caviar Dreams" w:hAnsi="Caviar Dreams" w:eastAsia="Times New Roman" w:cs="Times New Roman"/>
+                <w:rFonts w:ascii="Caviar Dreams" w:eastAsia="Times New Roman" w:hAnsi="Caviar Dreams" w:cs="Times New Roman"/>
                 <w:color w:val="000000"/>
                 <w:lang w:val="es-ES_tradnl" w:eastAsia="es-CO"/>
               </w:rPr>
@@ -11697,7 +11642,7 @@
             </w:r>
             <w:r>
               <w:rPr>
-                <w:rFonts w:ascii="Caviar Dreams" w:hAnsi="Caviar Dreams" w:eastAsia="Times New Roman" w:cs="Times New Roman"/>
+                <w:rFonts w:ascii="Caviar Dreams" w:eastAsia="Times New Roman" w:hAnsi="Caviar Dreams" w:cs="Times New Roman"/>
                 <w:color w:val="000000"/>
                 <w:lang w:val="es-ES_tradnl" w:eastAsia="es-CO"/>
               </w:rPr>
@@ -11711,8 +11656,8 @@
             <w:tcBorders>
               <w:top w:val="nil"/>
               <w:left w:val="nil"/>
-              <w:bottom w:val="single" w:color="auto" w:sz="4" w:space="0"/>
-              <w:right w:val="single" w:color="auto" w:sz="4" w:space="0"/>
+              <w:bottom w:val="single" w:sz="4" w:space="0" w:color="auto"/>
+              <w:right w:val="single" w:sz="4" w:space="0" w:color="auto"/>
             </w:tcBorders>
             <w:shd w:val="clear" w:color="000000" w:fill="FFFFFF"/>
             <w:vAlign w:val="center"/>
@@ -11722,14 +11667,14 @@
             <w:pPr>
               <w:spacing w:line="240" w:lineRule="auto"/>
               <w:rPr>
-                <w:rFonts w:ascii="Caviar Dreams" w:hAnsi="Caviar Dreams" w:eastAsia="Times New Roman" w:cs="Times New Roman"/>
+                <w:rFonts w:ascii="Caviar Dreams" w:eastAsia="Times New Roman" w:hAnsi="Caviar Dreams" w:cs="Times New Roman"/>
                 <w:color w:val="000000"/>
                 <w:lang w:val="es-ES_tradnl" w:eastAsia="es-CO"/>
               </w:rPr>
             </w:pPr>
             <w:r>
               <w:rPr>
-                <w:rFonts w:ascii="Caviar Dreams" w:hAnsi="Caviar Dreams" w:eastAsia="Times New Roman" w:cs="Times New Roman"/>
+                <w:rFonts w:ascii="Caviar Dreams" w:eastAsia="Times New Roman" w:hAnsi="Caviar Dreams" w:cs="Times New Roman"/>
                 <w:color w:val="000000"/>
                 <w:lang w:val="es-ES_tradnl" w:eastAsia="es-CO"/>
               </w:rPr>
@@ -11737,7 +11682,7 @@
             </w:r>
             <w:r>
               <w:rPr>
-                <w:rFonts w:ascii="Caviar Dreams" w:hAnsi="Caviar Dreams" w:eastAsia="Times New Roman" w:cs="Times New Roman"/>
+                <w:rFonts w:ascii="Caviar Dreams" w:eastAsia="Times New Roman" w:hAnsi="Caviar Dreams" w:cs="Times New Roman"/>
                 <w:color w:val="000000"/>
                 <w:lang w:val="es-ES_tradnl" w:eastAsia="es-CO"/>
               </w:rPr>
@@ -11755,9 +11700,9 @@
             <w:tcW w:w="2911" w:type="dxa"/>
             <w:tcBorders>
               <w:top w:val="nil"/>
-              <w:left w:val="single" w:color="auto" w:sz="4" w:space="0"/>
-              <w:bottom w:val="single" w:color="auto" w:sz="4" w:space="0"/>
-              <w:right w:val="single" w:color="auto" w:sz="4" w:space="0"/>
+              <w:left w:val="single" w:sz="4" w:space="0" w:color="auto"/>
+              <w:bottom w:val="single" w:sz="4" w:space="0" w:color="auto"/>
+              <w:right w:val="single" w:sz="4" w:space="0" w:color="auto"/>
             </w:tcBorders>
             <w:shd w:val="clear" w:color="000000" w:fill="F8F9FA"/>
             <w:vAlign w:val="center"/>
@@ -11767,7 +11712,7 @@
             <w:pPr>
               <w:spacing w:line="240" w:lineRule="auto"/>
               <w:rPr>
-                <w:rFonts w:ascii="Caviar Dreams" w:hAnsi="Caviar Dreams" w:eastAsia="Times New Roman" w:cs="Times New Roman"/>
+                <w:rFonts w:ascii="Caviar Dreams" w:eastAsia="Times New Roman" w:hAnsi="Caviar Dreams" w:cs="Times New Roman"/>
                 <w:b/>
                 <w:bCs/>
                 <w:color w:val="000000"/>
@@ -11776,7 +11721,7 @@
             </w:pPr>
             <w:r>
               <w:rPr>
-                <w:rFonts w:ascii="Caviar Dreams" w:hAnsi="Caviar Dreams" w:eastAsia="Times New Roman" w:cs="Times New Roman"/>
+                <w:rFonts w:ascii="Caviar Dreams" w:eastAsia="Times New Roman" w:hAnsi="Caviar Dreams" w:cs="Times New Roman"/>
                 <w:b/>
                 <w:bCs/>
                 <w:color w:val="000000"/>
@@ -11792,8 +11737,8 @@
             <w:tcBorders>
               <w:top w:val="nil"/>
               <w:left w:val="nil"/>
-              <w:bottom w:val="single" w:color="auto" w:sz="4" w:space="0"/>
-              <w:right w:val="single" w:color="auto" w:sz="4" w:space="0"/>
+              <w:bottom w:val="single" w:sz="4" w:space="0" w:color="auto"/>
+              <w:right w:val="single" w:sz="4" w:space="0" w:color="auto"/>
             </w:tcBorders>
             <w:shd w:val="clear" w:color="000000" w:fill="F8F9FA"/>
             <w:vAlign w:val="center"/>
@@ -11803,14 +11748,14 @@
             <w:pPr>
               <w:spacing w:line="240" w:lineRule="auto"/>
               <w:rPr>
-                <w:rFonts w:ascii="Caviar Dreams" w:hAnsi="Caviar Dreams" w:eastAsia="Times New Roman" w:cs="Times New Roman"/>
+                <w:rFonts w:ascii="Caviar Dreams" w:eastAsia="Times New Roman" w:hAnsi="Caviar Dreams" w:cs="Times New Roman"/>
                 <w:color w:val="000000"/>
                 <w:lang w:val="es-ES_tradnl" w:eastAsia="es-CO"/>
               </w:rPr>
             </w:pPr>
             <w:r>
               <w:rPr>
-                <w:rFonts w:ascii="Caviar Dreams" w:hAnsi="Caviar Dreams" w:eastAsia="Times New Roman" w:cs="Times New Roman"/>
+                <w:rFonts w:ascii="Caviar Dreams" w:eastAsia="Times New Roman" w:hAnsi="Caviar Dreams" w:cs="Times New Roman"/>
                 <w:color w:val="000000"/>
                 <w:lang w:val="es-ES_tradnl" w:eastAsia="es-CO"/>
               </w:rPr>
@@ -11818,7 +11763,7 @@
             </w:r>
             <w:r>
               <w:rPr>
-                <w:rFonts w:ascii="Caviar Dreams" w:hAnsi="Caviar Dreams" w:eastAsia="Times New Roman" w:cs="Times New Roman"/>
+                <w:rFonts w:ascii="Caviar Dreams" w:eastAsia="Times New Roman" w:hAnsi="Caviar Dreams" w:cs="Times New Roman"/>
                 <w:color w:val="000000"/>
                 <w:lang w:val="es-ES_tradnl" w:eastAsia="es-CO"/>
               </w:rPr>
@@ -11829,7 +11774,7 @@
             <w:pPr>
               <w:spacing w:line="240" w:lineRule="auto"/>
               <w:rPr>
-                <w:rFonts w:ascii="Caviar Dreams" w:hAnsi="Caviar Dreams" w:eastAsia="Times New Roman" w:cs="Times New Roman"/>
+                <w:rFonts w:ascii="Caviar Dreams" w:eastAsia="Times New Roman" w:hAnsi="Caviar Dreams" w:cs="Times New Roman"/>
                 <w:color w:val="000000"/>
                 <w:lang w:val="es-ES_tradnl" w:eastAsia="es-CO"/>
               </w:rPr>
@@ -11842,8 +11787,8 @@
             <w:tcBorders>
               <w:top w:val="nil"/>
               <w:left w:val="nil"/>
-              <w:bottom w:val="single" w:color="auto" w:sz="4" w:space="0"/>
-              <w:right w:val="single" w:color="auto" w:sz="4" w:space="0"/>
+              <w:bottom w:val="single" w:sz="4" w:space="0" w:color="auto"/>
+              <w:right w:val="single" w:sz="4" w:space="0" w:color="auto"/>
             </w:tcBorders>
             <w:shd w:val="clear" w:color="000000" w:fill="F8F9FA"/>
             <w:vAlign w:val="center"/>
@@ -11853,7 +11798,7 @@
             <w:pPr>
               <w:spacing w:line="240" w:lineRule="auto"/>
               <w:rPr>
-                <w:rFonts w:ascii="Caviar Dreams" w:hAnsi="Caviar Dreams" w:eastAsia="Times New Roman" w:cs="Times New Roman"/>
+                <w:rFonts w:ascii="Caviar Dreams" w:eastAsia="Times New Roman" w:hAnsi="Caviar Dreams" w:cs="Times New Roman"/>
                 <w:color w:val="000000"/>
                 <w:lang w:val="es-ES_tradnl" w:eastAsia="es-CO"/>
               </w:rPr>
@@ -11861,7 +11806,7 @@
             <w:proofErr w:type="spellStart"/>
             <w:r>
               <w:rPr>
-                <w:rFonts w:ascii="Caviar Dreams" w:hAnsi="Caviar Dreams" w:eastAsia="Times New Roman" w:cs="Times New Roman"/>
+                <w:rFonts w:ascii="Caviar Dreams" w:eastAsia="Times New Roman" w:hAnsi="Caviar Dreams" w:cs="Times New Roman"/>
                 <w:color w:val="000000"/>
                 <w:lang w:val="es-ES_tradnl" w:eastAsia="es-CO"/>
               </w:rPr>
@@ -11870,7 +11815,7 @@
             <w:proofErr w:type="spellEnd"/>
             <w:r>
               <w:rPr>
-                <w:rFonts w:ascii="Caviar Dreams" w:hAnsi="Caviar Dreams" w:eastAsia="Times New Roman" w:cs="Times New Roman"/>
+                <w:rFonts w:ascii="Caviar Dreams" w:eastAsia="Times New Roman" w:hAnsi="Caviar Dreams" w:cs="Times New Roman"/>
                 <w:color w:val="000000"/>
                 <w:lang w:val="es-ES_tradnl" w:eastAsia="es-CO"/>
               </w:rPr>
@@ -11878,7 +11823,7 @@
             </w:r>
             <w:r>
               <w:rPr>
-                <w:rFonts w:ascii="Caviar Dreams" w:hAnsi="Caviar Dreams" w:eastAsia="Times New Roman" w:cs="Times New Roman"/>
+                <w:rFonts w:ascii="Caviar Dreams" w:eastAsia="Times New Roman" w:hAnsi="Caviar Dreams" w:cs="Times New Roman"/>
                 <w:i/>
                 <w:iCs/>
                 <w:color w:val="000000"/>
@@ -11888,7 +11833,7 @@
             </w:r>
             <w:r>
               <w:rPr>
-                <w:rFonts w:ascii="Caviar Dreams" w:hAnsi="Caviar Dreams" w:eastAsia="Times New Roman" w:cs="Times New Roman"/>
+                <w:rFonts w:ascii="Caviar Dreams" w:eastAsia="Times New Roman" w:hAnsi="Caviar Dreams" w:cs="Times New Roman"/>
                 <w:color w:val="000000"/>
                 <w:lang w:val="es-ES_tradnl" w:eastAsia="es-CO"/>
               </w:rPr>
@@ -11896,7 +11841,7 @@
             </w:r>
             <w:r>
               <w:rPr>
-                <w:rFonts w:ascii="Caviar Dreams" w:hAnsi="Caviar Dreams" w:eastAsia="Times New Roman" w:cs="Times New Roman"/>
+                <w:rFonts w:ascii="Caviar Dreams" w:eastAsia="Times New Roman" w:hAnsi="Caviar Dreams" w:cs="Times New Roman"/>
                 <w:color w:val="000000"/>
                 <w:lang w:val="es-ES_tradnl" w:eastAsia="es-CO"/>
               </w:rPr>
@@ -11910,8 +11855,8 @@
             <w:tcBorders>
               <w:top w:val="nil"/>
               <w:left w:val="nil"/>
-              <w:bottom w:val="single" w:color="auto" w:sz="4" w:space="0"/>
-              <w:right w:val="single" w:color="auto" w:sz="4" w:space="0"/>
+              <w:bottom w:val="single" w:sz="4" w:space="0" w:color="auto"/>
+              <w:right w:val="single" w:sz="4" w:space="0" w:color="auto"/>
             </w:tcBorders>
             <w:shd w:val="clear" w:color="000000" w:fill="F8F9FA"/>
             <w:vAlign w:val="center"/>
@@ -11921,14 +11866,14 @@
             <w:pPr>
               <w:spacing w:line="240" w:lineRule="auto"/>
               <w:rPr>
-                <w:rFonts w:ascii="Caviar Dreams" w:hAnsi="Caviar Dreams" w:eastAsia="Times New Roman" w:cs="Times New Roman"/>
+                <w:rFonts w:ascii="Caviar Dreams" w:eastAsia="Times New Roman" w:hAnsi="Caviar Dreams" w:cs="Times New Roman"/>
                 <w:color w:val="000000"/>
                 <w:lang w:val="es-ES_tradnl" w:eastAsia="es-CO"/>
               </w:rPr>
             </w:pPr>
             <w:r>
               <w:rPr>
-                <w:rFonts w:ascii="Caviar Dreams" w:hAnsi="Caviar Dreams" w:eastAsia="Times New Roman" w:cs="Times New Roman"/>
+                <w:rFonts w:ascii="Caviar Dreams" w:eastAsia="Times New Roman" w:hAnsi="Caviar Dreams" w:cs="Times New Roman"/>
                 <w:color w:val="000000"/>
                 <w:lang w:val="es-ES_tradnl" w:eastAsia="es-CO"/>
               </w:rPr>
@@ -11936,7 +11881,7 @@
             </w:r>
             <w:r>
               <w:rPr>
-                <w:rFonts w:ascii="Caviar Dreams" w:hAnsi="Caviar Dreams" w:eastAsia="Times New Roman" w:cs="Times New Roman"/>
+                <w:rFonts w:ascii="Caviar Dreams" w:eastAsia="Times New Roman" w:hAnsi="Caviar Dreams" w:cs="Times New Roman"/>
                 <w:color w:val="000000"/>
                 <w:lang w:val="es-ES_tradnl" w:eastAsia="es-CO"/>
               </w:rPr>
@@ -12226,7 +12171,7 @@
           <w:lang w:val="es-ES_tradnl"/>
         </w:rPr>
       </w:pPr>
-      <w:bookmarkStart w:name="_Toc201358724" w:id="16"/>
+      <w:bookmarkStart w:id="16" w:name="_Toc201358724"/>
       <w:r>
         <w:rPr>
           <w:b/>
@@ -12546,8 +12491,8 @@
           <w:lang w:val="es-ES_tradnl"/>
         </w:rPr>
       </w:pPr>
-      <w:bookmarkStart w:name="_Toc201358725" w:id="18"/>
-      <w:bookmarkStart w:name="_Hlk194778938" w:id="19"/>
+      <w:bookmarkStart w:id="18" w:name="_Toc201358725"/>
+      <w:bookmarkStart w:id="19" w:name="_Hlk194778938"/>
       <w:r>
         <w:rPr>
           <w:b/>
@@ -14131,13 +14076,13 @@
         </w:drawing>
       </w:r>
       <w:commentRangeEnd w:id="22"/>
+      <w:commentRangeEnd w:id="23"/>
       <w:r>
         <w:rPr>
           <w:rStyle w:val="Refdecomentario"/>
         </w:rPr>
         <w:commentReference w:id="22"/>
       </w:r>
-      <w:commentRangeEnd w:id="23"/>
       <w:r>
         <w:rPr>
           <w:rStyle w:val="Refdecomentario"/>
@@ -14383,7 +14328,7 @@
           <w:lang w:val="es-ES_tradnl"/>
         </w:rPr>
       </w:pPr>
-      <w:bookmarkStart w:name="_Toc201358726" w:id="24"/>
+      <w:bookmarkStart w:id="24" w:name="_Toc201358726"/>
       <w:bookmarkEnd w:id="19"/>
       <w:r>
         <w:rPr>
@@ -15029,7 +14974,7 @@
           </mc:Choice>
           <mc:Fallback>
             <w:pict>
-              <v:shape id="Cuadro de texto 8" style="position:absolute;left:0;text-align:left;margin-left:274.8pt;margin-top:250.05pt;width:98.25pt;height:36.75pt;z-index:251662336;visibility:visible;mso-wrap-style:square;mso-width-percent:0;mso-wrap-distance-left:9pt;mso-wrap-distance-top:0;mso-wrap-distance-right:9pt;mso-wrap-distance-bottom:0;mso-position-horizontal:absolute;mso-position-horizontal-relative:text;mso-position-vertical:absolute;mso-position-vertical-relative:text;mso-width-percent:0;mso-width-relative:margin;v-text-anchor:top" o:spid="_x0000_s1030" fillcolor="white [3201]" strokecolor="#4f81bd [3204]" strokeweight="2pt" type="#_x0000_t202" o:gfxdata="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" w14:anchorId="55569E1C">
+              <v:shape w14:anchorId="55569E1C" id="Cuadro de texto 8" o:spid="_x0000_s1030" type="#_x0000_t202" style="position:absolute;left:0;text-align:left;margin-left:274.8pt;margin-top:250.05pt;width:98.25pt;height:36.75pt;z-index:251662336;visibility:visible;mso-wrap-style:square;mso-width-percent:0;mso-wrap-distance-left:9pt;mso-wrap-distance-top:0;mso-wrap-distance-right:9pt;mso-wrap-distance-bottom:0;mso-position-horizontal:absolute;mso-position-horizontal-relative:text;mso-position-vertical:absolute;mso-position-vertical-relative:text;mso-width-percent:0;mso-width-relative:margin;v-text-anchor:top" o:gfxdata="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" fillcolor="white [3201]" strokecolor="#4f81bd [3204]" strokeweight="2pt">
                 <v:textbox>
                   <w:txbxContent>
                     <w:p>
@@ -15157,7 +15102,7 @@
           </mc:Choice>
           <mc:Fallback>
             <w:pict>
-              <v:shape id="Cuadro de texto 7" style="position:absolute;left:0;text-align:left;margin-left:103.8pt;margin-top:248.55pt;width:93.75pt;height:36.75pt;z-index:251660288;visibility:visible;mso-wrap-style:square;mso-width-percent:0;mso-wrap-distance-left:9pt;mso-wrap-distance-top:0;mso-wrap-distance-right:9pt;mso-wrap-distance-bottom:0;mso-position-horizontal:absolute;mso-position-horizontal-relative:text;mso-position-vertical:absolute;mso-position-vertical-relative:text;mso-width-percent:0;mso-width-relative:margin;v-text-anchor:top" o:spid="_x0000_s1031" fillcolor="white [3201]" strokecolor="#4f81bd [3204]" strokeweight="2pt" type="#_x0000_t202" o:gfxdata="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" w14:anchorId="57405EDD">
+              <v:shape w14:anchorId="57405EDD" id="Cuadro de texto 7" o:spid="_x0000_s1031" type="#_x0000_t202" style="position:absolute;left:0;text-align:left;margin-left:103.8pt;margin-top:248.55pt;width:93.75pt;height:36.75pt;z-index:251660288;visibility:visible;mso-wrap-style:square;mso-width-percent:0;mso-wrap-distance-left:9pt;mso-wrap-distance-top:0;mso-wrap-distance-right:9pt;mso-wrap-distance-bottom:0;mso-position-horizontal:absolute;mso-position-horizontal-relative:text;mso-position-vertical:absolute;mso-position-vertical-relative:text;mso-width-percent:0;mso-width-relative:margin;v-text-anchor:top" o:gfxdata="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" fillcolor="white [3201]" strokecolor="#4f81bd [3204]" strokeweight="2pt">
                 <v:textbox>
                   <w:txbxContent>
                     <w:p>
@@ -17087,7 +17032,7 @@
           </mc:Choice>
           <mc:Fallback>
             <w:pict>
-              <v:shape id="Cuadro de texto 18" style="position:absolute;left:0;text-align:left;margin-left:438.4pt;margin-top:.7pt;width:2in;height:2in;z-index:-251641856;visibility:visible;mso-wrap-style:none;mso-width-percent:0;mso-height-percent:0;mso-wrap-distance-left:9pt;mso-wrap-distance-top:0;mso-wrap-distance-right:9pt;mso-wrap-distance-bottom:0;mso-position-horizontal:absolute;mso-position-horizontal-relative:text;mso-position-vertical:absolute;mso-position-vertical-relative:text;mso-width-percent:0;mso-height-percent:0;mso-width-relative:page;mso-height-relative:page;v-text-anchor:top" o:spid="_x0000_s1032" filled="f" stroked="f" type="#_x0000_t202" o:gfxdata="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" w14:anchorId="7B7CA282">
+              <v:shape w14:anchorId="7B7CA282" id="Cuadro de texto 18" o:spid="_x0000_s1032" type="#_x0000_t202" style="position:absolute;left:0;text-align:left;margin-left:438.4pt;margin-top:.7pt;width:2in;height:2in;z-index:-251641856;visibility:visible;mso-wrap-style:none;mso-width-percent:0;mso-height-percent:0;mso-wrap-distance-left:9pt;mso-wrap-distance-top:0;mso-wrap-distance-right:9pt;mso-wrap-distance-bottom:0;mso-position-horizontal:absolute;mso-position-horizontal-relative:text;mso-position-vertical:absolute;mso-position-vertical-relative:text;mso-width-percent:0;mso-height-percent:0;mso-width-relative:page;mso-height-relative:page;v-text-anchor:top" o:gfxdata="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" filled="f" stroked="f">
                 <v:fill o:detectmouseclick="t"/>
                 <v:textbox style="mso-fit-shape-to-text:t">
                   <w:txbxContent>
@@ -17269,7 +17214,7 @@
           </mc:Choice>
           <mc:Fallback>
             <w:pict>
-              <v:shape id="Cuadro de texto 16" style="position:absolute;left:0;text-align:left;margin-left:305.65pt;margin-top:.7pt;width:2in;height:2in;z-index:-251644928;visibility:visible;mso-wrap-style:none;mso-width-percent:0;mso-height-percent:0;mso-wrap-distance-left:9pt;mso-wrap-distance-top:0;mso-wrap-distance-right:9pt;mso-wrap-distance-bottom:0;mso-position-horizontal:absolute;mso-position-horizontal-relative:text;mso-position-vertical:absolute;mso-position-vertical-relative:text;mso-width-percent:0;mso-height-percent:0;mso-width-relative:page;mso-height-relative:page;v-text-anchor:top" o:spid="_x0000_s1033" filled="f" stroked="f" type="#_x0000_t202" o:gfxdata="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" w14:anchorId="2BC9D800">
+              <v:shape w14:anchorId="2BC9D800" id="Cuadro de texto 16" o:spid="_x0000_s1033" type="#_x0000_t202" style="position:absolute;left:0;text-align:left;margin-left:305.65pt;margin-top:.7pt;width:2in;height:2in;z-index:-251644928;visibility:visible;mso-wrap-style:none;mso-width-percent:0;mso-height-percent:0;mso-wrap-distance-left:9pt;mso-wrap-distance-top:0;mso-wrap-distance-right:9pt;mso-wrap-distance-bottom:0;mso-position-horizontal:absolute;mso-position-horizontal-relative:text;mso-position-vertical:absolute;mso-position-vertical-relative:text;mso-width-percent:0;mso-height-percent:0;mso-width-relative:page;mso-height-relative:page;v-text-anchor:top" o:gfxdata="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" filled="f" stroked="f">
                 <v:fill o:detectmouseclick="t"/>
                 <v:textbox style="mso-fit-shape-to-text:t">
                   <w:txbxContent>
@@ -17451,7 +17396,7 @@
           </mc:Choice>
           <mc:Fallback>
             <w:pict>
-              <v:shape id="Cuadro de texto 14" style="position:absolute;left:0;text-align:left;margin-left:157.85pt;margin-top:.7pt;width:2in;height:2in;z-index:-251648000;visibility:visible;mso-wrap-style:none;mso-width-percent:0;mso-height-percent:0;mso-wrap-distance-left:9pt;mso-wrap-distance-top:0;mso-wrap-distance-right:9pt;mso-wrap-distance-bottom:0;mso-position-horizontal:absolute;mso-position-horizontal-relative:text;mso-position-vertical:absolute;mso-position-vertical-relative:text;mso-width-percent:0;mso-height-percent:0;mso-width-relative:page;mso-height-relative:page;v-text-anchor:top" o:spid="_x0000_s1034" filled="f" stroked="f" type="#_x0000_t202" o:gfxdata="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" w14:anchorId="20B65DC5">
+              <v:shape w14:anchorId="20B65DC5" id="Cuadro de texto 14" o:spid="_x0000_s1034" type="#_x0000_t202" style="position:absolute;left:0;text-align:left;margin-left:157.85pt;margin-top:.7pt;width:2in;height:2in;z-index:-251648000;visibility:visible;mso-wrap-style:none;mso-width-percent:0;mso-height-percent:0;mso-wrap-distance-left:9pt;mso-wrap-distance-top:0;mso-wrap-distance-right:9pt;mso-wrap-distance-bottom:0;mso-position-horizontal:absolute;mso-position-horizontal-relative:text;mso-position-vertical:absolute;mso-position-vertical-relative:text;mso-width-percent:0;mso-height-percent:0;mso-width-relative:page;mso-height-relative:page;v-text-anchor:top" o:gfxdata="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" filled="f" stroked="f">
                 <v:fill o:detectmouseclick="t"/>
                 <v:textbox style="mso-fit-shape-to-text:t">
                   <w:txbxContent>
@@ -17630,7 +17575,7 @@
           </mc:Choice>
           <mc:Fallback>
             <w:pict>
-              <v:shape id="Cuadro de texto 10" style="position:absolute;left:0;text-align:left;margin-left:29.55pt;margin-top:.85pt;width:2in;height:2in;z-index:-251651072;visibility:visible;mso-wrap-style:none;mso-width-percent:0;mso-height-percent:0;mso-wrap-distance-left:9pt;mso-wrap-distance-top:0;mso-wrap-distance-right:9pt;mso-wrap-distance-bottom:0;mso-position-horizontal:absolute;mso-position-horizontal-relative:text;mso-position-vertical:absolute;mso-position-vertical-relative:text;mso-width-percent:0;mso-height-percent:0;mso-width-relative:page;mso-height-relative:page;v-text-anchor:top" o:spid="_x0000_s1035" filled="f" stroked="f" type="#_x0000_t202" o:gfxdata="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" w14:anchorId="29D72674">
+              <v:shape w14:anchorId="29D72674" id="Cuadro de texto 10" o:spid="_x0000_s1035" type="#_x0000_t202" style="position:absolute;left:0;text-align:left;margin-left:29.55pt;margin-top:.85pt;width:2in;height:2in;z-index:-251651072;visibility:visible;mso-wrap-style:none;mso-width-percent:0;mso-height-percent:0;mso-wrap-distance-left:9pt;mso-wrap-distance-top:0;mso-wrap-distance-right:9pt;mso-wrap-distance-bottom:0;mso-position-horizontal:absolute;mso-position-horizontal-relative:text;mso-position-vertical:absolute;mso-position-vertical-relative:text;mso-width-percent:0;mso-height-percent:0;mso-width-relative:page;mso-height-relative:page;v-text-anchor:top" o:gfxdata="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" filled="f" stroked="f">
                 <v:fill o:detectmouseclick="t"/>
                 <v:textbox style="mso-fit-shape-to-text:t">
                   <w:txbxContent>
@@ -17788,7 +17733,6 @@
                               </w:rPr>
                               <w:t>Durabilidad (</w:t>
                             </w:r>
-                            <w:proofErr w:type="spellStart"/>
                             <w:r>
                               <w:rPr>
                                 <w:bCs/>
@@ -17800,7 +17744,6 @@
                               </w:rPr>
                               <w:t>Durability</w:t>
                             </w:r>
-                            <w:proofErr w:type="spellEnd"/>
                             <w:r>
                               <w:rPr>
                                 <w:bCs/>
@@ -17827,7 +17770,7 @@
           </mc:Choice>
           <mc:Fallback>
             <w:pict>
-              <v:shape id="Cuadro de texto 17" style="position:absolute;left:0;text-align:left;margin-left:408.85pt;margin-top:24.45pt;width:2in;height:2in;z-index:251673600;visibility:visible;mso-wrap-style:none;mso-wrap-distance-left:9pt;mso-wrap-distance-top:0;mso-wrap-distance-right:9pt;mso-wrap-distance-bottom:0;mso-position-horizontal:absolute;mso-position-horizontal-relative:text;mso-position-vertical:absolute;mso-position-vertical-relative:text;v-text-anchor:top" o:spid="_x0000_s1036" filled="f" strokeweight=".5pt" type="#_x0000_t202" o:gfxdata="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" w14:anchorId="6480DCF2">
+              <v:shape w14:anchorId="6480DCF2" id="Cuadro de texto 17" o:spid="_x0000_s1036" type="#_x0000_t202" style="position:absolute;left:0;text-align:left;margin-left:408.85pt;margin-top:24.45pt;width:2in;height:2in;z-index:251673600;visibility:visible;mso-wrap-style:none;mso-wrap-distance-left:9pt;mso-wrap-distance-top:0;mso-wrap-distance-right:9pt;mso-wrap-distance-bottom:0;mso-position-horizontal:absolute;mso-position-horizontal-relative:text;mso-position-vertical:absolute;mso-position-vertical-relative:text;v-text-anchor:top" o:gfxdata="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" filled="f" strokeweight=".5pt">
                 <v:fill o:detectmouseclick="t"/>
                 <v:textbox style="mso-fit-shape-to-text:t">
                   <w:txbxContent>
@@ -17989,7 +17932,6 @@
                               </w:rPr>
                               <w:t>Aislamiento (</w:t>
                             </w:r>
-                            <w:proofErr w:type="spellStart"/>
                             <w:r>
                               <w:rPr>
                                 <w:bCs/>
@@ -18001,7 +17943,6 @@
                               </w:rPr>
                               <w:t>Isolation</w:t>
                             </w:r>
-                            <w:proofErr w:type="spellEnd"/>
                             <w:r>
                               <w:rPr>
                                 <w:bCs/>
@@ -18028,7 +17969,7 @@
           </mc:Choice>
           <mc:Fallback>
             <w:pict>
-              <v:shape id="Cuadro de texto 15" style="position:absolute;left:0;text-align:left;margin-left:276.1pt;margin-top:7.2pt;width:2in;height:2in;z-index:251670528;visibility:visible;mso-wrap-style:none;mso-wrap-distance-left:9pt;mso-wrap-distance-top:0;mso-wrap-distance-right:9pt;mso-wrap-distance-bottom:0;mso-position-horizontal:absolute;mso-position-horizontal-relative:text;mso-position-vertical:absolute;mso-position-vertical-relative:text;v-text-anchor:top" o:spid="_x0000_s1037" filled="f" strokeweight=".5pt" type="#_x0000_t202" o:gfxdata="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" w14:anchorId="3E38CAEE">
+              <v:shape w14:anchorId="3E38CAEE" id="Cuadro de texto 15" o:spid="_x0000_s1037" type="#_x0000_t202" style="position:absolute;left:0;text-align:left;margin-left:276.1pt;margin-top:7.2pt;width:2in;height:2in;z-index:251670528;visibility:visible;mso-wrap-style:none;mso-wrap-distance-left:9pt;mso-wrap-distance-top:0;mso-wrap-distance-right:9pt;mso-wrap-distance-bottom:0;mso-position-horizontal:absolute;mso-position-horizontal-relative:text;mso-position-vertical:absolute;mso-position-vertical-relative:text;v-text-anchor:top" o:gfxdata="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" filled="f" strokeweight=".5pt">
                 <v:fill o:detectmouseclick="t"/>
                 <v:textbox style="mso-fit-shape-to-text:t">
                   <w:txbxContent>
@@ -18167,7 +18108,6 @@
                               </w:rPr>
                               <w:t>Consistencia (</w:t>
                             </w:r>
-                            <w:proofErr w:type="spellStart"/>
                             <w:r>
                               <w:rPr>
                                 <w:bCs/>
@@ -18179,7 +18119,6 @@
                               </w:rPr>
                               <w:t>Consistency</w:t>
                             </w:r>
-                            <w:proofErr w:type="spellEnd"/>
                             <w:r>
                               <w:rPr>
                                 <w:bCs/>
@@ -18206,7 +18145,7 @@
           </mc:Choice>
           <mc:Fallback>
             <w:pict>
-              <v:shape id="Cuadro de texto 13" style="position:absolute;left:0;text-align:left;margin-left:128.3pt;margin-top:7.2pt;width:2in;height:2in;z-index:251667456;visibility:visible;mso-wrap-style:none;mso-wrap-distance-left:9pt;mso-wrap-distance-top:0;mso-wrap-distance-right:9pt;mso-wrap-distance-bottom:0;mso-position-horizontal:absolute;mso-position-horizontal-relative:text;mso-position-vertical:absolute;mso-position-vertical-relative:text;v-text-anchor:top" o:spid="_x0000_s1038" filled="f" strokeweight=".5pt" type="#_x0000_t202" o:gfxdata="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" w14:anchorId="757A0CB1">
+              <v:shape w14:anchorId="757A0CB1" id="Cuadro de texto 13" o:spid="_x0000_s1038" type="#_x0000_t202" style="position:absolute;left:0;text-align:left;margin-left:128.3pt;margin-top:7.2pt;width:2in;height:2in;z-index:251667456;visibility:visible;mso-wrap-style:none;mso-wrap-distance-left:9pt;mso-wrap-distance-top:0;mso-wrap-distance-right:9pt;mso-wrap-distance-bottom:0;mso-position-horizontal:absolute;mso-position-horizontal-relative:text;mso-position-vertical:absolute;mso-position-vertical-relative:text;v-text-anchor:top" o:gfxdata="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" filled="f" strokeweight=".5pt">
                 <v:fill o:detectmouseclick="t"/>
                 <v:textbox style="mso-fit-shape-to-text:t">
                   <w:txbxContent>
@@ -18342,7 +18281,6 @@
                               </w:rPr>
                               <w:t>Atomicidad (</w:t>
                             </w:r>
-                            <w:proofErr w:type="spellStart"/>
                             <w:r>
                               <w:rPr>
                                 <w:bCs/>
@@ -18352,19 +18290,7 @@
                                 <w:szCs w:val="20"/>
                                 <w:lang w:val="es-ES_tradnl"/>
                               </w:rPr>
-                              <w:t>Atomicity</w:t>
-                            </w:r>
-                            <w:proofErr w:type="spellEnd"/>
-                            <w:r>
-                              <w:rPr>
-                                <w:bCs/>
-                                <w:i/>
-                                <w:iCs/>
-                                <w:sz w:val="20"/>
-                                <w:szCs w:val="20"/>
-                                <w:lang w:val="es-ES_tradnl"/>
-                              </w:rPr>
-                              <w:t>)</w:t>
+                              <w:t>Atomicity)</w:t>
                             </w:r>
                           </w:p>
                         </w:txbxContent>
@@ -18383,7 +18309,7 @@
           </mc:Choice>
           <mc:Fallback>
             <w:pict>
-              <v:shape id="Cuadro de texto 11" style="position:absolute;left:0;text-align:left;margin-left:0;margin-top:7.35pt;width:2in;height:2in;z-index:251664384;visibility:visible;mso-wrap-style:none;mso-wrap-distance-left:9pt;mso-wrap-distance-top:0;mso-wrap-distance-right:9pt;mso-wrap-distance-bottom:0;mso-position-horizontal:absolute;mso-position-horizontal-relative:text;mso-position-vertical:absolute;mso-position-vertical-relative:text;v-text-anchor:top" o:spid="_x0000_s1039" filled="f" strokeweight=".5pt" type="#_x0000_t202" o:gfxdata="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" w14:anchorId="6549A636">
+              <v:shape w14:anchorId="6549A636" id="Cuadro de texto 11" o:spid="_x0000_s1039" type="#_x0000_t202" style="position:absolute;left:0;text-align:left;margin-left:0;margin-top:7.35pt;width:2in;height:2in;z-index:251664384;visibility:visible;mso-wrap-style:none;mso-wrap-distance-left:9pt;mso-wrap-distance-top:0;mso-wrap-distance-right:9pt;mso-wrap-distance-bottom:0;mso-position-horizontal:absolute;mso-position-horizontal-relative:text;mso-position-vertical:absolute;mso-position-vertical-relative:text;v-text-anchor:top" o:gfxdata="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" filled="f" strokeweight=".5pt">
                 <v:fill o:detectmouseclick="t"/>
                 <v:textbox style="mso-fit-shape-to-text:t">
                   <w:txbxContent>
@@ -19148,7 +19074,6 @@
                               </w:rPr>
                               <w:t>Escalado Vertical (</w:t>
                             </w:r>
-                            <w:proofErr w:type="spellStart"/>
                             <w:r>
                               <w:rPr>
                                 <w:bCs/>
@@ -19158,19 +19083,7 @@
                                 <w:szCs w:val="20"/>
                                 <w:lang w:val="es-ES_tradnl"/>
                               </w:rPr>
-                              <w:t>Scale</w:t>
-                            </w:r>
-                            <w:proofErr w:type="spellEnd"/>
-                            <w:r>
-                              <w:rPr>
-                                <w:bCs/>
-                                <w:i/>
-                                <w:iCs/>
-                                <w:sz w:val="20"/>
-                                <w:szCs w:val="20"/>
-                                <w:lang w:val="es-ES_tradnl"/>
-                              </w:rPr>
-                              <w:t>-up</w:t>
+                              <w:t>Scale-up</w:t>
                             </w:r>
                             <w:r>
                               <w:rPr>
@@ -19198,7 +19111,7 @@
           </mc:Choice>
           <mc:Fallback>
             <w:pict>
-              <v:shape id="Cuadro de texto 21" style="position:absolute;left:0;text-align:left;margin-left:294.3pt;margin-top:17.35pt;width:2in;height:2in;z-index:251678720;visibility:visible;mso-wrap-style:none;mso-wrap-distance-left:9pt;mso-wrap-distance-top:0;mso-wrap-distance-right:9pt;mso-wrap-distance-bottom:0;mso-position-horizontal:absolute;mso-position-horizontal-relative:text;mso-position-vertical:absolute;mso-position-vertical-relative:text;v-text-anchor:top" o:spid="_x0000_s1040" filled="f" strokeweight=".5pt" type="#_x0000_t202" o:gfxdata="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" w14:anchorId="7C03CD44">
+              <v:shape w14:anchorId="7C03CD44" id="Cuadro de texto 21" o:spid="_x0000_s1040" type="#_x0000_t202" style="position:absolute;left:0;text-align:left;margin-left:294.3pt;margin-top:17.35pt;width:2in;height:2in;z-index:251678720;visibility:visible;mso-wrap-style:none;mso-wrap-distance-left:9pt;mso-wrap-distance-top:0;mso-wrap-distance-right:9pt;mso-wrap-distance-bottom:0;mso-position-horizontal:absolute;mso-position-horizontal-relative:text;mso-position-vertical:absolute;mso-position-vertical-relative:text;v-text-anchor:top" o:gfxdata="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" filled="f" strokeweight=".5pt">
                 <v:fill o:detectmouseclick="t"/>
                 <v:textbox style="mso-fit-shape-to-text:t">
                   <w:txbxContent>
@@ -19344,7 +19257,6 @@
                               </w:rPr>
                               <w:t>Escalado Horizontal (</w:t>
                             </w:r>
-                            <w:proofErr w:type="spellStart"/>
                             <w:r>
                               <w:rPr>
                                 <w:bCs/>
@@ -19356,7 +19268,6 @@
                               </w:rPr>
                               <w:t>Scale-out</w:t>
                             </w:r>
-                            <w:proofErr w:type="spellEnd"/>
                             <w:r>
                               <w:rPr>
                                 <w:bCs/>
@@ -19383,7 +19294,7 @@
           </mc:Choice>
           <mc:Fallback>
             <w:pict>
-              <v:shape id="Cuadro de texto 20" style="position:absolute;left:0;text-align:left;margin-left:124.05pt;margin-top:.85pt;width:2in;height:2in;z-index:251676672;visibility:visible;mso-wrap-style:none;mso-wrap-distance-left:9pt;mso-wrap-distance-top:0;mso-wrap-distance-right:9pt;mso-wrap-distance-bottom:0;mso-position-horizontal:absolute;mso-position-horizontal-relative:text;mso-position-vertical:absolute;mso-position-vertical-relative:text;v-text-anchor:top" o:spid="_x0000_s1041" filled="f" strokeweight=".5pt" type="#_x0000_t202" o:gfxdata="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" w14:anchorId="2F5D0751">
+              <v:shape w14:anchorId="2F5D0751" id="Cuadro de texto 20" o:spid="_x0000_s1041" type="#_x0000_t202" style="position:absolute;left:0;text-align:left;margin-left:124.05pt;margin-top:.85pt;width:2in;height:2in;z-index:251676672;visibility:visible;mso-wrap-style:none;mso-wrap-distance-left:9pt;mso-wrap-distance-top:0;mso-wrap-distance-right:9pt;mso-wrap-distance-bottom:0;mso-position-horizontal:absolute;mso-position-horizontal-relative:text;mso-position-vertical:absolute;mso-position-vertical-relative:text;v-text-anchor:top" o:gfxdata="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" filled="f" strokeweight=".5pt">
                 <v:fill o:detectmouseclick="t"/>
                 <v:textbox style="mso-fit-shape-to-text:t">
                   <w:txbxContent>
@@ -20133,7 +20044,7 @@
           <w:lang w:val="es-ES_tradnl"/>
         </w:rPr>
       </w:pPr>
-      <w:bookmarkStart w:name="_Toc201358727" w:id="32"/>
+      <w:bookmarkStart w:id="32" w:name="_Toc201358727"/>
       <w:r>
         <w:rPr>
           <w:b/>
@@ -20203,11 +20114,11 @@
       <w:pPr>
         <w:pStyle w:val="Normal0"/>
         <w:pBdr>
-          <w:top w:val="nil" w:color="000000" w:sz="0" w:space="0"/>
-          <w:left w:val="nil" w:color="000000" w:sz="0" w:space="0"/>
-          <w:bottom w:val="nil" w:color="000000" w:sz="0" w:space="0"/>
-          <w:right w:val="nil" w:color="000000" w:sz="0" w:space="0"/>
-          <w:between w:val="nil" w:color="000000" w:sz="0" w:space="0"/>
+          <w:top w:val="nil"/>
+          <w:left w:val="nil"/>
+          <w:bottom w:val="nil"/>
+          <w:right w:val="nil"/>
+          <w:between w:val="nil"/>
         </w:pBdr>
         <w:spacing w:line="360" w:lineRule="auto"/>
         <w:contextualSpacing/>
@@ -20216,131 +20127,136 @@
           <w:color w:val="000000"/>
           <w:sz w:val="20"/>
           <w:szCs w:val="20"/>
-          <w:lang w:val="es-ES"/>
-        </w:rPr>
-      </w:pPr>
-      <w:r>
-        <w:rPr>
-          <w:color w:val="000000" w:themeColor="text1" w:themeTint="FF" w:themeShade="FF"/>
-          <w:sz w:val="20"/>
-          <w:szCs w:val="20"/>
-          <w:lang w:val="es-ES"/>
+          <w:lang w:val="es-ES_tradnl"/>
+        </w:rPr>
+      </w:pPr>
+      <w:r>
+        <w:rPr>
+          <w:bCs/>
+          <w:color w:val="000000"/>
+          <w:sz w:val="20"/>
+          <w:szCs w:val="20"/>
+          <w:lang w:val="es-ES_tradnl"/>
         </w:rPr>
         <w:t>Debajo de la estructura de la base de datos se halla el modelo de datos, que es un conjunto de herramientas conceptuales utilizadas para describir los datos, sus relaciones, la semántica y las restricciones de consistencia</w:t>
       </w:r>
       <w:r>
         <w:rPr>
-          <w:color w:val="000000" w:themeColor="text1" w:themeTint="FF" w:themeShade="FF"/>
-          <w:sz w:val="20"/>
-          <w:szCs w:val="20"/>
-          <w:lang w:val="es-ES"/>
+          <w:bCs/>
+          <w:color w:val="000000"/>
+          <w:sz w:val="20"/>
+          <w:szCs w:val="20"/>
+          <w:lang w:val="es-ES_tradnl"/>
         </w:rPr>
         <w:t xml:space="preserve"> </w:t>
       </w:r>
       <w:r>
         <w:rPr>
-          <w:color w:val="000000" w:themeColor="text1" w:themeTint="FF" w:themeShade="FF"/>
-          <w:sz w:val="20"/>
-          <w:szCs w:val="20"/>
-          <w:lang w:val="es-ES"/>
+          <w:color w:val="000000"/>
+          <w:sz w:val="20"/>
+          <w:szCs w:val="20"/>
+          <w:lang w:val="es-ES_tradnl"/>
         </w:rPr>
         <w:t>(</w:t>
       </w:r>
-      <w:r>
-        <w:rPr>
-          <w:color w:val="000000" w:themeColor="text1" w:themeTint="FF" w:themeShade="FF"/>
-          <w:sz w:val="20"/>
-          <w:szCs w:val="20"/>
-          <w:lang w:val="es-ES"/>
+      <w:proofErr w:type="spellStart"/>
+      <w:r>
+        <w:rPr>
+          <w:color w:val="000000"/>
+          <w:sz w:val="20"/>
+          <w:szCs w:val="20"/>
+          <w:lang w:val="es-ES_tradnl"/>
         </w:rPr>
         <w:t>Silberschatz</w:t>
       </w:r>
-      <w:r>
-        <w:rPr>
-          <w:color w:val="000000" w:themeColor="text1" w:themeTint="FF" w:themeShade="FF"/>
-          <w:sz w:val="20"/>
-          <w:szCs w:val="20"/>
-          <w:lang w:val="es-ES"/>
+      <w:proofErr w:type="spellEnd"/>
+      <w:r>
+        <w:rPr>
+          <w:color w:val="000000"/>
+          <w:sz w:val="20"/>
+          <w:szCs w:val="20"/>
+          <w:lang w:val="es-ES_tradnl"/>
         </w:rPr>
         <w:t xml:space="preserve">, </w:t>
       </w:r>
       <w:r>
         <w:rPr>
-          <w:color w:val="000000" w:themeColor="text1" w:themeTint="FF" w:themeShade="FF"/>
-          <w:sz w:val="20"/>
-          <w:szCs w:val="20"/>
-          <w:lang w:val="es-ES"/>
+          <w:color w:val="000000"/>
+          <w:sz w:val="20"/>
+          <w:szCs w:val="20"/>
+          <w:lang w:val="es-ES_tradnl"/>
         </w:rPr>
         <w:t xml:space="preserve">et al., </w:t>
       </w:r>
       <w:r>
         <w:rPr>
-          <w:color w:val="000000" w:themeColor="text1" w:themeTint="FF" w:themeShade="FF"/>
-          <w:sz w:val="20"/>
-          <w:szCs w:val="20"/>
-          <w:lang w:val="es-ES"/>
+          <w:color w:val="000000"/>
+          <w:sz w:val="20"/>
+          <w:szCs w:val="20"/>
+          <w:lang w:val="es-ES_tradnl"/>
         </w:rPr>
         <w:t>2020)</w:t>
       </w:r>
       <w:r>
         <w:rPr>
-          <w:color w:val="000000" w:themeColor="text1" w:themeTint="FF" w:themeShade="FF"/>
-          <w:sz w:val="20"/>
-          <w:szCs w:val="20"/>
-          <w:lang w:val="es-ES"/>
+          <w:color w:val="000000"/>
+          <w:sz w:val="20"/>
+          <w:szCs w:val="20"/>
+          <w:lang w:val="es-ES_tradnl"/>
         </w:rPr>
         <w:t xml:space="preserve">. Dicha de forma breve, son las estructuras que facilitan la organización, </w:t>
       </w:r>
       <w:r>
         <w:rPr>
-          <w:color w:val="000000" w:themeColor="text1" w:themeTint="FF" w:themeShade="FF"/>
-          <w:sz w:val="20"/>
-          <w:szCs w:val="20"/>
-          <w:lang w:val="es-ES"/>
-        </w:rPr>
+          <w:color w:val="000000"/>
+          <w:sz w:val="20"/>
+          <w:szCs w:val="20"/>
+          <w:lang w:val="es-ES_tradnl"/>
+        </w:rPr>
+        <w:lastRenderedPageBreak/>
         <w:t>almacenamiento y gestión de la información. A continuación, se describen los principales modelos utilizados en las bases de datos</w:t>
       </w:r>
       <w:r>
         <w:rPr>
-          <w:color w:val="000000" w:themeColor="text1" w:themeTint="FF" w:themeShade="FF"/>
-          <w:sz w:val="20"/>
-          <w:szCs w:val="20"/>
-          <w:lang w:val="es-ES"/>
+          <w:color w:val="000000"/>
+          <w:sz w:val="20"/>
+          <w:szCs w:val="20"/>
+          <w:lang w:val="es-ES_tradnl"/>
         </w:rPr>
         <w:t xml:space="preserve"> de acuerdo </w:t>
       </w:r>
       <w:commentRangeStart w:id="33"/>
       <w:r>
         <w:rPr>
-          <w:color w:val="000000" w:themeColor="text1" w:themeTint="FF" w:themeShade="FF"/>
-          <w:sz w:val="20"/>
-          <w:szCs w:val="20"/>
-          <w:lang w:val="es-ES"/>
+          <w:color w:val="000000"/>
+          <w:sz w:val="20"/>
+          <w:szCs w:val="20"/>
+          <w:lang w:val="es-ES_tradnl"/>
         </w:rPr>
         <w:t>con Robinson</w:t>
       </w:r>
       <w:r>
         <w:rPr>
-          <w:color w:val="000000" w:themeColor="text1" w:themeTint="FF" w:themeShade="FF"/>
-          <w:sz w:val="20"/>
-          <w:szCs w:val="20"/>
-          <w:lang w:val="es-ES"/>
+          <w:color w:val="000000"/>
+          <w:sz w:val="20"/>
+          <w:szCs w:val="20"/>
+          <w:lang w:val="es-ES_tradnl"/>
         </w:rPr>
         <w:t xml:space="preserve">, et al. </w:t>
       </w:r>
       <w:r>
         <w:rPr>
-          <w:color w:val="000000" w:themeColor="text1" w:themeTint="FF" w:themeShade="FF"/>
-          <w:sz w:val="20"/>
-          <w:szCs w:val="20"/>
-          <w:lang w:val="es-ES"/>
+          <w:color w:val="000000"/>
+          <w:sz w:val="20"/>
+          <w:szCs w:val="20"/>
+          <w:lang w:val="es-ES_tradnl"/>
         </w:rPr>
         <w:t>(2015):</w:t>
       </w:r>
       <w:commentRangeEnd w:id="33"/>
       <w:r>
         <w:rPr>
-          <w:rStyle w:val="CommentReference"/>
+          <w:rStyle w:val="Refdecomentario"/>
         </w:rPr>
         <w:commentReference w:id="33"/>
       </w:r>
@@ -21020,7 +20936,7 @@
           <w:lang w:val="es-ES_tradnl"/>
         </w:rPr>
       </w:pPr>
-      <w:bookmarkStart w:name="_Toc201358728" w:id="34"/>
+      <w:bookmarkStart w:id="34" w:name="_Toc201358728"/>
       <w:r>
         <w:rPr>
           <w:b/>
@@ -21077,97 +20993,110 @@
       <w:pPr>
         <w:pStyle w:val="Normal0"/>
         <w:pBdr>
-          <w:top w:val="nil" w:color="000000" w:sz="0" w:space="0"/>
-          <w:left w:val="nil" w:color="000000" w:sz="0" w:space="0"/>
-          <w:bottom w:val="nil" w:color="000000" w:sz="0" w:space="0"/>
-          <w:right w:val="nil" w:color="000000" w:sz="0" w:space="0"/>
-          <w:between w:val="nil" w:color="000000" w:sz="0" w:space="0"/>
+          <w:top w:val="nil"/>
+          <w:left w:val="nil"/>
+          <w:bottom w:val="nil"/>
+          <w:right w:val="nil"/>
+          <w:between w:val="nil"/>
         </w:pBdr>
         <w:spacing w:line="360" w:lineRule="auto"/>
         <w:rPr>
-          <w:color w:val="000000"/>
-          <w:sz w:val="20"/>
-          <w:szCs w:val="20"/>
-          <w:lang w:val="es-ES"/>
-        </w:rPr>
-      </w:pPr>
-      <w:r>
-        <w:rPr>
-          <w:color w:val="000000" w:themeColor="text1" w:themeTint="FF" w:themeShade="FF"/>
-          <w:sz w:val="20"/>
-          <w:szCs w:val="20"/>
-          <w:lang w:val="es-ES"/>
+          <w:bCs/>
+          <w:color w:val="000000"/>
+          <w:sz w:val="20"/>
+          <w:szCs w:val="20"/>
+          <w:lang w:val="es-ES_tradnl"/>
+        </w:rPr>
+      </w:pPr>
+      <w:r>
+        <w:rPr>
+          <w:bCs/>
+          <w:color w:val="000000"/>
+          <w:sz w:val="20"/>
+          <w:szCs w:val="20"/>
+          <w:lang w:val="es-ES_tradnl"/>
         </w:rPr>
         <w:t xml:space="preserve">Los datos se almacenan físicamente en el disco y en la forma en que se hagan tiene un impacto masivo en el rendimiento. De acuerdo a </w:t>
       </w:r>
-      <w:r>
-        <w:rPr>
-          <w:color w:val="000000" w:themeColor="text1" w:themeTint="FF" w:themeShade="FF"/>
-          <w:sz w:val="20"/>
-          <w:szCs w:val="20"/>
-          <w:lang w:val="es-ES"/>
+      <w:proofErr w:type="spellStart"/>
+      <w:r>
+        <w:rPr>
+          <w:bCs/>
+          <w:color w:val="000000"/>
+          <w:sz w:val="20"/>
+          <w:szCs w:val="20"/>
+          <w:lang w:val="es-ES_tradnl"/>
         </w:rPr>
         <w:t>Elmasri</w:t>
       </w:r>
-      <w:r>
-        <w:rPr>
-          <w:color w:val="000000" w:themeColor="text1" w:themeTint="FF" w:themeShade="FF"/>
-          <w:sz w:val="20"/>
-          <w:szCs w:val="20"/>
-          <w:lang w:val="es-ES"/>
+      <w:proofErr w:type="spellEnd"/>
+      <w:r>
+        <w:rPr>
+          <w:bCs/>
+          <w:color w:val="000000"/>
+          <w:sz w:val="20"/>
+          <w:szCs w:val="20"/>
+          <w:lang w:val="es-ES_tradnl"/>
         </w:rPr>
         <w:t xml:space="preserve"> </w:t>
       </w:r>
       <w:r>
         <w:rPr>
-          <w:color w:val="000000" w:themeColor="text1" w:themeTint="FF" w:themeShade="FF"/>
-          <w:sz w:val="20"/>
-          <w:szCs w:val="20"/>
-          <w:lang w:val="es-ES"/>
+          <w:bCs/>
+          <w:color w:val="000000"/>
+          <w:sz w:val="20"/>
+          <w:szCs w:val="20"/>
+          <w:lang w:val="es-ES_tradnl"/>
         </w:rPr>
         <w:t xml:space="preserve">&amp; </w:t>
       </w:r>
-      <w:r>
-        <w:rPr>
-          <w:color w:val="000000" w:themeColor="text1" w:themeTint="FF" w:themeShade="FF"/>
-          <w:sz w:val="20"/>
-          <w:szCs w:val="20"/>
-          <w:lang w:val="es-ES"/>
+      <w:proofErr w:type="spellStart"/>
+      <w:r>
+        <w:rPr>
+          <w:bCs/>
+          <w:color w:val="000000"/>
+          <w:sz w:val="20"/>
+          <w:szCs w:val="20"/>
+          <w:lang w:val="es-ES_tradnl"/>
         </w:rPr>
         <w:t>Navathe</w:t>
       </w:r>
-      <w:r>
-        <w:rPr>
-          <w:color w:val="000000" w:themeColor="text1" w:themeTint="FF" w:themeShade="FF"/>
-          <w:sz w:val="20"/>
-          <w:szCs w:val="20"/>
-          <w:lang w:val="es-ES"/>
+      <w:proofErr w:type="spellEnd"/>
+      <w:r>
+        <w:rPr>
+          <w:bCs/>
+          <w:color w:val="000000"/>
+          <w:sz w:val="20"/>
+          <w:szCs w:val="20"/>
+          <w:lang w:val="es-ES_tradnl"/>
         </w:rPr>
         <w:t xml:space="preserve"> </w:t>
       </w:r>
       <w:r>
         <w:rPr>
-          <w:color w:val="000000" w:themeColor="text1" w:themeTint="FF" w:themeShade="FF"/>
-          <w:sz w:val="20"/>
-          <w:szCs w:val="20"/>
-          <w:lang w:val="es-ES"/>
+          <w:bCs/>
+          <w:color w:val="000000"/>
+          <w:sz w:val="20"/>
+          <w:szCs w:val="20"/>
+          <w:lang w:val="es-ES_tradnl"/>
         </w:rPr>
         <w:t xml:space="preserve">(2016), </w:t>
       </w:r>
       <w:commentRangeStart w:id="35"/>
       <w:r>
         <w:rPr>
-          <w:color w:val="000000" w:themeColor="text1" w:themeTint="FF" w:themeShade="FF"/>
-          <w:sz w:val="20"/>
-          <w:szCs w:val="20"/>
-          <w:lang w:val="es-ES"/>
+          <w:bCs/>
+          <w:color w:val="000000"/>
+          <w:sz w:val="20"/>
+          <w:szCs w:val="20"/>
+          <w:lang w:val="es-ES_tradnl"/>
         </w:rPr>
         <w:t xml:space="preserve">suelen clasificarse en: </w:t>
       </w:r>
       <w:commentRangeEnd w:id="35"/>
       <w:r>
         <w:rPr>
-          <w:rStyle w:val="CommentReference"/>
+          <w:rStyle w:val="Refdecomentario"/>
         </w:rPr>
         <w:commentReference w:id="35"/>
       </w:r>
@@ -21887,7 +21816,7 @@
           <w:lang w:val="es-ES_tradnl"/>
         </w:rPr>
       </w:pPr>
-      <w:bookmarkStart w:name="_Toc201358729" w:id="37"/>
+      <w:bookmarkStart w:id="37" w:name="_Toc201358729"/>
       <w:r>
         <w:rPr>
           <w:b/>
@@ -22116,7 +22045,7 @@
           <w:lang w:val="es-ES_tradnl"/>
         </w:rPr>
       </w:pPr>
-      <w:bookmarkStart w:name="_Toc201358730" w:id="39"/>
+      <w:bookmarkStart w:id="39" w:name="_Toc201358730"/>
       <w:r>
         <w:rPr>
           <w:b/>
@@ -22780,7 +22709,7 @@
           <w:lang w:val="es-ES_tradnl"/>
         </w:rPr>
       </w:pPr>
-      <w:bookmarkStart w:name="_Toc201358731" w:id="41"/>
+      <w:bookmarkStart w:id="41" w:name="_Toc201358731"/>
       <w:r>
         <w:rPr>
           <w:b/>
@@ -23855,7 +23784,7 @@
           <w:lang w:val="es-ES_tradnl"/>
         </w:rPr>
       </w:pPr>
-      <w:bookmarkStart w:name="_Toc201358732" w:id="44"/>
+      <w:bookmarkStart w:id="44" w:name="_Toc201358732"/>
       <w:r>
         <w:rPr>
           <w:b/>
@@ -24249,13 +24178,13 @@
         </w:drawing>
       </w:r>
       <w:commentRangeEnd w:id="45"/>
+      <w:commentRangeEnd w:id="46"/>
       <w:r>
         <w:rPr>
           <w:rStyle w:val="Refdecomentario"/>
         </w:rPr>
         <w:commentReference w:id="45"/>
       </w:r>
-      <w:commentRangeEnd w:id="46"/>
       <w:r>
         <w:rPr>
           <w:rStyle w:val="Refdecomentario"/>
@@ -24351,56 +24280,60 @@
         </w:rPr>
       </w:pPr>
     </w:p>
-    <w:p w14:noSpellErr="1">
-      <w:pPr>
-        <w:pStyle w:val="Normal0"/>
-        <w:pBdr>
-          <w:top w:val="nil" w:color="000000" w:sz="0" w:space="0"/>
-          <w:left w:val="nil" w:color="000000" w:sz="0" w:space="0"/>
-          <w:bottom w:val="nil" w:color="000000" w:sz="0" w:space="0"/>
-          <w:right w:val="nil" w:color="000000" w:sz="0" w:space="0"/>
-          <w:between w:val="nil" w:color="000000" w:sz="0" w:space="0"/>
+    <w:p>
+      <w:pPr>
+        <w:pStyle w:val="Normal0"/>
+        <w:pBdr>
+          <w:top w:val="nil"/>
+          <w:left w:val="nil"/>
+          <w:bottom w:val="nil"/>
+          <w:right w:val="nil"/>
+          <w:between w:val="nil"/>
         </w:pBdr>
         <w:spacing w:line="360" w:lineRule="auto"/>
         <w:rPr>
-          <w:color w:val="000000"/>
-          <w:sz w:val="20"/>
-          <w:szCs w:val="20"/>
-          <w:lang w:val="es-ES"/>
-        </w:rPr>
-      </w:pPr>
-      <w:r>
-        <w:rPr>
-          <w:color w:val="000000" w:themeColor="text1" w:themeTint="FF" w:themeShade="FF"/>
-          <w:sz w:val="20"/>
-          <w:szCs w:val="20"/>
-          <w:lang w:val="es-ES"/>
+          <w:bCs/>
+          <w:color w:val="000000"/>
+          <w:sz w:val="20"/>
+          <w:szCs w:val="20"/>
+          <w:lang w:val="es-ES_tradnl"/>
+        </w:rPr>
+      </w:pPr>
+      <w:r>
+        <w:rPr>
+          <w:bCs/>
+          <w:color w:val="000000"/>
+          <w:sz w:val="20"/>
+          <w:szCs w:val="20"/>
+          <w:lang w:val="es-ES_tradnl"/>
         </w:rPr>
         <w:t xml:space="preserve">De acuerdo a lo anterior, a continuación, se detallan </w:t>
       </w:r>
       <w:r>
         <w:rPr>
-          <w:color w:val="000000" w:themeColor="text1" w:themeTint="FF" w:themeShade="FF"/>
-          <w:sz w:val="20"/>
-          <w:szCs w:val="20"/>
-          <w:lang w:val="es-ES"/>
+          <w:bCs/>
+          <w:color w:val="000000"/>
+          <w:sz w:val="20"/>
+          <w:szCs w:val="20"/>
+          <w:lang w:val="es-ES_tradnl"/>
         </w:rPr>
         <w:t xml:space="preserve">las </w:t>
       </w:r>
       <w:commentRangeStart w:id="47"/>
       <w:r>
         <w:rPr>
-          <w:color w:val="000000" w:themeColor="text1" w:themeTint="FF" w:themeShade="FF"/>
-          <w:sz w:val="20"/>
-          <w:szCs w:val="20"/>
-          <w:lang w:val="es-ES"/>
+          <w:bCs/>
+          <w:color w:val="000000"/>
+          <w:sz w:val="20"/>
+          <w:szCs w:val="20"/>
+          <w:lang w:val="es-ES_tradnl"/>
         </w:rPr>
         <w:t xml:space="preserve">formas más frecuentes: </w:t>
       </w:r>
       <w:commentRangeEnd w:id="47"/>
       <w:r>
         <w:rPr>
-          <w:rStyle w:val="CommentReference"/>
+          <w:rStyle w:val="Refdecomentario"/>
         </w:rPr>
         <w:commentReference w:id="47"/>
       </w:r>
@@ -25383,7 +25316,6 @@
                               </w:rPr>
                               <w:t xml:space="preserve">Alcanzar la 3FN, suele ofrecer un buen equilibrio entre la disminución de la redundancia y la complejidad del modelo. Existen formas normales más avanzadas (como BCNF, 4FN, 5FN) para abordar anomalías más sutiles, pero son menos frecuentes en la práctica. Por otro lado, la desnormalización es el proceso opuesto, donde se introduce intencionalmente redundancia para mejorar el rendimiento de lectura al evitar </w:t>
                             </w:r>
-                            <w:proofErr w:type="spellStart"/>
                             <w:r>
                               <w:rPr>
                                 <w:bCs/>
@@ -25392,18 +25324,7 @@
                                 <w:szCs w:val="20"/>
                                 <w:lang w:val="es-ES_tradnl"/>
                               </w:rPr>
-                              <w:t>JOINs</w:t>
-                            </w:r>
-                            <w:proofErr w:type="spellEnd"/>
-                            <w:r>
-                              <w:rPr>
-                                <w:bCs/>
-                                <w:color w:val="FFFFFF" w:themeColor="background1"/>
-                                <w:sz w:val="20"/>
-                                <w:szCs w:val="20"/>
-                                <w:lang w:val="es-ES_tradnl"/>
-                              </w:rPr>
-                              <w:t xml:space="preserve"> costosos. Es una técnica común en sistemas OLAP y almacenes de datos.</w:t>
+                              <w:t>JOINs costosos. Es una técnica común en sistemas OLAP y almacenes de datos.</w:t>
                             </w:r>
                           </w:p>
                         </w:txbxContent>
@@ -25422,8 +25343,8 @@
           </mc:Choice>
           <mc:Fallback>
             <w:pict>
-              <v:shape id="Cuadro de texto 23" style="width:2in;height:2in;visibility:visible;mso-wrap-style:none;mso-left-percent:-10001;mso-top-percent:-10001;mso-position-horizontal:absolute;mso-position-horizontal-relative:char;mso-position-vertical:absolute;mso-position-vertical-relative:line;mso-left-percent:-10001;mso-top-percent:-10001;v-text-anchor:top" o:spid="_x0000_s1042" fillcolor="#4f81bd [3204]" strokecolor="white [3201]" strokeweight="3pt" type="#_x0000_t202" o:gfxdata="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" w14:anchorId="5A80E3D6">
-                <v:shadow on="t" color="black" opacity="24903f" offset="0,.55556mm" origin=",.5"/>
+              <v:shape w14:anchorId="5A80E3D6" id="Cuadro de texto 23" o:spid="_x0000_s1042" type="#_x0000_t202" style="width:2in;height:2in;visibility:visible;mso-wrap-style:none;mso-left-percent:-10001;mso-top-percent:-10001;mso-position-horizontal:absolute;mso-position-horizontal-relative:char;mso-position-vertical:absolute;mso-position-vertical-relative:line;mso-left-percent:-10001;mso-top-percent:-10001;v-text-anchor:top" o:gfxdata="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" fillcolor="#4f81bd [3204]" strokecolor="white [3201]" strokeweight="3pt">
+                <v:shadow on="t" color="black" opacity="24903f" origin=",.5" offset="0,.55556mm"/>
                 <v:textbox style="mso-fit-shape-to-text:t">
                   <w:txbxContent>
                     <w:p>
@@ -25531,7 +25452,7 @@
           <w:lang w:val="es-ES_tradnl"/>
         </w:rPr>
       </w:pPr>
-      <w:bookmarkStart w:name="_Toc201358733" w:id="48"/>
+      <w:bookmarkStart w:id="48" w:name="_Toc201358733"/>
       <w:r>
         <w:rPr>
           <w:b/>
@@ -25762,7 +25683,7 @@
           <w:lang w:val="es-ES_tradnl"/>
         </w:rPr>
       </w:pPr>
-      <w:bookmarkStart w:name="_Toc201358734" w:id="50"/>
+      <w:bookmarkStart w:id="50" w:name="_Toc201358734"/>
       <w:r>
         <w:rPr>
           <w:b/>
@@ -26359,7 +26280,7 @@
           <w:lang w:val="es-ES_tradnl"/>
         </w:rPr>
       </w:pPr>
-      <w:bookmarkStart w:name="_Toc201358735" w:id="52"/>
+      <w:bookmarkStart w:id="52" w:name="_Toc201358735"/>
       <w:r>
         <w:rPr>
           <w:b/>
@@ -26416,97 +26337,110 @@
       <w:pPr>
         <w:pStyle w:val="Normal0"/>
         <w:pBdr>
-          <w:top w:val="nil" w:color="000000" w:sz="0" w:space="0"/>
-          <w:left w:val="nil" w:color="000000" w:sz="0" w:space="0"/>
-          <w:bottom w:val="nil" w:color="000000" w:sz="0" w:space="0"/>
-          <w:right w:val="nil" w:color="000000" w:sz="0" w:space="0"/>
-          <w:between w:val="nil" w:color="000000" w:sz="0" w:space="0"/>
+          <w:top w:val="nil"/>
+          <w:left w:val="nil"/>
+          <w:bottom w:val="nil"/>
+          <w:right w:val="nil"/>
+          <w:between w:val="nil"/>
         </w:pBdr>
         <w:spacing w:line="360" w:lineRule="auto"/>
         <w:rPr>
-          <w:color w:val="000000"/>
-          <w:sz w:val="20"/>
-          <w:szCs w:val="20"/>
-          <w:lang w:val="es-ES"/>
-        </w:rPr>
-      </w:pPr>
-      <w:r>
-        <w:rPr>
-          <w:color w:val="000000" w:themeColor="text1" w:themeTint="FF" w:themeShade="FF"/>
-          <w:sz w:val="20"/>
-          <w:szCs w:val="20"/>
-          <w:lang w:val="es-ES"/>
+          <w:bCs/>
+          <w:color w:val="000000"/>
+          <w:sz w:val="20"/>
+          <w:szCs w:val="20"/>
+          <w:lang w:val="es-ES_tradnl"/>
+        </w:rPr>
+      </w:pPr>
+      <w:r>
+        <w:rPr>
+          <w:bCs/>
+          <w:color w:val="000000"/>
+          <w:sz w:val="20"/>
+          <w:szCs w:val="20"/>
+          <w:lang w:val="es-ES_tradnl"/>
         </w:rPr>
         <w:t>Las arquitecturas de bases de datos han evolucionado desde sistemas monolíticos y centralizados hasta ecosistemas distribuidos y elásticos en la nube.</w:t>
       </w:r>
       <w:r>
         <w:rPr>
-          <w:color w:val="000000" w:themeColor="text1" w:themeTint="FF" w:themeShade="FF"/>
-          <w:sz w:val="20"/>
-          <w:szCs w:val="20"/>
-          <w:lang w:val="es-ES"/>
+          <w:bCs/>
+          <w:color w:val="000000"/>
+          <w:sz w:val="20"/>
+          <w:szCs w:val="20"/>
+          <w:lang w:val="es-ES_tradnl"/>
         </w:rPr>
         <w:t xml:space="preserve"> De acuerdo con </w:t>
       </w:r>
-      <w:r>
-        <w:rPr>
-          <w:color w:val="000000" w:themeColor="text1" w:themeTint="FF" w:themeShade="FF"/>
-          <w:sz w:val="20"/>
-          <w:szCs w:val="20"/>
-          <w:lang w:val="es-ES"/>
+      <w:proofErr w:type="spellStart"/>
+      <w:r>
+        <w:rPr>
+          <w:bCs/>
+          <w:color w:val="000000"/>
+          <w:sz w:val="20"/>
+          <w:szCs w:val="20"/>
+          <w:lang w:val="es-ES_tradnl"/>
         </w:rPr>
         <w:t>Özsu</w:t>
       </w:r>
-      <w:r>
-        <w:rPr>
-          <w:color w:val="000000" w:themeColor="text1" w:themeTint="FF" w:themeShade="FF"/>
-          <w:sz w:val="20"/>
-          <w:szCs w:val="20"/>
-          <w:lang w:val="es-ES"/>
+      <w:proofErr w:type="spellEnd"/>
+      <w:r>
+        <w:rPr>
+          <w:bCs/>
+          <w:color w:val="000000"/>
+          <w:sz w:val="20"/>
+          <w:szCs w:val="20"/>
+          <w:lang w:val="es-ES_tradnl"/>
         </w:rPr>
         <w:t xml:space="preserve"> </w:t>
       </w:r>
       <w:r>
         <w:rPr>
-          <w:color w:val="000000" w:themeColor="text1" w:themeTint="FF" w:themeShade="FF"/>
-          <w:sz w:val="20"/>
-          <w:szCs w:val="20"/>
-          <w:lang w:val="es-ES"/>
+          <w:bCs/>
+          <w:color w:val="000000"/>
+          <w:sz w:val="20"/>
+          <w:szCs w:val="20"/>
+          <w:lang w:val="es-ES_tradnl"/>
         </w:rPr>
         <w:t xml:space="preserve">&amp; </w:t>
       </w:r>
-      <w:r>
-        <w:rPr>
-          <w:color w:val="000000" w:themeColor="text1" w:themeTint="FF" w:themeShade="FF"/>
-          <w:sz w:val="20"/>
-          <w:szCs w:val="20"/>
-          <w:lang w:val="es-ES"/>
+      <w:proofErr w:type="spellStart"/>
+      <w:r>
+        <w:rPr>
+          <w:bCs/>
+          <w:color w:val="000000"/>
+          <w:sz w:val="20"/>
+          <w:szCs w:val="20"/>
+          <w:lang w:val="es-ES_tradnl"/>
         </w:rPr>
         <w:t>Valduriez</w:t>
       </w:r>
-      <w:r>
-        <w:rPr>
-          <w:color w:val="000000" w:themeColor="text1" w:themeTint="FF" w:themeShade="FF"/>
-          <w:sz w:val="20"/>
-          <w:szCs w:val="20"/>
-          <w:lang w:val="es-ES"/>
+      <w:proofErr w:type="spellEnd"/>
+      <w:r>
+        <w:rPr>
+          <w:bCs/>
+          <w:color w:val="000000"/>
+          <w:sz w:val="20"/>
+          <w:szCs w:val="20"/>
+          <w:lang w:val="es-ES_tradnl"/>
         </w:rPr>
         <w:t xml:space="preserve"> (2011), se </w:t>
       </w:r>
       <w:commentRangeStart w:id="53"/>
       <w:r>
         <w:rPr>
-          <w:color w:val="000000" w:themeColor="text1" w:themeTint="FF" w:themeShade="FF"/>
-          <w:sz w:val="20"/>
-          <w:szCs w:val="20"/>
-          <w:lang w:val="es-ES"/>
+          <w:bCs/>
+          <w:color w:val="000000"/>
+          <w:sz w:val="20"/>
+          <w:szCs w:val="20"/>
+          <w:lang w:val="es-ES_tradnl"/>
         </w:rPr>
         <w:t>clasifican en:</w:t>
       </w:r>
       <w:commentRangeEnd w:id="53"/>
       <w:r>
         <w:rPr>
-          <w:rStyle w:val="CommentReference"/>
+          <w:rStyle w:val="Refdecomentario"/>
         </w:rPr>
         <w:commentReference w:id="53"/>
       </w:r>
@@ -27280,7 +27214,7 @@
           <w:lang w:val="es-ES_tradnl"/>
         </w:rPr>
       </w:pPr>
-      <w:bookmarkStart w:name="_Toc201358736" w:id="54"/>
+      <w:bookmarkStart w:id="54" w:name="_Toc201358736"/>
       <w:r>
         <w:rPr>
           <w:b/>
@@ -27781,11 +27715,11 @@
       <w:pPr>
         <w:pStyle w:val="Normal0"/>
         <w:pBdr>
-          <w:top w:val="nil" w:color="000000" w:sz="0" w:space="0"/>
-          <w:left w:val="nil" w:color="000000" w:sz="0" w:space="0"/>
-          <w:bottom w:val="nil" w:color="000000" w:sz="0" w:space="0"/>
-          <w:right w:val="nil" w:color="000000" w:sz="0" w:space="0"/>
-          <w:between w:val="nil" w:color="000000" w:sz="0" w:space="0"/>
+          <w:top w:val="nil"/>
+          <w:left w:val="nil"/>
+          <w:bottom w:val="nil"/>
+          <w:right w:val="nil"/>
+          <w:between w:val="nil"/>
         </w:pBdr>
         <w:spacing w:line="360" w:lineRule="auto"/>
         <w:contextualSpacing/>
@@ -27794,52 +27728,56 @@
         <w:rPr>
           <w:sz w:val="20"/>
           <w:szCs w:val="20"/>
-          <w:lang w:val="es-ES"/>
-        </w:rPr>
-      </w:pPr>
-      <w:r>
-        <w:rPr>
-          <w:sz w:val="20"/>
-          <w:szCs w:val="20"/>
-          <w:lang w:val="es-ES"/>
+          <w:lang w:val="es-ES_tradnl"/>
+        </w:rPr>
+      </w:pPr>
+      <w:r>
+        <w:rPr>
+          <w:sz w:val="20"/>
+          <w:szCs w:val="20"/>
+          <w:lang w:val="es-ES_tradnl"/>
         </w:rPr>
         <w:t xml:space="preserve">La base de datos se divide en particiones más pequeñas, llamadas </w:t>
       </w:r>
-      <w:r>
-        <w:rPr>
-          <w:i w:val="1"/>
-          <w:iCs w:val="1"/>
-          <w:sz w:val="20"/>
-          <w:szCs w:val="20"/>
-          <w:lang w:val="es-ES"/>
+      <w:proofErr w:type="spellStart"/>
+      <w:r>
+        <w:rPr>
+          <w:i/>
+          <w:iCs/>
+          <w:sz w:val="20"/>
+          <w:szCs w:val="20"/>
+          <w:lang w:val="es-ES_tradnl"/>
         </w:rPr>
         <w:t>shards</w:t>
       </w:r>
-      <w:r>
-        <w:rPr>
-          <w:sz w:val="20"/>
-          <w:szCs w:val="20"/>
-          <w:lang w:val="es-ES"/>
+      <w:proofErr w:type="spellEnd"/>
+      <w:r>
+        <w:rPr>
+          <w:sz w:val="20"/>
+          <w:szCs w:val="20"/>
+          <w:lang w:val="es-ES_tradnl"/>
         </w:rPr>
         <w:t xml:space="preserve">, y cada </w:t>
       </w:r>
-      <w:r>
-        <w:rPr>
-          <w:i w:val="1"/>
-          <w:iCs w:val="1"/>
-          <w:sz w:val="20"/>
-          <w:szCs w:val="20"/>
-          <w:lang w:val="es-ES"/>
+      <w:proofErr w:type="spellStart"/>
+      <w:r>
+        <w:rPr>
+          <w:i/>
+          <w:iCs/>
+          <w:sz w:val="20"/>
+          <w:szCs w:val="20"/>
+          <w:lang w:val="es-ES_tradnl"/>
         </w:rPr>
         <w:t>shard</w:t>
       </w:r>
-      <w:r>
-        <w:rPr>
-          <w:i w:val="1"/>
-          <w:iCs w:val="1"/>
-          <w:sz w:val="20"/>
-          <w:szCs w:val="20"/>
-          <w:lang w:val="es-ES"/>
+      <w:proofErr w:type="spellEnd"/>
+      <w:r>
+        <w:rPr>
+          <w:i/>
+          <w:iCs/>
+          <w:sz w:val="20"/>
+          <w:szCs w:val="20"/>
+          <w:lang w:val="es-ES_tradnl"/>
         </w:rPr>
         <w:t xml:space="preserve"> </w:t>
       </w:r>
@@ -27847,7 +27785,7 @@
         <w:rPr>
           <w:sz w:val="20"/>
           <w:szCs w:val="20"/>
-          <w:lang w:val="es-ES"/>
+          <w:lang w:val="es-ES_tradnl"/>
         </w:rPr>
         <w:t xml:space="preserve">es almacena en un nodo diferente. Cada nodo es responsable de un subconjunto de los datos. Cuando una base de datos se vuelve demasiado grande para un solo servidor o el volumen de escrituras es demasiado alto, el particionamiento permite distribuir la carga entre muchos servidores. Para crear las particiones se suelen utilizar </w:t>
       </w:r>
@@ -27856,14 +27794,14 @@
         <w:rPr>
           <w:sz w:val="20"/>
           <w:szCs w:val="20"/>
-          <w:lang w:val="es-ES"/>
+          <w:lang w:val="es-ES_tradnl"/>
         </w:rPr>
         <w:t>estrategias como:</w:t>
       </w:r>
       <w:commentRangeEnd w:id="56"/>
       <w:r>
         <w:rPr>
-          <w:rStyle w:val="CommentReference"/>
+          <w:rStyle w:val="Refdecomentario"/>
         </w:rPr>
         <w:commentReference w:id="56"/>
       </w:r>
@@ -28634,9 +28572,9 @@
           <w:lang w:val="es-ES_tradnl" w:eastAsia="en-US"/>
         </w:rPr>
       </w:pPr>
-      <w:bookmarkStart w:name="_Hlk200925641" w:id="57"/>
-      <w:bookmarkStart w:name="_Hlk194873334" w:id="58"/>
-      <w:bookmarkStart w:name="_Hlk201361147" w:id="59"/>
+      <w:bookmarkStart w:id="57" w:name="_Hlk200925641"/>
+      <w:bookmarkStart w:id="58" w:name="_Hlk194873334"/>
+      <w:bookmarkStart w:id="59" w:name="_Hlk201361147"/>
       <w:r>
         <w:rPr>
           <w:sz w:val="20"/>
@@ -28718,8 +28656,8 @@
           </mc:Choice>
           <mc:Fallback>
             <w:pict>
-              <v:line id="Conector recto 35" style="position:absolute;z-index:251693056;visibility:visible;mso-wrap-style:square;mso-width-percent:0;mso-height-percent:0;mso-wrap-distance-left:9pt;mso-wrap-distance-top:0;mso-wrap-distance-right:9pt;mso-wrap-distance-bottom:0;mso-position-horizontal:absolute;mso-position-horizontal-relative:text;mso-position-vertical:absolute;mso-position-vertical-relative:text;mso-width-percent:0;mso-height-percent:0;mso-width-relative:margin;mso-height-relative:margin" o:spid="_x0000_s1026" strokecolor="#4f81bd [3204]" strokeweight="2pt" from="415.8pt,355.4pt" to="417.3pt,467.15pt" w14:anchorId="73EB8D7F" o:gfxdata="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">
-                <v:shadow on="t" color="black" opacity="24903f" offset="0,.55556mm" origin=",.5"/>
+              <v:line w14:anchorId="73EB8D7F" id="Conector recto 35" o:spid="_x0000_s1026" style="position:absolute;z-index:251693056;visibility:visible;mso-wrap-style:square;mso-width-percent:0;mso-height-percent:0;mso-wrap-distance-left:9pt;mso-wrap-distance-top:0;mso-wrap-distance-right:9pt;mso-wrap-distance-bottom:0;mso-position-horizontal:absolute;mso-position-horizontal-relative:text;mso-position-vertical:absolute;mso-position-vertical-relative:text;mso-width-percent:0;mso-height-percent:0;mso-width-relative:margin;mso-height-relative:margin" from="415.8pt,355.4pt" to="417.3pt,467.15pt" o:gfxdata="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" strokecolor="#4f81bd [3204]" strokeweight="2pt">
+                <v:shadow on="t" color="black" opacity="24903f" origin=",.5" offset="0,.55556mm"/>
               </v:line>
             </w:pict>
           </mc:Fallback>
@@ -28828,8 +28766,8 @@
           </mc:Choice>
           <mc:Fallback>
             <w:pict>
-              <v:rect id="Rectángulo 39" style="position:absolute;margin-left:474.75pt;margin-top:202.45pt;width:93pt;height:44.25pt;z-index:251705344;visibility:visible;mso-wrap-style:square;mso-width-percent:0;mso-height-percent:0;mso-wrap-distance-left:9pt;mso-wrap-distance-top:0;mso-wrap-distance-right:9pt;mso-wrap-distance-bottom:0;mso-position-horizontal:absolute;mso-position-horizontal-relative:text;mso-position-vertical:absolute;mso-position-vertical-relative:text;mso-width-percent:0;mso-height-percent:0;mso-width-relative:margin;mso-height-relative:margin;v-text-anchor:middle" o:spid="_x0000_s1043" fillcolor="#4f81bd [3204]" stroked="f" w14:anchorId="4BF7242F" o:gfxdata="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">
-                <v:shadow on="t" color="black" opacity="22937f" offset="0,.63889mm" origin=",.5"/>
+              <v:rect w14:anchorId="4BF7242F" id="Rectángulo 39" o:spid="_x0000_s1043" style="position:absolute;margin-left:474.75pt;margin-top:202.45pt;width:93pt;height:44.25pt;z-index:251705344;visibility:visible;mso-wrap-style:square;mso-width-percent:0;mso-height-percent:0;mso-wrap-distance-left:9pt;mso-wrap-distance-top:0;mso-wrap-distance-right:9pt;mso-wrap-distance-bottom:0;mso-position-horizontal:absolute;mso-position-horizontal-relative:text;mso-position-vertical:absolute;mso-position-vertical-relative:text;mso-width-percent:0;mso-height-percent:0;mso-width-relative:margin;mso-height-relative:margin;v-text-anchor:middle" o:gfxdata="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" fillcolor="#4f81bd [3204]" stroked="f">
+                <v:shadow on="t" color="black" opacity="22937f" origin=",.5" offset="0,.63889mm"/>
                 <v:textbox>
                   <w:txbxContent>
                     <w:p>
@@ -28925,8 +28863,8 @@
           </mc:Choice>
           <mc:Fallback>
             <w:pict>
-              <v:line id="Conector recto 43" style="position:absolute;z-index:251703296;visibility:visible;mso-wrap-style:square;mso-width-percent:0;mso-height-percent:0;mso-wrap-distance-left:9pt;mso-wrap-distance-top:0;mso-wrap-distance-right:9pt;mso-wrap-distance-bottom:0;mso-position-horizontal:absolute;mso-position-horizontal-relative:text;mso-position-vertical:absolute;mso-position-vertical-relative:text;mso-width-percent:0;mso-height-percent:0;mso-width-relative:margin;mso-height-relative:margin" o:spid="_x0000_s1026" strokecolor="#4f81bd [3204]" strokeweight="2pt" from="460.05pt,226.4pt" to="476.55pt,226.4pt" w14:anchorId="4BDDF68B" o:gfxdata="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">
-                <v:shadow on="t" color="black" opacity="24903f" offset="0,.55556mm" origin=",.5"/>
+              <v:line w14:anchorId="4BDDF68B" id="Conector recto 43" o:spid="_x0000_s1026" style="position:absolute;z-index:251703296;visibility:visible;mso-wrap-style:square;mso-width-percent:0;mso-height-percent:0;mso-wrap-distance-left:9pt;mso-wrap-distance-top:0;mso-wrap-distance-right:9pt;mso-wrap-distance-bottom:0;mso-position-horizontal:absolute;mso-position-horizontal-relative:text;mso-position-vertical:absolute;mso-position-vertical-relative:text;mso-width-percent:0;mso-height-percent:0;mso-width-relative:margin;mso-height-relative:margin" from="460.05pt,226.4pt" to="476.55pt,226.4pt" o:gfxdata="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" strokecolor="#4f81bd [3204]" strokeweight="2pt">
+                <v:shadow on="t" color="black" opacity="24903f" origin=",.5" offset="0,.55556mm"/>
               </v:line>
             </w:pict>
           </mc:Fallback>
@@ -28995,8 +28933,8 @@
           </mc:Choice>
           <mc:Fallback>
             <w:pict>
-              <v:line id="Conector recto 40" style="position:absolute;z-index:251700224;visibility:visible;mso-wrap-style:square;mso-width-percent:0;mso-height-percent:0;mso-wrap-distance-left:9pt;mso-wrap-distance-top:0;mso-wrap-distance-right:9pt;mso-wrap-distance-bottom:0;mso-position-horizontal:absolute;mso-position-horizontal-relative:text;mso-position-vertical:absolute;mso-position-vertical-relative:text;mso-width-percent:0;mso-height-percent:0;mso-width-relative:margin;mso-height-relative:margin" o:spid="_x0000_s1026" strokecolor="#4f81bd [3204]" strokeweight="2pt" from="525.3pt,248.15pt" to="526.05pt,359.9pt" w14:anchorId="27CEE92A" o:gfxdata="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">
-                <v:shadow on="t" color="black" opacity="24903f" offset="0,.55556mm" origin=",.5"/>
+              <v:line w14:anchorId="27CEE92A" id="Conector recto 40" o:spid="_x0000_s1026" style="position:absolute;z-index:251700224;visibility:visible;mso-wrap-style:square;mso-width-percent:0;mso-height-percent:0;mso-wrap-distance-left:9pt;mso-wrap-distance-top:0;mso-wrap-distance-right:9pt;mso-wrap-distance-bottom:0;mso-position-horizontal:absolute;mso-position-horizontal-relative:text;mso-position-vertical:absolute;mso-position-vertical-relative:text;mso-width-percent:0;mso-height-percent:0;mso-width-relative:margin;mso-height-relative:margin" from="525.3pt,248.15pt" to="526.05pt,359.9pt" o:gfxdata="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" strokecolor="#4f81bd [3204]" strokeweight="2pt">
+                <v:shadow on="t" color="black" opacity="24903f" origin=",.5" offset="0,.55556mm"/>
               </v:line>
             </w:pict>
           </mc:Fallback>
@@ -29103,8 +29041,8 @@
           </mc:Choice>
           <mc:Fallback>
             <w:pict>
-              <v:rect id="Rectángulo 42" style="position:absolute;margin-left:478.5pt;margin-top:316.3pt;width:93pt;height:44.25pt;z-index:251702272;visibility:visible;mso-wrap-style:square;mso-width-percent:0;mso-height-percent:0;mso-wrap-distance-left:9pt;mso-wrap-distance-top:0;mso-wrap-distance-right:9pt;mso-wrap-distance-bottom:0;mso-position-horizontal:absolute;mso-position-horizontal-relative:text;mso-position-vertical:absolute;mso-position-vertical-relative:text;mso-width-percent:0;mso-height-percent:0;mso-width-relative:margin;mso-height-relative:margin;v-text-anchor:middle" o:spid="_x0000_s1044" fillcolor="#4f81bd [3204]" stroked="f" w14:anchorId="560F87FA" o:gfxdata="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">
-                <v:shadow on="t" color="black" opacity="22937f" offset="0,.63889mm" origin=",.5"/>
+              <v:rect w14:anchorId="560F87FA" id="Rectángulo 42" o:spid="_x0000_s1044" style="position:absolute;margin-left:478.5pt;margin-top:316.3pt;width:93pt;height:44.25pt;z-index:251702272;visibility:visible;mso-wrap-style:square;mso-width-percent:0;mso-height-percent:0;mso-wrap-distance-left:9pt;mso-wrap-distance-top:0;mso-wrap-distance-right:9pt;mso-wrap-distance-bottom:0;mso-position-horizontal:absolute;mso-position-horizontal-relative:text;mso-position-vertical:absolute;mso-position-vertical-relative:text;mso-width-percent:0;mso-height-percent:0;mso-width-relative:margin;mso-height-relative:margin;v-text-anchor:middle" o:gfxdata="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" fillcolor="#4f81bd [3204]" stroked="f">
+                <v:shadow on="t" color="black" opacity="22937f" origin=",.5" offset="0,.63889mm"/>
                 <v:textbox>
                   <w:txbxContent>
                     <w:p>
@@ -29238,8 +29176,8 @@
           </mc:Choice>
           <mc:Fallback>
             <w:pict>
-              <v:rect id="Rectángulo 41" style="position:absolute;margin-left:477pt;margin-top:262.3pt;width:93pt;height:44.25pt;z-index:251701248;visibility:visible;mso-wrap-style:square;mso-width-percent:0;mso-height-percent:0;mso-wrap-distance-left:9pt;mso-wrap-distance-top:0;mso-wrap-distance-right:9pt;mso-wrap-distance-bottom:0;mso-position-horizontal:absolute;mso-position-horizontal-relative:text;mso-position-vertical:absolute;mso-position-vertical-relative:text;mso-width-percent:0;mso-height-percent:0;mso-width-relative:margin;mso-height-relative:margin;v-text-anchor:middle" o:spid="_x0000_s1045" fillcolor="#4f81bd [3204]" stroked="f" w14:anchorId="2CC77018" o:gfxdata="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">
-                <v:shadow on="t" color="black" opacity="22937f" offset="0,.63889mm" origin=",.5"/>
+              <v:rect w14:anchorId="2CC77018" id="Rectángulo 41" o:spid="_x0000_s1045" style="position:absolute;margin-left:477pt;margin-top:262.3pt;width:93pt;height:44.25pt;z-index:251701248;visibility:visible;mso-wrap-style:square;mso-width-percent:0;mso-height-percent:0;mso-wrap-distance-left:9pt;mso-wrap-distance-top:0;mso-wrap-distance-right:9pt;mso-wrap-distance-bottom:0;mso-position-horizontal:absolute;mso-position-horizontal-relative:text;mso-position-vertical:absolute;mso-position-vertical-relative:text;mso-width-percent:0;mso-height-percent:0;mso-width-relative:margin;mso-height-relative:margin;v-text-anchor:middle" o:gfxdata="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" fillcolor="#4f81bd [3204]" stroked="f">
+                <v:shadow on="t" color="black" opacity="22937f" origin=",.5" offset="0,.63889mm"/>
                 <v:textbox>
                   <w:txbxContent>
                     <w:p>
@@ -29368,8 +29306,8 @@
           </mc:Choice>
           <mc:Fallback>
             <w:pict>
-              <v:rect id="Rectángulo 36" style="position:absolute;margin-left:367.9pt;margin-top:369.4pt;width:93pt;height:44.25pt;z-index:251694080;visibility:visible;mso-wrap-style:square;mso-width-percent:0;mso-height-percent:0;mso-wrap-distance-left:9pt;mso-wrap-distance-top:0;mso-wrap-distance-right:9pt;mso-wrap-distance-bottom:0;mso-position-horizontal:absolute;mso-position-horizontal-relative:text;mso-position-vertical:absolute;mso-position-vertical-relative:text;mso-width-percent:0;mso-height-percent:0;mso-width-relative:margin;mso-height-relative:margin;v-text-anchor:middle" o:spid="_x0000_s1046" fillcolor="#4f81bd [3204]" stroked="f" w14:anchorId="46BF4E16" o:gfxdata="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">
-                <v:shadow on="t" color="black" opacity="22937f" offset="0,.63889mm" origin=",.5"/>
+              <v:rect w14:anchorId="46BF4E16" id="Rectángulo 36" o:spid="_x0000_s1046" style="position:absolute;margin-left:367.9pt;margin-top:369.4pt;width:93pt;height:44.25pt;z-index:251694080;visibility:visible;mso-wrap-style:square;mso-width-percent:0;mso-height-percent:0;mso-wrap-distance-left:9pt;mso-wrap-distance-top:0;mso-wrap-distance-right:9pt;mso-wrap-distance-bottom:0;mso-position-horizontal:absolute;mso-position-horizontal-relative:text;mso-position-vertical:absolute;mso-position-vertical-relative:text;mso-width-percent:0;mso-height-percent:0;mso-width-relative:margin;mso-height-relative:margin;v-text-anchor:middle" o:gfxdata="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" fillcolor="#4f81bd [3204]" stroked="f">
+                <v:shadow on="t" color="black" opacity="22937f" origin=",.5" offset="0,.63889mm"/>
                 <v:textbox>
                   <w:txbxContent>
                     <w:p>
@@ -29489,8 +29427,8 @@
           </mc:Choice>
           <mc:Fallback>
             <w:pict>
-              <v:rect id="Rectángulo 32" style="position:absolute;margin-left:251.55pt;margin-top:365.15pt;width:93pt;height:44.25pt;z-index:251686912;visibility:visible;mso-wrap-style:square;mso-width-percent:0;mso-height-percent:0;mso-wrap-distance-left:9pt;mso-wrap-distance-top:0;mso-wrap-distance-right:9pt;mso-wrap-distance-bottom:0;mso-position-horizontal:absolute;mso-position-horizontal-relative:text;mso-position-vertical:absolute;mso-position-vertical-relative:text;mso-width-percent:0;mso-height-percent:0;mso-width-relative:margin;mso-height-relative:margin;v-text-anchor:middle" o:spid="_x0000_s1047" fillcolor="#4f81bd [3204]" stroked="f" w14:anchorId="4F7EC510" o:gfxdata="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">
-                <v:shadow on="t" color="black" opacity="22937f" offset="0,.63889mm" origin=",.5"/>
+              <v:rect w14:anchorId="4F7EC510" id="Rectángulo 32" o:spid="_x0000_s1047" style="position:absolute;margin-left:251.55pt;margin-top:365.15pt;width:93pt;height:44.25pt;z-index:251686912;visibility:visible;mso-wrap-style:square;mso-width-percent:0;mso-height-percent:0;mso-wrap-distance-left:9pt;mso-wrap-distance-top:0;mso-wrap-distance-right:9pt;mso-wrap-distance-bottom:0;mso-position-horizontal:absolute;mso-position-horizontal-relative:text;mso-position-vertical:absolute;mso-position-vertical-relative:text;mso-width-percent:0;mso-height-percent:0;mso-width-relative:margin;mso-height-relative:margin;v-text-anchor:middle" o:gfxdata="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" fillcolor="#4f81bd [3204]" stroked="f">
+                <v:shadow on="t" color="black" opacity="22937f" origin=",.5" offset="0,.63889mm"/>
                 <v:textbox>
                   <w:txbxContent>
                     <w:p>
@@ -29579,8 +29517,8 @@
           </mc:Choice>
           <mc:Fallback>
             <w:pict>
-              <v:line id="Conector recto 31" style="position:absolute;z-index:251685888;visibility:visible;mso-wrap-style:square;mso-width-percent:0;mso-height-percent:0;mso-wrap-distance-left:9pt;mso-wrap-distance-top:0;mso-wrap-distance-right:9pt;mso-wrap-distance-bottom:0;mso-position-horizontal:absolute;mso-position-horizontal-relative:text;mso-position-vertical:absolute;mso-position-vertical-relative:text;mso-width-percent:0;mso-height-percent:0;mso-width-relative:margin;mso-height-relative:margin" o:spid="_x0000_s1026" strokecolor="#4f81bd [3204]" strokeweight="2pt" from="299.55pt,350.9pt" to="301.05pt,476.15pt" w14:anchorId="4A92CE50" o:gfxdata="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">
-                <v:shadow on="t" color="black" opacity="24903f" offset="0,.55556mm" origin=",.5"/>
+              <v:line w14:anchorId="4A92CE50" id="Conector recto 31" o:spid="_x0000_s1026" style="position:absolute;z-index:251685888;visibility:visible;mso-wrap-style:square;mso-width-percent:0;mso-height-percent:0;mso-wrap-distance-left:9pt;mso-wrap-distance-top:0;mso-wrap-distance-right:9pt;mso-wrap-distance-bottom:0;mso-position-horizontal:absolute;mso-position-horizontal-relative:text;mso-position-vertical:absolute;mso-position-vertical-relative:text;mso-width-percent:0;mso-height-percent:0;mso-width-relative:margin;mso-height-relative:margin" from="299.55pt,350.9pt" to="301.05pt,476.15pt" o:gfxdata="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" strokecolor="#4f81bd [3204]" strokeweight="2pt">
+                <v:shadow on="t" color="black" opacity="24903f" origin=",.5" offset="0,.55556mm"/>
               </v:line>
             </w:pict>
           </mc:Fallback>
@@ -29669,7 +29607,7 @@
           </mc:Choice>
           <mc:Fallback>
             <w:pict>
-              <v:shape id="Cuadro de texto 26" style="position:absolute;margin-left:323.55pt;margin-top:164.5pt;width:74.25pt;height:21pt;z-index:251684864;visibility:visible;mso-wrap-style:square;mso-width-percent:0;mso-height-percent:0;mso-wrap-distance-left:9pt;mso-wrap-distance-top:0;mso-wrap-distance-right:9pt;mso-wrap-distance-bottom:0;mso-position-horizontal:absolute;mso-position-horizontal-relative:text;mso-position-vertical:absolute;mso-position-vertical-relative:text;mso-width-percent:0;mso-height-percent:0;mso-width-relative:margin;mso-height-relative:margin;v-text-anchor:top" o:spid="_x0000_s1048" fillcolor="white [3201]" stroked="f" strokeweight=".5pt" type="#_x0000_t202" o:gfxdata="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" w14:anchorId="66ECA314">
+              <v:shape w14:anchorId="66ECA314" id="Cuadro de texto 26" o:spid="_x0000_s1048" type="#_x0000_t202" style="position:absolute;margin-left:323.55pt;margin-top:164.5pt;width:74.25pt;height:21pt;z-index:251684864;visibility:visible;mso-wrap-style:square;mso-width-percent:0;mso-height-percent:0;mso-wrap-distance-left:9pt;mso-wrap-distance-top:0;mso-wrap-distance-right:9pt;mso-wrap-distance-bottom:0;mso-position-horizontal:absolute;mso-position-horizontal-relative:text;mso-position-vertical:absolute;mso-position-vertical-relative:text;mso-width-percent:0;mso-height-percent:0;mso-width-relative:margin;mso-height-relative:margin;v-text-anchor:top" o:gfxdata="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" fillcolor="white [3201]" stroked="f" strokeweight=".5pt">
                 <v:textbox>
                   <w:txbxContent>
                     <w:p>
@@ -29781,7 +29719,7 @@
           </mc:Choice>
           <mc:Fallback>
             <w:pict>
-              <v:shape id="Cuadro de texto 27" style="position:absolute;margin-left:208pt;margin-top:165.25pt;width:74.25pt;height:21pt;z-index:251683840;visibility:visible;mso-wrap-style:square;mso-width-percent:0;mso-height-percent:0;mso-wrap-distance-left:9pt;mso-wrap-distance-top:0;mso-wrap-distance-right:9pt;mso-wrap-distance-bottom:0;mso-position-horizontal:absolute;mso-position-horizontal-relative:text;mso-position-vertical:absolute;mso-position-vertical-relative:text;mso-width-percent:0;mso-height-percent:0;mso-width-relative:margin;mso-height-relative:margin;v-text-anchor:top" o:spid="_x0000_s1049" fillcolor="white [3201]" stroked="f" strokeweight=".5pt" type="#_x0000_t202" o:gfxdata="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" w14:anchorId="6C95DD2F">
+              <v:shape w14:anchorId="6C95DD2F" id="Cuadro de texto 27" o:spid="_x0000_s1049" type="#_x0000_t202" style="position:absolute;margin-left:208pt;margin-top:165.25pt;width:74.25pt;height:21pt;z-index:251683840;visibility:visible;mso-wrap-style:square;mso-width-percent:0;mso-height-percent:0;mso-wrap-distance-left:9pt;mso-wrap-distance-top:0;mso-wrap-distance-right:9pt;mso-wrap-distance-bottom:0;mso-position-horizontal:absolute;mso-position-horizontal-relative:text;mso-position-vertical:absolute;mso-position-vertical-relative:text;mso-width-percent:0;mso-height-percent:0;mso-width-relative:margin;mso-height-relative:margin;v-text-anchor:top" o:gfxdata="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" fillcolor="white [3201]" stroked="f" strokeweight=".5pt">
                 <v:textbox>
                   <w:txbxContent>
                     <w:p>
@@ -29893,7 +29831,7 @@
           </mc:Choice>
           <mc:Fallback>
             <w:pict>
-              <v:shape id="Cuadro de texto 28" style="position:absolute;margin-left:119.55pt;margin-top:164.5pt;width:64.5pt;height:20.25pt;z-index:251682816;visibility:visible;mso-wrap-style:square;mso-width-percent:0;mso-height-percent:0;mso-wrap-distance-left:9pt;mso-wrap-distance-top:0;mso-wrap-distance-right:9pt;mso-wrap-distance-bottom:0;mso-position-horizontal:absolute;mso-position-horizontal-relative:text;mso-position-vertical:absolute;mso-position-vertical-relative:text;mso-width-percent:0;mso-height-percent:0;mso-width-relative:margin;mso-height-relative:margin;v-text-anchor:top" o:spid="_x0000_s1050" fillcolor="white [3201]" stroked="f" strokeweight=".5pt" type="#_x0000_t202" o:gfxdata="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" w14:anchorId="30B01DC1">
+              <v:shape w14:anchorId="30B01DC1" id="Cuadro de texto 28" o:spid="_x0000_s1050" type="#_x0000_t202" style="position:absolute;margin-left:119.55pt;margin-top:164.5pt;width:64.5pt;height:20.25pt;z-index:251682816;visibility:visible;mso-wrap-style:square;mso-width-percent:0;mso-height-percent:0;mso-wrap-distance-left:9pt;mso-wrap-distance-top:0;mso-wrap-distance-right:9pt;mso-wrap-distance-bottom:0;mso-position-horizontal:absolute;mso-position-horizontal-relative:text;mso-position-vertical:absolute;mso-position-vertical-relative:text;mso-width-percent:0;mso-height-percent:0;mso-width-relative:margin;mso-height-relative:margin;v-text-anchor:top" o:gfxdata="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" fillcolor="white [3201]" stroked="f" strokeweight=".5pt">
                 <v:textbox>
                   <w:txbxContent>
                     <w:p>
@@ -30005,7 +29943,7 @@
           </mc:Choice>
           <mc:Fallback>
             <w:pict>
-              <v:shape id="Cuadro de texto 25" style="position:absolute;margin-left:48pt;margin-top:169.75pt;width:33pt;height:20.25pt;z-index:251681792;visibility:visible;mso-wrap-style:square;mso-width-percent:0;mso-height-percent:0;mso-wrap-distance-left:9pt;mso-wrap-distance-top:0;mso-wrap-distance-right:9pt;mso-wrap-distance-bottom:0;mso-position-horizontal:absolute;mso-position-horizontal-relative:page;mso-position-vertical:absolute;mso-position-vertical-relative:text;mso-width-percent:0;mso-height-percent:0;mso-width-relative:margin;mso-height-relative:margin;v-text-anchor:top" o:spid="_x0000_s1051" fillcolor="white [3201]" stroked="f" strokeweight=".5pt" type="#_x0000_t202" o:gfxdata="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" w14:anchorId="3B68B55C">
+              <v:shape w14:anchorId="3B68B55C" id="Cuadro de texto 25" o:spid="_x0000_s1051" type="#_x0000_t202" style="position:absolute;margin-left:48pt;margin-top:169.75pt;width:33pt;height:20.25pt;z-index:251681792;visibility:visible;mso-wrap-style:square;mso-width-percent:0;mso-height-percent:0;mso-wrap-distance-left:9pt;mso-wrap-distance-top:0;mso-wrap-distance-right:9pt;mso-wrap-distance-bottom:0;mso-position-horizontal:absolute;mso-position-horizontal-relative:page;mso-position-vertical:absolute;mso-position-vertical-relative:text;mso-width-percent:0;mso-height-percent:0;mso-width-relative:margin;mso-height-relative:margin;v-text-anchor:top" o:gfxdata="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" fillcolor="white [3201]" stroked="f" strokeweight=".5pt">
                 <v:textbox>
                   <w:txbxContent>
                     <w:p>
@@ -30118,7 +30056,7 @@
           </mc:Choice>
           <mc:Fallback>
             <w:pict>
-              <v:shape id="Cuadro de texto 29" style="position:absolute;margin-left:196.05pt;margin-top:72.95pt;width:64.5pt;height:20.25pt;z-index:251680768;visibility:visible;mso-wrap-style:square;mso-width-percent:0;mso-height-percent:0;mso-wrap-distance-left:9pt;mso-wrap-distance-top:0;mso-wrap-distance-right:9pt;mso-wrap-distance-bottom:0;mso-position-horizontal:absolute;mso-position-horizontal-relative:text;mso-position-vertical:absolute;mso-position-vertical-relative:text;mso-width-percent:0;mso-height-percent:0;mso-width-relative:margin;mso-height-relative:margin;v-text-anchor:top" o:spid="_x0000_s1052" fillcolor="white [3201]" stroked="f" strokeweight=".5pt" type="#_x0000_t202" o:gfxdata="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" w14:anchorId="0AF90A1B">
+              <v:shape w14:anchorId="0AF90A1B" id="Cuadro de texto 29" o:spid="_x0000_s1052" type="#_x0000_t202" style="position:absolute;margin-left:196.05pt;margin-top:72.95pt;width:64.5pt;height:20.25pt;z-index:251680768;visibility:visible;mso-wrap-style:square;mso-width-percent:0;mso-height-percent:0;mso-wrap-distance-left:9pt;mso-wrap-distance-top:0;mso-wrap-distance-right:9pt;mso-wrap-distance-bottom:0;mso-position-horizontal:absolute;mso-position-horizontal-relative:text;mso-position-vertical:absolute;mso-position-vertical-relative:text;mso-width-percent:0;mso-height-percent:0;mso-width-relative:margin;mso-height-relative:margin;v-text-anchor:top" o:gfxdata="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" fillcolor="white [3201]" stroked="f" strokeweight=".5pt">
                 <v:textbox>
                   <w:txbxContent>
                     <w:p>
@@ -30300,8 +30238,8 @@
           </mc:Choice>
           <mc:Fallback>
             <w:pict>
-              <v:rect id="Rectángulo 37" style="position:absolute;margin-left:369.3pt;margin-top:6.55pt;width:97.5pt;height:54pt;z-index:251695104;visibility:visible;mso-wrap-style:square;mso-width-percent:0;mso-height-percent:0;mso-wrap-distance-left:9pt;mso-wrap-distance-top:0;mso-wrap-distance-right:9pt;mso-wrap-distance-bottom:0;mso-position-horizontal:absolute;mso-position-horizontal-relative:text;mso-position-vertical:absolute;mso-position-vertical-relative:text;mso-width-percent:0;mso-height-percent:0;mso-width-relative:margin;mso-height-relative:margin;v-text-anchor:middle" o:spid="_x0000_s1053" fillcolor="#4f81bd [3204]" stroked="f" w14:anchorId="5291522F" o:gfxdata="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">
-                <v:shadow on="t" color="black" opacity="22937f" offset="0,.63889mm" origin=",.5"/>
+              <v:rect w14:anchorId="5291522F" id="Rectángulo 37" o:spid="_x0000_s1053" style="position:absolute;margin-left:369.3pt;margin-top:6.55pt;width:97.5pt;height:54pt;z-index:251695104;visibility:visible;mso-wrap-style:square;mso-width-percent:0;mso-height-percent:0;mso-wrap-distance-left:9pt;mso-wrap-distance-top:0;mso-wrap-distance-right:9pt;mso-wrap-distance-bottom:0;mso-position-horizontal:absolute;mso-position-horizontal-relative:text;mso-position-vertical:absolute;mso-position-vertical-relative:text;mso-width-percent:0;mso-height-percent:0;mso-width-relative:margin;mso-height-relative:margin;v-text-anchor:middle" o:gfxdata="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" fillcolor="#4f81bd [3204]" stroked="f">
+                <v:shadow on="t" color="black" opacity="22937f" origin=",.5" offset="0,.63889mm"/>
                 <v:textbox>
                   <w:txbxContent>
                     <w:p>
@@ -30430,8 +30368,8 @@
           </mc:Choice>
           <mc:Fallback>
             <w:pict>
-              <v:rect id="Rectángulo 33" style="position:absolute;margin-left:253.05pt;margin-top:2.05pt;width:93pt;height:44.25pt;z-index:251688960;visibility:visible;mso-wrap-style:square;mso-width-percent:0;mso-height-percent:0;mso-wrap-distance-left:9pt;mso-wrap-distance-top:0;mso-wrap-distance-right:9pt;mso-wrap-distance-bottom:0;mso-position-horizontal:absolute;mso-position-horizontal-relative:text;mso-position-vertical:absolute;mso-position-vertical-relative:text;mso-width-percent:0;mso-height-percent:0;mso-width-relative:margin;mso-height-relative:margin;v-text-anchor:middle" o:spid="_x0000_s1054" fillcolor="#4f81bd [3204]" stroked="f" w14:anchorId="28E05FFE" o:gfxdata="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">
-                <v:shadow on="t" color="black" opacity="22937f" offset="0,.63889mm" origin=",.5"/>
+              <v:rect w14:anchorId="28E05FFE" id="Rectángulo 33" o:spid="_x0000_s1054" style="position:absolute;margin-left:253.05pt;margin-top:2.05pt;width:93pt;height:44.25pt;z-index:251688960;visibility:visible;mso-wrap-style:square;mso-width-percent:0;mso-height-percent:0;mso-wrap-distance-left:9pt;mso-wrap-distance-top:0;mso-wrap-distance-right:9pt;mso-wrap-distance-bottom:0;mso-position-horizontal:absolute;mso-position-horizontal-relative:text;mso-position-vertical:absolute;mso-position-vertical-relative:text;mso-width-percent:0;mso-height-percent:0;mso-width-relative:margin;mso-height-relative:margin;v-text-anchor:middle" o:gfxdata="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" fillcolor="#4f81bd [3204]" stroked="f">
+                <v:shadow on="t" color="black" opacity="22937f" origin=",.5" offset="0,.63889mm"/>
                 <v:textbox>
                   <w:txbxContent>
                     <w:p>
@@ -30593,8 +30531,8 @@
           </mc:Choice>
           <mc:Fallback>
             <w:pict>
-              <v:rect id="Rectángulo 34" style="position:absolute;left:0;text-align:left;margin-left:254.55pt;margin-top:9.25pt;width:93pt;height:44.25pt;z-index:251691008;visibility:visible;mso-wrap-style:square;mso-width-percent:0;mso-height-percent:0;mso-wrap-distance-left:9pt;mso-wrap-distance-top:0;mso-wrap-distance-right:9pt;mso-wrap-distance-bottom:0;mso-position-horizontal:absolute;mso-position-horizontal-relative:text;mso-position-vertical:absolute;mso-position-vertical-relative:text;mso-width-percent:0;mso-height-percent:0;mso-width-relative:margin;mso-height-relative:margin;v-text-anchor:middle" o:spid="_x0000_s1055" fillcolor="#4f81bd [3204]" stroked="f" w14:anchorId="0394DDC5" o:gfxdata="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">
-                <v:shadow on="t" color="black" opacity="22937f" offset="0,.63889mm" origin=",.5"/>
+              <v:rect w14:anchorId="0394DDC5" id="Rectángulo 34" o:spid="_x0000_s1055" style="position:absolute;left:0;text-align:left;margin-left:254.55pt;margin-top:9.25pt;width:93pt;height:44.25pt;z-index:251691008;visibility:visible;mso-wrap-style:square;mso-width-percent:0;mso-height-percent:0;mso-wrap-distance-left:9pt;mso-wrap-distance-top:0;mso-wrap-distance-right:9pt;mso-wrap-distance-bottom:0;mso-position-horizontal:absolute;mso-position-horizontal-relative:text;mso-position-vertical:absolute;mso-position-vertical-relative:text;mso-width-percent:0;mso-height-percent:0;mso-width-relative:margin;mso-height-relative:margin;v-text-anchor:middle" o:gfxdata="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" fillcolor="#4f81bd [3204]" stroked="f">
+                <v:shadow on="t" color="black" opacity="22937f" origin=",.5" offset="0,.63889mm"/>
                 <v:textbox>
                   <w:txbxContent>
                     <w:p>
@@ -30717,12 +30655,12 @@
         <w:tblW w:w="9541" w:type="dxa"/>
         <w:tblInd w:w="421" w:type="dxa"/>
         <w:tblBorders>
-          <w:top w:val="single" w:color="000000" w:sz="4" w:space="0"/>
-          <w:left w:val="single" w:color="000000" w:sz="4" w:space="0"/>
-          <w:bottom w:val="single" w:color="000000" w:sz="4" w:space="0"/>
-          <w:right w:val="single" w:color="000000" w:sz="4" w:space="0"/>
-          <w:insideH w:val="single" w:color="000000" w:sz="4" w:space="0"/>
-          <w:insideV w:val="single" w:color="000000" w:sz="4" w:space="0"/>
+          <w:top w:val="single" w:sz="4" w:space="0" w:color="000000"/>
+          <w:left w:val="single" w:sz="4" w:space="0" w:color="000000"/>
+          <w:bottom w:val="single" w:sz="4" w:space="0" w:color="000000"/>
+          <w:right w:val="single" w:sz="4" w:space="0" w:color="000000"/>
+          <w:insideH w:val="single" w:sz="4" w:space="0" w:color="000000"/>
+          <w:insideV w:val="single" w:sz="4" w:space="0" w:color="000000"/>
         </w:tblBorders>
         <w:tblLayout w:type="fixed"/>
         <w:tblLook w:val="0400" w:firstRow="0" w:lastRow="0" w:firstColumn="0" w:lastColumn="0" w:noHBand="0" w:noVBand="1"/>
@@ -31260,12 +31198,12 @@
         <w:tblW w:w="10072" w:type="dxa"/>
         <w:tblInd w:w="0" w:type="dxa"/>
         <w:tblBorders>
-          <w:top w:val="single" w:color="000000" w:sz="4" w:space="0"/>
-          <w:left w:val="single" w:color="000000" w:sz="4" w:space="0"/>
-          <w:bottom w:val="single" w:color="000000" w:sz="4" w:space="0"/>
-          <w:right w:val="single" w:color="000000" w:sz="4" w:space="0"/>
-          <w:insideH w:val="single" w:color="000000" w:sz="4" w:space="0"/>
-          <w:insideV w:val="single" w:color="000000" w:sz="4" w:space="0"/>
+          <w:top w:val="single" w:sz="4" w:space="0" w:color="000000"/>
+          <w:left w:val="single" w:sz="4" w:space="0" w:color="000000"/>
+          <w:bottom w:val="single" w:sz="4" w:space="0" w:color="000000"/>
+          <w:right w:val="single" w:sz="4" w:space="0" w:color="000000"/>
+          <w:insideH w:val="single" w:sz="4" w:space="0" w:color="000000"/>
+          <w:insideV w:val="single" w:sz="4" w:space="0" w:color="000000"/>
         </w:tblBorders>
         <w:tblLayout w:type="fixed"/>
         <w:tblLook w:val="0400" w:firstRow="0" w:lastRow="0" w:firstColumn="0" w:lastColumn="0" w:noHBand="0" w:noVBand="1"/>
@@ -31615,7 +31553,7 @@
               </w:rPr>
               <w:t xml:space="preserve"> </w:t>
             </w:r>
-            <w:hyperlink w:history="1" r:id="rId31">
+            <w:hyperlink r:id="rId31" w:history="1">
               <w:r>
                 <w:rPr>
                   <w:rStyle w:val="Hipervnculo"/>
@@ -31684,7 +31622,7 @@
                 <w:lang w:val="es-ES_tradnl"/>
               </w:rPr>
             </w:pPr>
-            <w:hyperlink w:history="1" r:id="rId32">
+            <w:hyperlink r:id="rId32" w:history="1">
               <w:r>
                 <w:rPr>
                   <w:rStyle w:val="Hipervnculo"/>
@@ -31821,7 +31759,7 @@
               </w:rPr>
               <w:t xml:space="preserve"> [Video]. YouTube. </w:t>
             </w:r>
-            <w:hyperlink w:history="1" r:id="rId33">
+            <w:hyperlink r:id="rId33" w:history="1">
               <w:r>
                 <w:rPr>
                   <w:rStyle w:val="Hipervnculo"/>
@@ -31886,7 +31824,7 @@
                 <w:lang w:val="es-ES_tradnl"/>
               </w:rPr>
             </w:pPr>
-            <w:hyperlink w:history="1" r:id="rId34">
+            <w:hyperlink r:id="rId34" w:history="1">
               <w:r>
                 <w:rPr>
                   <w:rStyle w:val="Hipervnculo"/>
@@ -32059,7 +31997,7 @@
               </w:rPr>
               <w:t xml:space="preserve"> </w:t>
             </w:r>
-            <w:hyperlink w:history="1" r:id="rId35">
+            <w:hyperlink r:id="rId35" w:history="1">
               <w:r>
                 <w:rPr>
                   <w:rStyle w:val="Hipervnculo"/>
@@ -32129,7 +32067,7 @@
                 <w:lang w:val="es-ES_tradnl"/>
               </w:rPr>
             </w:pPr>
-            <w:hyperlink w:history="1" r:id="rId36">
+            <w:hyperlink r:id="rId36" w:history="1">
               <w:r>
                 <w:rPr>
                   <w:rStyle w:val="Hipervnculo"/>
@@ -32260,12 +32198,12 @@
         <w:tblW w:w="9962" w:type="dxa"/>
         <w:tblInd w:w="0" w:type="dxa"/>
         <w:tblBorders>
-          <w:top w:val="single" w:color="000000" w:sz="4" w:space="0"/>
-          <w:left w:val="single" w:color="000000" w:sz="4" w:space="0"/>
-          <w:bottom w:val="single" w:color="000000" w:sz="4" w:space="0"/>
-          <w:right w:val="single" w:color="000000" w:sz="4" w:space="0"/>
-          <w:insideH w:val="single" w:color="000000" w:sz="4" w:space="0"/>
-          <w:insideV w:val="single" w:color="000000" w:sz="4" w:space="0"/>
+          <w:top w:val="single" w:sz="4" w:space="0" w:color="000000"/>
+          <w:left w:val="single" w:sz="4" w:space="0" w:color="000000"/>
+          <w:bottom w:val="single" w:sz="4" w:space="0" w:color="000000"/>
+          <w:right w:val="single" w:sz="4" w:space="0" w:color="000000"/>
+          <w:insideH w:val="single" w:sz="4" w:space="0" w:color="000000"/>
+          <w:insideV w:val="single" w:sz="4" w:space="0" w:color="000000"/>
         </w:tblBorders>
         <w:tblLayout w:type="fixed"/>
         <w:tblLook w:val="0400" w:firstRow="0" w:lastRow="0" w:firstColumn="0" w:lastColumn="0" w:noHBand="0" w:noVBand="1"/>
@@ -33709,7 +33647,18 @@
           <w:szCs w:val="20"/>
           <w:lang w:val="es-ES_tradnl" w:eastAsia="es-CO"/>
         </w:rPr>
-        <w:t>Özsu</w:t>
+        <w:t>O</w:t>
+      </w:r>
+      <w:r>
+        <w:rPr>
+          <w:rFonts w:eastAsia="Times New Roman"/>
+          <w:color w:val="000000" w:themeColor="text1"/>
+          <w:spacing w:val="2"/>
+          <w:sz w:val="20"/>
+          <w:szCs w:val="20"/>
+          <w:lang w:val="es-ES_tradnl" w:eastAsia="es-CO"/>
+        </w:rPr>
+        <w:t>zsu</w:t>
       </w:r>
       <w:proofErr w:type="spellEnd"/>
       <w:r>
@@ -34287,12 +34236,12 @@
         <w:tblW w:w="9967" w:type="dxa"/>
         <w:tblInd w:w="0" w:type="dxa"/>
         <w:tblBorders>
-          <w:top w:val="single" w:color="000000" w:sz="4" w:space="0"/>
-          <w:left w:val="single" w:color="000000" w:sz="4" w:space="0"/>
-          <w:bottom w:val="single" w:color="000000" w:sz="4" w:space="0"/>
-          <w:right w:val="single" w:color="000000" w:sz="4" w:space="0"/>
-          <w:insideH w:val="single" w:color="000000" w:sz="4" w:space="0"/>
-          <w:insideV w:val="single" w:color="000000" w:sz="4" w:space="0"/>
+          <w:top w:val="single" w:sz="4" w:space="0" w:color="000000"/>
+          <w:left w:val="single" w:sz="4" w:space="0" w:color="000000"/>
+          <w:bottom w:val="single" w:sz="4" w:space="0" w:color="000000"/>
+          <w:right w:val="single" w:sz="4" w:space="0" w:color="000000"/>
+          <w:insideH w:val="single" w:sz="4" w:space="0" w:color="000000"/>
+          <w:insideV w:val="single" w:sz="4" w:space="0" w:color="000000"/>
         </w:tblBorders>
         <w:tblLayout w:type="fixed"/>
         <w:tblLook w:val="0400" w:firstRow="0" w:lastRow="0" w:firstColumn="0" w:lastColumn="0" w:noHBand="0" w:noVBand="1"/>
@@ -34824,12 +34773,12 @@
         <w:tblW w:w="9967" w:type="dxa"/>
         <w:tblInd w:w="0" w:type="dxa"/>
         <w:tblBorders>
-          <w:top w:val="single" w:color="000000" w:sz="4" w:space="0"/>
-          <w:left w:val="single" w:color="000000" w:sz="4" w:space="0"/>
-          <w:bottom w:val="single" w:color="000000" w:sz="4" w:space="0"/>
-          <w:right w:val="single" w:color="000000" w:sz="4" w:space="0"/>
-          <w:insideH w:val="single" w:color="000000" w:sz="4" w:space="0"/>
-          <w:insideV w:val="single" w:color="000000" w:sz="4" w:space="0"/>
+          <w:top w:val="single" w:sz="4" w:space="0" w:color="000000"/>
+          <w:left w:val="single" w:sz="4" w:space="0" w:color="000000"/>
+          <w:bottom w:val="single" w:sz="4" w:space="0" w:color="000000"/>
+          <w:right w:val="single" w:sz="4" w:space="0" w:color="000000"/>
+          <w:insideH w:val="single" w:sz="4" w:space="0" w:color="000000"/>
+          <w:insideV w:val="single" w:sz="4" w:space="0" w:color="000000"/>
         </w:tblBorders>
         <w:tblLayout w:type="fixed"/>
         <w:tblLook w:val="0400" w:firstRow="0" w:lastRow="0" w:firstColumn="0" w:lastColumn="0" w:noHBand="0" w:noVBand="1"/>
@@ -35105,7 +35054,7 @@
     <w:sectPr>
       <w:headerReference w:type="default" r:id="rId37"/>
       <w:footerReference w:type="default" r:id="rId38"/>
-      <w:pgSz w:w="12240" w:h="15840" w:orient="portrait"/>
+      <w:pgSz w:w="12240" w:h="15840"/>
       <w:pgMar w:top="1701" w:right="1134" w:bottom="1134" w:left="1134" w:header="720" w:footer="0" w:gutter="0"/>
       <w:pgNumType w:start="1"/>
       <w:cols w:space="720"/>
@@ -35116,7 +35065,7 @@
 
 <file path=word/comments.xml><?xml version="1.0" encoding="utf-8"?>
 <w:comments xmlns:wpc="http://schemas.microsoft.com/office/word/2010/wordprocessingCanvas" xmlns:cx="http://schemas.microsoft.com/office/drawing/2014/chartex" xmlns:cx1="http://schemas.microsoft.com/office/drawing/2015/9/8/chartex" xmlns:cx2="http://schemas.microsoft.com/office/drawing/2015/10/21/chartex" xmlns:cx3="http://schemas.microsoft.com/office/drawing/2016/5/9/chartex" xmlns:cx4="http://schemas.microsoft.com/office/drawing/2016/5/10/chartex" xmlns:cx5="http://schemas.microsoft.com/office/drawing/2016/5/11/chartex" xmlns:cx6="http://schemas.microsoft.com/office/drawing/2016/5/12/chartex" xmlns:cx7="http://schemas.microsoft.com/office/drawing/2016/5/13/chartex" xmlns:cx8="http://schemas.microsoft.com/office/drawing/2016/5/14/chartex" xmlns:mc="http://schemas.openxmlformats.org/markup-compatibility/2006" xmlns:aink="http://schemas.microsoft.com/office/drawing/2016/ink" xmlns:am3d="http://schemas.microsoft.com/office/drawing/2017/model3d" xmlns:o="urn:schemas-microsoft-com:office:office" xmlns:r="http://schemas.openxmlformats.org/officeDocument/2006/relationships" xmlns:m="http://schemas.openxmlformats.org/officeDocument/2006/math" xmlns:v="urn:schemas-microsoft-com:vml" xmlns:wp14="http://schemas.microsoft.com/office/word/2010/wordprocessingDrawing" xmlns:wp="http://schemas.openxmlformats.org/drawingml/2006/wordprocessingDrawing" xmlns:w10="urn:schemas-microsoft-com:office:word" xmlns:w="http://schemas.openxmlformats.org/wordprocessingml/2006/main" xmlns:w14="http://schemas.microsoft.com/office/word/2010/wordml" xmlns:w15="http://schemas.microsoft.com/office/word/2012/wordml" xmlns:w16cex="http://schemas.microsoft.com/office/word/2018/wordml/cex" xmlns:w16cid="http://schemas.microsoft.com/office/word/2016/wordml/cid" xmlns:w16="http://schemas.microsoft.com/office/word/2018/wordml" xmlns:w16sdtdh="http://schemas.microsoft.com/office/word/2020/wordml/sdtdatahash" xmlns:w16se="http://schemas.microsoft.com/office/word/2015/wordml/symex" xmlns:wpg="http://schemas.microsoft.com/office/word/2010/wordprocessingGroup" xmlns:wpi="http://schemas.microsoft.com/office/word/2010/wordprocessingInk" xmlns:wne="http://schemas.microsoft.com/office/word/2006/wordml" xmlns:wps="http://schemas.microsoft.com/office/word/2010/wordprocessingShape" mc:Ignorable="w14 w15 w16se w16cid w16 w16cex w16sdtdh wp14">
-  <w:comment w:initials="AFVE" w:author="Andrés Felipe Velandia Espitia" w:date="2025-06-20T12:49:00Z" w:id="3">
+  <w:comment w:id="3" w:author="Andrés Felipe Velandia Espitia" w:date="2025-06-20T12:49:00Z" w:initials="AFVE">
     <w:p>
       <w:pPr>
         <w:pStyle w:val="Textocomentario"/>
@@ -35127,7 +35076,7 @@
         </w:rPr>
         <w:annotationRef/>
       </w:r>
-      <w:hyperlink w:history="1" w:anchor="fromView=search&amp;page=1&amp;position=0&amp;uuid=dac45691-be81-4e3a-b399-4c7244fb310a&amp;query=dato+numerico" r:id="rId1">
+      <w:hyperlink r:id="rId1" w:anchor="fromView=search&amp;page=1&amp;position=0&amp;uuid=dac45691-be81-4e3a-b399-4c7244fb310a&amp;query=dato+numerico" w:history="1">
         <w:r>
           <w:rPr>
             <w:rStyle w:val="Hipervnculo"/>
@@ -35140,7 +35089,7 @@
       </w:r>
     </w:p>
   </w:comment>
-  <w:comment w:initials="AFVE" w:author="Andrés Felipe Velandia Espitia" w:date="2025-06-20T12:54:00Z" w:id="5">
+  <w:comment w:id="5" w:author="Andrés Felipe Velandia Espitia" w:date="2025-06-20T12:54:00Z" w:initials="AFVE">
     <w:p>
       <w:pPr>
         <w:pStyle w:val="Textocomentario"/>
@@ -35164,7 +35113,7 @@
       </w:r>
     </w:p>
   </w:comment>
-  <w:comment w:initials="AFVE" w:author="Andrés Felipe Velandia Espitia" w:date="2025-06-20T12:55:00Z" w:id="6">
+  <w:comment w:id="6" w:author="Andrés Felipe Velandia Espitia" w:date="2025-06-20T12:55:00Z" w:initials="AFVE">
     <w:p>
       <w:pPr>
         <w:pStyle w:val="Textocomentario"/>
@@ -35210,7 +35159,7 @@
       <w:r>
         <w:t xml:space="preserve"> </w:t>
       </w:r>
-      <w:hyperlink w:history="1" r:id="rId2">
+      <w:hyperlink r:id="rId2" w:history="1">
         <w:r>
           <w:rPr>
             <w:rStyle w:val="Hipervnculo"/>
@@ -35234,7 +35183,7 @@
       <w:r>
         <w:t xml:space="preserve">Integridad: </w:t>
       </w:r>
-      <w:hyperlink w:history="1" r:id="rId3">
+      <w:hyperlink r:id="rId3" w:history="1">
         <w:r>
           <w:rPr>
             <w:rStyle w:val="Hipervnculo"/>
@@ -35258,7 +35207,7 @@
       <w:r>
         <w:t xml:space="preserve">Análisis: </w:t>
       </w:r>
-      <w:hyperlink w:history="1" r:id="rId4">
+      <w:hyperlink r:id="rId4" w:history="1">
         <w:r>
           <w:rPr>
             <w:rStyle w:val="Hipervnculo"/>
@@ -35282,7 +35231,7 @@
       <w:r>
         <w:t xml:space="preserve">Compatibilidad: </w:t>
       </w:r>
-      <w:hyperlink w:history="1" r:id="rId5">
+      <w:hyperlink r:id="rId5" w:history="1">
         <w:r>
           <w:rPr>
             <w:rStyle w:val="Hipervnculo"/>
@@ -35295,7 +35244,7 @@
       </w:r>
     </w:p>
   </w:comment>
-  <w:comment w:initials="AFVE" w:author="Andrés Felipe Velandia Espitia" w:date="2025-06-20T13:02:00Z" w:id="7">
+  <w:comment w:id="7" w:author="Andrés Felipe Velandia Espitia" w:date="2025-06-20T13:02:00Z" w:initials="AFVE">
     <w:p>
       <w:pPr>
         <w:pStyle w:val="Textocomentario"/>
@@ -35338,7 +35287,7 @@
       <w:r>
         <w:t xml:space="preserve">Rigidez: </w:t>
       </w:r>
-      <w:hyperlink w:history="1" r:id="rId6">
+      <w:hyperlink r:id="rId6" w:history="1">
         <w:r>
           <w:rPr>
             <w:rStyle w:val="Hipervnculo"/>
@@ -35359,7 +35308,7 @@
       <w:r>
         <w:t xml:space="preserve">Escalabilidad: </w:t>
       </w:r>
-      <w:hyperlink w:history="1" r:id="rId7">
+      <w:hyperlink r:id="rId7" w:history="1">
         <w:r>
           <w:rPr>
             <w:rStyle w:val="Hipervnculo"/>
@@ -35380,7 +35329,7 @@
       <w:r>
         <w:t xml:space="preserve">Flexibilidad: </w:t>
       </w:r>
-      <w:hyperlink w:history="1" r:id="rId8">
+      <w:hyperlink r:id="rId8" w:history="1">
         <w:r>
           <w:rPr>
             <w:rStyle w:val="Hipervnculo"/>
@@ -35398,7 +35347,7 @@
       </w:pPr>
     </w:p>
   </w:comment>
-  <w:comment w:initials="AFVE" w:author="Andrés Felipe Velandia Espitia" w:date="2025-06-20T13:10:00Z" w:id="9">
+  <w:comment w:id="9" w:author="Andrés Felipe Velandia Espitia" w:date="2025-06-20T13:10:00Z" w:initials="AFVE">
     <w:p>
       <w:pPr>
         <w:pStyle w:val="Textocomentario"/>
@@ -35441,7 +35390,7 @@
       <w:r>
         <w:t xml:space="preserve">Auto: </w:t>
       </w:r>
-      <w:hyperlink w:history="1" r:id="rId9">
+      <w:hyperlink r:id="rId9" w:history="1">
         <w:r>
           <w:rPr>
             <w:rStyle w:val="Hipervnculo"/>
@@ -35462,7 +35411,7 @@
       <w:r>
         <w:t xml:space="preserve">Flexibilidad: </w:t>
       </w:r>
-      <w:hyperlink w:history="1" r:id="rId10">
+      <w:hyperlink r:id="rId10" w:history="1">
         <w:r>
           <w:rPr>
             <w:rStyle w:val="Hipervnculo"/>
@@ -35483,7 +35432,7 @@
       <w:r>
         <w:t xml:space="preserve">Intercambiabilidad: </w:t>
       </w:r>
-      <w:hyperlink w:history="1" r:id="rId11">
+      <w:hyperlink r:id="rId11" w:history="1">
         <w:r>
           <w:rPr>
             <w:rStyle w:val="Hipervnculo"/>
@@ -35504,7 +35453,7 @@
       <w:r>
         <w:t xml:space="preserve">Escalabilidad: </w:t>
       </w:r>
-      <w:hyperlink w:history="1" r:id="rId12">
+      <w:hyperlink r:id="rId12" w:history="1">
         <w:r>
           <w:rPr>
             <w:rStyle w:val="Hipervnculo"/>
@@ -35517,7 +35466,7 @@
       </w:r>
     </w:p>
   </w:comment>
-  <w:comment w:initials="AFVE" w:author="Andrés Felipe Velandia Espitia" w:date="2025-06-20T13:14:00Z" w:id="10">
+  <w:comment w:id="10" w:author="Andrés Felipe Velandia Espitia" w:date="2025-06-20T13:14:00Z" w:initials="AFVE">
     <w:p>
       <w:pPr>
         <w:pStyle w:val="Textocomentario"/>
@@ -35541,7 +35490,7 @@
       </w:r>
     </w:p>
   </w:comment>
-  <w:comment w:initials="AFVE" w:author="Andrés Felipe Velandia Espitia" w:date="2025-06-20T13:16:00Z" w:id="11">
+  <w:comment w:id="11" w:author="Andrés Felipe Velandia Espitia" w:date="2025-06-20T13:16:00Z" w:initials="AFVE">
     <w:p>
       <w:pPr>
         <w:pStyle w:val="Textocomentario"/>
@@ -35565,7 +35514,7 @@
       </w:r>
     </w:p>
   </w:comment>
-  <w:comment w:initials="AFVE" w:author="Andrés Felipe Velandia Espitia" w:date="2025-06-20T13:21:00Z" w:id="13">
+  <w:comment w:id="13" w:author="Andrés Felipe Velandia Espitia" w:date="2025-06-20T13:21:00Z" w:initials="AFVE">
     <w:p>
       <w:pPr>
         <w:pStyle w:val="Textocomentario"/>
@@ -35608,7 +35557,7 @@
       <w:r>
         <w:t xml:space="preserve">Análisis: </w:t>
       </w:r>
-      <w:hyperlink w:history="1" r:id="rId13">
+      <w:hyperlink r:id="rId13" w:history="1">
         <w:r>
           <w:rPr>
             <w:rStyle w:val="Hipervnculo"/>
@@ -35629,7 +35578,7 @@
       <w:r>
         <w:t xml:space="preserve">Reconocimiento: </w:t>
       </w:r>
-      <w:hyperlink w:history="1" r:id="rId14">
+      <w:hyperlink r:id="rId14" w:history="1">
         <w:r>
           <w:rPr>
             <w:rStyle w:val="Hipervnculo"/>
@@ -35650,7 +35599,7 @@
       <w:r>
         <w:t xml:space="preserve">Minería: </w:t>
       </w:r>
-      <w:hyperlink w:history="1" r:id="rId15">
+      <w:hyperlink r:id="rId15" w:history="1">
         <w:r>
           <w:rPr>
             <w:rStyle w:val="Hipervnculo"/>
@@ -35671,7 +35620,7 @@
       <w:r>
         <w:t xml:space="preserve">Contextualización: </w:t>
       </w:r>
-      <w:hyperlink w:history="1" r:id="rId16">
+      <w:hyperlink r:id="rId16" w:history="1">
         <w:r>
           <w:rPr>
             <w:rStyle w:val="Hipervnculo"/>
@@ -35684,7 +35633,7 @@
       </w:r>
     </w:p>
   </w:comment>
-  <w:comment w:initials="AFVE" w:author="Andrés Felipe Velandia Espitia" w:date="2025-06-20T13:25:00Z" w:id="14">
+  <w:comment w:id="14" w:author="Andrés Felipe Velandia Espitia" w:date="2025-06-20T13:25:00Z" w:initials="AFVE">
     <w:p>
       <w:pPr>
         <w:pStyle w:val="Textocomentario"/>
@@ -35725,7 +35674,7 @@
       <w:r>
         <w:t xml:space="preserve">Perspectivas: </w:t>
       </w:r>
-      <w:hyperlink w:history="1" r:id="rId17">
+      <w:hyperlink r:id="rId17" w:history="1">
         <w:r>
           <w:rPr>
             <w:rStyle w:val="Hipervnculo"/>
@@ -35746,7 +35695,7 @@
       <w:r>
         <w:t xml:space="preserve">Perspectivas: </w:t>
       </w:r>
-      <w:hyperlink w:history="1" r:id="rId18">
+      <w:hyperlink r:id="rId18" w:history="1">
         <w:r>
           <w:rPr>
             <w:rStyle w:val="Hipervnculo"/>
@@ -35767,7 +35716,7 @@
       <w:r>
         <w:t xml:space="preserve">Ventajas: </w:t>
       </w:r>
-      <w:hyperlink w:history="1" r:id="rId19">
+      <w:hyperlink r:id="rId19" w:history="1">
         <w:r>
           <w:rPr>
             <w:rStyle w:val="Hipervnculo"/>
@@ -35788,7 +35737,7 @@
       <w:r>
         <w:t xml:space="preserve">Innovación: </w:t>
       </w:r>
-      <w:hyperlink w:history="1" r:id="rId20">
+      <w:hyperlink r:id="rId20" w:history="1">
         <w:r>
           <w:rPr>
             <w:rStyle w:val="Hipervnculo"/>
@@ -35801,7 +35750,7 @@
       </w:r>
     </w:p>
   </w:comment>
-  <w:comment w:initials="AFVE" w:author="Andrés Felipe Velandia Espitia" w:date="2025-06-20T13:29:00Z" w:id="15">
+  <w:comment w:id="15" w:author="Andrés Felipe Velandia Espitia" w:date="2025-06-20T13:29:00Z" w:initials="AFVE">
     <w:p>
       <w:pPr>
         <w:pStyle w:val="Textocomentario"/>
@@ -35844,7 +35793,7 @@
       <w:r>
         <w:t xml:space="preserve">Contenido: </w:t>
       </w:r>
-      <w:hyperlink w:history="1" w:anchor="fromView=search&amp;page=1&amp;position=21&amp;uuid=5cdb46c2-9096-4d89-b1e2-3ae4b13045be&amp;query=archivos+de+video" r:id="rId21">
+      <w:hyperlink r:id="rId21" w:anchor="fromView=search&amp;page=1&amp;position=21&amp;uuid=5cdb46c2-9096-4d89-b1e2-3ae4b13045be&amp;query=archivos+de+video" w:history="1">
         <w:r>
           <w:rPr>
             <w:rStyle w:val="Hipervnculo"/>
@@ -35868,7 +35817,7 @@
       <w:r>
         <w:t xml:space="preserve"> </w:t>
       </w:r>
-      <w:hyperlink w:history="1" w:anchor="fromView=search&amp;page=1&amp;position=1&amp;uuid=0e46a852-4c54-4c22-b98f-af95c959a33d&amp;query=Internet+de+las+Cosas" r:id="rId22">
+      <w:hyperlink r:id="rId22" w:anchor="fromView=search&amp;page=1&amp;position=1&amp;uuid=0e46a852-4c54-4c22-b98f-af95c959a33d&amp;query=Internet+de+las+Cosas" w:history="1">
         <w:r>
           <w:rPr>
             <w:rStyle w:val="Hipervnculo"/>
@@ -35892,7 +35841,7 @@
       <w:r>
         <w:t xml:space="preserve">Imágenes: </w:t>
       </w:r>
-      <w:hyperlink w:history="1" w:anchor="fromView=search&amp;page=1&amp;position=24&amp;uuid=6aba0890-7df1-4ac3-9abc-dceb3fe4ee2f&amp;query=rediograf%C3%ADa" r:id="rId23">
+      <w:hyperlink r:id="rId23" w:anchor="fromView=search&amp;page=1&amp;position=24&amp;uuid=6aba0890-7df1-4ac3-9abc-dceb3fe4ee2f&amp;query=rediograf%C3%ADa" w:history="1">
         <w:r>
           <w:rPr>
             <w:rStyle w:val="Hipervnculo"/>
@@ -35905,7 +35854,7 @@
       </w:r>
     </w:p>
   </w:comment>
-  <w:comment w:initials="AFVE" w:author="Andrés Felipe Velandia Espitia" w:date="2025-06-20T13:44:00Z" w:id="17">
+  <w:comment w:id="17" w:author="Andrés Felipe Velandia Espitia" w:date="2025-06-20T13:44:00Z" w:initials="AFVE">
     <w:p>
       <w:pPr>
         <w:pStyle w:val="Textocomentario"/>
@@ -35916,7 +35865,7 @@
         </w:rPr>
         <w:annotationRef/>
       </w:r>
-      <w:hyperlink w:history="1" w:anchor="fromView=search&amp;page=1&amp;position=0&amp;uuid=3ae70080-694b-4f28-a533-5667aaf41c1a&amp;query=bases+de+datos" r:id="rId24">
+      <w:hyperlink r:id="rId24" w:anchor="fromView=search&amp;page=1&amp;position=0&amp;uuid=3ae70080-694b-4f28-a533-5667aaf41c1a&amp;query=bases+de+datos" w:history="1">
         <w:r>
           <w:rPr>
             <w:rStyle w:val="Hipervnculo"/>
@@ -35929,7 +35878,7 @@
       </w:r>
     </w:p>
   </w:comment>
-  <w:comment w:initials="AFVE" w:author="Andrés Felipe Velandia Espitia" w:date="2025-06-20T13:48:00Z" w:id="20">
+  <w:comment w:id="20" w:author="Andrés Felipe Velandia Espitia" w:date="2025-06-20T13:48:00Z" w:initials="AFVE">
     <w:p>
       <w:pPr>
         <w:pStyle w:val="Textocomentario"/>
@@ -35962,7 +35911,7 @@
       </w:r>
     </w:p>
   </w:comment>
-  <w:comment w:initials="AFVE" w:author="Andrés Felipe Velandia Espitia" w:date="2025-06-20T13:50:00Z" w:id="21">
+  <w:comment w:id="21" w:author="Andrés Felipe Velandia Espitia" w:date="2025-06-20T13:50:00Z" w:initials="AFVE">
     <w:p>
       <w:pPr>
         <w:pStyle w:val="Textocomentario"/>
@@ -35986,7 +35935,7 @@
       </w:r>
     </w:p>
   </w:comment>
-  <w:comment w:initials="AFVE" w:author="Andrés Felipe Velandia Espitia" w:date="2025-06-20T15:45:00Z" w:id="22">
+  <w:comment w:id="22" w:author="Andrés Felipe Velandia Espitia" w:date="2025-06-20T15:45:00Z" w:initials="AFVE">
     <w:p>
       <w:pPr>
         <w:pStyle w:val="Textocomentario"/>
@@ -36028,7 +35977,7 @@
       </w:r>
     </w:p>
   </w:comment>
-  <w:comment w:initials="AFVE" w:author="Andrés Felipe Velandia Espitia" w:date="2025-06-20T15:37:00Z" w:id="23">
+  <w:comment w:id="23" w:author="Andrés Felipe Velandia Espitia" w:date="2025-06-20T15:37:00Z" w:initials="AFVE">
     <w:p>
       <w:pPr>
         <w:pStyle w:val="Textocomentario"/>
@@ -36345,7 +36294,7 @@
       </w:pPr>
     </w:p>
   </w:comment>
-  <w:comment w:initials="AFVE" w:author="Andrés Felipe Velandia Espitia" w:date="2025-06-20T16:04:00Z" w:id="25">
+  <w:comment w:id="25" w:author="Andrés Felipe Velandia Espitia" w:date="2025-06-20T16:04:00Z" w:initials="AFVE">
     <w:p>
       <w:pPr>
         <w:pStyle w:val="Textocomentario"/>
@@ -36377,7 +36326,7 @@
       </w:r>
     </w:p>
   </w:comment>
-  <w:comment w:initials="AFVE" w:author="Andrés Felipe Velandia Espitia" w:date="2025-06-20T16:08:00Z" w:id="26">
+  <w:comment w:id="26" w:author="Andrés Felipe Velandia Espitia" w:date="2025-06-20T16:08:00Z" w:initials="AFVE">
     <w:p>
       <w:pPr>
         <w:pStyle w:val="Textocomentario"/>
@@ -36388,7 +36337,7 @@
         </w:rPr>
         <w:annotationRef/>
       </w:r>
-      <w:hyperlink w:history="1" w:anchor="fromView=search&amp;page=1&amp;position=20&amp;uuid=f6a33c2e-015c-4af4-b78c-455bb5d016ef&amp;query=SQL+y+NoSQL" r:id="rId25">
+      <w:hyperlink r:id="rId25" w:anchor="fromView=search&amp;page=1&amp;position=20&amp;uuid=f6a33c2e-015c-4af4-b78c-455bb5d016ef&amp;query=SQL+y+NoSQL" w:history="1">
         <w:r>
           <w:rPr>
             <w:rStyle w:val="Hipervnculo"/>
@@ -36401,7 +36350,7 @@
       </w:r>
     </w:p>
   </w:comment>
-  <w:comment w:initials="AFVE" w:author="Andrés Felipe Velandia Espitia" w:date="2025-06-20T16:14:00Z" w:id="27">
+  <w:comment w:id="27" w:author="Andrés Felipe Velandia Espitia" w:date="2025-06-20T16:14:00Z" w:initials="AFVE">
     <w:p>
       <w:pPr>
         <w:pStyle w:val="Textocomentario"/>
@@ -36441,7 +36390,7 @@
       </w:r>
     </w:p>
   </w:comment>
-  <w:comment w:initials="AFVE" w:author="Andrés Felipe Velandia Espitia" w:date="2025-06-20T16:18:00Z" w:id="28">
+  <w:comment w:id="28" w:author="Andrés Felipe Velandia Espitia" w:date="2025-06-20T16:18:00Z" w:initials="AFVE">
     <w:p>
       <w:pPr>
         <w:pStyle w:val="Textocomentario"/>
@@ -36465,7 +36414,7 @@
       </w:r>
     </w:p>
   </w:comment>
-  <w:comment w:initials="AFVE" w:author="Andrés Felipe Velandia Espitia" w:date="2025-06-20T16:25:00Z" w:id="29">
+  <w:comment w:id="29" w:author="Andrés Felipe Velandia Espitia" w:date="2025-06-20T16:25:00Z" w:initials="AFVE">
     <w:p>
       <w:pPr>
         <w:pStyle w:val="Textocomentario"/>
@@ -36489,7 +36438,7 @@
       </w:r>
     </w:p>
   </w:comment>
-  <w:comment w:initials="AFVE" w:author="Andrés Felipe Velandia Espitia" w:date="2025-06-20T17:07:00Z" w:id="30">
+  <w:comment w:id="30" w:author="Andrés Felipe Velandia Espitia" w:date="2025-06-20T17:07:00Z" w:initials="AFVE">
     <w:p>
       <w:pPr>
         <w:pStyle w:val="Textocomentario"/>
@@ -36521,7 +36470,7 @@
       </w:r>
     </w:p>
   </w:comment>
-  <w:comment w:initials="AFVE" w:author="Andrés Felipe Velandia Espitia" w:date="2025-06-20T17:15:00Z" w:id="31">
+  <w:comment w:id="31" w:author="Andrés Felipe Velandia Espitia" w:date="2025-06-20T17:15:00Z" w:initials="AFVE">
     <w:p>
       <w:pPr>
         <w:pStyle w:val="Textocomentario"/>
@@ -36532,7 +36481,7 @@
         </w:rPr>
         <w:annotationRef/>
       </w:r>
-      <w:hyperlink w:history="1" w:anchor="fromView=search&amp;page=1&amp;position=36&amp;uuid=a9f4483d-08db-4e7b-9e9e-ad2dd9ee0b92&amp;query=CPU+y+web" r:id="rId26">
+      <w:hyperlink r:id="rId26" w:anchor="fromView=search&amp;page=1&amp;position=36&amp;uuid=a9f4483d-08db-4e7b-9e9e-ad2dd9ee0b92&amp;query=CPU+y+web" w:history="1">
         <w:r>
           <w:rPr>
             <w:rStyle w:val="Hipervnculo"/>
@@ -36545,7 +36494,7 @@
       </w:r>
     </w:p>
   </w:comment>
-  <w:comment w:initials="AFVE" w:author="Andrés Felipe Velandia Espitia" w:date="2025-06-20T17:17:00Z" w:id="33">
+  <w:comment w:id="33" w:author="Andrés Felipe Velandia Espitia" w:date="2025-06-20T17:17:00Z" w:initials="AFVE">
     <w:p>
       <w:pPr>
         <w:pStyle w:val="Textocomentario"/>
@@ -36569,7 +36518,7 @@
       </w:r>
     </w:p>
   </w:comment>
-  <w:comment w:initials="AFVE" w:author="Andrés Felipe Velandia Espitia" w:date="2025-06-20T17:50:00Z" w:id="35">
+  <w:comment w:id="35" w:author="Andrés Felipe Velandia Espitia" w:date="2025-06-20T17:50:00Z" w:initials="AFVE">
     <w:p>
       <w:pPr>
         <w:pStyle w:val="Textocomentario"/>
@@ -36593,7 +36542,7 @@
       </w:r>
     </w:p>
   </w:comment>
-  <w:comment w:initials="AFVE" w:author="Andrés Felipe Velandia Espitia" w:date="2025-06-20T17:54:00Z" w:id="36">
+  <w:comment w:id="36" w:author="Andrés Felipe Velandia Espitia" w:date="2025-06-20T17:54:00Z" w:initials="AFVE">
     <w:p>
       <w:pPr>
         <w:pStyle w:val="Textocomentario"/>
@@ -36636,7 +36585,7 @@
       <w:r>
         <w:t xml:space="preserve">Árboles: </w:t>
       </w:r>
-      <w:hyperlink w:history="1" w:anchor="fromView=search&amp;page=2&amp;position=15&amp;uuid=6574bf43-b9c4-465e-ab51-cc7395bab0db&amp;query=%C3%A1rbol+texto" r:id="rId27">
+      <w:hyperlink r:id="rId27" w:anchor="fromView=search&amp;page=2&amp;position=15&amp;uuid=6574bf43-b9c4-465e-ab51-cc7395bab0db&amp;query=%C3%A1rbol+texto" w:history="1">
         <w:r>
           <w:rPr>
             <w:rStyle w:val="Hipervnculo"/>
@@ -36663,49 +36612,32 @@
         </w:rPr>
         <w:t xml:space="preserve">Hash: </w:t>
       </w:r>
-      <w:r>
-        <w:fldChar w:fldCharType="begin"/>
-      </w:r>
-      <w:r>
+      <w:hyperlink r:id="rId28" w:anchor="fromView=search&amp;page=1&amp;position=23&amp;uuid=01990d8b-5eac-43d3-a3d0-1524ee74d1d7&amp;query=tabla+estad%C3%ADstica" w:history="1">
+        <w:r>
+          <w:rPr>
+            <w:rStyle w:val="Hipervnculo"/>
+            <w:lang w:val="en-US"/>
+          </w:rPr>
+          <w:t>https://www.freepik.es/vector-gratis/diseno-plantilla-infografia_982417.htm#fromView=search&amp;page=1&amp;position=23&amp;uuid=01990d8b-5eac-43d3-a3d0-1524ee74d1d7&amp;query=tabla+estad%C3%ADstica</w:t>
+        </w:r>
+      </w:hyperlink>
+    </w:p>
+    <w:p>
+      <w:pPr>
+        <w:pStyle w:val="Textocomentario"/>
         <w:rPr>
           <w:lang w:val="en-US"/>
         </w:rPr>
-        <w:instrText xml:space="preserve"> HYPERLINK "https://www.freepik.es/vector-gratis/diseno-plantilla-infografia_982417.htm" \l "fromView=search&amp;page=1&amp;position=23&amp;uuid=01990d8b-5eac-43d3-a3d0-1524ee74d1d7&amp;query=tabla+estad%C3%ADstica" </w:instrText>
-      </w:r>
-      <w:r>
-        <w:fldChar w:fldCharType="separate"/>
-      </w:r>
-      <w:r>
-        <w:rPr>
-          <w:rStyle w:val="Hipervnculo"/>
-          <w:lang w:val="en-US"/>
-        </w:rPr>
-        <w:t>https://www.freepik.es/vector-gratis/diseno-plantilla-infografia_982417.htm#fromView=search&amp;page=1&amp;position=23&amp;uuid=01990d8b-5eac-43d3-a3d0-1524ee74d1d7&amp;query=tabla+estad%C3%ADstica</w:t>
-      </w:r>
-      <w:r>
-        <w:rPr>
-          <w:rStyle w:val="Hipervnculo"/>
-          <w:lang w:val="en-US"/>
-        </w:rPr>
-        <w:fldChar w:fldCharType="end"/>
-      </w:r>
+      </w:pPr>
     </w:p>
     <w:p>
       <w:pPr>
         <w:pStyle w:val="Textocomentario"/>
-        <w:rPr>
-          <w:lang w:val="en-US"/>
-        </w:rPr>
-      </w:pPr>
-    </w:p>
-    <w:p>
-      <w:pPr>
-        <w:pStyle w:val="Textocomentario"/>
       </w:pPr>
       <w:r>
         <w:t xml:space="preserve">Invertidos: </w:t>
       </w:r>
-      <w:hyperlink w:history="1" w:anchor="fromView=search&amp;page=1&amp;position=2&amp;uuid=5c7df9a3-bd77-4b75-a042-6c703bf5c077&amp;query=lupa+letras+y+n%C3%BAmeros" r:id="rId28">
+      <w:hyperlink r:id="rId29" w:anchor="fromView=search&amp;page=1&amp;position=2&amp;uuid=5c7df9a3-bd77-4b75-a042-6c703bf5c077&amp;query=lupa+letras+y+n%C3%BAmeros" w:history="1">
         <w:r>
           <w:rPr>
             <w:rStyle w:val="Hipervnculo"/>
@@ -36718,7 +36650,7 @@
       </w:r>
     </w:p>
   </w:comment>
-  <w:comment w:initials="AFVE" w:author="Andrés Felipe Velandia Espitia" w:date="2025-06-20T19:14:00Z" w:id="38">
+  <w:comment w:id="38" w:author="Andrés Felipe Velandia Espitia" w:date="2025-06-20T19:14:00Z" w:initials="AFVE">
     <w:p>
       <w:pPr>
         <w:pStyle w:val="Textocomentario"/>
@@ -36729,7 +36661,7 @@
         </w:rPr>
         <w:annotationRef/>
       </w:r>
-      <w:hyperlink w:history="1" w:anchor="fromView=search&amp;page=1&amp;position=6&amp;uuid=c7024e5d-3775-41a4-bfcd-35fa76653fe0&amp;query=modelado+de+datos" r:id="rId29">
+      <w:hyperlink r:id="rId30" w:anchor="fromView=search&amp;page=1&amp;position=6&amp;uuid=c7024e5d-3775-41a4-bfcd-35fa76653fe0&amp;query=modelado+de+datos" w:history="1">
         <w:r>
           <w:rPr>
             <w:rStyle w:val="Hipervnculo"/>
@@ -36742,7 +36674,7 @@
       </w:r>
     </w:p>
   </w:comment>
-  <w:comment w:initials="AFVE" w:author="Andrés Felipe Velandia Espitia" w:date="2025-06-20T19:16:00Z" w:id="40">
+  <w:comment w:id="40" w:author="Andrés Felipe Velandia Espitia" w:date="2025-06-20T19:16:00Z" w:initials="AFVE">
     <w:p>
       <w:pPr>
         <w:pStyle w:val="Textocomentario"/>
@@ -36790,7 +36722,7 @@
       <w:r>
         <w:t xml:space="preserve">Conceptual: </w:t>
       </w:r>
-      <w:hyperlink w:history="1" w:anchor="fromView=search&amp;page=1&amp;position=41&amp;uuid=4b61127e-bd87-41cc-a49f-978ff5a9b311&amp;query=documentos" r:id="rId30">
+      <w:hyperlink r:id="rId31" w:anchor="fromView=search&amp;page=1&amp;position=41&amp;uuid=4b61127e-bd87-41cc-a49f-978ff5a9b311&amp;query=documentos" w:history="1">
         <w:r>
           <w:rPr>
             <w:rStyle w:val="Hipervnculo"/>
@@ -36814,7 +36746,7 @@
       <w:r>
         <w:t xml:space="preserve">Lógico: </w:t>
       </w:r>
-      <w:hyperlink w:history="1" w:anchor="fromView=search&amp;page=2&amp;position=5&amp;uuid=7853715b-4efe-4d8f-bd30-7464ae0f534a&amp;query=mente+documentos" r:id="rId31">
+      <w:hyperlink r:id="rId32" w:anchor="fromView=search&amp;page=2&amp;position=5&amp;uuid=7853715b-4efe-4d8f-bd30-7464ae0f534a&amp;query=mente+documentos" w:history="1">
         <w:r>
           <w:rPr>
             <w:rStyle w:val="Hipervnculo"/>
@@ -36835,7 +36767,7 @@
       <w:r>
         <w:t xml:space="preserve">Físico: </w:t>
       </w:r>
-      <w:hyperlink w:history="1" w:anchor="fromView=search&amp;page=1&amp;position=0&amp;uuid=4b61127e-bd87-41cc-a49f-978ff5a9b311&amp;query=documentos" r:id="rId32">
+      <w:hyperlink r:id="rId33" w:anchor="fromView=search&amp;page=1&amp;position=0&amp;uuid=4b61127e-bd87-41cc-a49f-978ff5a9b311&amp;query=documentos" w:history="1">
         <w:r>
           <w:rPr>
             <w:rStyle w:val="Hipervnculo"/>
@@ -36848,7 +36780,7 @@
       </w:r>
     </w:p>
   </w:comment>
-  <w:comment w:initials="AFVE" w:author="Andrés Felipe Velandia Espitia" w:date="2025-06-20T19:26:00Z" w:id="42">
+  <w:comment w:id="42" w:author="Andrés Felipe Velandia Espitia" w:date="2025-06-20T19:26:00Z" w:initials="AFVE">
     <w:p>
       <w:pPr>
         <w:pStyle w:val="Textocomentario"/>
@@ -36872,7 +36804,7 @@
       </w:r>
     </w:p>
   </w:comment>
-  <w:comment w:initials="AFVE" w:author="Andrés Felipe Velandia Espitia" w:date="2025-06-20T19:28:00Z" w:id="43">
+  <w:comment w:id="43" w:author="Andrés Felipe Velandia Espitia" w:date="2025-06-20T19:28:00Z" w:initials="AFVE">
     <w:p>
       <w:pPr>
         <w:pStyle w:val="Textocomentario"/>
@@ -36918,7 +36850,7 @@
       <w:r>
         <w:t xml:space="preserve"> </w:t>
       </w:r>
-      <w:hyperlink w:history="1" r:id="rId33">
+      <w:hyperlink r:id="rId34" w:history="1">
         <w:r>
           <w:rPr>
             <w:rStyle w:val="Hipervnculo"/>
@@ -36939,7 +36871,7 @@
       <w:r>
         <w:t xml:space="preserve">Atributo: </w:t>
       </w:r>
-      <w:hyperlink w:history="1" r:id="rId34">
+      <w:hyperlink r:id="rId35" w:history="1">
         <w:r>
           <w:rPr>
             <w:rStyle w:val="Hipervnculo"/>
@@ -36960,7 +36892,7 @@
       <w:r>
         <w:t xml:space="preserve">Relación: </w:t>
       </w:r>
-      <w:hyperlink w:history="1" r:id="rId35">
+      <w:hyperlink r:id="rId36" w:history="1">
         <w:r>
           <w:rPr>
             <w:rStyle w:val="Hipervnculo"/>
@@ -36973,7 +36905,7 @@
       </w:r>
     </w:p>
   </w:comment>
-  <w:comment w:initials="AFVE" w:author="Andrés Felipe Velandia Espitia" w:date="2025-06-20T19:36:00Z" w:id="45">
+  <w:comment w:id="45" w:author="Andrés Felipe Velandia Espitia" w:date="2025-06-20T19:36:00Z" w:initials="AFVE">
     <w:p>
       <w:pPr>
         <w:pStyle w:val="Textocomentario"/>
@@ -37045,7 +36977,7 @@
       </w:r>
     </w:p>
   </w:comment>
-  <w:comment w:initials="AFVE" w:author="Andrés Felipe Velandia Espitia" w:date="2025-06-20T19:35:00Z" w:id="46">
+  <w:comment w:id="46" w:author="Andrés Felipe Velandia Espitia" w:date="2025-06-20T19:35:00Z" w:initials="AFVE">
     <w:p>
       <w:pPr>
         <w:pStyle w:val="Textocomentario"/>
@@ -37069,7 +37001,7 @@
       </w:r>
     </w:p>
   </w:comment>
-  <w:comment w:initials="AFVE" w:author="Andrés Felipe Velandia Espitia" w:date="2025-06-20T20:06:00Z" w:id="47">
+  <w:comment w:id="47" w:author="Andrés Felipe Velandia Espitia" w:date="2025-06-20T20:06:00Z" w:initials="AFVE">
     <w:p>
       <w:pPr>
         <w:pStyle w:val="Textocomentario"/>
@@ -37093,7 +37025,7 @@
       </w:r>
     </w:p>
   </w:comment>
-  <w:comment w:initials="AFVE" w:author="Andrés Felipe Velandia Espitia" w:date="2025-06-20T20:25:00Z" w:id="49">
+  <w:comment w:id="49" w:author="Andrés Felipe Velandia Espitia" w:date="2025-06-20T20:25:00Z" w:initials="AFVE">
     <w:p>
       <w:pPr>
         <w:pStyle w:val="Textocomentario"/>
@@ -37104,7 +37036,7 @@
         </w:rPr>
         <w:annotationRef/>
       </w:r>
-      <w:hyperlink w:history="1" w:anchor="fromView=search&amp;page=1&amp;position=0&amp;uuid=662ff87c-3cb6-45b2-8fc4-de4ba9d0129d&amp;query=arquitectura+de+datos" r:id="rId36">
+      <w:hyperlink r:id="rId37" w:anchor="fromView=search&amp;page=1&amp;position=0&amp;uuid=662ff87c-3cb6-45b2-8fc4-de4ba9d0129d&amp;query=arquitectura+de+datos" w:history="1">
         <w:r>
           <w:rPr>
             <w:rStyle w:val="Hipervnculo"/>
@@ -37117,7 +37049,7 @@
       </w:r>
     </w:p>
   </w:comment>
-  <w:comment w:initials="AFVE" w:author="Andrés Felipe Velandia Espitia" w:date="2025-06-21T00:23:00Z" w:id="51">
+  <w:comment w:id="51" w:author="Andrés Felipe Velandia Espitia" w:date="2025-06-21T00:23:00Z" w:initials="AFVE">
     <w:p>
       <w:pPr>
         <w:pStyle w:val="Textocomentario"/>
@@ -37141,7 +37073,7 @@
       </w:r>
     </w:p>
   </w:comment>
-  <w:comment w:initials="AFVE" w:author="Andrés Felipe Velandia Espitia" w:date="2025-06-21T00:25:00Z" w:id="53">
+  <w:comment w:id="53" w:author="Andrés Felipe Velandia Espitia" w:date="2025-06-21T00:25:00Z" w:initials="AFVE">
     <w:p>
       <w:pPr>
         <w:pStyle w:val="Textocomentario"/>
@@ -37165,7 +37097,7 @@
       </w:r>
     </w:p>
   </w:comment>
-  <w:comment w:initials="AFVE" w:author="Andrés Felipe Velandia Espitia" w:date="2025-06-21T00:30:00Z" w:id="55">
+  <w:comment w:id="55" w:author="Andrés Felipe Velandia Espitia" w:date="2025-06-21T00:30:00Z" w:initials="AFVE">
     <w:p>
       <w:pPr>
         <w:pStyle w:val="Textocomentario"/>
@@ -37211,7 +37143,7 @@
       <w:r>
         <w:t xml:space="preserve"> </w:t>
       </w:r>
-      <w:hyperlink w:history="1" w:anchor="fromView=search&amp;page=1&amp;position=21&amp;uuid=40ccb7ec-ce0d-41ab-ad42-293049fccb65&amp;query=nodos+IA" r:id="rId37">
+      <w:hyperlink r:id="rId38" w:anchor="fromView=search&amp;page=1&amp;position=21&amp;uuid=40ccb7ec-ce0d-41ab-ad42-293049fccb65&amp;query=nodos+IA" w:history="1">
         <w:r>
           <w:rPr>
             <w:rStyle w:val="Hipervnculo"/>
@@ -37232,7 +37164,7 @@
       <w:r>
         <w:t xml:space="preserve">Multi: </w:t>
       </w:r>
-      <w:hyperlink w:history="1" w:anchor="fromView=search&amp;page=1&amp;position=42&amp;uuid=40ccb7ec-ce0d-41ab-ad42-293049fccb65&amp;query=nodos+IA" r:id="rId38">
+      <w:hyperlink r:id="rId39" w:anchor="fromView=search&amp;page=1&amp;position=42&amp;uuid=40ccb7ec-ce0d-41ab-ad42-293049fccb65&amp;query=nodos+IA" w:history="1">
         <w:r>
           <w:rPr>
             <w:rStyle w:val="Hipervnculo"/>
@@ -37245,7 +37177,7 @@
       </w:r>
     </w:p>
   </w:comment>
-  <w:comment w:initials="AFVE" w:author="Andrés Felipe Velandia Espitia" w:date="2025-06-21T00:34:00Z" w:id="56">
+  <w:comment w:id="56" w:author="Andrés Felipe Velandia Espitia" w:date="2025-06-21T00:34:00Z" w:initials="AFVE">
     <w:p>
       <w:pPr>
         <w:pStyle w:val="Textocomentario"/>
@@ -37294,55 +37226,38 @@
         </w:rPr>
         <w:t xml:space="preserve">Rango: </w:t>
       </w:r>
-      <w:r>
-        <w:fldChar w:fldCharType="begin"/>
-      </w:r>
-      <w:r>
+      <w:hyperlink r:id="rId40" w:history="1">
+        <w:r>
+          <w:rPr>
+            <w:rStyle w:val="Hipervnculo"/>
+            <w:lang w:val="en-US"/>
+          </w:rPr>
+          <w:t>https://www.flaticon.es/icono-gratis/rango_9850859?term=rango&amp;page=1&amp;position=4&amp;origin=search&amp;related_id=9850859</w:t>
+        </w:r>
+      </w:hyperlink>
+    </w:p>
+    <w:p>
+      <w:pPr>
+        <w:pStyle w:val="Textocomentario"/>
         <w:rPr>
           <w:lang w:val="en-US"/>
         </w:rPr>
-        <w:instrText xml:space="preserve"> HYPERLINK "https://www.flaticon.es/icono-gratis/rango_9850859?term=rango&amp;page=1&amp;position=4&amp;origin=search&amp;related_id=9850859" </w:instrText>
-      </w:r>
-      <w:r>
-        <w:fldChar w:fldCharType="separate"/>
-      </w:r>
-      <w:r>
-        <w:rPr>
-          <w:rStyle w:val="Hipervnculo"/>
+      </w:pPr>
+    </w:p>
+    <w:p>
+      <w:pPr>
+        <w:pStyle w:val="Textocomentario"/>
+        <w:rPr>
           <w:lang w:val="en-US"/>
         </w:rPr>
-        <w:t>https://www.flaticon.es/icono-gratis/rango_9850859?term=rango&amp;page=1&amp;position=4&amp;origin=search&amp;related_id=9850859</w:t>
-      </w:r>
-      <w:r>
-        <w:rPr>
-          <w:rStyle w:val="Hipervnculo"/>
+      </w:pPr>
+      <w:r>
+        <w:rPr>
           <w:lang w:val="en-US"/>
         </w:rPr>
-        <w:fldChar w:fldCharType="end"/>
-      </w:r>
-    </w:p>
-    <w:p>
-      <w:pPr>
-        <w:pStyle w:val="Textocomentario"/>
-        <w:rPr>
-          <w:lang w:val="en-US"/>
-        </w:rPr>
-      </w:pPr>
-    </w:p>
-    <w:p>
-      <w:pPr>
-        <w:pStyle w:val="Textocomentario"/>
-        <w:rPr>
-          <w:lang w:val="en-US"/>
-        </w:rPr>
-      </w:pPr>
-      <w:r>
-        <w:rPr>
-          <w:lang w:val="en-US"/>
-        </w:rPr>
         <w:t xml:space="preserve">Hash: </w:t>
       </w:r>
-      <w:hyperlink w:history="1" r:id="rId39">
+      <w:hyperlink r:id="rId41" w:history="1">
         <w:r>
           <w:rPr>
             <w:rStyle w:val="Hipervnculo"/>
@@ -37359,7 +37274,7 @@
       </w:r>
     </w:p>
   </w:comment>
-  <w:comment w:initials="U" w:author="Usuario" w:date="2025-04-04T00:16:00Z" w:id="60">
+  <w:comment w:id="60" w:author="Usuario" w:date="2025-04-04T00:16:00Z" w:initials="U">
     <w:p>
       <w:pPr>
         <w:pStyle w:val="Textocomentario"/>
@@ -37601,7 +37516,7 @@
       <w:ind w:left="-2" w:hanging="2"/>
       <w:jc w:val="right"/>
       <w:rPr>
-        <w:rFonts w:ascii="Times New Roman" w:hAnsi="Times New Roman" w:eastAsia="Times New Roman" w:cs="Times New Roman"/>
+        <w:rFonts w:ascii="Times New Roman" w:eastAsia="Times New Roman" w:hAnsi="Times New Roman" w:cs="Times New Roman"/>
         <w:sz w:val="24"/>
         <w:szCs w:val="24"/>
       </w:rPr>
@@ -37612,7 +37527,7 @@
       <w:pStyle w:val="Normal0"/>
       <w:spacing w:line="240" w:lineRule="auto"/>
       <w:rPr>
-        <w:rFonts w:ascii="Times New Roman" w:hAnsi="Times New Roman" w:eastAsia="Times New Roman" w:cs="Times New Roman"/>
+        <w:rFonts w:ascii="Times New Roman" w:eastAsia="Times New Roman" w:hAnsi="Times New Roman" w:cs="Times New Roman"/>
         <w:sz w:val="24"/>
         <w:szCs w:val="24"/>
       </w:rPr>
@@ -37697,7 +37612,7 @@
 </file>
 
 <file path=word/header1.xml><?xml version="1.0" encoding="utf-8"?>
-<w:hdr xmlns:wpc="http://schemas.microsoft.com/office/word/2010/wordprocessingCanvas" xmlns:cx="http://schemas.microsoft.com/office/drawing/2014/chartex" xmlns:cx1="http://schemas.microsoft.com/office/drawing/2015/9/8/chartex" xmlns:cx2="http://schemas.microsoft.com/office/drawing/2015/10/21/chartex" xmlns:cx3="http://schemas.microsoft.com/office/drawing/2016/5/9/chartex" xmlns:cx4="http://schemas.microsoft.com/office/drawing/2016/5/10/chartex" xmlns:cx5="http://schemas.microsoft.com/office/drawing/2016/5/11/chartex" xmlns:cx6="http://schemas.microsoft.com/office/drawing/2016/5/12/chartex" xmlns:cx7="http://schemas.microsoft.com/office/drawing/2016/5/13/chartex" xmlns:cx8="http://schemas.microsoft.com/office/drawing/2016/5/14/chartex" xmlns:mc="http://schemas.openxmlformats.org/markup-compatibility/2006" xmlns:aink="http://schemas.microsoft.com/office/drawing/2016/ink" xmlns:am3d="http://schemas.microsoft.com/office/drawing/2017/model3d" xmlns:o="urn:schemas-microsoft-com:office:office" xmlns:r="http://schemas.openxmlformats.org/officeDocument/2006/relationships" xmlns:m="http://schemas.openxmlformats.org/officeDocument/2006/math" xmlns:v="urn:schemas-microsoft-com:vml" xmlns:wp14="http://schemas.microsoft.com/office/word/2010/wordprocessingDrawing" xmlns:wp="http://schemas.openxmlformats.org/drawingml/2006/wordprocessingDrawing" xmlns:w10="urn:schemas-microsoft-com:office:word" xmlns:w="http://schemas.openxmlformats.org/wordprocessingml/2006/main" xmlns:w14="http://schemas.microsoft.com/office/word/2010/wordml" xmlns:w15="http://schemas.microsoft.com/office/word/2012/wordml" xmlns:w16cex="http://schemas.microsoft.com/office/word/2018/wordml/cex" xmlns:w16cid="http://schemas.microsoft.com/office/word/2016/wordml/cid" xmlns:w16="http://schemas.microsoft.com/office/word/2018/wordml" xmlns:w16sdtdh="http://schemas.microsoft.com/office/word/2020/wordml/sdtdatahash" xmlns:w16se="http://schemas.microsoft.com/office/word/2015/wordml/symex" xmlns:wpg="http://schemas.microsoft.com/office/word/2010/wordprocessingGroup" xmlns:wpi="http://schemas.microsoft.com/office/word/2010/wordprocessingInk" xmlns:wne="http://schemas.microsoft.com/office/word/2006/wordml" xmlns:wps="http://schemas.microsoft.com/office/word/2010/wordprocessingShape" xmlns:a="http://schemas.openxmlformats.org/drawingml/2006/main" xmlns:pic="http://schemas.openxmlformats.org/drawingml/2006/picture" xmlns:a14="http://schemas.microsoft.com/office/drawing/2010/main" mc:Ignorable="w14 w15 w16se w16cid w16 w16cex w16sdtdh wp14">
+<w:hdr xmlns:wpc="http://schemas.microsoft.com/office/word/2010/wordprocessingCanvas" xmlns:cx="http://schemas.microsoft.com/office/drawing/2014/chartex" xmlns:cx1="http://schemas.microsoft.com/office/drawing/2015/9/8/chartex" xmlns:cx2="http://schemas.microsoft.com/office/drawing/2015/10/21/chartex" xmlns:cx3="http://schemas.microsoft.com/office/drawing/2016/5/9/chartex" xmlns:cx4="http://schemas.microsoft.com/office/drawing/2016/5/10/chartex" xmlns:cx5="http://schemas.microsoft.com/office/drawing/2016/5/11/chartex" xmlns:cx6="http://schemas.microsoft.com/office/drawing/2016/5/12/chartex" xmlns:cx7="http://schemas.microsoft.com/office/drawing/2016/5/13/chartex" xmlns:cx8="http://schemas.microsoft.com/office/drawing/2016/5/14/chartex" xmlns:mc="http://schemas.openxmlformats.org/markup-compatibility/2006" xmlns:aink="http://schemas.microsoft.com/office/drawing/2016/ink" xmlns:am3d="http://schemas.microsoft.com/office/drawing/2017/model3d" xmlns:o="urn:schemas-microsoft-com:office:office" xmlns:r="http://schemas.openxmlformats.org/officeDocument/2006/relationships" xmlns:m="http://schemas.openxmlformats.org/officeDocument/2006/math" xmlns:v="urn:schemas-microsoft-com:vml" xmlns:wp14="http://schemas.microsoft.com/office/word/2010/wordprocessingDrawing" xmlns:wp="http://schemas.openxmlformats.org/drawingml/2006/wordprocessingDrawing" xmlns:w10="urn:schemas-microsoft-com:office:word" xmlns:w="http://schemas.openxmlformats.org/wordprocessingml/2006/main" xmlns:w14="http://schemas.microsoft.com/office/word/2010/wordml" xmlns:w15="http://schemas.microsoft.com/office/word/2012/wordml" xmlns:w16cex="http://schemas.microsoft.com/office/word/2018/wordml/cex" xmlns:w16cid="http://schemas.microsoft.com/office/word/2016/wordml/cid" xmlns:w16="http://schemas.microsoft.com/office/word/2018/wordml" xmlns:w16sdtdh="http://schemas.microsoft.com/office/word/2020/wordml/sdtdatahash" xmlns:w16se="http://schemas.microsoft.com/office/word/2015/wordml/symex" xmlns:wpg="http://schemas.microsoft.com/office/word/2010/wordprocessingGroup" xmlns:wpi="http://schemas.microsoft.com/office/word/2010/wordprocessingInk" xmlns:wne="http://schemas.microsoft.com/office/word/2006/wordml" xmlns:wps="http://schemas.microsoft.com/office/word/2010/wordprocessingShape" mc:Ignorable="w14 w15 w16se w16cid w16 w16cex w16sdtdh wp14">
   <w:p>
     <w:pPr>
       <w:pStyle w:val="Normal0"/>
@@ -37920,7 +37835,7 @@
         <w:ind w:left="720" w:hanging="360"/>
       </w:pPr>
       <w:rPr>
-        <w:rFonts w:hint="default" w:ascii="Wingdings" w:hAnsi="Wingdings"/>
+        <w:rFonts w:ascii="Wingdings" w:hAnsi="Wingdings" w:hint="default"/>
       </w:rPr>
     </w:lvl>
     <w:lvl w:ilvl="1" w:tplc="240A0003" w:tentative="1">
@@ -37932,7 +37847,7 @@
         <w:ind w:left="1440" w:hanging="360"/>
       </w:pPr>
       <w:rPr>
-        <w:rFonts w:hint="default" w:ascii="Courier New" w:hAnsi="Courier New" w:cs="Courier New"/>
+        <w:rFonts w:ascii="Courier New" w:hAnsi="Courier New" w:cs="Courier New" w:hint="default"/>
       </w:rPr>
     </w:lvl>
     <w:lvl w:ilvl="2" w:tplc="240A0005" w:tentative="1">
@@ -37944,7 +37859,7 @@
         <w:ind w:left="2160" w:hanging="360"/>
       </w:pPr>
       <w:rPr>
-        <w:rFonts w:hint="default" w:ascii="Wingdings" w:hAnsi="Wingdings"/>
+        <w:rFonts w:ascii="Wingdings" w:hAnsi="Wingdings" w:hint="default"/>
       </w:rPr>
     </w:lvl>
     <w:lvl w:ilvl="3" w:tplc="240A0001" w:tentative="1">
@@ -37956,7 +37871,7 @@
         <w:ind w:left="2880" w:hanging="360"/>
       </w:pPr>
       <w:rPr>
-        <w:rFonts w:hint="default" w:ascii="Symbol" w:hAnsi="Symbol"/>
+        <w:rFonts w:ascii="Symbol" w:hAnsi="Symbol" w:hint="default"/>
       </w:rPr>
     </w:lvl>
     <w:lvl w:ilvl="4" w:tplc="240A0003" w:tentative="1">
@@ -37968,7 +37883,7 @@
         <w:ind w:left="3600" w:hanging="360"/>
       </w:pPr>
       <w:rPr>
-        <w:rFonts w:hint="default" w:ascii="Courier New" w:hAnsi="Courier New" w:cs="Courier New"/>
+        <w:rFonts w:ascii="Courier New" w:hAnsi="Courier New" w:cs="Courier New" w:hint="default"/>
       </w:rPr>
     </w:lvl>
     <w:lvl w:ilvl="5" w:tplc="240A0005" w:tentative="1">
@@ -37980,7 +37895,7 @@
         <w:ind w:left="4320" w:hanging="360"/>
       </w:pPr>
       <w:rPr>
-        <w:rFonts w:hint="default" w:ascii="Wingdings" w:hAnsi="Wingdings"/>
+        <w:rFonts w:ascii="Wingdings" w:hAnsi="Wingdings" w:hint="default"/>
       </w:rPr>
     </w:lvl>
     <w:lvl w:ilvl="6" w:tplc="240A0001" w:tentative="1">
@@ -37992,7 +37907,7 @@
         <w:ind w:left="5040" w:hanging="360"/>
       </w:pPr>
       <w:rPr>
-        <w:rFonts w:hint="default" w:ascii="Symbol" w:hAnsi="Symbol"/>
+        <w:rFonts w:ascii="Symbol" w:hAnsi="Symbol" w:hint="default"/>
       </w:rPr>
     </w:lvl>
     <w:lvl w:ilvl="7" w:tplc="240A0003" w:tentative="1">
@@ -38004,7 +37919,7 @@
         <w:ind w:left="5760" w:hanging="360"/>
       </w:pPr>
       <w:rPr>
-        <w:rFonts w:hint="default" w:ascii="Courier New" w:hAnsi="Courier New" w:cs="Courier New"/>
+        <w:rFonts w:ascii="Courier New" w:hAnsi="Courier New" w:cs="Courier New" w:hint="default"/>
       </w:rPr>
     </w:lvl>
     <w:lvl w:ilvl="8" w:tplc="240A0005" w:tentative="1">
@@ -38016,7 +37931,7 @@
         <w:ind w:left="6480" w:hanging="360"/>
       </w:pPr>
       <w:rPr>
-        <w:rFonts w:hint="default" w:ascii="Wingdings" w:hAnsi="Wingdings"/>
+        <w:rFonts w:ascii="Wingdings" w:hAnsi="Wingdings" w:hint="default"/>
       </w:rPr>
     </w:lvl>
   </w:abstractNum>
@@ -38033,7 +37948,7 @@
         <w:ind w:left="720" w:hanging="360"/>
       </w:pPr>
       <w:rPr>
-        <w:rFonts w:hint="default" w:ascii="Wingdings" w:hAnsi="Wingdings"/>
+        <w:rFonts w:ascii="Wingdings" w:hAnsi="Wingdings" w:hint="default"/>
       </w:rPr>
     </w:lvl>
     <w:lvl w:ilvl="1" w:tplc="240A0003" w:tentative="1">
@@ -38045,7 +37960,7 @@
         <w:ind w:left="1440" w:hanging="360"/>
       </w:pPr>
       <w:rPr>
-        <w:rFonts w:hint="default" w:ascii="Courier New" w:hAnsi="Courier New" w:cs="Courier New"/>
+        <w:rFonts w:ascii="Courier New" w:hAnsi="Courier New" w:cs="Courier New" w:hint="default"/>
       </w:rPr>
     </w:lvl>
     <w:lvl w:ilvl="2" w:tplc="240A0005" w:tentative="1">
@@ -38057,7 +37972,7 @@
         <w:ind w:left="2160" w:hanging="360"/>
       </w:pPr>
       <w:rPr>
-        <w:rFonts w:hint="default" w:ascii="Wingdings" w:hAnsi="Wingdings"/>
+        <w:rFonts w:ascii="Wingdings" w:hAnsi="Wingdings" w:hint="default"/>
       </w:rPr>
     </w:lvl>
     <w:lvl w:ilvl="3" w:tplc="240A0001" w:tentative="1">
@@ -38069,7 +37984,7 @@
         <w:ind w:left="2880" w:hanging="360"/>
       </w:pPr>
       <w:rPr>
-        <w:rFonts w:hint="default" w:ascii="Symbol" w:hAnsi="Symbol"/>
+        <w:rFonts w:ascii="Symbol" w:hAnsi="Symbol" w:hint="default"/>
       </w:rPr>
     </w:lvl>
     <w:lvl w:ilvl="4" w:tplc="240A0003" w:tentative="1">
@@ -38081,7 +37996,7 @@
         <w:ind w:left="3600" w:hanging="360"/>
       </w:pPr>
       <w:rPr>
-        <w:rFonts w:hint="default" w:ascii="Courier New" w:hAnsi="Courier New" w:cs="Courier New"/>
+        <w:rFonts w:ascii="Courier New" w:hAnsi="Courier New" w:cs="Courier New" w:hint="default"/>
       </w:rPr>
     </w:lvl>
     <w:lvl w:ilvl="5" w:tplc="240A0005" w:tentative="1">
@@ -38093,7 +38008,7 @@
         <w:ind w:left="4320" w:hanging="360"/>
       </w:pPr>
       <w:rPr>
-        <w:rFonts w:hint="default" w:ascii="Wingdings" w:hAnsi="Wingdings"/>
+        <w:rFonts w:ascii="Wingdings" w:hAnsi="Wingdings" w:hint="default"/>
       </w:rPr>
     </w:lvl>
     <w:lvl w:ilvl="6" w:tplc="240A0001" w:tentative="1">
@@ -38105,7 +38020,7 @@
         <w:ind w:left="5040" w:hanging="360"/>
       </w:pPr>
       <w:rPr>
-        <w:rFonts w:hint="default" w:ascii="Symbol" w:hAnsi="Symbol"/>
+        <w:rFonts w:ascii="Symbol" w:hAnsi="Symbol" w:hint="default"/>
       </w:rPr>
     </w:lvl>
     <w:lvl w:ilvl="7" w:tplc="240A0003" w:tentative="1">
@@ -38117,7 +38032,7 @@
         <w:ind w:left="5760" w:hanging="360"/>
       </w:pPr>
       <w:rPr>
-        <w:rFonts w:hint="default" w:ascii="Courier New" w:hAnsi="Courier New" w:cs="Courier New"/>
+        <w:rFonts w:ascii="Courier New" w:hAnsi="Courier New" w:cs="Courier New" w:hint="default"/>
       </w:rPr>
     </w:lvl>
     <w:lvl w:ilvl="8" w:tplc="240A0005" w:tentative="1">
@@ -38129,7 +38044,7 @@
         <w:ind w:left="6480" w:hanging="360"/>
       </w:pPr>
       <w:rPr>
-        <w:rFonts w:hint="default" w:ascii="Wingdings" w:hAnsi="Wingdings"/>
+        <w:rFonts w:ascii="Wingdings" w:hAnsi="Wingdings" w:hint="default"/>
       </w:rPr>
     </w:lvl>
   </w:abstractNum>
@@ -38146,7 +38061,7 @@
         <w:ind w:left="720" w:hanging="360"/>
       </w:pPr>
       <w:rPr>
-        <w:rFonts w:hint="default" w:ascii="Wingdings" w:hAnsi="Wingdings"/>
+        <w:rFonts w:ascii="Wingdings" w:hAnsi="Wingdings" w:hint="default"/>
       </w:rPr>
     </w:lvl>
     <w:lvl w:ilvl="1" w:tplc="240A0003" w:tentative="1">
@@ -38158,7 +38073,7 @@
         <w:ind w:left="1440" w:hanging="360"/>
       </w:pPr>
       <w:rPr>
-        <w:rFonts w:hint="default" w:ascii="Courier New" w:hAnsi="Courier New" w:cs="Courier New"/>
+        <w:rFonts w:ascii="Courier New" w:hAnsi="Courier New" w:cs="Courier New" w:hint="default"/>
       </w:rPr>
     </w:lvl>
     <w:lvl w:ilvl="2" w:tplc="240A0005" w:tentative="1">
@@ -38170,7 +38085,7 @@
         <w:ind w:left="2160" w:hanging="360"/>
       </w:pPr>
       <w:rPr>
-        <w:rFonts w:hint="default" w:ascii="Wingdings" w:hAnsi="Wingdings"/>
+        <w:rFonts w:ascii="Wingdings" w:hAnsi="Wingdings" w:hint="default"/>
       </w:rPr>
     </w:lvl>
     <w:lvl w:ilvl="3" w:tplc="240A0001" w:tentative="1">
@@ -38182,7 +38097,7 @@
         <w:ind w:left="2880" w:hanging="360"/>
       </w:pPr>
       <w:rPr>
-        <w:rFonts w:hint="default" w:ascii="Symbol" w:hAnsi="Symbol"/>
+        <w:rFonts w:ascii="Symbol" w:hAnsi="Symbol" w:hint="default"/>
       </w:rPr>
     </w:lvl>
     <w:lvl w:ilvl="4" w:tplc="240A0003" w:tentative="1">
@@ -38194,7 +38109,7 @@
         <w:ind w:left="3600" w:hanging="360"/>
       </w:pPr>
       <w:rPr>
-        <w:rFonts w:hint="default" w:ascii="Courier New" w:hAnsi="Courier New" w:cs="Courier New"/>
+        <w:rFonts w:ascii="Courier New" w:hAnsi="Courier New" w:cs="Courier New" w:hint="default"/>
       </w:rPr>
     </w:lvl>
     <w:lvl w:ilvl="5" w:tplc="240A0005" w:tentative="1">
@@ -38206,7 +38121,7 @@
         <w:ind w:left="4320" w:hanging="360"/>
       </w:pPr>
       <w:rPr>
-        <w:rFonts w:hint="default" w:ascii="Wingdings" w:hAnsi="Wingdings"/>
+        <w:rFonts w:ascii="Wingdings" w:hAnsi="Wingdings" w:hint="default"/>
       </w:rPr>
     </w:lvl>
     <w:lvl w:ilvl="6" w:tplc="240A0001" w:tentative="1">
@@ -38218,7 +38133,7 @@
         <w:ind w:left="5040" w:hanging="360"/>
       </w:pPr>
       <w:rPr>
-        <w:rFonts w:hint="default" w:ascii="Symbol" w:hAnsi="Symbol"/>
+        <w:rFonts w:ascii="Symbol" w:hAnsi="Symbol" w:hint="default"/>
       </w:rPr>
     </w:lvl>
     <w:lvl w:ilvl="7" w:tplc="240A0003" w:tentative="1">
@@ -38230,7 +38145,7 @@
         <w:ind w:left="5760" w:hanging="360"/>
       </w:pPr>
       <w:rPr>
-        <w:rFonts w:hint="default" w:ascii="Courier New" w:hAnsi="Courier New" w:cs="Courier New"/>
+        <w:rFonts w:ascii="Courier New" w:hAnsi="Courier New" w:cs="Courier New" w:hint="default"/>
       </w:rPr>
     </w:lvl>
     <w:lvl w:ilvl="8" w:tplc="240A0005" w:tentative="1">
@@ -38242,7 +38157,7 @@
         <w:ind w:left="6480" w:hanging="360"/>
       </w:pPr>
       <w:rPr>
-        <w:rFonts w:hint="default" w:ascii="Wingdings" w:hAnsi="Wingdings"/>
+        <w:rFonts w:ascii="Wingdings" w:hAnsi="Wingdings" w:hint="default"/>
       </w:rPr>
     </w:lvl>
   </w:abstractNum>
@@ -38259,7 +38174,7 @@
         <w:ind w:left="720" w:hanging="360"/>
       </w:pPr>
       <w:rPr>
-        <w:rFonts w:hint="default" w:ascii="Wingdings" w:hAnsi="Wingdings"/>
+        <w:rFonts w:ascii="Wingdings" w:hAnsi="Wingdings" w:hint="default"/>
       </w:rPr>
     </w:lvl>
     <w:lvl w:ilvl="1" w:tplc="240A0003" w:tentative="1">
@@ -38271,7 +38186,7 @@
         <w:ind w:left="1440" w:hanging="360"/>
       </w:pPr>
       <w:rPr>
-        <w:rFonts w:hint="default" w:ascii="Courier New" w:hAnsi="Courier New" w:cs="Courier New"/>
+        <w:rFonts w:ascii="Courier New" w:hAnsi="Courier New" w:cs="Courier New" w:hint="default"/>
       </w:rPr>
     </w:lvl>
     <w:lvl w:ilvl="2" w:tplc="240A0005" w:tentative="1">
@@ -38283,7 +38198,7 @@
         <w:ind w:left="2160" w:hanging="360"/>
       </w:pPr>
       <w:rPr>
-        <w:rFonts w:hint="default" w:ascii="Wingdings" w:hAnsi="Wingdings"/>
+        <w:rFonts w:ascii="Wingdings" w:hAnsi="Wingdings" w:hint="default"/>
       </w:rPr>
     </w:lvl>
     <w:lvl w:ilvl="3" w:tplc="240A0001" w:tentative="1">
@@ -38295,7 +38210,7 @@
         <w:ind w:left="2880" w:hanging="360"/>
       </w:pPr>
       <w:rPr>
-        <w:rFonts w:hint="default" w:ascii="Symbol" w:hAnsi="Symbol"/>
+        <w:rFonts w:ascii="Symbol" w:hAnsi="Symbol" w:hint="default"/>
       </w:rPr>
     </w:lvl>
     <w:lvl w:ilvl="4" w:tplc="240A0003" w:tentative="1">
@@ -38307,7 +38222,7 @@
         <w:ind w:left="3600" w:hanging="360"/>
       </w:pPr>
       <w:rPr>
-        <w:rFonts w:hint="default" w:ascii="Courier New" w:hAnsi="Courier New" w:cs="Courier New"/>
+        <w:rFonts w:ascii="Courier New" w:hAnsi="Courier New" w:cs="Courier New" w:hint="default"/>
       </w:rPr>
     </w:lvl>
     <w:lvl w:ilvl="5" w:tplc="240A0005" w:tentative="1">
@@ -38319,7 +38234,7 @@
         <w:ind w:left="4320" w:hanging="360"/>
       </w:pPr>
       <w:rPr>
-        <w:rFonts w:hint="default" w:ascii="Wingdings" w:hAnsi="Wingdings"/>
+        <w:rFonts w:ascii="Wingdings" w:hAnsi="Wingdings" w:hint="default"/>
       </w:rPr>
     </w:lvl>
     <w:lvl w:ilvl="6" w:tplc="240A0001" w:tentative="1">
@@ -38331,7 +38246,7 @@
         <w:ind w:left="5040" w:hanging="360"/>
       </w:pPr>
       <w:rPr>
-        <w:rFonts w:hint="default" w:ascii="Symbol" w:hAnsi="Symbol"/>
+        <w:rFonts w:ascii="Symbol" w:hAnsi="Symbol" w:hint="default"/>
       </w:rPr>
     </w:lvl>
     <w:lvl w:ilvl="7" w:tplc="240A0003" w:tentative="1">
@@ -38343,7 +38258,7 @@
         <w:ind w:left="5760" w:hanging="360"/>
       </w:pPr>
       <w:rPr>
-        <w:rFonts w:hint="default" w:ascii="Courier New" w:hAnsi="Courier New" w:cs="Courier New"/>
+        <w:rFonts w:ascii="Courier New" w:hAnsi="Courier New" w:cs="Courier New" w:hint="default"/>
       </w:rPr>
     </w:lvl>
     <w:lvl w:ilvl="8" w:tplc="240A0005" w:tentative="1">
@@ -38355,7 +38270,7 @@
         <w:ind w:left="6480" w:hanging="360"/>
       </w:pPr>
       <w:rPr>
-        <w:rFonts w:hint="default" w:ascii="Wingdings" w:hAnsi="Wingdings"/>
+        <w:rFonts w:ascii="Wingdings" w:hAnsi="Wingdings" w:hint="default"/>
       </w:rPr>
     </w:lvl>
   </w:abstractNum>
@@ -38462,7 +38377,7 @@
         <w:ind w:left="720" w:hanging="360"/>
       </w:pPr>
       <w:rPr>
-        <w:rFonts w:hint="default" w:ascii="Wingdings" w:hAnsi="Wingdings"/>
+        <w:rFonts w:ascii="Wingdings" w:hAnsi="Wingdings" w:hint="default"/>
       </w:rPr>
     </w:lvl>
     <w:lvl w:ilvl="1" w:tplc="240A0003" w:tentative="1">
@@ -38474,7 +38389,7 @@
         <w:ind w:left="1440" w:hanging="360"/>
       </w:pPr>
       <w:rPr>
-        <w:rFonts w:hint="default" w:ascii="Courier New" w:hAnsi="Courier New" w:cs="Courier New"/>
+        <w:rFonts w:ascii="Courier New" w:hAnsi="Courier New" w:cs="Courier New" w:hint="default"/>
       </w:rPr>
     </w:lvl>
     <w:lvl w:ilvl="2" w:tplc="240A0005" w:tentative="1">
@@ -38486,7 +38401,7 @@
         <w:ind w:left="2160" w:hanging="360"/>
       </w:pPr>
       <w:rPr>
-        <w:rFonts w:hint="default" w:ascii="Wingdings" w:hAnsi="Wingdings"/>
+        <w:rFonts w:ascii="Wingdings" w:hAnsi="Wingdings" w:hint="default"/>
       </w:rPr>
     </w:lvl>
     <w:lvl w:ilvl="3" w:tplc="240A0001" w:tentative="1">
@@ -38498,7 +38413,7 @@
         <w:ind w:left="2880" w:hanging="360"/>
       </w:pPr>
       <w:rPr>
-        <w:rFonts w:hint="default" w:ascii="Symbol" w:hAnsi="Symbol"/>
+        <w:rFonts w:ascii="Symbol" w:hAnsi="Symbol" w:hint="default"/>
       </w:rPr>
     </w:lvl>
     <w:lvl w:ilvl="4" w:tplc="240A0003" w:tentative="1">
@@ -38510,7 +38425,7 @@
         <w:ind w:left="3600" w:hanging="360"/>
       </w:pPr>
       <w:rPr>
-        <w:rFonts w:hint="default" w:ascii="Courier New" w:hAnsi="Courier New" w:cs="Courier New"/>
+        <w:rFonts w:ascii="Courier New" w:hAnsi="Courier New" w:cs="Courier New" w:hint="default"/>
       </w:rPr>
     </w:lvl>
     <w:lvl w:ilvl="5" w:tplc="240A0005" w:tentative="1">
@@ -38522,7 +38437,7 @@
         <w:ind w:left="4320" w:hanging="360"/>
       </w:pPr>
       <w:rPr>
-        <w:rFonts w:hint="default" w:ascii="Wingdings" w:hAnsi="Wingdings"/>
+        <w:rFonts w:ascii="Wingdings" w:hAnsi="Wingdings" w:hint="default"/>
       </w:rPr>
     </w:lvl>
     <w:lvl w:ilvl="6" w:tplc="240A0001" w:tentative="1">
@@ -38534,7 +38449,7 @@
         <w:ind w:left="5040" w:hanging="360"/>
       </w:pPr>
       <w:rPr>
-        <w:rFonts w:hint="default" w:ascii="Symbol" w:hAnsi="Symbol"/>
+        <w:rFonts w:ascii="Symbol" w:hAnsi="Symbol" w:hint="default"/>
       </w:rPr>
     </w:lvl>
     <w:lvl w:ilvl="7" w:tplc="240A0003" w:tentative="1">
@@ -38546,7 +38461,7 @@
         <w:ind w:left="5760" w:hanging="360"/>
       </w:pPr>
       <w:rPr>
-        <w:rFonts w:hint="default" w:ascii="Courier New" w:hAnsi="Courier New" w:cs="Courier New"/>
+        <w:rFonts w:ascii="Courier New" w:hAnsi="Courier New" w:cs="Courier New" w:hint="default"/>
       </w:rPr>
     </w:lvl>
     <w:lvl w:ilvl="8" w:tplc="240A0005" w:tentative="1">
@@ -38558,7 +38473,7 @@
         <w:ind w:left="6480" w:hanging="360"/>
       </w:pPr>
       <w:rPr>
-        <w:rFonts w:hint="default" w:ascii="Wingdings" w:hAnsi="Wingdings"/>
+        <w:rFonts w:ascii="Wingdings" w:hAnsi="Wingdings" w:hint="default"/>
       </w:rPr>
     </w:lvl>
   </w:abstractNum>
@@ -38665,7 +38580,7 @@
         <w:ind w:left="720" w:hanging="360"/>
       </w:pPr>
       <w:rPr>
-        <w:rFonts w:hint="default" w:ascii="Symbol" w:hAnsi="Symbol"/>
+        <w:rFonts w:ascii="Symbol" w:hAnsi="Symbol" w:hint="default"/>
       </w:rPr>
     </w:lvl>
     <w:lvl w:ilvl="1" w:tplc="240A0003" w:tentative="1">
@@ -38677,7 +38592,7 @@
         <w:ind w:left="1440" w:hanging="360"/>
       </w:pPr>
       <w:rPr>
-        <w:rFonts w:hint="default" w:ascii="Courier New" w:hAnsi="Courier New" w:cs="Courier New"/>
+        <w:rFonts w:ascii="Courier New" w:hAnsi="Courier New" w:cs="Courier New" w:hint="default"/>
       </w:rPr>
     </w:lvl>
     <w:lvl w:ilvl="2" w:tplc="240A0005" w:tentative="1">
@@ -38689,7 +38604,7 @@
         <w:ind w:left="2160" w:hanging="360"/>
       </w:pPr>
       <w:rPr>
-        <w:rFonts w:hint="default" w:ascii="Wingdings" w:hAnsi="Wingdings"/>
+        <w:rFonts w:ascii="Wingdings" w:hAnsi="Wingdings" w:hint="default"/>
       </w:rPr>
     </w:lvl>
     <w:lvl w:ilvl="3" w:tplc="240A0001" w:tentative="1">
@@ -38701,7 +38616,7 @@
         <w:ind w:left="2880" w:hanging="360"/>
       </w:pPr>
       <w:rPr>
-        <w:rFonts w:hint="default" w:ascii="Symbol" w:hAnsi="Symbol"/>
+        <w:rFonts w:ascii="Symbol" w:hAnsi="Symbol" w:hint="default"/>
       </w:rPr>
     </w:lvl>
     <w:lvl w:ilvl="4" w:tplc="240A0003" w:tentative="1">
@@ -38713,7 +38628,7 @@
         <w:ind w:left="3600" w:hanging="360"/>
       </w:pPr>
       <w:rPr>
-        <w:rFonts w:hint="default" w:ascii="Courier New" w:hAnsi="Courier New" w:cs="Courier New"/>
+        <w:rFonts w:ascii="Courier New" w:hAnsi="Courier New" w:cs="Courier New" w:hint="default"/>
       </w:rPr>
     </w:lvl>
     <w:lvl w:ilvl="5" w:tplc="240A0005" w:tentative="1">
@@ -38725,7 +38640,7 @@
         <w:ind w:left="4320" w:hanging="360"/>
       </w:pPr>
       <w:rPr>
-        <w:rFonts w:hint="default" w:ascii="Wingdings" w:hAnsi="Wingdings"/>
+        <w:rFonts w:ascii="Wingdings" w:hAnsi="Wingdings" w:hint="default"/>
       </w:rPr>
     </w:lvl>
     <w:lvl w:ilvl="6" w:tplc="240A0001" w:tentative="1">
@@ -38737,7 +38652,7 @@
         <w:ind w:left="5040" w:hanging="360"/>
       </w:pPr>
       <w:rPr>
-        <w:rFonts w:hint="default" w:ascii="Symbol" w:hAnsi="Symbol"/>
+        <w:rFonts w:ascii="Symbol" w:hAnsi="Symbol" w:hint="default"/>
       </w:rPr>
     </w:lvl>
     <w:lvl w:ilvl="7" w:tplc="240A0003" w:tentative="1">
@@ -38749,7 +38664,7 @@
         <w:ind w:left="5760" w:hanging="360"/>
       </w:pPr>
       <w:rPr>
-        <w:rFonts w:hint="default" w:ascii="Courier New" w:hAnsi="Courier New" w:cs="Courier New"/>
+        <w:rFonts w:ascii="Courier New" w:hAnsi="Courier New" w:cs="Courier New" w:hint="default"/>
       </w:rPr>
     </w:lvl>
     <w:lvl w:ilvl="8" w:tplc="240A0005" w:tentative="1">
@@ -38761,7 +38676,7 @@
         <w:ind w:left="6480" w:hanging="360"/>
       </w:pPr>
       <w:rPr>
-        <w:rFonts w:hint="default" w:ascii="Wingdings" w:hAnsi="Wingdings"/>
+        <w:rFonts w:ascii="Wingdings" w:hAnsi="Wingdings" w:hint="default"/>
       </w:rPr>
     </w:lvl>
   </w:abstractNum>
@@ -38778,7 +38693,7 @@
         <w:ind w:left="720" w:hanging="360"/>
       </w:pPr>
       <w:rPr>
-        <w:rFonts w:hint="default" w:ascii="Wingdings" w:hAnsi="Wingdings"/>
+        <w:rFonts w:ascii="Wingdings" w:hAnsi="Wingdings" w:hint="default"/>
       </w:rPr>
     </w:lvl>
     <w:lvl w:ilvl="1" w:tplc="240A0003" w:tentative="1">
@@ -38790,7 +38705,7 @@
         <w:ind w:left="1440" w:hanging="360"/>
       </w:pPr>
       <w:rPr>
-        <w:rFonts w:hint="default" w:ascii="Courier New" w:hAnsi="Courier New" w:cs="Courier New"/>
+        <w:rFonts w:ascii="Courier New" w:hAnsi="Courier New" w:cs="Courier New" w:hint="default"/>
       </w:rPr>
     </w:lvl>
     <w:lvl w:ilvl="2" w:tplc="240A0005" w:tentative="1">
@@ -38802,7 +38717,7 @@
         <w:ind w:left="2160" w:hanging="360"/>
       </w:pPr>
       <w:rPr>
-        <w:rFonts w:hint="default" w:ascii="Wingdings" w:hAnsi="Wingdings"/>
+        <w:rFonts w:ascii="Wingdings" w:hAnsi="Wingdings" w:hint="default"/>
       </w:rPr>
     </w:lvl>
     <w:lvl w:ilvl="3" w:tplc="240A0001" w:tentative="1">
@@ -38814,7 +38729,7 @@
         <w:ind w:left="2880" w:hanging="360"/>
       </w:pPr>
       <w:rPr>
-        <w:rFonts w:hint="default" w:ascii="Symbol" w:hAnsi="Symbol"/>
+        <w:rFonts w:ascii="Symbol" w:hAnsi="Symbol" w:hint="default"/>
       </w:rPr>
     </w:lvl>
     <w:lvl w:ilvl="4" w:tplc="240A0003" w:tentative="1">
@@ -38826,7 +38741,7 @@
         <w:ind w:left="3600" w:hanging="360"/>
       </w:pPr>
       <w:rPr>
-        <w:rFonts w:hint="default" w:ascii="Courier New" w:hAnsi="Courier New" w:cs="Courier New"/>
+        <w:rFonts w:ascii="Courier New" w:hAnsi="Courier New" w:cs="Courier New" w:hint="default"/>
       </w:rPr>
     </w:lvl>
     <w:lvl w:ilvl="5" w:tplc="240A0005" w:tentative="1">
@@ -38838,7 +38753,7 @@
         <w:ind w:left="4320" w:hanging="360"/>
       </w:pPr>
       <w:rPr>
-        <w:rFonts w:hint="default" w:ascii="Wingdings" w:hAnsi="Wingdings"/>
+        <w:rFonts w:ascii="Wingdings" w:hAnsi="Wingdings" w:hint="default"/>
       </w:rPr>
     </w:lvl>
     <w:lvl w:ilvl="6" w:tplc="240A0001" w:tentative="1">
@@ -38850,7 +38765,7 @@
         <w:ind w:left="5040" w:hanging="360"/>
       </w:pPr>
       <w:rPr>
-        <w:rFonts w:hint="default" w:ascii="Symbol" w:hAnsi="Symbol"/>
+        <w:rFonts w:ascii="Symbol" w:hAnsi="Symbol" w:hint="default"/>
       </w:rPr>
     </w:lvl>
     <w:lvl w:ilvl="7" w:tplc="240A0003" w:tentative="1">
@@ -38862,7 +38777,7 @@
         <w:ind w:left="5760" w:hanging="360"/>
       </w:pPr>
       <w:rPr>
-        <w:rFonts w:hint="default" w:ascii="Courier New" w:hAnsi="Courier New" w:cs="Courier New"/>
+        <w:rFonts w:ascii="Courier New" w:hAnsi="Courier New" w:cs="Courier New" w:hint="default"/>
       </w:rPr>
     </w:lvl>
     <w:lvl w:ilvl="8" w:tplc="240A0005" w:tentative="1">
@@ -38874,7 +38789,7 @@
         <w:ind w:left="6480" w:hanging="360"/>
       </w:pPr>
       <w:rPr>
-        <w:rFonts w:hint="default" w:ascii="Wingdings" w:hAnsi="Wingdings"/>
+        <w:rFonts w:ascii="Wingdings" w:hAnsi="Wingdings" w:hint="default"/>
       </w:rPr>
     </w:lvl>
   </w:abstractNum>
@@ -38980,7 +38895,7 @@
         <w:ind w:left="720" w:hanging="360"/>
       </w:pPr>
       <w:rPr>
-        <w:rFonts w:hint="default" w:ascii="Wingdings" w:hAnsi="Wingdings"/>
+        <w:rFonts w:ascii="Wingdings" w:hAnsi="Wingdings" w:hint="default"/>
       </w:rPr>
     </w:lvl>
     <w:lvl w:ilvl="1" w:tplc="240A0003" w:tentative="1">
@@ -38992,7 +38907,7 @@
         <w:ind w:left="1440" w:hanging="360"/>
       </w:pPr>
       <w:rPr>
-        <w:rFonts w:hint="default" w:ascii="Courier New" w:hAnsi="Courier New" w:cs="Courier New"/>
+        <w:rFonts w:ascii="Courier New" w:hAnsi="Courier New" w:cs="Courier New" w:hint="default"/>
       </w:rPr>
     </w:lvl>
     <w:lvl w:ilvl="2" w:tplc="240A0005" w:tentative="1">
@@ -39004,7 +38919,7 @@
         <w:ind w:left="2160" w:hanging="360"/>
       </w:pPr>
       <w:rPr>
-        <w:rFonts w:hint="default" w:ascii="Wingdings" w:hAnsi="Wingdings"/>
+        <w:rFonts w:ascii="Wingdings" w:hAnsi="Wingdings" w:hint="default"/>
       </w:rPr>
     </w:lvl>
     <w:lvl w:ilvl="3" w:tplc="240A0001" w:tentative="1">
@@ -39016,7 +38931,7 @@
         <w:ind w:left="2880" w:hanging="360"/>
       </w:pPr>
       <w:rPr>
-        <w:rFonts w:hint="default" w:ascii="Symbol" w:hAnsi="Symbol"/>
+        <w:rFonts w:ascii="Symbol" w:hAnsi="Symbol" w:hint="default"/>
       </w:rPr>
     </w:lvl>
     <w:lvl w:ilvl="4" w:tplc="240A0003" w:tentative="1">
@@ -39028,7 +38943,7 @@
         <w:ind w:left="3600" w:hanging="360"/>
       </w:pPr>
       <w:rPr>
-        <w:rFonts w:hint="default" w:ascii="Courier New" w:hAnsi="Courier New" w:cs="Courier New"/>
+        <w:rFonts w:ascii="Courier New" w:hAnsi="Courier New" w:cs="Courier New" w:hint="default"/>
       </w:rPr>
     </w:lvl>
     <w:lvl w:ilvl="5" w:tplc="240A0005" w:tentative="1">
@@ -39040,7 +38955,7 @@
         <w:ind w:left="4320" w:hanging="360"/>
       </w:pPr>
       <w:rPr>
-        <w:rFonts w:hint="default" w:ascii="Wingdings" w:hAnsi="Wingdings"/>
+        <w:rFonts w:ascii="Wingdings" w:hAnsi="Wingdings" w:hint="default"/>
       </w:rPr>
     </w:lvl>
     <w:lvl w:ilvl="6" w:tplc="240A0001" w:tentative="1">
@@ -39052,7 +38967,7 @@
         <w:ind w:left="5040" w:hanging="360"/>
       </w:pPr>
       <w:rPr>
-        <w:rFonts w:hint="default" w:ascii="Symbol" w:hAnsi="Symbol"/>
+        <w:rFonts w:ascii="Symbol" w:hAnsi="Symbol" w:hint="default"/>
       </w:rPr>
     </w:lvl>
     <w:lvl w:ilvl="7" w:tplc="240A0003" w:tentative="1">
@@ -39064,7 +38979,7 @@
         <w:ind w:left="5760" w:hanging="360"/>
       </w:pPr>
       <w:rPr>
-        <w:rFonts w:hint="default" w:ascii="Courier New" w:hAnsi="Courier New" w:cs="Courier New"/>
+        <w:rFonts w:ascii="Courier New" w:hAnsi="Courier New" w:cs="Courier New" w:hint="default"/>
       </w:rPr>
     </w:lvl>
     <w:lvl w:ilvl="8" w:tplc="240A0005" w:tentative="1">
@@ -39076,7 +38991,7 @@
         <w:ind w:left="6480" w:hanging="360"/>
       </w:pPr>
       <w:rPr>
-        <w:rFonts w:hint="default" w:ascii="Wingdings" w:hAnsi="Wingdings"/>
+        <w:rFonts w:ascii="Wingdings" w:hAnsi="Wingdings" w:hint="default"/>
       </w:rPr>
     </w:lvl>
   </w:abstractNum>
@@ -39182,7 +39097,7 @@
         <w:ind w:left="720" w:hanging="360"/>
       </w:pPr>
       <w:rPr>
-        <w:rFonts w:hint="default" w:ascii="Wingdings" w:hAnsi="Wingdings"/>
+        <w:rFonts w:ascii="Wingdings" w:hAnsi="Wingdings" w:hint="default"/>
       </w:rPr>
     </w:lvl>
     <w:lvl w:ilvl="1" w:tplc="240A0003" w:tentative="1">
@@ -39194,7 +39109,7 @@
         <w:ind w:left="1440" w:hanging="360"/>
       </w:pPr>
       <w:rPr>
-        <w:rFonts w:hint="default" w:ascii="Courier New" w:hAnsi="Courier New" w:cs="Courier New"/>
+        <w:rFonts w:ascii="Courier New" w:hAnsi="Courier New" w:cs="Courier New" w:hint="default"/>
       </w:rPr>
     </w:lvl>
     <w:lvl w:ilvl="2" w:tplc="240A0005" w:tentative="1">
@@ -39206,7 +39121,7 @@
         <w:ind w:left="2160" w:hanging="360"/>
       </w:pPr>
       <w:rPr>
-        <w:rFonts w:hint="default" w:ascii="Wingdings" w:hAnsi="Wingdings"/>
+        <w:rFonts w:ascii="Wingdings" w:hAnsi="Wingdings" w:hint="default"/>
       </w:rPr>
     </w:lvl>
     <w:lvl w:ilvl="3" w:tplc="240A0001" w:tentative="1">
@@ -39218,7 +39133,7 @@
         <w:ind w:left="2880" w:hanging="360"/>
       </w:pPr>
       <w:rPr>
-        <w:rFonts w:hint="default" w:ascii="Symbol" w:hAnsi="Symbol"/>
+        <w:rFonts w:ascii="Symbol" w:hAnsi="Symbol" w:hint="default"/>
       </w:rPr>
     </w:lvl>
     <w:lvl w:ilvl="4" w:tplc="240A0003" w:tentative="1">
@@ -39230,7 +39145,7 @@
         <w:ind w:left="3600" w:hanging="360"/>
       </w:pPr>
       <w:rPr>
-        <w:rFonts w:hint="default" w:ascii="Courier New" w:hAnsi="Courier New" w:cs="Courier New"/>
+        <w:rFonts w:ascii="Courier New" w:hAnsi="Courier New" w:cs="Courier New" w:hint="default"/>
       </w:rPr>
     </w:lvl>
     <w:lvl w:ilvl="5" w:tplc="240A0005" w:tentative="1">
@@ -39242,7 +39157,7 @@
         <w:ind w:left="4320" w:hanging="360"/>
       </w:pPr>
       <w:rPr>
-        <w:rFonts w:hint="default" w:ascii="Wingdings" w:hAnsi="Wingdings"/>
+        <w:rFonts w:ascii="Wingdings" w:hAnsi="Wingdings" w:hint="default"/>
       </w:rPr>
     </w:lvl>
     <w:lvl w:ilvl="6" w:tplc="240A0001" w:tentative="1">
@@ -39254,7 +39169,7 @@
         <w:ind w:left="5040" w:hanging="360"/>
       </w:pPr>
       <w:rPr>
-        <w:rFonts w:hint="default" w:ascii="Symbol" w:hAnsi="Symbol"/>
+        <w:rFonts w:ascii="Symbol" w:hAnsi="Symbol" w:hint="default"/>
       </w:rPr>
     </w:lvl>
     <w:lvl w:ilvl="7" w:tplc="240A0003" w:tentative="1">
@@ -39266,7 +39181,7 @@
         <w:ind w:left="5760" w:hanging="360"/>
       </w:pPr>
       <w:rPr>
-        <w:rFonts w:hint="default" w:ascii="Courier New" w:hAnsi="Courier New" w:cs="Courier New"/>
+        <w:rFonts w:ascii="Courier New" w:hAnsi="Courier New" w:cs="Courier New" w:hint="default"/>
       </w:rPr>
     </w:lvl>
     <w:lvl w:ilvl="8" w:tplc="240A0005" w:tentative="1">
@@ -39278,7 +39193,7 @@
         <w:ind w:left="6480" w:hanging="360"/>
       </w:pPr>
       <w:rPr>
-        <w:rFonts w:hint="default" w:ascii="Wingdings" w:hAnsi="Wingdings"/>
+        <w:rFonts w:ascii="Wingdings" w:hAnsi="Wingdings" w:hint="default"/>
       </w:rPr>
     </w:lvl>
   </w:abstractNum>
@@ -39295,7 +39210,7 @@
         <w:ind w:left="720" w:hanging="360"/>
       </w:pPr>
       <w:rPr>
-        <w:rFonts w:hint="default" w:ascii="Wingdings" w:hAnsi="Wingdings"/>
+        <w:rFonts w:ascii="Wingdings" w:hAnsi="Wingdings" w:hint="default"/>
       </w:rPr>
     </w:lvl>
     <w:lvl w:ilvl="1" w:tplc="240A0003" w:tentative="1">
@@ -39307,7 +39222,7 @@
         <w:ind w:left="1440" w:hanging="360"/>
       </w:pPr>
       <w:rPr>
-        <w:rFonts w:hint="default" w:ascii="Courier New" w:hAnsi="Courier New" w:cs="Courier New"/>
+        <w:rFonts w:ascii="Courier New" w:hAnsi="Courier New" w:cs="Courier New" w:hint="default"/>
       </w:rPr>
     </w:lvl>
     <w:lvl w:ilvl="2" w:tplc="240A0005" w:tentative="1">
@@ -39319,7 +39234,7 @@
         <w:ind w:left="2160" w:hanging="360"/>
       </w:pPr>
       <w:rPr>
-        <w:rFonts w:hint="default" w:ascii="Wingdings" w:hAnsi="Wingdings"/>
+        <w:rFonts w:ascii="Wingdings" w:hAnsi="Wingdings" w:hint="default"/>
       </w:rPr>
     </w:lvl>
     <w:lvl w:ilvl="3" w:tplc="240A0001" w:tentative="1">
@@ -39331,7 +39246,7 @@
         <w:ind w:left="2880" w:hanging="360"/>
       </w:pPr>
       <w:rPr>
-        <w:rFonts w:hint="default" w:ascii="Symbol" w:hAnsi="Symbol"/>
+        <w:rFonts w:ascii="Symbol" w:hAnsi="Symbol" w:hint="default"/>
       </w:rPr>
     </w:lvl>
     <w:lvl w:ilvl="4" w:tplc="240A0003" w:tentative="1">
@@ -39343,7 +39258,7 @@
         <w:ind w:left="3600" w:hanging="360"/>
       </w:pPr>
       <w:rPr>
-        <w:rFonts w:hint="default" w:ascii="Courier New" w:hAnsi="Courier New" w:cs="Courier New"/>
+        <w:rFonts w:ascii="Courier New" w:hAnsi="Courier New" w:cs="Courier New" w:hint="default"/>
       </w:rPr>
     </w:lvl>
     <w:lvl w:ilvl="5" w:tplc="240A0005" w:tentative="1">
@@ -39355,7 +39270,7 @@
         <w:ind w:left="4320" w:hanging="360"/>
       </w:pPr>
       <w:rPr>
-        <w:rFonts w:hint="default" w:ascii="Wingdings" w:hAnsi="Wingdings"/>
+        <w:rFonts w:ascii="Wingdings" w:hAnsi="Wingdings" w:hint="default"/>
       </w:rPr>
     </w:lvl>
     <w:lvl w:ilvl="6" w:tplc="240A0001" w:tentative="1">
@@ -39367,7 +39282,7 @@
         <w:ind w:left="5040" w:hanging="360"/>
       </w:pPr>
       <w:rPr>
-        <w:rFonts w:hint="default" w:ascii="Symbol" w:hAnsi="Symbol"/>
+        <w:rFonts w:ascii="Symbol" w:hAnsi="Symbol" w:hint="default"/>
       </w:rPr>
     </w:lvl>
     <w:lvl w:ilvl="7" w:tplc="240A0003" w:tentative="1">
@@ -39379,7 +39294,7 @@
         <w:ind w:left="5760" w:hanging="360"/>
       </w:pPr>
       <w:rPr>
-        <w:rFonts w:hint="default" w:ascii="Courier New" w:hAnsi="Courier New" w:cs="Courier New"/>
+        <w:rFonts w:ascii="Courier New" w:hAnsi="Courier New" w:cs="Courier New" w:hint="default"/>
       </w:rPr>
     </w:lvl>
     <w:lvl w:ilvl="8" w:tplc="240A0005" w:tentative="1">
@@ -39391,7 +39306,7 @@
         <w:ind w:left="6480" w:hanging="360"/>
       </w:pPr>
       <w:rPr>
-        <w:rFonts w:hint="default" w:ascii="Wingdings" w:hAnsi="Wingdings"/>
+        <w:rFonts w:ascii="Wingdings" w:hAnsi="Wingdings" w:hint="default"/>
       </w:rPr>
     </w:lvl>
   </w:abstractNum>
@@ -39408,7 +39323,7 @@
         <w:ind w:left="720" w:hanging="360"/>
       </w:pPr>
       <w:rPr>
-        <w:rFonts w:hint="default" w:ascii="Wingdings" w:hAnsi="Wingdings"/>
+        <w:rFonts w:ascii="Wingdings" w:hAnsi="Wingdings" w:hint="default"/>
       </w:rPr>
     </w:lvl>
     <w:lvl w:ilvl="1" w:tplc="240A0003" w:tentative="1">
@@ -39420,7 +39335,7 @@
         <w:ind w:left="1440" w:hanging="360"/>
       </w:pPr>
       <w:rPr>
-        <w:rFonts w:hint="default" w:ascii="Courier New" w:hAnsi="Courier New" w:cs="Courier New"/>
+        <w:rFonts w:ascii="Courier New" w:hAnsi="Courier New" w:cs="Courier New" w:hint="default"/>
       </w:rPr>
     </w:lvl>
     <w:lvl w:ilvl="2" w:tplc="240A0005" w:tentative="1">
@@ -39432,7 +39347,7 @@
         <w:ind w:left="2160" w:hanging="360"/>
       </w:pPr>
       <w:rPr>
-        <w:rFonts w:hint="default" w:ascii="Wingdings" w:hAnsi="Wingdings"/>
+        <w:rFonts w:ascii="Wingdings" w:hAnsi="Wingdings" w:hint="default"/>
       </w:rPr>
     </w:lvl>
     <w:lvl w:ilvl="3" w:tplc="240A0001" w:tentative="1">
@@ -39444,7 +39359,7 @@
         <w:ind w:left="2880" w:hanging="360"/>
       </w:pPr>
       <w:rPr>
-        <w:rFonts w:hint="default" w:ascii="Symbol" w:hAnsi="Symbol"/>
+        <w:rFonts w:ascii="Symbol" w:hAnsi="Symbol" w:hint="default"/>
       </w:rPr>
     </w:lvl>
     <w:lvl w:ilvl="4" w:tplc="240A0003" w:tentative="1">
@@ -39456,7 +39371,7 @@
         <w:ind w:left="3600" w:hanging="360"/>
       </w:pPr>
       <w:rPr>
-        <w:rFonts w:hint="default" w:ascii="Courier New" w:hAnsi="Courier New" w:cs="Courier New"/>
+        <w:rFonts w:ascii="Courier New" w:hAnsi="Courier New" w:cs="Courier New" w:hint="default"/>
       </w:rPr>
     </w:lvl>
     <w:lvl w:ilvl="5" w:tplc="240A0005" w:tentative="1">
@@ -39468,7 +39383,7 @@
         <w:ind w:left="4320" w:hanging="360"/>
       </w:pPr>
       <w:rPr>
-        <w:rFonts w:hint="default" w:ascii="Wingdings" w:hAnsi="Wingdings"/>
+        <w:rFonts w:ascii="Wingdings" w:hAnsi="Wingdings" w:hint="default"/>
       </w:rPr>
     </w:lvl>
     <w:lvl w:ilvl="6" w:tplc="240A0001" w:tentative="1">
@@ -39480,7 +39395,7 @@
         <w:ind w:left="5040" w:hanging="360"/>
       </w:pPr>
       <w:rPr>
-        <w:rFonts w:hint="default" w:ascii="Symbol" w:hAnsi="Symbol"/>
+        <w:rFonts w:ascii="Symbol" w:hAnsi="Symbol" w:hint="default"/>
       </w:rPr>
     </w:lvl>
     <w:lvl w:ilvl="7" w:tplc="240A0003" w:tentative="1">
@@ -39492,7 +39407,7 @@
         <w:ind w:left="5760" w:hanging="360"/>
       </w:pPr>
       <w:rPr>
-        <w:rFonts w:hint="default" w:ascii="Courier New" w:hAnsi="Courier New" w:cs="Courier New"/>
+        <w:rFonts w:ascii="Courier New" w:hAnsi="Courier New" w:cs="Courier New" w:hint="default"/>
       </w:rPr>
     </w:lvl>
     <w:lvl w:ilvl="8" w:tplc="240A0005" w:tentative="1">
@@ -39504,7 +39419,7 @@
         <w:ind w:left="6480" w:hanging="360"/>
       </w:pPr>
       <w:rPr>
-        <w:rFonts w:hint="default" w:ascii="Wingdings" w:hAnsi="Wingdings"/>
+        <w:rFonts w:ascii="Wingdings" w:hAnsi="Wingdings" w:hint="default"/>
       </w:rPr>
     </w:lvl>
   </w:abstractNum>
@@ -39521,7 +39436,7 @@
         <w:ind w:left="720" w:hanging="360"/>
       </w:pPr>
       <w:rPr>
-        <w:rFonts w:hint="default" w:ascii="Wingdings" w:hAnsi="Wingdings"/>
+        <w:rFonts w:ascii="Wingdings" w:hAnsi="Wingdings" w:hint="default"/>
       </w:rPr>
     </w:lvl>
     <w:lvl w:ilvl="1" w:tplc="240A0003" w:tentative="1">
@@ -39533,7 +39448,7 @@
         <w:ind w:left="1440" w:hanging="360"/>
       </w:pPr>
       <w:rPr>
-        <w:rFonts w:hint="default" w:ascii="Courier New" w:hAnsi="Courier New" w:cs="Courier New"/>
+        <w:rFonts w:ascii="Courier New" w:hAnsi="Courier New" w:cs="Courier New" w:hint="default"/>
       </w:rPr>
     </w:lvl>
     <w:lvl w:ilvl="2" w:tplc="240A0005" w:tentative="1">
@@ -39545,7 +39460,7 @@
         <w:ind w:left="2160" w:hanging="360"/>
       </w:pPr>
       <w:rPr>
-        <w:rFonts w:hint="default" w:ascii="Wingdings" w:hAnsi="Wingdings"/>
+        <w:rFonts w:ascii="Wingdings" w:hAnsi="Wingdings" w:hint="default"/>
       </w:rPr>
     </w:lvl>
     <w:lvl w:ilvl="3" w:tplc="240A0001" w:tentative="1">
@@ -39557,7 +39472,7 @@
         <w:ind w:left="2880" w:hanging="360"/>
       </w:pPr>
       <w:rPr>
-        <w:rFonts w:hint="default" w:ascii="Symbol" w:hAnsi="Symbol"/>
+        <w:rFonts w:ascii="Symbol" w:hAnsi="Symbol" w:hint="default"/>
       </w:rPr>
     </w:lvl>
     <w:lvl w:ilvl="4" w:tplc="240A0003" w:tentative="1">
@@ -39569,7 +39484,7 @@
         <w:ind w:left="3600" w:hanging="360"/>
       </w:pPr>
       <w:rPr>
-        <w:rFonts w:hint="default" w:ascii="Courier New" w:hAnsi="Courier New" w:cs="Courier New"/>
+        <w:rFonts w:ascii="Courier New" w:hAnsi="Courier New" w:cs="Courier New" w:hint="default"/>
       </w:rPr>
     </w:lvl>
     <w:lvl w:ilvl="5" w:tplc="240A0005" w:tentative="1">
@@ -39581,7 +39496,7 @@
         <w:ind w:left="4320" w:hanging="360"/>
       </w:pPr>
       <w:rPr>
-        <w:rFonts w:hint="default" w:ascii="Wingdings" w:hAnsi="Wingdings"/>
+        <w:rFonts w:ascii="Wingdings" w:hAnsi="Wingdings" w:hint="default"/>
       </w:rPr>
     </w:lvl>
     <w:lvl w:ilvl="6" w:tplc="240A0001" w:tentative="1">
@@ -39593,7 +39508,7 @@
         <w:ind w:left="5040" w:hanging="360"/>
       </w:pPr>
       <w:rPr>
-        <w:rFonts w:hint="default" w:ascii="Symbol" w:hAnsi="Symbol"/>
+        <w:rFonts w:ascii="Symbol" w:hAnsi="Symbol" w:hint="default"/>
       </w:rPr>
     </w:lvl>
     <w:lvl w:ilvl="7" w:tplc="240A0003" w:tentative="1">
@@ -39605,7 +39520,7 @@
         <w:ind w:left="5760" w:hanging="360"/>
       </w:pPr>
       <w:rPr>
-        <w:rFonts w:hint="default" w:ascii="Courier New" w:hAnsi="Courier New" w:cs="Courier New"/>
+        <w:rFonts w:ascii="Courier New" w:hAnsi="Courier New" w:cs="Courier New" w:hint="default"/>
       </w:rPr>
     </w:lvl>
     <w:lvl w:ilvl="8" w:tplc="240A0005" w:tentative="1">
@@ -39617,7 +39532,7 @@
         <w:ind w:left="6480" w:hanging="360"/>
       </w:pPr>
       <w:rPr>
-        <w:rFonts w:hint="default" w:ascii="Wingdings" w:hAnsi="Wingdings"/>
+        <w:rFonts w:ascii="Wingdings" w:hAnsi="Wingdings" w:hint="default"/>
       </w:rPr>
     </w:lvl>
   </w:abstractNum>
@@ -39634,7 +39549,7 @@
         <w:ind w:left="720" w:hanging="360"/>
       </w:pPr>
       <w:rPr>
-        <w:rFonts w:hint="default" w:ascii="Wingdings" w:hAnsi="Wingdings"/>
+        <w:rFonts w:ascii="Wingdings" w:hAnsi="Wingdings" w:hint="default"/>
       </w:rPr>
     </w:lvl>
     <w:lvl w:ilvl="1" w:tplc="240A0003" w:tentative="1">
@@ -39646,7 +39561,7 @@
         <w:ind w:left="1440" w:hanging="360"/>
       </w:pPr>
       <w:rPr>
-        <w:rFonts w:hint="default" w:ascii="Courier New" w:hAnsi="Courier New" w:cs="Courier New"/>
+        <w:rFonts w:ascii="Courier New" w:hAnsi="Courier New" w:cs="Courier New" w:hint="default"/>
       </w:rPr>
     </w:lvl>
     <w:lvl w:ilvl="2" w:tplc="240A0005" w:tentative="1">
@@ -39658,7 +39573,7 @@
         <w:ind w:left="2160" w:hanging="360"/>
       </w:pPr>
       <w:rPr>
-        <w:rFonts w:hint="default" w:ascii="Wingdings" w:hAnsi="Wingdings"/>
+        <w:rFonts w:ascii="Wingdings" w:hAnsi="Wingdings" w:hint="default"/>
       </w:rPr>
     </w:lvl>
     <w:lvl w:ilvl="3" w:tplc="240A0001" w:tentative="1">
@@ -39670,7 +39585,7 @@
         <w:ind w:left="2880" w:hanging="360"/>
       </w:pPr>
       <w:rPr>
-        <w:rFonts w:hint="default" w:ascii="Symbol" w:hAnsi="Symbol"/>
+        <w:rFonts w:ascii="Symbol" w:hAnsi="Symbol" w:hint="default"/>
       </w:rPr>
     </w:lvl>
     <w:lvl w:ilvl="4" w:tplc="240A0003" w:tentative="1">
@@ -39682,7 +39597,7 @@
         <w:ind w:left="3600" w:hanging="360"/>
       </w:pPr>
       <w:rPr>
-        <w:rFonts w:hint="default" w:ascii="Courier New" w:hAnsi="Courier New" w:cs="Courier New"/>
+        <w:rFonts w:ascii="Courier New" w:hAnsi="Courier New" w:cs="Courier New" w:hint="default"/>
       </w:rPr>
     </w:lvl>
     <w:lvl w:ilvl="5" w:tplc="240A0005" w:tentative="1">
@@ -39694,7 +39609,7 @@
         <w:ind w:left="4320" w:hanging="360"/>
       </w:pPr>
       <w:rPr>
-        <w:rFonts w:hint="default" w:ascii="Wingdings" w:hAnsi="Wingdings"/>
+        <w:rFonts w:ascii="Wingdings" w:hAnsi="Wingdings" w:hint="default"/>
       </w:rPr>
     </w:lvl>
     <w:lvl w:ilvl="6" w:tplc="240A0001" w:tentative="1">
@@ -39706,7 +39621,7 @@
         <w:ind w:left="5040" w:hanging="360"/>
       </w:pPr>
       <w:rPr>
-        <w:rFonts w:hint="default" w:ascii="Symbol" w:hAnsi="Symbol"/>
+        <w:rFonts w:ascii="Symbol" w:hAnsi="Symbol" w:hint="default"/>
       </w:rPr>
     </w:lvl>
     <w:lvl w:ilvl="7" w:tplc="240A0003" w:tentative="1">
@@ -39718,7 +39633,7 @@
         <w:ind w:left="5760" w:hanging="360"/>
       </w:pPr>
       <w:rPr>
-        <w:rFonts w:hint="default" w:ascii="Courier New" w:hAnsi="Courier New" w:cs="Courier New"/>
+        <w:rFonts w:ascii="Courier New" w:hAnsi="Courier New" w:cs="Courier New" w:hint="default"/>
       </w:rPr>
     </w:lvl>
     <w:lvl w:ilvl="8" w:tplc="240A0005" w:tentative="1">
@@ -39730,7 +39645,7 @@
         <w:ind w:left="6480" w:hanging="360"/>
       </w:pPr>
       <w:rPr>
-        <w:rFonts w:hint="default" w:ascii="Wingdings" w:hAnsi="Wingdings"/>
+        <w:rFonts w:ascii="Wingdings" w:hAnsi="Wingdings" w:hint="default"/>
       </w:rPr>
     </w:lvl>
   </w:abstractNum>
@@ -39747,7 +39662,7 @@
         <w:ind w:left="720" w:hanging="360"/>
       </w:pPr>
       <w:rPr>
-        <w:rFonts w:hint="default" w:ascii="Wingdings" w:hAnsi="Wingdings"/>
+        <w:rFonts w:ascii="Wingdings" w:hAnsi="Wingdings" w:hint="default"/>
       </w:rPr>
     </w:lvl>
     <w:lvl w:ilvl="1" w:tplc="240A0003" w:tentative="1">
@@ -39759,7 +39674,7 @@
         <w:ind w:left="1440" w:hanging="360"/>
       </w:pPr>
       <w:rPr>
-        <w:rFonts w:hint="default" w:ascii="Courier New" w:hAnsi="Courier New" w:cs="Courier New"/>
+        <w:rFonts w:ascii="Courier New" w:hAnsi="Courier New" w:cs="Courier New" w:hint="default"/>
       </w:rPr>
     </w:lvl>
     <w:lvl w:ilvl="2" w:tplc="240A0005" w:tentative="1">
@@ -39771,7 +39686,7 @@
         <w:ind w:left="2160" w:hanging="360"/>
       </w:pPr>
       <w:rPr>
-        <w:rFonts w:hint="default" w:ascii="Wingdings" w:hAnsi="Wingdings"/>
+        <w:rFonts w:ascii="Wingdings" w:hAnsi="Wingdings" w:hint="default"/>
       </w:rPr>
     </w:lvl>
     <w:lvl w:ilvl="3" w:tplc="240A0001" w:tentative="1">
@@ -39783,7 +39698,7 @@
         <w:ind w:left="2880" w:hanging="360"/>
       </w:pPr>
       <w:rPr>
-        <w:rFonts w:hint="default" w:ascii="Symbol" w:hAnsi="Symbol"/>
+        <w:rFonts w:ascii="Symbol" w:hAnsi="Symbol" w:hint="default"/>
       </w:rPr>
     </w:lvl>
     <w:lvl w:ilvl="4" w:tplc="240A0003" w:tentative="1">
@@ -39795,7 +39710,7 @@
         <w:ind w:left="3600" w:hanging="360"/>
       </w:pPr>
       <w:rPr>
-        <w:rFonts w:hint="default" w:ascii="Courier New" w:hAnsi="Courier New" w:cs="Courier New"/>
+        <w:rFonts w:ascii="Courier New" w:hAnsi="Courier New" w:cs="Courier New" w:hint="default"/>
       </w:rPr>
     </w:lvl>
     <w:lvl w:ilvl="5" w:tplc="240A0005" w:tentative="1">
@@ -39807,7 +39722,7 @@
         <w:ind w:left="4320" w:hanging="360"/>
       </w:pPr>
       <w:rPr>
-        <w:rFonts w:hint="default" w:ascii="Wingdings" w:hAnsi="Wingdings"/>
+        <w:rFonts w:ascii="Wingdings" w:hAnsi="Wingdings" w:hint="default"/>
       </w:rPr>
     </w:lvl>
     <w:lvl w:ilvl="6" w:tplc="240A0001" w:tentative="1">
@@ -39819,7 +39734,7 @@
         <w:ind w:left="5040" w:hanging="360"/>
       </w:pPr>
       <w:rPr>
-        <w:rFonts w:hint="default" w:ascii="Symbol" w:hAnsi="Symbol"/>
+        <w:rFonts w:ascii="Symbol" w:hAnsi="Symbol" w:hint="default"/>
       </w:rPr>
     </w:lvl>
     <w:lvl w:ilvl="7" w:tplc="240A0003" w:tentative="1">
@@ -39831,7 +39746,7 @@
         <w:ind w:left="5760" w:hanging="360"/>
       </w:pPr>
       <w:rPr>
-        <w:rFonts w:hint="default" w:ascii="Courier New" w:hAnsi="Courier New" w:cs="Courier New"/>
+        <w:rFonts w:ascii="Courier New" w:hAnsi="Courier New" w:cs="Courier New" w:hint="default"/>
       </w:rPr>
     </w:lvl>
     <w:lvl w:ilvl="8" w:tplc="240A0005" w:tentative="1">
@@ -39843,7 +39758,7 @@
         <w:ind w:left="6480" w:hanging="360"/>
       </w:pPr>
       <w:rPr>
-        <w:rFonts w:hint="default" w:ascii="Wingdings" w:hAnsi="Wingdings"/>
+        <w:rFonts w:ascii="Wingdings" w:hAnsi="Wingdings" w:hint="default"/>
       </w:rPr>
     </w:lvl>
   </w:abstractNum>
@@ -39860,7 +39775,7 @@
         <w:ind w:left="720" w:hanging="360"/>
       </w:pPr>
       <w:rPr>
-        <w:rFonts w:hint="default" w:ascii="Symbol" w:hAnsi="Symbol"/>
+        <w:rFonts w:ascii="Symbol" w:hAnsi="Symbol" w:hint="default"/>
       </w:rPr>
     </w:lvl>
     <w:lvl w:ilvl="1" w:tplc="240A0003" w:tentative="1">
@@ -39872,7 +39787,7 @@
         <w:ind w:left="1440" w:hanging="360"/>
       </w:pPr>
       <w:rPr>
-        <w:rFonts w:hint="default" w:ascii="Courier New" w:hAnsi="Courier New" w:cs="Courier New"/>
+        <w:rFonts w:ascii="Courier New" w:hAnsi="Courier New" w:cs="Courier New" w:hint="default"/>
       </w:rPr>
     </w:lvl>
     <w:lvl w:ilvl="2" w:tplc="240A0005" w:tentative="1">
@@ -39884,7 +39799,7 @@
         <w:ind w:left="2160" w:hanging="360"/>
       </w:pPr>
       <w:rPr>
-        <w:rFonts w:hint="default" w:ascii="Wingdings" w:hAnsi="Wingdings"/>
+        <w:rFonts w:ascii="Wingdings" w:hAnsi="Wingdings" w:hint="default"/>
       </w:rPr>
     </w:lvl>
     <w:lvl w:ilvl="3" w:tplc="240A0001" w:tentative="1">
@@ -39896,7 +39811,7 @@
         <w:ind w:left="2880" w:hanging="360"/>
       </w:pPr>
       <w:rPr>
-        <w:rFonts w:hint="default" w:ascii="Symbol" w:hAnsi="Symbol"/>
+        <w:rFonts w:ascii="Symbol" w:hAnsi="Symbol" w:hint="default"/>
       </w:rPr>
     </w:lvl>
     <w:lvl w:ilvl="4" w:tplc="240A0003" w:tentative="1">
@@ -39908,7 +39823,7 @@
         <w:ind w:left="3600" w:hanging="360"/>
       </w:pPr>
       <w:rPr>
-        <w:rFonts w:hint="default" w:ascii="Courier New" w:hAnsi="Courier New" w:cs="Courier New"/>
+        <w:rFonts w:ascii="Courier New" w:hAnsi="Courier New" w:cs="Courier New" w:hint="default"/>
       </w:rPr>
     </w:lvl>
     <w:lvl w:ilvl="5" w:tplc="240A0005" w:tentative="1">
@@ -39920,7 +39835,7 @@
         <w:ind w:left="4320" w:hanging="360"/>
       </w:pPr>
       <w:rPr>
-        <w:rFonts w:hint="default" w:ascii="Wingdings" w:hAnsi="Wingdings"/>
+        <w:rFonts w:ascii="Wingdings" w:hAnsi="Wingdings" w:hint="default"/>
       </w:rPr>
     </w:lvl>
     <w:lvl w:ilvl="6" w:tplc="240A0001" w:tentative="1">
@@ -39932,7 +39847,7 @@
         <w:ind w:left="5040" w:hanging="360"/>
       </w:pPr>
       <w:rPr>
-        <w:rFonts w:hint="default" w:ascii="Symbol" w:hAnsi="Symbol"/>
+        <w:rFonts w:ascii="Symbol" w:hAnsi="Symbol" w:hint="default"/>
       </w:rPr>
     </w:lvl>
     <w:lvl w:ilvl="7" w:tplc="240A0003" w:tentative="1">
@@ -39944,7 +39859,7 @@
         <w:ind w:left="5760" w:hanging="360"/>
       </w:pPr>
       <w:rPr>
-        <w:rFonts w:hint="default" w:ascii="Courier New" w:hAnsi="Courier New" w:cs="Courier New"/>
+        <w:rFonts w:ascii="Courier New" w:hAnsi="Courier New" w:cs="Courier New" w:hint="default"/>
       </w:rPr>
     </w:lvl>
     <w:lvl w:ilvl="8" w:tplc="240A0005" w:tentative="1">
@@ -39956,7 +39871,7 @@
         <w:ind w:left="6480" w:hanging="360"/>
       </w:pPr>
       <w:rPr>
-        <w:rFonts w:hint="default" w:ascii="Wingdings" w:hAnsi="Wingdings"/>
+        <w:rFonts w:ascii="Wingdings" w:hAnsi="Wingdings" w:hint="default"/>
       </w:rPr>
     </w:lvl>
   </w:abstractNum>
@@ -39973,7 +39888,7 @@
         <w:ind w:left="720" w:hanging="360"/>
       </w:pPr>
       <w:rPr>
-        <w:rFonts w:hint="default" w:ascii="Wingdings" w:hAnsi="Wingdings"/>
+        <w:rFonts w:ascii="Wingdings" w:hAnsi="Wingdings" w:hint="default"/>
       </w:rPr>
     </w:lvl>
     <w:lvl w:ilvl="1" w:tplc="240A0003" w:tentative="1">
@@ -39985,7 +39900,7 @@
         <w:ind w:left="1440" w:hanging="360"/>
       </w:pPr>
       <w:rPr>
-        <w:rFonts w:hint="default" w:ascii="Courier New" w:hAnsi="Courier New" w:cs="Courier New"/>
+        <w:rFonts w:ascii="Courier New" w:hAnsi="Courier New" w:cs="Courier New" w:hint="default"/>
       </w:rPr>
     </w:lvl>
     <w:lvl w:ilvl="2" w:tplc="240A0005" w:tentative="1">
@@ -39997,7 +39912,7 @@
         <w:ind w:left="2160" w:hanging="360"/>
       </w:pPr>
       <w:rPr>
-        <w:rFonts w:hint="default" w:ascii="Wingdings" w:hAnsi="Wingdings"/>
+        <w:rFonts w:ascii="Wingdings" w:hAnsi="Wingdings" w:hint="default"/>
       </w:rPr>
     </w:lvl>
     <w:lvl w:ilvl="3" w:tplc="240A0001" w:tentative="1">
@@ -40009,7 +39924,7 @@
         <w:ind w:left="2880" w:hanging="360"/>
       </w:pPr>
       <w:rPr>
-        <w:rFonts w:hint="default" w:ascii="Symbol" w:hAnsi="Symbol"/>
+        <w:rFonts w:ascii="Symbol" w:hAnsi="Symbol" w:hint="default"/>
       </w:rPr>
     </w:lvl>
     <w:lvl w:ilvl="4" w:tplc="240A0003" w:tentative="1">
@@ -40021,7 +39936,7 @@
         <w:ind w:left="3600" w:hanging="360"/>
       </w:pPr>
       <w:rPr>
-        <w:rFonts w:hint="default" w:ascii="Courier New" w:hAnsi="Courier New" w:cs="Courier New"/>
+        <w:rFonts w:ascii="Courier New" w:hAnsi="Courier New" w:cs="Courier New" w:hint="default"/>
       </w:rPr>
     </w:lvl>
     <w:lvl w:ilvl="5" w:tplc="240A0005" w:tentative="1">
@@ -40033,7 +39948,7 @@
         <w:ind w:left="4320" w:hanging="360"/>
       </w:pPr>
       <w:rPr>
-        <w:rFonts w:hint="default" w:ascii="Wingdings" w:hAnsi="Wingdings"/>
+        <w:rFonts w:ascii="Wingdings" w:hAnsi="Wingdings" w:hint="default"/>
       </w:rPr>
     </w:lvl>
     <w:lvl w:ilvl="6" w:tplc="240A0001" w:tentative="1">
@@ -40045,7 +39960,7 @@
         <w:ind w:left="5040" w:hanging="360"/>
       </w:pPr>
       <w:rPr>
-        <w:rFonts w:hint="default" w:ascii="Symbol" w:hAnsi="Symbol"/>
+        <w:rFonts w:ascii="Symbol" w:hAnsi="Symbol" w:hint="default"/>
       </w:rPr>
     </w:lvl>
     <w:lvl w:ilvl="7" w:tplc="240A0003" w:tentative="1">
@@ -40057,7 +39972,7 @@
         <w:ind w:left="5760" w:hanging="360"/>
       </w:pPr>
       <w:rPr>
-        <w:rFonts w:hint="default" w:ascii="Courier New" w:hAnsi="Courier New" w:cs="Courier New"/>
+        <w:rFonts w:ascii="Courier New" w:hAnsi="Courier New" w:cs="Courier New" w:hint="default"/>
       </w:rPr>
     </w:lvl>
     <w:lvl w:ilvl="8" w:tplc="240A0005" w:tentative="1">
@@ -40069,7 +39984,7 @@
         <w:ind w:left="6480" w:hanging="360"/>
       </w:pPr>
       <w:rPr>
-        <w:rFonts w:hint="default" w:ascii="Wingdings" w:hAnsi="Wingdings"/>
+        <w:rFonts w:ascii="Wingdings" w:hAnsi="Wingdings" w:hint="default"/>
       </w:rPr>
     </w:lvl>
   </w:abstractNum>
@@ -40086,7 +40001,7 @@
         <w:ind w:left="720" w:hanging="360"/>
       </w:pPr>
       <w:rPr>
-        <w:rFonts w:hint="default" w:ascii="Wingdings" w:hAnsi="Wingdings"/>
+        <w:rFonts w:ascii="Wingdings" w:hAnsi="Wingdings" w:hint="default"/>
       </w:rPr>
     </w:lvl>
     <w:lvl w:ilvl="1" w:tplc="240A0003" w:tentative="1">
@@ -40098,7 +40013,7 @@
         <w:ind w:left="1440" w:hanging="360"/>
       </w:pPr>
       <w:rPr>
-        <w:rFonts w:hint="default" w:ascii="Courier New" w:hAnsi="Courier New" w:cs="Courier New"/>
+        <w:rFonts w:ascii="Courier New" w:hAnsi="Courier New" w:cs="Courier New" w:hint="default"/>
       </w:rPr>
     </w:lvl>
     <w:lvl w:ilvl="2" w:tplc="240A0005" w:tentative="1">
@@ -40110,7 +40025,7 @@
         <w:ind w:left="2160" w:hanging="360"/>
       </w:pPr>
       <w:rPr>
-        <w:rFonts w:hint="default" w:ascii="Wingdings" w:hAnsi="Wingdings"/>
+        <w:rFonts w:ascii="Wingdings" w:hAnsi="Wingdings" w:hint="default"/>
       </w:rPr>
     </w:lvl>
     <w:lvl w:ilvl="3" w:tplc="240A0001" w:tentative="1">
@@ -40122,7 +40037,7 @@
         <w:ind w:left="2880" w:hanging="360"/>
       </w:pPr>
       <w:rPr>
-        <w:rFonts w:hint="default" w:ascii="Symbol" w:hAnsi="Symbol"/>
+        <w:rFonts w:ascii="Symbol" w:hAnsi="Symbol" w:hint="default"/>
       </w:rPr>
     </w:lvl>
     <w:lvl w:ilvl="4" w:tplc="240A0003" w:tentative="1">
@@ -40134,7 +40049,7 @@
         <w:ind w:left="3600" w:hanging="360"/>
       </w:pPr>
       <w:rPr>
-        <w:rFonts w:hint="default" w:ascii="Courier New" w:hAnsi="Courier New" w:cs="Courier New"/>
+        <w:rFonts w:ascii="Courier New" w:hAnsi="Courier New" w:cs="Courier New" w:hint="default"/>
       </w:rPr>
     </w:lvl>
     <w:lvl w:ilvl="5" w:tplc="240A0005" w:tentative="1">
@@ -40146,7 +40061,7 @@
         <w:ind w:left="4320" w:hanging="360"/>
       </w:pPr>
       <w:rPr>
-        <w:rFonts w:hint="default" w:ascii="Wingdings" w:hAnsi="Wingdings"/>
+        <w:rFonts w:ascii="Wingdings" w:hAnsi="Wingdings" w:hint="default"/>
       </w:rPr>
     </w:lvl>
     <w:lvl w:ilvl="6" w:tplc="240A0001" w:tentative="1">
@@ -40158,7 +40073,7 @@
         <w:ind w:left="5040" w:hanging="360"/>
       </w:pPr>
       <w:rPr>
-        <w:rFonts w:hint="default" w:ascii="Symbol" w:hAnsi="Symbol"/>
+        <w:rFonts w:ascii="Symbol" w:hAnsi="Symbol" w:hint="default"/>
       </w:rPr>
     </w:lvl>
     <w:lvl w:ilvl="7" w:tplc="240A0003" w:tentative="1">
@@ -40170,7 +40085,7 @@
         <w:ind w:left="5760" w:hanging="360"/>
       </w:pPr>
       <w:rPr>
-        <w:rFonts w:hint="default" w:ascii="Courier New" w:hAnsi="Courier New" w:cs="Courier New"/>
+        <w:rFonts w:ascii="Courier New" w:hAnsi="Courier New" w:cs="Courier New" w:hint="default"/>
       </w:rPr>
     </w:lvl>
     <w:lvl w:ilvl="8" w:tplc="240A0005" w:tentative="1">
@@ -40182,7 +40097,7 @@
         <w:ind w:left="6480" w:hanging="360"/>
       </w:pPr>
       <w:rPr>
-        <w:rFonts w:hint="default" w:ascii="Wingdings" w:hAnsi="Wingdings"/>
+        <w:rFonts w:ascii="Wingdings" w:hAnsi="Wingdings" w:hint="default"/>
       </w:rPr>
     </w:lvl>
   </w:abstractNum>
@@ -40313,7 +40228,7 @@
         <w:ind w:left="720" w:hanging="360"/>
       </w:pPr>
       <w:rPr>
-        <w:rFonts w:hint="default" w:ascii="Wingdings" w:hAnsi="Wingdings"/>
+        <w:rFonts w:ascii="Wingdings" w:hAnsi="Wingdings" w:hint="default"/>
       </w:rPr>
     </w:lvl>
     <w:lvl w:ilvl="1" w:tplc="240A0003" w:tentative="1">
@@ -40325,7 +40240,7 @@
         <w:ind w:left="1440" w:hanging="360"/>
       </w:pPr>
       <w:rPr>
-        <w:rFonts w:hint="default" w:ascii="Courier New" w:hAnsi="Courier New" w:cs="Courier New"/>
+        <w:rFonts w:ascii="Courier New" w:hAnsi="Courier New" w:cs="Courier New" w:hint="default"/>
       </w:rPr>
     </w:lvl>
     <w:lvl w:ilvl="2" w:tplc="240A0005" w:tentative="1">
@@ -40337,7 +40252,7 @@
         <w:ind w:left="2160" w:hanging="360"/>
       </w:pPr>
       <w:rPr>
-        <w:rFonts w:hint="default" w:ascii="Wingdings" w:hAnsi="Wingdings"/>
+        <w:rFonts w:ascii="Wingdings" w:hAnsi="Wingdings" w:hint="default"/>
       </w:rPr>
     </w:lvl>
     <w:lvl w:ilvl="3" w:tplc="240A0001" w:tentative="1">
@@ -40349,7 +40264,7 @@
         <w:ind w:left="2880" w:hanging="360"/>
       </w:pPr>
       <w:rPr>
-        <w:rFonts w:hint="default" w:ascii="Symbol" w:hAnsi="Symbol"/>
+        <w:rFonts w:ascii="Symbol" w:hAnsi="Symbol" w:hint="default"/>
       </w:rPr>
     </w:lvl>
     <w:lvl w:ilvl="4" w:tplc="240A0003" w:tentative="1">
@@ -40361,7 +40276,7 @@
         <w:ind w:left="3600" w:hanging="360"/>
       </w:pPr>
       <w:rPr>
-        <w:rFonts w:hint="default" w:ascii="Courier New" w:hAnsi="Courier New" w:cs="Courier New"/>
+        <w:rFonts w:ascii="Courier New" w:hAnsi="Courier New" w:cs="Courier New" w:hint="default"/>
       </w:rPr>
     </w:lvl>
     <w:lvl w:ilvl="5" w:tplc="240A0005" w:tentative="1">
@@ -40373,7 +40288,7 @@
         <w:ind w:left="4320" w:hanging="360"/>
       </w:pPr>
       <w:rPr>
-        <w:rFonts w:hint="default" w:ascii="Wingdings" w:hAnsi="Wingdings"/>
+        <w:rFonts w:ascii="Wingdings" w:hAnsi="Wingdings" w:hint="default"/>
       </w:rPr>
     </w:lvl>
     <w:lvl w:ilvl="6" w:tplc="240A0001" w:tentative="1">
@@ -40385,7 +40300,7 @@
         <w:ind w:left="5040" w:hanging="360"/>
       </w:pPr>
       <w:rPr>
-        <w:rFonts w:hint="default" w:ascii="Symbol" w:hAnsi="Symbol"/>
+        <w:rFonts w:ascii="Symbol" w:hAnsi="Symbol" w:hint="default"/>
       </w:rPr>
     </w:lvl>
     <w:lvl w:ilvl="7" w:tplc="240A0003" w:tentative="1">
@@ -40397,7 +40312,7 @@
         <w:ind w:left="5760" w:hanging="360"/>
       </w:pPr>
       <w:rPr>
-        <w:rFonts w:hint="default" w:ascii="Courier New" w:hAnsi="Courier New" w:cs="Courier New"/>
+        <w:rFonts w:ascii="Courier New" w:hAnsi="Courier New" w:cs="Courier New" w:hint="default"/>
       </w:rPr>
     </w:lvl>
     <w:lvl w:ilvl="8" w:tplc="240A0005" w:tentative="1">
@@ -40409,7 +40324,7 @@
         <w:ind w:left="6480" w:hanging="360"/>
       </w:pPr>
       <w:rPr>
-        <w:rFonts w:hint="default" w:ascii="Wingdings" w:hAnsi="Wingdings"/>
+        <w:rFonts w:ascii="Wingdings" w:hAnsi="Wingdings" w:hint="default"/>
       </w:rPr>
     </w:lvl>
   </w:abstractNum>
@@ -40515,7 +40430,7 @@
         <w:ind w:left="720" w:hanging="360"/>
       </w:pPr>
       <w:rPr>
-        <w:rFonts w:hint="default" w:ascii="Symbol" w:hAnsi="Symbol"/>
+        <w:rFonts w:ascii="Symbol" w:hAnsi="Symbol" w:hint="default"/>
       </w:rPr>
     </w:lvl>
     <w:lvl w:ilvl="1" w:tplc="240A0003" w:tentative="1">
@@ -40527,7 +40442,7 @@
         <w:ind w:left="1440" w:hanging="360"/>
       </w:pPr>
       <w:rPr>
-        <w:rFonts w:hint="default" w:ascii="Courier New" w:hAnsi="Courier New" w:cs="Courier New"/>
+        <w:rFonts w:ascii="Courier New" w:hAnsi="Courier New" w:cs="Courier New" w:hint="default"/>
       </w:rPr>
     </w:lvl>
     <w:lvl w:ilvl="2" w:tplc="240A0005" w:tentative="1">
@@ -40539,7 +40454,7 @@
         <w:ind w:left="2160" w:hanging="360"/>
       </w:pPr>
       <w:rPr>
-        <w:rFonts w:hint="default" w:ascii="Wingdings" w:hAnsi="Wingdings"/>
+        <w:rFonts w:ascii="Wingdings" w:hAnsi="Wingdings" w:hint="default"/>
       </w:rPr>
     </w:lvl>
     <w:lvl w:ilvl="3" w:tplc="240A0001" w:tentative="1">
@@ -40551,7 +40466,7 @@
         <w:ind w:left="2880" w:hanging="360"/>
       </w:pPr>
       <w:rPr>
-        <w:rFonts w:hint="default" w:ascii="Symbol" w:hAnsi="Symbol"/>
+        <w:rFonts w:ascii="Symbol" w:hAnsi="Symbol" w:hint="default"/>
       </w:rPr>
     </w:lvl>
     <w:lvl w:ilvl="4" w:tplc="240A0003" w:tentative="1">
@@ -40563,7 +40478,7 @@
         <w:ind w:left="3600" w:hanging="360"/>
       </w:pPr>
       <w:rPr>
-        <w:rFonts w:hint="default" w:ascii="Courier New" w:hAnsi="Courier New" w:cs="Courier New"/>
+        <w:rFonts w:ascii="Courier New" w:hAnsi="Courier New" w:cs="Courier New" w:hint="default"/>
       </w:rPr>
     </w:lvl>
     <w:lvl w:ilvl="5" w:tplc="240A0005" w:tentative="1">
@@ -40575,7 +40490,7 @@
         <w:ind w:left="4320" w:hanging="360"/>
       </w:pPr>
       <w:rPr>
-        <w:rFonts w:hint="default" w:ascii="Wingdings" w:hAnsi="Wingdings"/>
+        <w:rFonts w:ascii="Wingdings" w:hAnsi="Wingdings" w:hint="default"/>
       </w:rPr>
     </w:lvl>
     <w:lvl w:ilvl="6" w:tplc="240A0001" w:tentative="1">
@@ -40587,7 +40502,7 @@
         <w:ind w:left="5040" w:hanging="360"/>
       </w:pPr>
       <w:rPr>
-        <w:rFonts w:hint="default" w:ascii="Symbol" w:hAnsi="Symbol"/>
+        <w:rFonts w:ascii="Symbol" w:hAnsi="Symbol" w:hint="default"/>
       </w:rPr>
     </w:lvl>
     <w:lvl w:ilvl="7" w:tplc="240A0003" w:tentative="1">
@@ -40599,7 +40514,7 @@
         <w:ind w:left="5760" w:hanging="360"/>
       </w:pPr>
       <w:rPr>
-        <w:rFonts w:hint="default" w:ascii="Courier New" w:hAnsi="Courier New" w:cs="Courier New"/>
+        <w:rFonts w:ascii="Courier New" w:hAnsi="Courier New" w:cs="Courier New" w:hint="default"/>
       </w:rPr>
     </w:lvl>
     <w:lvl w:ilvl="8" w:tplc="240A0005" w:tentative="1">
@@ -40611,7 +40526,7 @@
         <w:ind w:left="6480" w:hanging="360"/>
       </w:pPr>
       <w:rPr>
-        <w:rFonts w:hint="default" w:ascii="Wingdings" w:hAnsi="Wingdings"/>
+        <w:rFonts w:ascii="Wingdings" w:hAnsi="Wingdings" w:hint="default"/>
       </w:rPr>
     </w:lvl>
   </w:abstractNum>
@@ -40628,7 +40543,7 @@
         <w:ind w:left="720" w:hanging="360"/>
       </w:pPr>
       <w:rPr>
-        <w:rFonts w:hint="default" w:ascii="Wingdings" w:hAnsi="Wingdings"/>
+        <w:rFonts w:ascii="Wingdings" w:hAnsi="Wingdings" w:hint="default"/>
       </w:rPr>
     </w:lvl>
     <w:lvl w:ilvl="1" w:tplc="240A0003" w:tentative="1">
@@ -40640,7 +40555,7 @@
         <w:ind w:left="1440" w:hanging="360"/>
       </w:pPr>
       <w:rPr>
-        <w:rFonts w:hint="default" w:ascii="Courier New" w:hAnsi="Courier New" w:cs="Courier New"/>
+        <w:rFonts w:ascii="Courier New" w:hAnsi="Courier New" w:cs="Courier New" w:hint="default"/>
       </w:rPr>
     </w:lvl>
     <w:lvl w:ilvl="2" w:tplc="240A0005" w:tentative="1">
@@ -40652,7 +40567,7 @@
         <w:ind w:left="2160" w:hanging="360"/>
       </w:pPr>
       <w:rPr>
-        <w:rFonts w:hint="default" w:ascii="Wingdings" w:hAnsi="Wingdings"/>
+        <w:rFonts w:ascii="Wingdings" w:hAnsi="Wingdings" w:hint="default"/>
       </w:rPr>
     </w:lvl>
     <w:lvl w:ilvl="3" w:tplc="240A0001" w:tentative="1">
@@ -40664,7 +40579,7 @@
         <w:ind w:left="2880" w:hanging="360"/>
       </w:pPr>
       <w:rPr>
-        <w:rFonts w:hint="default" w:ascii="Symbol" w:hAnsi="Symbol"/>
+        <w:rFonts w:ascii="Symbol" w:hAnsi="Symbol" w:hint="default"/>
       </w:rPr>
     </w:lvl>
     <w:lvl w:ilvl="4" w:tplc="240A0003" w:tentative="1">
@@ -40676,7 +40591,7 @@
         <w:ind w:left="3600" w:hanging="360"/>
       </w:pPr>
       <w:rPr>
-        <w:rFonts w:hint="default" w:ascii="Courier New" w:hAnsi="Courier New" w:cs="Courier New"/>
+        <w:rFonts w:ascii="Courier New" w:hAnsi="Courier New" w:cs="Courier New" w:hint="default"/>
       </w:rPr>
     </w:lvl>
     <w:lvl w:ilvl="5" w:tplc="240A0005" w:tentative="1">
@@ -40688,7 +40603,7 @@
         <w:ind w:left="4320" w:hanging="360"/>
       </w:pPr>
       <w:rPr>
-        <w:rFonts w:hint="default" w:ascii="Wingdings" w:hAnsi="Wingdings"/>
+        <w:rFonts w:ascii="Wingdings" w:hAnsi="Wingdings" w:hint="default"/>
       </w:rPr>
     </w:lvl>
     <w:lvl w:ilvl="6" w:tplc="240A0001" w:tentative="1">
@@ -40700,7 +40615,7 @@
         <w:ind w:left="5040" w:hanging="360"/>
       </w:pPr>
       <w:rPr>
-        <w:rFonts w:hint="default" w:ascii="Symbol" w:hAnsi="Symbol"/>
+        <w:rFonts w:ascii="Symbol" w:hAnsi="Symbol" w:hint="default"/>
       </w:rPr>
     </w:lvl>
     <w:lvl w:ilvl="7" w:tplc="240A0003" w:tentative="1">
@@ -40712,7 +40627,7 @@
         <w:ind w:left="5760" w:hanging="360"/>
       </w:pPr>
       <w:rPr>
-        <w:rFonts w:hint="default" w:ascii="Courier New" w:hAnsi="Courier New" w:cs="Courier New"/>
+        <w:rFonts w:ascii="Courier New" w:hAnsi="Courier New" w:cs="Courier New" w:hint="default"/>
       </w:rPr>
     </w:lvl>
     <w:lvl w:ilvl="8" w:tplc="240A0005" w:tentative="1">
@@ -40724,7 +40639,7 @@
         <w:ind w:left="6480" w:hanging="360"/>
       </w:pPr>
       <w:rPr>
-        <w:rFonts w:hint="default" w:ascii="Wingdings" w:hAnsi="Wingdings"/>
+        <w:rFonts w:ascii="Wingdings" w:hAnsi="Wingdings" w:hint="default"/>
       </w:rPr>
     </w:lvl>
   </w:abstractNum>
@@ -40741,7 +40656,7 @@
         <w:ind w:left="720" w:hanging="360"/>
       </w:pPr>
       <w:rPr>
-        <w:rFonts w:hint="default" w:ascii="Wingdings" w:hAnsi="Wingdings"/>
+        <w:rFonts w:ascii="Wingdings" w:hAnsi="Wingdings" w:hint="default"/>
       </w:rPr>
     </w:lvl>
     <w:lvl w:ilvl="1" w:tplc="240A0003" w:tentative="1">
@@ -40753,7 +40668,7 @@
         <w:ind w:left="1440" w:hanging="360"/>
       </w:pPr>
       <w:rPr>
-        <w:rFonts w:hint="default" w:ascii="Courier New" w:hAnsi="Courier New" w:cs="Courier New"/>
+        <w:rFonts w:ascii="Courier New" w:hAnsi="Courier New" w:cs="Courier New" w:hint="default"/>
       </w:rPr>
     </w:lvl>
     <w:lvl w:ilvl="2" w:tplc="240A0005" w:tentative="1">
@@ -40765,7 +40680,7 @@
         <w:ind w:left="2160" w:hanging="360"/>
       </w:pPr>
       <w:rPr>
-        <w:rFonts w:hint="default" w:ascii="Wingdings" w:hAnsi="Wingdings"/>
+        <w:rFonts w:ascii="Wingdings" w:hAnsi="Wingdings" w:hint="default"/>
       </w:rPr>
     </w:lvl>
     <w:lvl w:ilvl="3" w:tplc="240A0001" w:tentative="1">
@@ -40777,7 +40692,7 @@
         <w:ind w:left="2880" w:hanging="360"/>
       </w:pPr>
       <w:rPr>
-        <w:rFonts w:hint="default" w:ascii="Symbol" w:hAnsi="Symbol"/>
+        <w:rFonts w:ascii="Symbol" w:hAnsi="Symbol" w:hint="default"/>
       </w:rPr>
     </w:lvl>
     <w:lvl w:ilvl="4" w:tplc="240A0003" w:tentative="1">
@@ -40789,7 +40704,7 @@
         <w:ind w:left="3600" w:hanging="360"/>
       </w:pPr>
       <w:rPr>
-        <w:rFonts w:hint="default" w:ascii="Courier New" w:hAnsi="Courier New" w:cs="Courier New"/>
+        <w:rFonts w:ascii="Courier New" w:hAnsi="Courier New" w:cs="Courier New" w:hint="default"/>
       </w:rPr>
     </w:lvl>
     <w:lvl w:ilvl="5" w:tplc="240A0005" w:tentative="1">
@@ -40801,7 +40716,7 @@
         <w:ind w:left="4320" w:hanging="360"/>
       </w:pPr>
       <w:rPr>
-        <w:rFonts w:hint="default" w:ascii="Wingdings" w:hAnsi="Wingdings"/>
+        <w:rFonts w:ascii="Wingdings" w:hAnsi="Wingdings" w:hint="default"/>
       </w:rPr>
     </w:lvl>
     <w:lvl w:ilvl="6" w:tplc="240A0001" w:tentative="1">
@@ -40813,7 +40728,7 @@
         <w:ind w:left="5040" w:hanging="360"/>
       </w:pPr>
       <w:rPr>
-        <w:rFonts w:hint="default" w:ascii="Symbol" w:hAnsi="Symbol"/>
+        <w:rFonts w:ascii="Symbol" w:hAnsi="Symbol" w:hint="default"/>
       </w:rPr>
     </w:lvl>
     <w:lvl w:ilvl="7" w:tplc="240A0003" w:tentative="1">
@@ -40825,7 +40740,7 @@
         <w:ind w:left="5760" w:hanging="360"/>
       </w:pPr>
       <w:rPr>
-        <w:rFonts w:hint="default" w:ascii="Courier New" w:hAnsi="Courier New" w:cs="Courier New"/>
+        <w:rFonts w:ascii="Courier New" w:hAnsi="Courier New" w:cs="Courier New" w:hint="default"/>
       </w:rPr>
     </w:lvl>
     <w:lvl w:ilvl="8" w:tplc="240A0005" w:tentative="1">
@@ -40837,7 +40752,7 @@
         <w:ind w:left="6480" w:hanging="360"/>
       </w:pPr>
       <w:rPr>
-        <w:rFonts w:hint="default" w:ascii="Wingdings" w:hAnsi="Wingdings"/>
+        <w:rFonts w:ascii="Wingdings" w:hAnsi="Wingdings" w:hint="default"/>
       </w:rPr>
     </w:lvl>
   </w:abstractNum>
@@ -40854,7 +40769,7 @@
         <w:ind w:left="720" w:hanging="360"/>
       </w:pPr>
       <w:rPr>
-        <w:rFonts w:hint="default" w:ascii="Wingdings" w:hAnsi="Wingdings"/>
+        <w:rFonts w:ascii="Wingdings" w:hAnsi="Wingdings" w:hint="default"/>
       </w:rPr>
     </w:lvl>
     <w:lvl w:ilvl="1" w:tplc="240A0003" w:tentative="1">
@@ -40866,7 +40781,7 @@
         <w:ind w:left="1440" w:hanging="360"/>
       </w:pPr>
       <w:rPr>
-        <w:rFonts w:hint="default" w:ascii="Courier New" w:hAnsi="Courier New" w:cs="Courier New"/>
+        <w:rFonts w:ascii="Courier New" w:hAnsi="Courier New" w:cs="Courier New" w:hint="default"/>
       </w:rPr>
     </w:lvl>
     <w:lvl w:ilvl="2" w:tplc="240A0005" w:tentative="1">
@@ -40878,7 +40793,7 @@
         <w:ind w:left="2160" w:hanging="360"/>
       </w:pPr>
       <w:rPr>
-        <w:rFonts w:hint="default" w:ascii="Wingdings" w:hAnsi="Wingdings"/>
+        <w:rFonts w:ascii="Wingdings" w:hAnsi="Wingdings" w:hint="default"/>
       </w:rPr>
     </w:lvl>
     <w:lvl w:ilvl="3" w:tplc="240A0001" w:tentative="1">
@@ -40890,7 +40805,7 @@
         <w:ind w:left="2880" w:hanging="360"/>
       </w:pPr>
       <w:rPr>
-        <w:rFonts w:hint="default" w:ascii="Symbol" w:hAnsi="Symbol"/>
+        <w:rFonts w:ascii="Symbol" w:hAnsi="Symbol" w:hint="default"/>
       </w:rPr>
     </w:lvl>
     <w:lvl w:ilvl="4" w:tplc="240A0003" w:tentative="1">
@@ -40902,7 +40817,7 @@
         <w:ind w:left="3600" w:hanging="360"/>
       </w:pPr>
       <w:rPr>
-        <w:rFonts w:hint="default" w:ascii="Courier New" w:hAnsi="Courier New" w:cs="Courier New"/>
+        <w:rFonts w:ascii="Courier New" w:hAnsi="Courier New" w:cs="Courier New" w:hint="default"/>
       </w:rPr>
     </w:lvl>
     <w:lvl w:ilvl="5" w:tplc="240A0005" w:tentative="1">
@@ -40914,7 +40829,7 @@
         <w:ind w:left="4320" w:hanging="360"/>
       </w:pPr>
       <w:rPr>
-        <w:rFonts w:hint="default" w:ascii="Wingdings" w:hAnsi="Wingdings"/>
+        <w:rFonts w:ascii="Wingdings" w:hAnsi="Wingdings" w:hint="default"/>
       </w:rPr>
     </w:lvl>
     <w:lvl w:ilvl="6" w:tplc="240A0001" w:tentative="1">
@@ -40926,7 +40841,7 @@
         <w:ind w:left="5040" w:hanging="360"/>
       </w:pPr>
       <w:rPr>
-        <w:rFonts w:hint="default" w:ascii="Symbol" w:hAnsi="Symbol"/>
+        <w:rFonts w:ascii="Symbol" w:hAnsi="Symbol" w:hint="default"/>
       </w:rPr>
     </w:lvl>
     <w:lvl w:ilvl="7" w:tplc="240A0003" w:tentative="1">
@@ -40938,7 +40853,7 @@
         <w:ind w:left="5760" w:hanging="360"/>
       </w:pPr>
       <w:rPr>
-        <w:rFonts w:hint="default" w:ascii="Courier New" w:hAnsi="Courier New" w:cs="Courier New"/>
+        <w:rFonts w:ascii="Courier New" w:hAnsi="Courier New" w:cs="Courier New" w:hint="default"/>
       </w:rPr>
     </w:lvl>
     <w:lvl w:ilvl="8" w:tplc="240A0005" w:tentative="1">
@@ -40950,7 +40865,7 @@
         <w:ind w:left="6480" w:hanging="360"/>
       </w:pPr>
       <w:rPr>
-        <w:rFonts w:hint="default" w:ascii="Wingdings" w:hAnsi="Wingdings"/>
+        <w:rFonts w:ascii="Wingdings" w:hAnsi="Wingdings" w:hint="default"/>
       </w:rPr>
     </w:lvl>
   </w:abstractNum>
@@ -40967,7 +40882,7 @@
         <w:ind w:left="720" w:hanging="360"/>
       </w:pPr>
       <w:rPr>
-        <w:rFonts w:hint="default" w:ascii="Wingdings" w:hAnsi="Wingdings"/>
+        <w:rFonts w:ascii="Wingdings" w:hAnsi="Wingdings" w:hint="default"/>
       </w:rPr>
     </w:lvl>
     <w:lvl w:ilvl="1" w:tplc="240A0003" w:tentative="1">
@@ -40979,7 +40894,7 @@
         <w:ind w:left="1440" w:hanging="360"/>
       </w:pPr>
       <w:rPr>
-        <w:rFonts w:hint="default" w:ascii="Courier New" w:hAnsi="Courier New" w:cs="Courier New"/>
+        <w:rFonts w:ascii="Courier New" w:hAnsi="Courier New" w:cs="Courier New" w:hint="default"/>
       </w:rPr>
     </w:lvl>
     <w:lvl w:ilvl="2" w:tplc="240A0005" w:tentative="1">
@@ -40991,7 +40906,7 @@
         <w:ind w:left="2160" w:hanging="360"/>
       </w:pPr>
       <w:rPr>
-        <w:rFonts w:hint="default" w:ascii="Wingdings" w:hAnsi="Wingdings"/>
+        <w:rFonts w:ascii="Wingdings" w:hAnsi="Wingdings" w:hint="default"/>
       </w:rPr>
     </w:lvl>
     <w:lvl w:ilvl="3" w:tplc="240A0001" w:tentative="1">
@@ -41003,7 +40918,7 @@
         <w:ind w:left="2880" w:hanging="360"/>
       </w:pPr>
       <w:rPr>
-        <w:rFonts w:hint="default" w:ascii="Symbol" w:hAnsi="Symbol"/>
+        <w:rFonts w:ascii="Symbol" w:hAnsi="Symbol" w:hint="default"/>
       </w:rPr>
     </w:lvl>
     <w:lvl w:ilvl="4" w:tplc="240A0003" w:tentative="1">
@@ -41015,7 +40930,7 @@
         <w:ind w:left="3600" w:hanging="360"/>
       </w:pPr>
       <w:rPr>
-        <w:rFonts w:hint="default" w:ascii="Courier New" w:hAnsi="Courier New" w:cs="Courier New"/>
+        <w:rFonts w:ascii="Courier New" w:hAnsi="Courier New" w:cs="Courier New" w:hint="default"/>
       </w:rPr>
     </w:lvl>
     <w:lvl w:ilvl="5" w:tplc="240A0005" w:tentative="1">
@@ -41027,7 +40942,7 @@
         <w:ind w:left="4320" w:hanging="360"/>
       </w:pPr>
       <w:rPr>
-        <w:rFonts w:hint="default" w:ascii="Wingdings" w:hAnsi="Wingdings"/>
+        <w:rFonts w:ascii="Wingdings" w:hAnsi="Wingdings" w:hint="default"/>
       </w:rPr>
     </w:lvl>
     <w:lvl w:ilvl="6" w:tplc="240A0001" w:tentative="1">
@@ -41039,7 +40954,7 @@
         <w:ind w:left="5040" w:hanging="360"/>
       </w:pPr>
       <w:rPr>
-        <w:rFonts w:hint="default" w:ascii="Symbol" w:hAnsi="Symbol"/>
+        <w:rFonts w:ascii="Symbol" w:hAnsi="Symbol" w:hint="default"/>
       </w:rPr>
     </w:lvl>
     <w:lvl w:ilvl="7" w:tplc="240A0003" w:tentative="1">
@@ -41051,7 +40966,7 @@
         <w:ind w:left="5760" w:hanging="360"/>
       </w:pPr>
       <w:rPr>
-        <w:rFonts w:hint="default" w:ascii="Courier New" w:hAnsi="Courier New" w:cs="Courier New"/>
+        <w:rFonts w:ascii="Courier New" w:hAnsi="Courier New" w:cs="Courier New" w:hint="default"/>
       </w:rPr>
     </w:lvl>
     <w:lvl w:ilvl="8" w:tplc="240A0005" w:tentative="1">
@@ -41063,7 +40978,7 @@
         <w:ind w:left="6480" w:hanging="360"/>
       </w:pPr>
       <w:rPr>
-        <w:rFonts w:hint="default" w:ascii="Wingdings" w:hAnsi="Wingdings"/>
+        <w:rFonts w:ascii="Wingdings" w:hAnsi="Wingdings" w:hint="default"/>
       </w:rPr>
     </w:lvl>
   </w:abstractNum>
@@ -41080,7 +40995,7 @@
         <w:ind w:left="720" w:hanging="360"/>
       </w:pPr>
       <w:rPr>
-        <w:rFonts w:hint="default" w:ascii="Wingdings" w:hAnsi="Wingdings"/>
+        <w:rFonts w:ascii="Wingdings" w:hAnsi="Wingdings" w:hint="default"/>
       </w:rPr>
     </w:lvl>
     <w:lvl w:ilvl="1" w:tplc="240A0003" w:tentative="1">
@@ -41092,7 +41007,7 @@
         <w:ind w:left="1440" w:hanging="360"/>
       </w:pPr>
       <w:rPr>
-        <w:rFonts w:hint="default" w:ascii="Courier New" w:hAnsi="Courier New" w:cs="Courier New"/>
+        <w:rFonts w:ascii="Courier New" w:hAnsi="Courier New" w:cs="Courier New" w:hint="default"/>
       </w:rPr>
     </w:lvl>
     <w:lvl w:ilvl="2" w:tplc="240A0005" w:tentative="1">
@@ -41104,7 +41019,7 @@
         <w:ind w:left="2160" w:hanging="360"/>
       </w:pPr>
       <w:rPr>
-        <w:rFonts w:hint="default" w:ascii="Wingdings" w:hAnsi="Wingdings"/>
+        <w:rFonts w:ascii="Wingdings" w:hAnsi="Wingdings" w:hint="default"/>
       </w:rPr>
     </w:lvl>
     <w:lvl w:ilvl="3" w:tplc="240A0001" w:tentative="1">
@@ -41116,7 +41031,7 @@
         <w:ind w:left="2880" w:hanging="360"/>
       </w:pPr>
       <w:rPr>
-        <w:rFonts w:hint="default" w:ascii="Symbol" w:hAnsi="Symbol"/>
+        <w:rFonts w:ascii="Symbol" w:hAnsi="Symbol" w:hint="default"/>
       </w:rPr>
     </w:lvl>
     <w:lvl w:ilvl="4" w:tplc="240A0003" w:tentative="1">
@@ -41128,7 +41043,7 @@
         <w:ind w:left="3600" w:hanging="360"/>
       </w:pPr>
       <w:rPr>
-        <w:rFonts w:hint="default" w:ascii="Courier New" w:hAnsi="Courier New" w:cs="Courier New"/>
+        <w:rFonts w:ascii="Courier New" w:hAnsi="Courier New" w:cs="Courier New" w:hint="default"/>
       </w:rPr>
     </w:lvl>
     <w:lvl w:ilvl="5" w:tplc="240A0005" w:tentative="1">
@@ -41140,7 +41055,7 @@
         <w:ind w:left="4320" w:hanging="360"/>
       </w:pPr>
       <w:rPr>
-        <w:rFonts w:hint="default" w:ascii="Wingdings" w:hAnsi="Wingdings"/>
+        <w:rFonts w:ascii="Wingdings" w:hAnsi="Wingdings" w:hint="default"/>
       </w:rPr>
     </w:lvl>
     <w:lvl w:ilvl="6" w:tplc="240A0001" w:tentative="1">
@@ -41152,7 +41067,7 @@
         <w:ind w:left="5040" w:hanging="360"/>
       </w:pPr>
       <w:rPr>
-        <w:rFonts w:hint="default" w:ascii="Symbol" w:hAnsi="Symbol"/>
+        <w:rFonts w:ascii="Symbol" w:hAnsi="Symbol" w:hint="default"/>
       </w:rPr>
     </w:lvl>
     <w:lvl w:ilvl="7" w:tplc="240A0003" w:tentative="1">
@@ -41164,7 +41079,7 @@
         <w:ind w:left="5760" w:hanging="360"/>
       </w:pPr>
       <w:rPr>
-        <w:rFonts w:hint="default" w:ascii="Courier New" w:hAnsi="Courier New" w:cs="Courier New"/>
+        <w:rFonts w:ascii="Courier New" w:hAnsi="Courier New" w:cs="Courier New" w:hint="default"/>
       </w:rPr>
     </w:lvl>
     <w:lvl w:ilvl="8" w:tplc="240A0005" w:tentative="1">
@@ -41176,7 +41091,7 @@
         <w:ind w:left="6480" w:hanging="360"/>
       </w:pPr>
       <w:rPr>
-        <w:rFonts w:hint="default" w:ascii="Wingdings" w:hAnsi="Wingdings"/>
+        <w:rFonts w:ascii="Wingdings" w:hAnsi="Wingdings" w:hint="default"/>
       </w:rPr>
     </w:lvl>
   </w:abstractNum>
@@ -41193,7 +41108,7 @@
         <w:ind w:left="720" w:hanging="360"/>
       </w:pPr>
       <w:rPr>
-        <w:rFonts w:hint="default" w:ascii="Wingdings" w:hAnsi="Wingdings"/>
+        <w:rFonts w:ascii="Wingdings" w:hAnsi="Wingdings" w:hint="default"/>
       </w:rPr>
     </w:lvl>
     <w:lvl w:ilvl="1" w:tplc="240A0003" w:tentative="1">
@@ -41205,7 +41120,7 @@
         <w:ind w:left="1440" w:hanging="360"/>
       </w:pPr>
       <w:rPr>
-        <w:rFonts w:hint="default" w:ascii="Courier New" w:hAnsi="Courier New" w:cs="Courier New"/>
+        <w:rFonts w:ascii="Courier New" w:hAnsi="Courier New" w:cs="Courier New" w:hint="default"/>
       </w:rPr>
     </w:lvl>
     <w:lvl w:ilvl="2" w:tplc="240A0005" w:tentative="1">
@@ -41217,7 +41132,7 @@
         <w:ind w:left="2160" w:hanging="360"/>
       </w:pPr>
       <w:rPr>
-        <w:rFonts w:hint="default" w:ascii="Wingdings" w:hAnsi="Wingdings"/>
+        <w:rFonts w:ascii="Wingdings" w:hAnsi="Wingdings" w:hint="default"/>
       </w:rPr>
     </w:lvl>
     <w:lvl w:ilvl="3" w:tplc="240A0001" w:tentative="1">
@@ -41229,7 +41144,7 @@
         <w:ind w:left="2880" w:hanging="360"/>
       </w:pPr>
       <w:rPr>
-        <w:rFonts w:hint="default" w:ascii="Symbol" w:hAnsi="Symbol"/>
+        <w:rFonts w:ascii="Symbol" w:hAnsi="Symbol" w:hint="default"/>
       </w:rPr>
     </w:lvl>
     <w:lvl w:ilvl="4" w:tplc="240A0003" w:tentative="1">
@@ -41241,7 +41156,7 @@
         <w:ind w:left="3600" w:hanging="360"/>
       </w:pPr>
       <w:rPr>
-        <w:rFonts w:hint="default" w:ascii="Courier New" w:hAnsi="Courier New" w:cs="Courier New"/>
+        <w:rFonts w:ascii="Courier New" w:hAnsi="Courier New" w:cs="Courier New" w:hint="default"/>
       </w:rPr>
     </w:lvl>
     <w:lvl w:ilvl="5" w:tplc="240A0005" w:tentative="1">
@@ -41253,7 +41168,7 @@
         <w:ind w:left="4320" w:hanging="360"/>
       </w:pPr>
       <w:rPr>
-        <w:rFonts w:hint="default" w:ascii="Wingdings" w:hAnsi="Wingdings"/>
+        <w:rFonts w:ascii="Wingdings" w:hAnsi="Wingdings" w:hint="default"/>
       </w:rPr>
     </w:lvl>
     <w:lvl w:ilvl="6" w:tplc="240A0001" w:tentative="1">
@@ -41265,7 +41180,7 @@
         <w:ind w:left="5040" w:hanging="360"/>
       </w:pPr>
       <w:rPr>
-        <w:rFonts w:hint="default" w:ascii="Symbol" w:hAnsi="Symbol"/>
+        <w:rFonts w:ascii="Symbol" w:hAnsi="Symbol" w:hint="default"/>
       </w:rPr>
     </w:lvl>
     <w:lvl w:ilvl="7" w:tplc="240A0003" w:tentative="1">
@@ -41277,7 +41192,7 @@
         <w:ind w:left="5760" w:hanging="360"/>
       </w:pPr>
       <w:rPr>
-        <w:rFonts w:hint="default" w:ascii="Courier New" w:hAnsi="Courier New" w:cs="Courier New"/>
+        <w:rFonts w:ascii="Courier New" w:hAnsi="Courier New" w:cs="Courier New" w:hint="default"/>
       </w:rPr>
     </w:lvl>
     <w:lvl w:ilvl="8" w:tplc="240A0005" w:tentative="1">
@@ -41289,7 +41204,7 @@
         <w:ind w:left="6480" w:hanging="360"/>
       </w:pPr>
       <w:rPr>
-        <w:rFonts w:hint="default" w:ascii="Wingdings" w:hAnsi="Wingdings"/>
+        <w:rFonts w:ascii="Wingdings" w:hAnsi="Wingdings" w:hint="default"/>
       </w:rPr>
     </w:lvl>
   </w:abstractNum>
@@ -41306,7 +41221,7 @@
         <w:ind w:left="720" w:hanging="360"/>
       </w:pPr>
       <w:rPr>
-        <w:rFonts w:hint="default" w:ascii="Wingdings" w:hAnsi="Wingdings"/>
+        <w:rFonts w:ascii="Wingdings" w:hAnsi="Wingdings" w:hint="default"/>
       </w:rPr>
     </w:lvl>
     <w:lvl w:ilvl="1" w:tplc="240A0003" w:tentative="1">
@@ -41318,7 +41233,7 @@
         <w:ind w:left="1440" w:hanging="360"/>
       </w:pPr>
       <w:rPr>
-        <w:rFonts w:hint="default" w:ascii="Courier New" w:hAnsi="Courier New" w:cs="Courier New"/>
+        <w:rFonts w:ascii="Courier New" w:hAnsi="Courier New" w:cs="Courier New" w:hint="default"/>
       </w:rPr>
     </w:lvl>
     <w:lvl w:ilvl="2" w:tplc="240A0005" w:tentative="1">
@@ -41330,7 +41245,7 @@
         <w:ind w:left="2160" w:hanging="360"/>
       </w:pPr>
       <w:rPr>
-        <w:rFonts w:hint="default" w:ascii="Wingdings" w:hAnsi="Wingdings"/>
+        <w:rFonts w:ascii="Wingdings" w:hAnsi="Wingdings" w:hint="default"/>
       </w:rPr>
     </w:lvl>
     <w:lvl w:ilvl="3" w:tplc="240A0001" w:tentative="1">
@@ -41342,7 +41257,7 @@
         <w:ind w:left="2880" w:hanging="360"/>
       </w:pPr>
       <w:rPr>
-        <w:rFonts w:hint="default" w:ascii="Symbol" w:hAnsi="Symbol"/>
+        <w:rFonts w:ascii="Symbol" w:hAnsi="Symbol" w:hint="default"/>
       </w:rPr>
     </w:lvl>
     <w:lvl w:ilvl="4" w:tplc="240A0003" w:tentative="1">
@@ -41354,7 +41269,7 @@
         <w:ind w:left="3600" w:hanging="360"/>
       </w:pPr>
       <w:rPr>
-        <w:rFonts w:hint="default" w:ascii="Courier New" w:hAnsi="Courier New" w:cs="Courier New"/>
+        <w:rFonts w:ascii="Courier New" w:hAnsi="Courier New" w:cs="Courier New" w:hint="default"/>
       </w:rPr>
     </w:lvl>
     <w:lvl w:ilvl="5" w:tplc="240A0005" w:tentative="1">
@@ -41366,7 +41281,7 @@
         <w:ind w:left="4320" w:hanging="360"/>
       </w:pPr>
       <w:rPr>
-        <w:rFonts w:hint="default" w:ascii="Wingdings" w:hAnsi="Wingdings"/>
+        <w:rFonts w:ascii="Wingdings" w:hAnsi="Wingdings" w:hint="default"/>
       </w:rPr>
     </w:lvl>
     <w:lvl w:ilvl="6" w:tplc="240A0001" w:tentative="1">
@@ -41378,7 +41293,7 @@
         <w:ind w:left="5040" w:hanging="360"/>
       </w:pPr>
       <w:rPr>
-        <w:rFonts w:hint="default" w:ascii="Symbol" w:hAnsi="Symbol"/>
+        <w:rFonts w:ascii="Symbol" w:hAnsi="Symbol" w:hint="default"/>
       </w:rPr>
     </w:lvl>
     <w:lvl w:ilvl="7" w:tplc="240A0003" w:tentative="1">
@@ -41390,7 +41305,7 @@
         <w:ind w:left="5760" w:hanging="360"/>
       </w:pPr>
       <w:rPr>
-        <w:rFonts w:hint="default" w:ascii="Courier New" w:hAnsi="Courier New" w:cs="Courier New"/>
+        <w:rFonts w:ascii="Courier New" w:hAnsi="Courier New" w:cs="Courier New" w:hint="default"/>
       </w:rPr>
     </w:lvl>
     <w:lvl w:ilvl="8" w:tplc="240A0005" w:tentative="1">
@@ -41402,7 +41317,7 @@
         <w:ind w:left="6480" w:hanging="360"/>
       </w:pPr>
       <w:rPr>
-        <w:rFonts w:hint="default" w:ascii="Wingdings" w:hAnsi="Wingdings"/>
+        <w:rFonts w:ascii="Wingdings" w:hAnsi="Wingdings" w:hint="default"/>
       </w:rPr>
     </w:lvl>
   </w:abstractNum>
@@ -41419,7 +41334,7 @@
         <w:ind w:left="720" w:hanging="360"/>
       </w:pPr>
       <w:rPr>
-        <w:rFonts w:hint="default" w:ascii="Wingdings" w:hAnsi="Wingdings"/>
+        <w:rFonts w:ascii="Wingdings" w:hAnsi="Wingdings" w:hint="default"/>
       </w:rPr>
     </w:lvl>
     <w:lvl w:ilvl="1" w:tplc="240A0003" w:tentative="1">
@@ -41431,7 +41346,7 @@
         <w:ind w:left="1440" w:hanging="360"/>
       </w:pPr>
       <w:rPr>
-        <w:rFonts w:hint="default" w:ascii="Courier New" w:hAnsi="Courier New" w:cs="Courier New"/>
+        <w:rFonts w:ascii="Courier New" w:hAnsi="Courier New" w:cs="Courier New" w:hint="default"/>
       </w:rPr>
     </w:lvl>
     <w:lvl w:ilvl="2" w:tplc="240A0005" w:tentative="1">
@@ -41443,7 +41358,7 @@
         <w:ind w:left="2160" w:hanging="360"/>
       </w:pPr>
       <w:rPr>
-        <w:rFonts w:hint="default" w:ascii="Wingdings" w:hAnsi="Wingdings"/>
+        <w:rFonts w:ascii="Wingdings" w:hAnsi="Wingdings" w:hint="default"/>
       </w:rPr>
     </w:lvl>
     <w:lvl w:ilvl="3" w:tplc="240A0001" w:tentative="1">
@@ -41455,7 +41370,7 @@
         <w:ind w:left="2880" w:hanging="360"/>
       </w:pPr>
       <w:rPr>
-        <w:rFonts w:hint="default" w:ascii="Symbol" w:hAnsi="Symbol"/>
+        <w:rFonts w:ascii="Symbol" w:hAnsi="Symbol" w:hint="default"/>
       </w:rPr>
     </w:lvl>
     <w:lvl w:ilvl="4" w:tplc="240A0003" w:tentative="1">
@@ -41467,7 +41382,7 @@
         <w:ind w:left="3600" w:hanging="360"/>
       </w:pPr>
       <w:rPr>
-        <w:rFonts w:hint="default" w:ascii="Courier New" w:hAnsi="Courier New" w:cs="Courier New"/>
+        <w:rFonts w:ascii="Courier New" w:hAnsi="Courier New" w:cs="Courier New" w:hint="default"/>
       </w:rPr>
     </w:lvl>
     <w:lvl w:ilvl="5" w:tplc="240A0005" w:tentative="1">
@@ -41479,7 +41394,7 @@
         <w:ind w:left="4320" w:hanging="360"/>
       </w:pPr>
       <w:rPr>
-        <w:rFonts w:hint="default" w:ascii="Wingdings" w:hAnsi="Wingdings"/>
+        <w:rFonts w:ascii="Wingdings" w:hAnsi="Wingdings" w:hint="default"/>
       </w:rPr>
     </w:lvl>
     <w:lvl w:ilvl="6" w:tplc="240A0001" w:tentative="1">
@@ -41491,7 +41406,7 @@
         <w:ind w:left="5040" w:hanging="360"/>
       </w:pPr>
       <w:rPr>
-        <w:rFonts w:hint="default" w:ascii="Symbol" w:hAnsi="Symbol"/>
+        <w:rFonts w:ascii="Symbol" w:hAnsi="Symbol" w:hint="default"/>
       </w:rPr>
     </w:lvl>
     <w:lvl w:ilvl="7" w:tplc="240A0003" w:tentative="1">
@@ -41503,7 +41418,7 @@
         <w:ind w:left="5760" w:hanging="360"/>
       </w:pPr>
       <w:rPr>
-        <w:rFonts w:hint="default" w:ascii="Courier New" w:hAnsi="Courier New" w:cs="Courier New"/>
+        <w:rFonts w:ascii="Courier New" w:hAnsi="Courier New" w:cs="Courier New" w:hint="default"/>
       </w:rPr>
     </w:lvl>
     <w:lvl w:ilvl="8" w:tplc="240A0005" w:tentative="1">
@@ -41515,7 +41430,7 @@
         <w:ind w:left="6480" w:hanging="360"/>
       </w:pPr>
       <w:rPr>
-        <w:rFonts w:hint="default" w:ascii="Wingdings" w:hAnsi="Wingdings"/>
+        <w:rFonts w:ascii="Wingdings" w:hAnsi="Wingdings" w:hint="default"/>
       </w:rPr>
     </w:lvl>
   </w:abstractNum>
@@ -41641,7 +41556,7 @@
   <w:docDefaults>
     <w:rPrDefault>
       <w:rPr>
-        <w:rFonts w:ascii="Arial" w:hAnsi="Arial" w:eastAsia="Arial" w:cs="Arial"/>
+        <w:rFonts w:ascii="Arial" w:eastAsia="Arial" w:hAnsi="Arial" w:cs="Arial"/>
         <w:sz w:val="22"/>
         <w:szCs w:val="22"/>
         <w:lang w:val="es-CO" w:eastAsia="ja-JP" w:bidi="ar-SA"/>
@@ -41656,14 +41571,14 @@
   <w:latentStyles w:defLockedState="0" w:defUIPriority="99" w:defSemiHidden="0" w:defUnhideWhenUsed="0" w:defQFormat="0" w:count="376">
     <w:lsdException w:name="Normal" w:uiPriority="0" w:qFormat="1"/>
     <w:lsdException w:name="heading 1" w:uiPriority="9" w:qFormat="1"/>
-    <w:lsdException w:name="heading 2" w:uiPriority="9" w:semiHidden="1" w:unhideWhenUsed="1" w:qFormat="1"/>
-    <w:lsdException w:name="heading 3" w:uiPriority="9" w:semiHidden="1" w:unhideWhenUsed="1" w:qFormat="1"/>
-    <w:lsdException w:name="heading 4" w:uiPriority="9" w:semiHidden="1" w:unhideWhenUsed="1" w:qFormat="1"/>
-    <w:lsdException w:name="heading 5" w:uiPriority="9" w:semiHidden="1" w:unhideWhenUsed="1" w:qFormat="1"/>
-    <w:lsdException w:name="heading 6" w:uiPriority="9" w:semiHidden="1" w:unhideWhenUsed="1" w:qFormat="1"/>
-    <w:lsdException w:name="heading 7" w:uiPriority="9" w:semiHidden="1" w:unhideWhenUsed="1" w:qFormat="1"/>
-    <w:lsdException w:name="heading 8" w:uiPriority="9" w:semiHidden="1" w:unhideWhenUsed="1" w:qFormat="1"/>
-    <w:lsdException w:name="heading 9" w:uiPriority="9" w:semiHidden="1" w:unhideWhenUsed="1" w:qFormat="1"/>
+    <w:lsdException w:name="heading 2" w:semiHidden="1" w:uiPriority="9" w:unhideWhenUsed="1" w:qFormat="1"/>
+    <w:lsdException w:name="heading 3" w:semiHidden="1" w:uiPriority="9" w:unhideWhenUsed="1" w:qFormat="1"/>
+    <w:lsdException w:name="heading 4" w:semiHidden="1" w:uiPriority="9" w:unhideWhenUsed="1" w:qFormat="1"/>
+    <w:lsdException w:name="heading 5" w:semiHidden="1" w:uiPriority="9" w:unhideWhenUsed="1" w:qFormat="1"/>
+    <w:lsdException w:name="heading 6" w:semiHidden="1" w:uiPriority="9" w:unhideWhenUsed="1" w:qFormat="1"/>
+    <w:lsdException w:name="heading 7" w:semiHidden="1" w:uiPriority="9" w:unhideWhenUsed="1" w:qFormat="1"/>
+    <w:lsdException w:name="heading 8" w:semiHidden="1" w:uiPriority="9" w:unhideWhenUsed="1" w:qFormat="1"/>
+    <w:lsdException w:name="heading 9" w:semiHidden="1" w:uiPriority="9" w:unhideWhenUsed="1" w:qFormat="1"/>
     <w:lsdException w:name="index 1" w:semiHidden="1" w:unhideWhenUsed="1"/>
     <w:lsdException w:name="index 2" w:semiHidden="1" w:unhideWhenUsed="1"/>
     <w:lsdException w:name="index 3" w:semiHidden="1" w:unhideWhenUsed="1"/>
@@ -41673,22 +41588,22 @@
     <w:lsdException w:name="index 7" w:semiHidden="1" w:unhideWhenUsed="1"/>
     <w:lsdException w:name="index 8" w:semiHidden="1" w:unhideWhenUsed="1"/>
     <w:lsdException w:name="index 9" w:semiHidden="1" w:unhideWhenUsed="1"/>
-    <w:lsdException w:name="toc 1" w:uiPriority="39" w:semiHidden="1" w:unhideWhenUsed="1"/>
-    <w:lsdException w:name="toc 2" w:uiPriority="39" w:semiHidden="1" w:unhideWhenUsed="1"/>
-    <w:lsdException w:name="toc 3" w:uiPriority="39" w:semiHidden="1" w:unhideWhenUsed="1"/>
-    <w:lsdException w:name="toc 4" w:uiPriority="39" w:semiHidden="1" w:unhideWhenUsed="1"/>
-    <w:lsdException w:name="toc 5" w:uiPriority="39" w:semiHidden="1" w:unhideWhenUsed="1"/>
-    <w:lsdException w:name="toc 6" w:uiPriority="39" w:semiHidden="1" w:unhideWhenUsed="1"/>
-    <w:lsdException w:name="toc 7" w:uiPriority="39" w:semiHidden="1" w:unhideWhenUsed="1"/>
-    <w:lsdException w:name="toc 8" w:uiPriority="39" w:semiHidden="1" w:unhideWhenUsed="1"/>
-    <w:lsdException w:name="toc 9" w:uiPriority="39" w:semiHidden="1" w:unhideWhenUsed="1"/>
+    <w:lsdException w:name="toc 1" w:semiHidden="1" w:uiPriority="39" w:unhideWhenUsed="1"/>
+    <w:lsdException w:name="toc 2" w:semiHidden="1" w:uiPriority="39" w:unhideWhenUsed="1"/>
+    <w:lsdException w:name="toc 3" w:semiHidden="1" w:uiPriority="39" w:unhideWhenUsed="1"/>
+    <w:lsdException w:name="toc 4" w:semiHidden="1" w:uiPriority="39" w:unhideWhenUsed="1"/>
+    <w:lsdException w:name="toc 5" w:semiHidden="1" w:uiPriority="39" w:unhideWhenUsed="1"/>
+    <w:lsdException w:name="toc 6" w:semiHidden="1" w:uiPriority="39" w:unhideWhenUsed="1"/>
+    <w:lsdException w:name="toc 7" w:semiHidden="1" w:uiPriority="39" w:unhideWhenUsed="1"/>
+    <w:lsdException w:name="toc 8" w:semiHidden="1" w:uiPriority="39" w:unhideWhenUsed="1"/>
+    <w:lsdException w:name="toc 9" w:semiHidden="1" w:uiPriority="39" w:unhideWhenUsed="1"/>
     <w:lsdException w:name="Normal Indent" w:semiHidden="1" w:unhideWhenUsed="1"/>
     <w:lsdException w:name="footnote text" w:semiHidden="1" w:unhideWhenUsed="1"/>
     <w:lsdException w:name="annotation text" w:semiHidden="1" w:unhideWhenUsed="1"/>
     <w:lsdException w:name="header" w:semiHidden="1" w:unhideWhenUsed="1"/>
     <w:lsdException w:name="footer" w:semiHidden="1" w:unhideWhenUsed="1"/>
     <w:lsdException w:name="index heading" w:semiHidden="1" w:unhideWhenUsed="1"/>
-    <w:lsdException w:name="caption" w:uiPriority="35" w:semiHidden="1" w:unhideWhenUsed="1" w:qFormat="1"/>
+    <w:lsdException w:name="caption" w:semiHidden="1" w:uiPriority="35" w:unhideWhenUsed="1" w:qFormat="1"/>
     <w:lsdException w:name="table of figures" w:semiHidden="1" w:unhideWhenUsed="1"/>
     <w:lsdException w:name="envelope address" w:semiHidden="1" w:unhideWhenUsed="1"/>
     <w:lsdException w:name="envelope return" w:semiHidden="1" w:unhideWhenUsed="1"/>
@@ -41719,7 +41634,7 @@
     <w:lsdException w:name="Title" w:uiPriority="10" w:qFormat="1"/>
     <w:lsdException w:name="Closing" w:semiHidden="1" w:unhideWhenUsed="1"/>
     <w:lsdException w:name="Signature" w:semiHidden="1" w:unhideWhenUsed="1"/>
-    <w:lsdException w:name="Default Paragraph Font" w:uiPriority="1" w:semiHidden="1" w:unhideWhenUsed="1"/>
+    <w:lsdException w:name="Default Paragraph Font" w:semiHidden="1" w:uiPriority="1" w:unhideWhenUsed="1"/>
     <w:lsdException w:name="Body Text" w:semiHidden="1" w:unhideWhenUsed="1"/>
     <w:lsdException w:name="Body Text Indent" w:semiHidden="1" w:unhideWhenUsed="1"/>
     <w:lsdException w:name="List Continue" w:semiHidden="1" w:unhideWhenUsed="1"/>
@@ -41919,8 +41834,8 @@
     <w:lsdException w:name="Subtle Reference" w:uiPriority="31" w:qFormat="1"/>
     <w:lsdException w:name="Intense Reference" w:uiPriority="32" w:qFormat="1"/>
     <w:lsdException w:name="Book Title" w:uiPriority="33" w:qFormat="1"/>
-    <w:lsdException w:name="Bibliography" w:uiPriority="37" w:semiHidden="1" w:unhideWhenUsed="1"/>
-    <w:lsdException w:name="TOC Heading" w:uiPriority="39" w:semiHidden="1" w:unhideWhenUsed="1" w:qFormat="1"/>
+    <w:lsdException w:name="Bibliography" w:semiHidden="1" w:uiPriority="37" w:unhideWhenUsed="1"/>
+    <w:lsdException w:name="TOC Heading" w:semiHidden="1" w:uiPriority="39" w:unhideWhenUsed="1" w:qFormat="1"/>
     <w:lsdException w:name="Plain Table 1" w:uiPriority="41"/>
     <w:lsdException w:name="Plain Table 2" w:uiPriority="42"/>
     <w:lsdException w:name="Plain Table 3" w:uiPriority="43"/>
@@ -42031,7 +41946,7 @@
     <w:lsdException w:name="Unresolved Mention" w:semiHidden="1" w:unhideWhenUsed="1"/>
     <w:lsdException w:name="Smart Link" w:semiHidden="1" w:unhideWhenUsed="1"/>
   </w:latentStyles>
-  <w:style w:type="paragraph" w:styleId="Normal" w:default="1">
+  <w:style w:type="paragraph" w:default="1" w:styleId="Normal">
     <w:name w:val="Normal"/>
     <w:qFormat/>
   </w:style>
@@ -42147,13 +42062,13 @@
       <w:color w:val="666666"/>
     </w:rPr>
   </w:style>
-  <w:style w:type="character" w:styleId="Fuentedeprrafopredeter" w:default="1">
+  <w:style w:type="character" w:default="1" w:styleId="Fuentedeprrafopredeter">
     <w:name w:val="Default Paragraph Font"/>
     <w:uiPriority w:val="1"/>
     <w:semiHidden/>
     <w:unhideWhenUsed/>
   </w:style>
-  <w:style w:type="table" w:styleId="Tablanormal" w:default="1">
+  <w:style w:type="table" w:default="1" w:styleId="Tablanormal">
     <w:name w:val="Normal Table"/>
     <w:uiPriority w:val="99"/>
     <w:semiHidden/>
@@ -42168,7 +42083,7 @@
       </w:tblCellMar>
     </w:tblPr>
   </w:style>
-  <w:style w:type="numbering" w:styleId="Sinlista" w:default="1">
+  <w:style w:type="numbering" w:default="1" w:styleId="Sinlista">
     <w:name w:val="No List"/>
     <w:uiPriority w:val="99"/>
     <w:semiHidden/>
@@ -42190,11 +42105,11 @@
       <w:szCs w:val="52"/>
     </w:rPr>
   </w:style>
-  <w:style w:type="paragraph" w:styleId="Normal0" w:customStyle="1">
+  <w:style w:type="paragraph" w:customStyle="1" w:styleId="Normal0">
     <w:name w:val="Normal0"/>
     <w:qFormat/>
   </w:style>
-  <w:style w:type="paragraph" w:styleId="heading10" w:customStyle="1">
+  <w:style w:type="paragraph" w:customStyle="1" w:styleId="heading10">
     <w:name w:val="heading 10"/>
     <w:basedOn w:val="Normal0"/>
     <w:next w:val="Normal0"/>
@@ -42211,7 +42126,7 @@
       <w:szCs w:val="40"/>
     </w:rPr>
   </w:style>
-  <w:style w:type="paragraph" w:styleId="heading20" w:customStyle="1">
+  <w:style w:type="paragraph" w:customStyle="1" w:styleId="heading20">
     <w:name w:val="heading 20"/>
     <w:basedOn w:val="Normal0"/>
     <w:next w:val="Normal0"/>
@@ -42230,7 +42145,7 @@
       <w:szCs w:val="32"/>
     </w:rPr>
   </w:style>
-  <w:style w:type="paragraph" w:styleId="heading30" w:customStyle="1">
+  <w:style w:type="paragraph" w:customStyle="1" w:styleId="heading30">
     <w:name w:val="heading 30"/>
     <w:basedOn w:val="Normal0"/>
     <w:next w:val="Normal0"/>
@@ -42250,7 +42165,7 @@
       <w:szCs w:val="28"/>
     </w:rPr>
   </w:style>
-  <w:style w:type="paragraph" w:styleId="heading40" w:customStyle="1">
+  <w:style w:type="paragraph" w:customStyle="1" w:styleId="heading40">
     <w:name w:val="heading 40"/>
     <w:basedOn w:val="Normal0"/>
     <w:next w:val="Normal0"/>
@@ -42270,7 +42185,7 @@
       <w:szCs w:val="24"/>
     </w:rPr>
   </w:style>
-  <w:style w:type="paragraph" w:styleId="heading50" w:customStyle="1">
+  <w:style w:type="paragraph" w:customStyle="1" w:styleId="heading50">
     <w:name w:val="heading 50"/>
     <w:basedOn w:val="Normal0"/>
     <w:next w:val="Normal0"/>
@@ -42288,7 +42203,7 @@
       <w:color w:val="666666"/>
     </w:rPr>
   </w:style>
-  <w:style w:type="paragraph" w:styleId="heading60" w:customStyle="1">
+  <w:style w:type="paragraph" w:customStyle="1" w:styleId="heading60">
     <w:name w:val="heading 60"/>
     <w:basedOn w:val="Normal0"/>
     <w:next w:val="Normal0"/>
@@ -42307,7 +42222,7 @@
       <w:color w:val="666666"/>
     </w:rPr>
   </w:style>
-  <w:style w:type="table" w:styleId="NormalTable0" w:customStyle="1">
+  <w:style w:type="table" w:customStyle="1" w:styleId="NormalTable0">
     <w:name w:val="Normal Table0"/>
     <w:uiPriority w:val="99"/>
     <w:semiHidden/>
@@ -42322,7 +42237,7 @@
       </w:tblCellMar>
     </w:tblPr>
   </w:style>
-  <w:style w:type="table" w:styleId="NormalTable1" w:customStyle="1">
+  <w:style w:type="table" w:customStyle="1" w:styleId="NormalTable1">
     <w:name w:val="Normal Table1"/>
     <w:tblPr>
       <w:tblCellMar>
@@ -42333,7 +42248,7 @@
       </w:tblCellMar>
     </w:tblPr>
   </w:style>
-  <w:style w:type="paragraph" w:styleId="Title0" w:customStyle="1">
+  <w:style w:type="paragraph" w:customStyle="1" w:styleId="Title0">
     <w:name w:val="Title0"/>
     <w:basedOn w:val="Normal0"/>
     <w:next w:val="Normal0"/>
@@ -42349,7 +42264,7 @@
       <w:szCs w:val="52"/>
     </w:rPr>
   </w:style>
-  <w:style w:type="table" w:styleId="TableNormal" w:customStyle="1">
+  <w:style w:type="table" w:customStyle="1" w:styleId="TableNormal">
     <w:name w:val="Table Normal"/>
     <w:tblPr>
       <w:tblCellMar>
@@ -42377,7 +42292,7 @@
       <w:szCs w:val="30"/>
     </w:rPr>
   </w:style>
-  <w:style w:type="table" w:styleId="32" w:customStyle="1">
+  <w:style w:type="table" w:customStyle="1" w:styleId="32">
     <w:name w:val="32"/>
     <w:basedOn w:val="NormalTable0"/>
     <w:tblPr>
@@ -42391,7 +42306,7 @@
       </w:tblCellMar>
     </w:tblPr>
   </w:style>
-  <w:style w:type="table" w:styleId="31" w:customStyle="1">
+  <w:style w:type="table" w:customStyle="1" w:styleId="31">
     <w:name w:val="31"/>
     <w:basedOn w:val="NormalTable0"/>
     <w:tblPr>
@@ -42405,7 +42320,7 @@
       </w:tblCellMar>
     </w:tblPr>
   </w:style>
-  <w:style w:type="table" w:styleId="30" w:customStyle="1">
+  <w:style w:type="table" w:customStyle="1" w:styleId="30">
     <w:name w:val="30"/>
     <w:basedOn w:val="NormalTable0"/>
     <w:tblPr>
@@ -42429,12 +42344,12 @@
     </w:pPr>
     <w:tblPr>
       <w:tblBorders>
-        <w:top w:val="single" w:color="auto" w:sz="4" w:space="0"/>
-        <w:left w:val="single" w:color="auto" w:sz="4" w:space="0"/>
-        <w:bottom w:val="single" w:color="auto" w:sz="4" w:space="0"/>
-        <w:right w:val="single" w:color="auto" w:sz="4" w:space="0"/>
-        <w:insideH w:val="single" w:color="auto" w:sz="4" w:space="0"/>
-        <w:insideV w:val="single" w:color="auto" w:sz="4" w:space="0"/>
+        <w:top w:val="single" w:sz="4" w:space="0" w:color="auto"/>
+        <w:left w:val="single" w:sz="4" w:space="0" w:color="auto"/>
+        <w:bottom w:val="single" w:sz="4" w:space="0" w:color="auto"/>
+        <w:right w:val="single" w:sz="4" w:space="0" w:color="auto"/>
+        <w:insideH w:val="single" w:sz="4" w:space="0" w:color="auto"/>
+        <w:insideV w:val="single" w:sz="4" w:space="0" w:color="auto"/>
       </w:tblBorders>
     </w:tblPr>
   </w:style>
@@ -42453,7 +42368,7 @@
       <w:spacing w:line="240" w:lineRule="auto"/>
     </w:pPr>
   </w:style>
-  <w:style w:type="character" w:styleId="EncabezadoCar" w:customStyle="1">
+  <w:style w:type="character" w:customStyle="1" w:styleId="EncabezadoCar">
     <w:name w:val="Encabezado Car"/>
     <w:basedOn w:val="Fuentedeprrafopredeter"/>
     <w:link w:val="Encabezado"/>
@@ -42475,7 +42390,7 @@
       <w:spacing w:line="240" w:lineRule="auto"/>
     </w:pPr>
   </w:style>
-  <w:style w:type="character" w:styleId="PiedepginaCar" w:customStyle="1">
+  <w:style w:type="character" w:customStyle="1" w:styleId="PiedepginaCar">
     <w:name w:val="Pie de página Car"/>
     <w:basedOn w:val="Fuentedeprrafopredeter"/>
     <w:link w:val="Piedepgina"/>
@@ -42492,12 +42407,12 @@
       <w:spacing w:before="100" w:beforeAutospacing="1" w:after="100" w:afterAutospacing="1" w:line="240" w:lineRule="auto"/>
     </w:pPr>
     <w:rPr>
-      <w:rFonts w:ascii="Times New Roman" w:hAnsi="Times New Roman" w:eastAsia="Times New Roman" w:cs="Times New Roman"/>
+      <w:rFonts w:ascii="Times New Roman" w:eastAsia="Times New Roman" w:hAnsi="Times New Roman" w:cs="Times New Roman"/>
       <w:sz w:val="24"/>
       <w:szCs w:val="24"/>
     </w:rPr>
   </w:style>
-  <w:style w:type="character" w:styleId="Listavistosa-nfasis1Car" w:customStyle="1">
+  <w:style w:type="character" w:customStyle="1" w:styleId="Listavistosa-nfasis1Car">
     <w:name w:val="Lista vistosa - Énfasis 1 Car"/>
     <w:link w:val="Listavistosa-nfasis1"/>
     <w:uiPriority w:val="34"/>
@@ -42538,7 +42453,7 @@
       <w:tblPr/>
       <w:tcPr>
         <w:tcBorders>
-          <w:bottom w:val="single" w:color="FFFFFF" w:themeColor="background1" w:sz="12" w:space="0"/>
+          <w:bottom w:val="single" w:sz="12" w:space="0" w:color="FFFFFF" w:themeColor="background1"/>
         </w:tcBorders>
         <w:shd w:val="clear" w:color="auto" w:fill="9E3A38" w:themeFill="accent2" w:themeFillShade="CC"/>
       </w:tcPr>
@@ -42547,7 +42462,7 @@
       <w:tblPr/>
       <w:tcPr>
         <w:tcBorders>
-          <w:top w:val="single" w:color="000000" w:themeColor="text1" w:sz="12" w:space="0"/>
+          <w:top w:val="single" w:sz="12" w:space="0" w:color="000000" w:themeColor="text1"/>
         </w:tcBorders>
         <w:shd w:val="clear" w:color="auto" w:fill="FFFFFF" w:themeFill="background1"/>
       </w:tcPr>
@@ -42595,7 +42510,7 @@
       <w:u w:val="single"/>
     </w:rPr>
   </w:style>
-  <w:style w:type="character" w:styleId="Mencinsinresolver1" w:customStyle="1">
+  <w:style w:type="character" w:customStyle="1" w:styleId="Mencinsinresolver1">
     <w:name w:val="Mención sin resolver1"/>
     <w:basedOn w:val="Fuentedeprrafopredeter"/>
     <w:uiPriority w:val="99"/>
@@ -42636,7 +42551,7 @@
       <w:szCs w:val="18"/>
     </w:rPr>
   </w:style>
-  <w:style w:type="character" w:styleId="TextodegloboCar" w:customStyle="1">
+  <w:style w:type="character" w:customStyle="1" w:styleId="TextodegloboCar">
     <w:name w:val="Texto de globo Car"/>
     <w:basedOn w:val="Fuentedeprrafopredeter"/>
     <w:link w:val="Textodeglobo"/>
@@ -42676,7 +42591,7 @@
       <w:szCs w:val="20"/>
     </w:rPr>
   </w:style>
-  <w:style w:type="character" w:styleId="TextocomentarioCar" w:customStyle="1">
+  <w:style w:type="character" w:customStyle="1" w:styleId="TextocomentarioCar">
     <w:name w:val="Texto comentario Car"/>
     <w:basedOn w:val="Fuentedeprrafopredeter"/>
     <w:link w:val="Textocomentario"/>
@@ -42701,7 +42616,7 @@
       <w:bCs/>
     </w:rPr>
   </w:style>
-  <w:style w:type="character" w:styleId="AsuntodelcomentarioCar" w:customStyle="1">
+  <w:style w:type="character" w:customStyle="1" w:styleId="AsuntodelcomentarioCar">
     <w:name w:val="Asunto del comentario Car"/>
     <w:basedOn w:val="TextocomentarioCar"/>
     <w:link w:val="Asuntodelcomentario"/>
@@ -42715,7 +42630,7 @@
       <w:szCs w:val="20"/>
     </w:rPr>
   </w:style>
-  <w:style w:type="table" w:styleId="29" w:customStyle="1">
+  <w:style w:type="table" w:customStyle="1" w:styleId="29">
     <w:name w:val="29"/>
     <w:basedOn w:val="TableNormal"/>
     <w:pPr>
@@ -42738,7 +42653,7 @@
       <w:shd w:val="clear" w:color="auto" w:fill="EDF2F8"/>
     </w:tcPr>
   </w:style>
-  <w:style w:type="table" w:styleId="28" w:customStyle="1">
+  <w:style w:type="table" w:customStyle="1" w:styleId="28">
     <w:name w:val="28"/>
     <w:basedOn w:val="TableNormal"/>
     <w:pPr>
@@ -42761,7 +42676,7 @@
       <w:shd w:val="clear" w:color="auto" w:fill="EDF2F8"/>
     </w:tcPr>
   </w:style>
-  <w:style w:type="table" w:styleId="27" w:customStyle="1">
+  <w:style w:type="table" w:customStyle="1" w:styleId="27">
     <w:name w:val="27"/>
     <w:basedOn w:val="TableNormal"/>
     <w:pPr>
@@ -42784,7 +42699,7 @@
       <w:shd w:val="clear" w:color="auto" w:fill="EDF2F8"/>
     </w:tcPr>
   </w:style>
-  <w:style w:type="table" w:styleId="26" w:customStyle="1">
+  <w:style w:type="table" w:customStyle="1" w:styleId="26">
     <w:name w:val="26"/>
     <w:basedOn w:val="TableNormal"/>
     <w:pPr>
@@ -42807,7 +42722,7 @@
       <w:shd w:val="clear" w:color="auto" w:fill="EDF2F8"/>
     </w:tcPr>
   </w:style>
-  <w:style w:type="table" w:styleId="25" w:customStyle="1">
+  <w:style w:type="table" w:customStyle="1" w:styleId="25">
     <w:name w:val="25"/>
     <w:basedOn w:val="TableNormal"/>
     <w:tblPr>
@@ -42819,7 +42734,7 @@
       </w:tblCellMar>
     </w:tblPr>
   </w:style>
-  <w:style w:type="table" w:styleId="24" w:customStyle="1">
+  <w:style w:type="table" w:customStyle="1" w:styleId="24">
     <w:name w:val="24"/>
     <w:basedOn w:val="TableNormal"/>
     <w:tblPr>
@@ -42833,7 +42748,7 @@
       </w:tblCellMar>
     </w:tblPr>
   </w:style>
-  <w:style w:type="table" w:styleId="23" w:customStyle="1">
+  <w:style w:type="table" w:customStyle="1" w:styleId="23">
     <w:name w:val="23"/>
     <w:basedOn w:val="TableNormal"/>
     <w:tblPr>
@@ -42847,7 +42762,7 @@
       </w:tblCellMar>
     </w:tblPr>
   </w:style>
-  <w:style w:type="table" w:styleId="22" w:customStyle="1">
+  <w:style w:type="table" w:customStyle="1" w:styleId="22">
     <w:name w:val="22"/>
     <w:basedOn w:val="TableNormal"/>
     <w:tblPr>
@@ -42859,7 +42774,7 @@
       </w:tblCellMar>
     </w:tblPr>
   </w:style>
-  <w:style w:type="table" w:styleId="21" w:customStyle="1">
+  <w:style w:type="table" w:customStyle="1" w:styleId="21">
     <w:name w:val="21"/>
     <w:basedOn w:val="TableNormal"/>
     <w:tblPr>
@@ -42871,7 +42786,7 @@
       </w:tblCellMar>
     </w:tblPr>
   </w:style>
-  <w:style w:type="table" w:styleId="20" w:customStyle="1">
+  <w:style w:type="table" w:customStyle="1" w:styleId="20">
     <w:name w:val="20"/>
     <w:basedOn w:val="TableNormal"/>
     <w:pPr>
@@ -42894,7 +42809,7 @@
       <w:shd w:val="clear" w:color="auto" w:fill="EDF2F8"/>
     </w:tcPr>
   </w:style>
-  <w:style w:type="table" w:styleId="19" w:customStyle="1">
+  <w:style w:type="table" w:customStyle="1" w:styleId="19">
     <w:name w:val="19"/>
     <w:basedOn w:val="TableNormal"/>
     <w:pPr>
@@ -42917,7 +42832,7 @@
       <w:shd w:val="clear" w:color="auto" w:fill="EDF2F8"/>
     </w:tcPr>
   </w:style>
-  <w:style w:type="table" w:styleId="18" w:customStyle="1">
+  <w:style w:type="table" w:customStyle="1" w:styleId="18">
     <w:name w:val="18"/>
     <w:basedOn w:val="TableNormal"/>
     <w:pPr>
@@ -42940,7 +42855,7 @@
       <w:shd w:val="clear" w:color="auto" w:fill="EDF2F8"/>
     </w:tcPr>
   </w:style>
-  <w:style w:type="table" w:styleId="17" w:customStyle="1">
+  <w:style w:type="table" w:customStyle="1" w:styleId="17">
     <w:name w:val="17"/>
     <w:basedOn w:val="TableNormal"/>
     <w:pPr>
@@ -42963,7 +42878,7 @@
       <w:shd w:val="clear" w:color="auto" w:fill="EDF2F8"/>
     </w:tcPr>
   </w:style>
-  <w:style w:type="table" w:styleId="16" w:customStyle="1">
+  <w:style w:type="table" w:customStyle="1" w:styleId="16">
     <w:name w:val="16"/>
     <w:basedOn w:val="TableNormal"/>
     <w:pPr>
@@ -42986,7 +42901,7 @@
       <w:shd w:val="clear" w:color="auto" w:fill="EDF2F8"/>
     </w:tcPr>
   </w:style>
-  <w:style w:type="table" w:styleId="15" w:customStyle="1">
+  <w:style w:type="table" w:customStyle="1" w:styleId="15">
     <w:name w:val="15"/>
     <w:basedOn w:val="TableNormal"/>
     <w:pPr>
@@ -43009,7 +42924,7 @@
       <w:shd w:val="clear" w:color="auto" w:fill="EDF2F8"/>
     </w:tcPr>
   </w:style>
-  <w:style w:type="table" w:styleId="14" w:customStyle="1">
+  <w:style w:type="table" w:customStyle="1" w:styleId="14">
     <w:name w:val="14"/>
     <w:basedOn w:val="TableNormal"/>
     <w:pPr>
@@ -43032,7 +42947,7 @@
       <w:shd w:val="clear" w:color="auto" w:fill="EDF2F8"/>
     </w:tcPr>
   </w:style>
-  <w:style w:type="table" w:styleId="13" w:customStyle="1">
+  <w:style w:type="table" w:customStyle="1" w:styleId="13">
     <w:name w:val="13"/>
     <w:basedOn w:val="TableNormal"/>
     <w:pPr>
@@ -43055,7 +42970,7 @@
       <w:shd w:val="clear" w:color="auto" w:fill="EDF2F8"/>
     </w:tcPr>
   </w:style>
-  <w:style w:type="table" w:styleId="12" w:customStyle="1">
+  <w:style w:type="table" w:customStyle="1" w:styleId="12">
     <w:name w:val="12"/>
     <w:basedOn w:val="TableNormal"/>
     <w:pPr>
@@ -43078,7 +42993,7 @@
       <w:shd w:val="clear" w:color="auto" w:fill="EDF2F8"/>
     </w:tcPr>
   </w:style>
-  <w:style w:type="character" w:styleId="Mencinsinresolver2" w:customStyle="1">
+  <w:style w:type="character" w:customStyle="1" w:styleId="Mencinsinresolver2">
     <w:name w:val="Mención sin resolver2"/>
     <w:basedOn w:val="Fuentedeprrafopredeter"/>
     <w:uiPriority w:val="99"/>
@@ -43090,7 +43005,7 @@
       <w:shd w:val="clear" w:color="auto" w:fill="E1DFDD"/>
     </w:rPr>
   </w:style>
-  <w:style w:type="paragraph" w:styleId="Subtitle0" w:customStyle="1">
+  <w:style w:type="paragraph" w:customStyle="1" w:styleId="Subtitle0">
     <w:name w:val="Subtitle0"/>
     <w:basedOn w:val="Normal0"/>
     <w:next w:val="Normal0"/>
@@ -43105,7 +43020,7 @@
       <w:szCs w:val="30"/>
     </w:rPr>
   </w:style>
-  <w:style w:type="table" w:styleId="11" w:customStyle="1">
+  <w:style w:type="table" w:customStyle="1" w:styleId="11">
     <w:name w:val="11"/>
     <w:basedOn w:val="NormalTable1"/>
     <w:pPr>
@@ -43128,7 +43043,7 @@
       <w:shd w:val="clear" w:color="auto" w:fill="EDF2F8"/>
     </w:tcPr>
   </w:style>
-  <w:style w:type="table" w:styleId="10" w:customStyle="1">
+  <w:style w:type="table" w:customStyle="1" w:styleId="10">
     <w:name w:val="10"/>
     <w:basedOn w:val="NormalTable1"/>
     <w:pPr>
@@ -43151,7 +43066,7 @@
       <w:shd w:val="clear" w:color="auto" w:fill="EDF2F8"/>
     </w:tcPr>
   </w:style>
-  <w:style w:type="table" w:styleId="9" w:customStyle="1">
+  <w:style w:type="table" w:customStyle="1" w:styleId="9">
     <w:name w:val="9"/>
     <w:basedOn w:val="NormalTable1"/>
     <w:pPr>
@@ -43174,7 +43089,7 @@
       <w:shd w:val="clear" w:color="auto" w:fill="EDF2F8"/>
     </w:tcPr>
   </w:style>
-  <w:style w:type="table" w:styleId="8" w:customStyle="1">
+  <w:style w:type="table" w:customStyle="1" w:styleId="8">
     <w:name w:val="8"/>
     <w:basedOn w:val="NormalTable1"/>
     <w:pPr>
@@ -43197,7 +43112,7 @@
       <w:shd w:val="clear" w:color="auto" w:fill="EDF2F8"/>
     </w:tcPr>
   </w:style>
-  <w:style w:type="table" w:styleId="7" w:customStyle="1">
+  <w:style w:type="table" w:customStyle="1" w:styleId="7">
     <w:name w:val="7"/>
     <w:basedOn w:val="NormalTable1"/>
     <w:tblPr>
@@ -43211,7 +43126,7 @@
       </w:tblCellMar>
     </w:tblPr>
   </w:style>
-  <w:style w:type="table" w:styleId="6" w:customStyle="1">
+  <w:style w:type="table" w:customStyle="1" w:styleId="6">
     <w:name w:val="6"/>
     <w:basedOn w:val="NormalTable1"/>
     <w:tblPr>
@@ -43225,7 +43140,7 @@
       </w:tblCellMar>
     </w:tblPr>
   </w:style>
-  <w:style w:type="table" w:styleId="5" w:customStyle="1">
+  <w:style w:type="table" w:customStyle="1" w:styleId="5">
     <w:name w:val="5"/>
     <w:basedOn w:val="NormalTable1"/>
     <w:pPr>
@@ -43248,7 +43163,7 @@
       <w:shd w:val="clear" w:color="auto" w:fill="EDF2F8"/>
     </w:tcPr>
   </w:style>
-  <w:style w:type="table" w:styleId="4" w:customStyle="1">
+  <w:style w:type="table" w:customStyle="1" w:styleId="4">
     <w:name w:val="4"/>
     <w:basedOn w:val="NormalTable1"/>
     <w:pPr>
@@ -43271,7 +43186,7 @@
       <w:shd w:val="clear" w:color="auto" w:fill="EDF2F8"/>
     </w:tcPr>
   </w:style>
-  <w:style w:type="table" w:styleId="3" w:customStyle="1">
+  <w:style w:type="table" w:customStyle="1" w:styleId="3">
     <w:name w:val="3"/>
     <w:basedOn w:val="NormalTable1"/>
     <w:pPr>
@@ -43294,7 +43209,7 @@
       <w:shd w:val="clear" w:color="auto" w:fill="EDF2F8"/>
     </w:tcPr>
   </w:style>
-  <w:style w:type="table" w:styleId="2" w:customStyle="1">
+  <w:style w:type="table" w:customStyle="1" w:styleId="2">
     <w:name w:val="2"/>
     <w:basedOn w:val="NormalTable1"/>
     <w:pPr>
@@ -43317,7 +43232,7 @@
       <w:shd w:val="clear" w:color="auto" w:fill="EDF2F8"/>
     </w:tcPr>
   </w:style>
-  <w:style w:type="table" w:styleId="1" w:customStyle="1">
+  <w:style w:type="table" w:customStyle="1" w:styleId="1">
     <w:name w:val="1"/>
     <w:basedOn w:val="NormalTable1"/>
     <w:pPr>
@@ -43340,7 +43255,7 @@
       <w:shd w:val="clear" w:color="auto" w:fill="EDF2F8"/>
     </w:tcPr>
   </w:style>
-  <w:style w:type="paragraph" w:styleId="Default" w:customStyle="1">
+  <w:style w:type="paragraph" w:customStyle="1" w:styleId="Default">
     <w:name w:val="Default"/>
     <w:rsid w:val="00314C04"/>
     <w:pPr>
@@ -43367,7 +43282,7 @@
       <w:iCs/>
     </w:rPr>
   </w:style>
-  <w:style w:type="numbering" w:styleId="Listaactual1" w:customStyle="1">
+  <w:style w:type="numbering" w:customStyle="1" w:styleId="Listaactual1">
     <w:name w:val="Lista actual1"/>
     <w:uiPriority w:val="99"/>
     <w:rsid w:val="004A241B"/>
@@ -43413,7 +43328,7 @@
       <w:outlineLvl w:val="9"/>
     </w:pPr>
     <w:rPr>
-      <w:rFonts w:asciiTheme="majorHAnsi" w:hAnsiTheme="majorHAnsi" w:eastAsiaTheme="majorEastAsia" w:cstheme="majorBidi"/>
+      <w:rFonts w:asciiTheme="majorHAnsi" w:eastAsiaTheme="majorEastAsia" w:hAnsiTheme="majorHAnsi" w:cstheme="majorBidi"/>
       <w:color w:val="365F91" w:themeColor="accent1" w:themeShade="BF"/>
       <w:sz w:val="32"/>
       <w:szCs w:val="32"/>
@@ -50238,24 +50153,22 @@
 </file>
 
 <file path=customXml/item1.xml><?xml version="1.0" encoding="utf-8"?>
-<b:Sources xmlns:b="http://schemas.openxmlformats.org/officeDocument/2006/bibliography" xmlns="http://schemas.openxmlformats.org/officeDocument/2006/bibliography" SelectedStyle="\APASixthEditionOfficeOnline.xsl" StyleName="APA" Version="6"/>
-</file>
-
-<file path=customXml/item2.xml><?xml version="1.0" encoding="utf-8"?>
 <go:gDocsCustomXmlDataStorage xmlns:go="http://customooxmlschemas.google.com/" xmlns:r="http://schemas.openxmlformats.org/officeDocument/2006/relationships">
   <go:docsCustomData xmlns:go="http://customooxmlschemas.google.com/" roundtripDataSignature="AMtx7mh3w1sXrKwdjzYCxjbwPkf7wsIk5w==">AMUW2mWhRc/xLonLdtoI8dz4BVu2GREgE7++Eme5Ko+W5/2G+QfXPKxV7NwLPPaJ77IM2LrlHDguxVZnDKcg4iQIvJIe+zJ9DBWjUaWFI+z0k4HbdiCFsJo=</go:docsCustomData>
 </go:gDocsCustomXmlDataStorage>
 </file>
 
+<file path=customXml/item2.xml><?xml version="1.0" encoding="utf-8"?>
+<b:Sources xmlns:b="http://schemas.openxmlformats.org/officeDocument/2006/bibliography" xmlns="http://schemas.openxmlformats.org/officeDocument/2006/bibliography" SelectedStyle="\APASixthEditionOfficeOnline.xsl" StyleName="APA" Version="6"/>
+</file>
+
 <file path=customXml/item3.xml><?xml version="1.0" encoding="utf-8"?>
-<p:properties xmlns:p="http://schemas.microsoft.com/office/2006/metadata/properties" xmlns:xsi="http://www.w3.org/2001/XMLSchema-instance" xmlns:pc="http://schemas.microsoft.com/office/infopath/2007/PartnerControls">
-  <documentManagement>
-    <TaxCatchAll xmlns="cb45339b-ced9-4d0d-8f64-77573914d53b" xsi:nil="true"/>
-    <lcf76f155ced4ddcb4097134ff3c332f xmlns="43a3ca16-9c26-4813-b83f-4aec9927b43f">
-      <Terms xmlns="http://schemas.microsoft.com/office/infopath/2007/PartnerControls"/>
-    </lcf76f155ced4ddcb4097134ff3c332f>
-  </documentManagement>
-</p:properties>
+<?mso-contentType ?>
+<FormTemplates xmlns="http://schemas.microsoft.com/sharepoint/v3/contenttype/forms">
+  <Display>DocumentLibraryForm</Display>
+  <Edit>DocumentLibraryForm</Edit>
+  <New>DocumentLibraryForm</New>
+</FormTemplates>
 </file>
 
 <file path=customXml/item4.xml><?xml version="1.0" encoding="utf-8"?>
@@ -50494,23 +50407,17 @@
 </file>
 
 <file path=customXml/item5.xml><?xml version="1.0" encoding="utf-8"?>
-<?mso-contentType ?>
-<FormTemplates xmlns="http://schemas.microsoft.com/sharepoint/v3/contenttype/forms">
-  <Display>DocumentLibraryForm</Display>
-  <Edit>DocumentLibraryForm</Edit>
-  <New>DocumentLibraryForm</New>
-</FormTemplates>
+<p:properties xmlns:p="http://schemas.microsoft.com/office/2006/metadata/properties" xmlns:xsi="http://www.w3.org/2001/XMLSchema-instance" xmlns:pc="http://schemas.microsoft.com/office/infopath/2007/PartnerControls">
+  <documentManagement>
+    <TaxCatchAll xmlns="cb45339b-ced9-4d0d-8f64-77573914d53b" xsi:nil="true"/>
+    <lcf76f155ced4ddcb4097134ff3c332f xmlns="43a3ca16-9c26-4813-b83f-4aec9927b43f">
+      <Terms xmlns="http://schemas.microsoft.com/office/infopath/2007/PartnerControls"/>
+    </lcf76f155ced4ddcb4097134ff3c332f>
+  </documentManagement>
+</p:properties>
 </file>
 
 <file path=customXml/itemProps1.xml><?xml version="1.0" encoding="utf-8"?>
-<ds:datastoreItem xmlns:ds="http://schemas.openxmlformats.org/officeDocument/2006/customXml" ds:itemID="{2EB34770-2066-4E14-8266-0EE2217EEC9C}">
-  <ds:schemaRefs>
-    <ds:schemaRef ds:uri="http://schemas.openxmlformats.org/officeDocument/2006/bibliography"/>
-  </ds:schemaRefs>
-</ds:datastoreItem>
-</file>
-
-<file path=customXml/itemProps2.xml><?xml version="1.0" encoding="utf-8"?>
 <ds:datastoreItem xmlns:ds="http://schemas.openxmlformats.org/officeDocument/2006/customXml" ds:itemID="{11111111-1234-1234-1234-123412341234}">
   <ds:schemaRefs>
     <ds:schemaRef ds:uri="http://customooxmlschemas.google.com/"/>
@@ -50519,13 +50426,18 @@
 </ds:datastoreItem>
 </file>
 
+<file path=customXml/itemProps2.xml><?xml version="1.0" encoding="utf-8"?>
+<ds:datastoreItem xmlns:ds="http://schemas.openxmlformats.org/officeDocument/2006/customXml" ds:itemID="{2EB34770-2066-4E14-8266-0EE2217EEC9C}">
+  <ds:schemaRefs>
+    <ds:schemaRef ds:uri="http://schemas.openxmlformats.org/officeDocument/2006/bibliography"/>
+  </ds:schemaRefs>
+</ds:datastoreItem>
+</file>
+
 <file path=customXml/itemProps3.xml><?xml version="1.0" encoding="utf-8"?>
-<ds:datastoreItem xmlns:ds="http://schemas.openxmlformats.org/officeDocument/2006/customXml" ds:itemID="{9D9B1A75-0210-4935-8179-95DF20A26AD1}">
+<ds:datastoreItem xmlns:ds="http://schemas.openxmlformats.org/officeDocument/2006/customXml" ds:itemID="{83102ECF-E44F-4F73-A78F-FE313D1BFB9A}">
   <ds:schemaRefs>
-    <ds:schemaRef ds:uri="http://schemas.microsoft.com/office/2006/metadata/properties"/>
-    <ds:schemaRef ds:uri="http://schemas.microsoft.com/office/infopath/2007/PartnerControls"/>
-    <ds:schemaRef ds:uri="cb45339b-ced9-4d0d-8f64-77573914d53b"/>
-    <ds:schemaRef ds:uri="43a3ca16-9c26-4813-b83f-4aec9927b43f"/>
+    <ds:schemaRef ds:uri="http://schemas.microsoft.com/sharepoint/v3/contenttype/forms"/>
   </ds:schemaRefs>
 </ds:datastoreItem>
 </file>
@@ -50550,9 +50462,12 @@
 </file>
 
 <file path=customXml/itemProps5.xml><?xml version="1.0" encoding="utf-8"?>
-<ds:datastoreItem xmlns:ds="http://schemas.openxmlformats.org/officeDocument/2006/customXml" ds:itemID="{83102ECF-E44F-4F73-A78F-FE313D1BFB9A}">
+<ds:datastoreItem xmlns:ds="http://schemas.openxmlformats.org/officeDocument/2006/customXml" ds:itemID="{9D9B1A75-0210-4935-8179-95DF20A26AD1}">
   <ds:schemaRefs>
-    <ds:schemaRef ds:uri="http://schemas.microsoft.com/sharepoint/v3/contenttype/forms"/>
+    <ds:schemaRef ds:uri="http://schemas.microsoft.com/office/2006/metadata/properties"/>
+    <ds:schemaRef ds:uri="http://schemas.microsoft.com/office/infopath/2007/PartnerControls"/>
+    <ds:schemaRef ds:uri="cb45339b-ced9-4d0d-8f64-77573914d53b"/>
+    <ds:schemaRef ds:uri="43a3ca16-9c26-4813-b83f-4aec9927b43f"/>
   </ds:schemaRefs>
 </ds:datastoreItem>
 </file>